--- a/docs/Lady-Nelson-Sailings-Manual.docx
+++ b/docs/Lady-Nelson-Sailings-Manual.docx
@@ -2,14 +2,6 @@
 <file path=word/document.xml><?xml version="1.0" encoding="utf-8"?>
 <w:document xmlns:w="http://schemas.openxmlformats.org/wordprocessingml/2006/main" xmlns:m="http://schemas.openxmlformats.org/officeDocument/2006/math" xmlns:r="http://schemas.openxmlformats.org/officeDocument/2006/relationships" xmlns:o="urn:schemas-microsoft-com:office:office" xmlns:v="urn:schemas-microsoft-com:vml" xmlns:w10="urn:schemas-microsoft-com:office:word" xmlns:a="http://schemas.openxmlformats.org/drawingml/2006/main" xmlns:pic="http://schemas.openxmlformats.org/drawingml/2006/picture" xmlns:wp="http://schemas.openxmlformats.org/drawingml/2006/wordprocessingDrawing">
   <w:body>
-    <w:p>
-      <w:pPr>
-        <w:pStyle w:val="Title"/>
-      </w:pPr>
-      <w:r>
-        <w:t xml:space="preserve">Lady Nelson Sailings — Operations &amp; Development Manual</w:t>
-      </w:r>
-    </w:p>
     <w:sdt>
       <w:sdtPr>
         <w:docPartObj>
@@ -36,10 +28,19 @@
         </w:p>
       </w:sdtContent>
     </w:sdt>
+    <w:bookmarkStart w:id="17" w:name="chap-00"/>
+    <w:p>
+      <w:pPr>
+        <w:pStyle w:val="Heading1"/>
+      </w:pPr>
+      <w:r>
+        <w:t xml:space="preserve">Lady Nelson Sailings — Operations &amp; Development Manual</w:t>
+      </w:r>
+    </w:p>
     <w:bookmarkStart w:id="16" w:name="Xe3d0fc0bea9a42ce7605565d0964033d7f6ee47"/>
     <w:p>
       <w:pPr>
-        <w:pStyle w:val="Heading1"/>
+        <w:pStyle w:val="Heading2"/>
       </w:pPr>
       <w:r>
         <w:t xml:space="preserve">1. Introduction</w:t>
@@ -48,7 +49,7 @@
     <w:bookmarkStart w:id="9" w:name="Xc424541ac49aab1d2dd2d63755c836212fadd63"/>
     <w:p>
       <w:pPr>
-        <w:pStyle w:val="Heading2"/>
+        <w:pStyle w:val="Heading3"/>
       </w:pPr>
       <w:r>
         <w:t xml:space="preserve">1.1 About this manual</w:t>
@@ -127,7 +128,8 @@
     <w:tbl>
       <w:tblPr>
         <w:tblStyle w:val="Table"/>
-        <w:tblW w:type="auto" w:w="0"/>
+        <w:tblW w:type="pct" w:w="5000"/>
+        <w:tblLayout w:type="fixed"/>
         <w:tblLook w:firstRow="1" w:lastRow="0" w:firstColumn="0" w:lastColumn="0" w:noHBand="0" w:noVBand="0" w:val="0020"/>
       </w:tblPr>
       <w:tblGrid>
@@ -191,7 +193,7 @@
             <w:pPr>
               <w:pStyle w:val="Compact"/>
             </w:pPr>
-            <w:hyperlink w:anchor="Xe3d0fc0bea9a42ce7605565d0964033d7f6ee47">
+            <w:hyperlink w:anchor="chap-00">
               <w:r>
                 <w:rPr>
                   <w:rStyle w:val="VerbatimChar"/>
@@ -231,7 +233,7 @@
             <w:pPr>
               <w:pStyle w:val="Compact"/>
             </w:pPr>
-            <w:hyperlink w:anchor="Xeb80370ef8b46065a6f3bd99ea382a441080bf0">
+            <w:hyperlink w:anchor="chap-10">
               <w:r>
                 <w:rPr>
                   <w:rStyle w:val="VerbatimChar"/>
@@ -271,7 +273,7 @@
             <w:pPr>
               <w:pStyle w:val="Compact"/>
             </w:pPr>
-            <w:hyperlink w:anchor="X1869ba026750810f497781f1a15f1801163b6d7">
+            <w:hyperlink w:anchor="chap-20">
               <w:r>
                 <w:rPr>
                   <w:rStyle w:val="VerbatimChar"/>
@@ -311,7 +313,7 @@
             <w:pPr>
               <w:pStyle w:val="Compact"/>
             </w:pPr>
-            <w:hyperlink w:anchor="Xa3d6842f38107caf298be9f8c0e2eb09600736d">
+            <w:hyperlink w:anchor="chap-30">
               <w:r>
                 <w:rPr>
                   <w:rStyle w:val="VerbatimChar"/>
@@ -351,7 +353,7 @@
             <w:pPr>
               <w:pStyle w:val="Compact"/>
             </w:pPr>
-            <w:hyperlink w:anchor="Xecf8243847251b3c988352299e18cf5ccf8df8a">
+            <w:hyperlink w:anchor="chap-40">
               <w:r>
                 <w:rPr>
                   <w:rStyle w:val="VerbatimChar"/>
@@ -391,7 +393,7 @@
             <w:pPr>
               <w:pStyle w:val="Compact"/>
             </w:pPr>
-            <w:hyperlink w:anchor="Xec1d037a3565c981c81527ac25bc43cb18d1491">
+            <w:hyperlink w:anchor="chap-50">
               <w:r>
                 <w:rPr>
                   <w:rStyle w:val="VerbatimChar"/>
@@ -431,7 +433,7 @@
             <w:pPr>
               <w:pStyle w:val="Compact"/>
             </w:pPr>
-            <w:hyperlink w:anchor="Xa8eebf661c29b2a8d0dc7fa75f58bd9e3c53e1f">
+            <w:hyperlink w:anchor="chap-60">
               <w:r>
                 <w:rPr>
                   <w:rStyle w:val="VerbatimChar"/>
@@ -485,7 +487,7 @@
     <w:bookmarkStart w:id="10" w:name="X6b06aa17c1083f679a69f131e61db5d7626ff81"/>
     <w:p>
       <w:pPr>
-        <w:pStyle w:val="Heading2"/>
+        <w:pStyle w:val="Heading3"/>
       </w:pPr>
       <w:r>
         <w:t xml:space="preserve">1.2 What the site is for</w:t>
@@ -567,7 +569,13 @@
         <w:t xml:space="preserve"> </w:t>
       </w:r>
       <w:r>
-        <w:t xml:space="preserve">("sailings") — day sails, training sails, maintenance and</w:t>
+        <w:t xml:space="preserve">(</w:t>
+      </w:r>
+      <w:r>
+        <w:t xml:space="preserve">“sailings”</w:t>
+      </w:r>
+      <w:r>
+        <w:t xml:space="preserve">) — day sails, training sails, maintenance and</w:t>
       </w:r>
       <w:r>
         <w:t xml:space="preserve"> </w:t>
@@ -705,13 +713,25 @@
         <w:pStyle w:val="FirstParagraph"/>
       </w:pPr>
       <w:r>
-        <w:t xml:space="preserve">Members see their own voyage history and registrations through a personal "My</w:t>
-      </w:r>
-      <w:r>
-        <w:t xml:space="preserve"> </w:t>
-      </w:r>
-      <w:r>
-        <w:t xml:space="preserve">Registrations" dashboard. Access is controlled by</w:t>
+        <w:t xml:space="preserve">Members see their own voyage history and registrations through a personal</w:t>
+      </w:r>
+      <w:r>
+        <w:t xml:space="preserve"> </w:t>
+      </w:r>
+      <w:r>
+        <w:t xml:space="preserve">“My</w:t>
+      </w:r>
+      <w:r>
+        <w:t xml:space="preserve"> </w:t>
+      </w:r>
+      <w:r>
+        <w:t xml:space="preserve">Registrations”</w:t>
+      </w:r>
+      <w:r>
+        <w:t xml:space="preserve"> </w:t>
+      </w:r>
+      <w:r>
+        <w:t xml:space="preserve">dashboard. Access is controlled by</w:t>
       </w:r>
       <w:r>
         <w:t xml:space="preserve"> </w:t>
@@ -797,7 +817,7 @@
     <w:bookmarkStart w:id="12" w:name="Xe730bc72a5776104d0a9b280265503b8fb8a5b4"/>
     <w:p>
       <w:pPr>
-        <w:pStyle w:val="Heading2"/>
+        <w:pStyle w:val="Heading3"/>
       </w:pPr>
       <w:r>
         <w:t xml:space="preserve">1.3 Ruby on Rails in brief</w:t>
@@ -1071,7 +1091,7 @@
         <w:t xml:space="preserve"> </w:t>
       </w:r>
       <w:r>
-        <w:t xml:space="preserve">Rails' Active Record layer lets you work with database</w:t>
+        <w:t xml:space="preserve">Rails’ Active Record layer lets you work with database</w:t>
       </w:r>
       <w:r>
         <w:t xml:space="preserve"> </w:t>
@@ -1186,7 +1206,7 @@
     <w:bookmarkStart w:id="13" w:name="X4e47ebb11e7b46d2dbfedf10cfea8488b4303b5"/>
     <w:p>
       <w:pPr>
-        <w:pStyle w:val="Heading2"/>
+        <w:pStyle w:val="Heading3"/>
       </w:pPr>
       <w:r>
         <w:t xml:space="preserve">1.4 How this app is built (the stack)</w:t>
@@ -1254,7 +1274,7 @@
         <w:t xml:space="preserve"> </w:t>
       </w:r>
       <w:r>
-        <w:t xml:space="preserve">Unusually, the app uses SQLite in every environment,</w:t>
+        <w:t xml:space="preserve">The app uses SQLite in every environment,</w:t>
       </w:r>
       <w:r>
         <w:t xml:space="preserve"> </w:t>
@@ -1288,7 +1308,7 @@
         <w:t xml:space="preserve">storage/</w:t>
       </w:r>
       <w:r>
-        <w:t xml:space="preserve">: the main application database plus three that back Rails' own subsystems —</w:t>
+        <w:t xml:space="preserve">: the main application database plus three that back Rails’ own subsystems —</w:t>
       </w:r>
       <w:r>
         <w:t xml:space="preserve"> </w:t>
@@ -1451,7 +1471,35 @@
           <w:b/>
           <w:bCs/>
         </w:rPr>
-        <w:t xml:space="preserve">The "Solid" trio, all on the database.</w:t>
+        <w:t xml:space="preserve">The</w:t>
+      </w:r>
+      <w:r>
+        <w:rPr>
+          <w:b/>
+          <w:bCs/>
+        </w:rPr>
+        <w:t xml:space="preserve"> </w:t>
+      </w:r>
+      <w:r>
+        <w:rPr>
+          <w:b/>
+          <w:bCs/>
+        </w:rPr>
+        <w:t xml:space="preserve">“Solid”</w:t>
+      </w:r>
+      <w:r>
+        <w:rPr>
+          <w:b/>
+          <w:bCs/>
+        </w:rPr>
+        <w:t xml:space="preserve"> </w:t>
+      </w:r>
+      <w:r>
+        <w:rPr>
+          <w:b/>
+          <w:bCs/>
+        </w:rPr>
+        <w:t xml:space="preserve">trio, all on the database.</w:t>
       </w:r>
       <w:r>
         <w:t xml:space="preserve"> </w:t>
@@ -1629,7 +1677,7 @@
     <w:bookmarkStart w:id="14" w:name="Xe1fc5c63862234b9fd7999b7ef28348f15cf367"/>
     <w:p>
       <w:pPr>
-        <w:pStyle w:val="Heading2"/>
+        <w:pStyle w:val="Heading3"/>
       </w:pPr>
       <w:r>
         <w:t xml:space="preserve">1.5 Running and operating it, at a glance</w:t>
@@ -1710,7 +1758,7 @@
       <w:r>
         <w:t xml:space="preserve"> </w:t>
       </w:r>
-      <w:hyperlink w:anchor="Xeb80370ef8b46065a6f3bd99ea382a441080bf0">
+      <w:hyperlink w:anchor="chap-10">
         <w:r>
           <w:rPr>
             <w:rStyle w:val="Hyperlink"/>
@@ -1754,7 +1802,7 @@
       <w:r>
         <w:t xml:space="preserve"> </w:t>
       </w:r>
-      <w:hyperlink w:anchor="X1869ba026750810f497781f1a15f1801163b6d7">
+      <w:hyperlink w:anchor="chap-20">
         <w:r>
           <w:rPr>
             <w:rStyle w:val="Hyperlink"/>
@@ -1876,7 +1924,7 @@
       <w:r>
         <w:t xml:space="preserve"> </w:t>
       </w:r>
-      <w:hyperlink w:anchor="Xa3d6842f38107caf298be9f8c0e2eb09600736d">
+      <w:hyperlink w:anchor="chap-30">
         <w:r>
           <w:rPr>
             <w:rStyle w:val="Hyperlink"/>
@@ -1952,7 +2000,7 @@
       <w:r>
         <w:t xml:space="preserve"> </w:t>
       </w:r>
-      <w:hyperlink w:anchor="Xecf8243847251b3c988352299e18cf5ccf8df8a">
+      <w:hyperlink w:anchor="chap-40">
         <w:r>
           <w:rPr>
             <w:rStyle w:val="Hyperlink"/>
@@ -2000,7 +2048,7 @@
         <w:t xml:space="preserve"> </w:t>
       </w:r>
       <w:r>
-        <w:t xml:space="preserve">health-check endpoint and the application's</w:t>
+        <w:t xml:space="preserve">health-check endpoint and the application’s</w:t>
       </w:r>
       <w:r>
         <w:t xml:space="preserve"> </w:t>
@@ -2011,7 +2059,7 @@
       <w:r>
         <w:t xml:space="preserve"> </w:t>
       </w:r>
-      <w:hyperlink w:anchor="Xec1d037a3565c981c81527ac25bc43cb18d1491">
+      <w:hyperlink w:anchor="chap-50">
         <w:r>
           <w:rPr>
             <w:rStyle w:val="Hyperlink"/>
@@ -2027,7 +2075,7 @@
       <w:r>
         <w:t xml:space="preserve"> </w:t>
       </w:r>
-      <w:hyperlink w:anchor="Xa8eebf661c29b2a8d0dc7fa75f58bd9e3c53e1f">
+      <w:hyperlink w:anchor="chap-60">
         <w:r>
           <w:rPr>
             <w:rStyle w:val="Hyperlink"/>
@@ -2048,7 +2096,7 @@
     <w:bookmarkStart w:id="15" w:name="X8f15af25149ee4a790dd1f047beed2fdaa1667a"/>
     <w:p>
       <w:pPr>
-        <w:pStyle w:val="Heading2"/>
+        <w:pStyle w:val="Heading3"/>
       </w:pPr>
       <w:r>
         <w:t xml:space="preserve">1.6 Related documents</w:t>
@@ -2112,7 +2160,8 @@
     </w:p>
     <w:bookmarkEnd w:id="15"/>
     <w:bookmarkEnd w:id="16"/>
-    <w:bookmarkStart w:id="44" w:name="Xeb80370ef8b46065a6f3bd99ea382a441080bf0"/>
+    <w:bookmarkEnd w:id="17"/>
+    <w:bookmarkStart w:id="46" w:name="chap-10"/>
     <w:p>
       <w:pPr>
         <w:pStyle w:val="Heading1"/>
@@ -2307,7 +2356,7 @@
         </w:pict>
       </w:r>
     </w:p>
-    <w:bookmarkStart w:id="21" w:name="X904acc21f1eefe289911a7c96f9327c0f7b6bfe"/>
+    <w:bookmarkStart w:id="22" w:name="X904acc21f1eefe289911a7c96f9327c0f7b6bfe"/>
     <w:p>
       <w:pPr>
         <w:pStyle w:val="Heading2"/>
@@ -2336,7 +2385,7 @@
         <w:t xml:space="preserve">need to be a Linux expert — you only need a handful of commands.</w:t>
       </w:r>
     </w:p>
-    <w:bookmarkStart w:id="17" w:name="install-wsl-and-ubuntu"/>
+    <w:bookmarkStart w:id="18" w:name="install-wsl-and-ubuntu"/>
     <w:p>
       <w:pPr>
         <w:pStyle w:val="Heading3"/>
@@ -2347,7 +2396,6 @@
     </w:p>
     <w:p>
       <w:pPr>
-        <w:pStyle w:val="Compact"/>
         <w:numPr>
           <w:ilvl w:val="0"/>
           <w:numId w:val="1006"/>
@@ -2388,7 +2436,6 @@
     </w:p>
     <w:p>
       <w:pPr>
-        <w:pStyle w:val="Compact"/>
         <w:numPr>
           <w:ilvl w:val="0"/>
           <w:numId w:val="1006"/>
@@ -2427,7 +2474,6 @@
     </w:p>
     <w:p>
       <w:pPr>
-        <w:pStyle w:val="Compact"/>
         <w:numPr>
           <w:ilvl w:val="0"/>
           <w:numId w:val="1000"/>
@@ -2439,7 +2485,6 @@
     </w:p>
     <w:p>
       <w:pPr>
-        <w:pStyle w:val="Compact"/>
         <w:numPr>
           <w:ilvl w:val="0"/>
           <w:numId w:val="1006"/>
@@ -2540,8 +2585,8 @@
         <w:t xml:space="preserve">PowerShell or Command Prompt.</w:t>
       </w:r>
     </w:p>
-    <w:bookmarkEnd w:id="17"/>
-    <w:bookmarkStart w:id="19" w:name="two-rules-that-save-a-lot-of-pain"/>
+    <w:bookmarkEnd w:id="18"/>
+    <w:bookmarkStart w:id="20" w:name="two-rules-that-save-a-lot-of-pain"/>
     <w:p>
       <w:pPr>
         <w:pStyle w:val="Heading3"/>
@@ -2663,7 +2708,7 @@
       <w:r>
         <w:t xml:space="preserve"> </w:t>
       </w:r>
-      <w:hyperlink r:id="rId18">
+      <w:hyperlink r:id="rId19">
         <w:r>
           <w:rPr>
             <w:rStyle w:val="Hyperlink"/>
@@ -2715,8 +2760,8 @@
         <w:t xml:space="preserve">familiar editor without copying files back and forth.</w:t>
       </w:r>
     </w:p>
-    <w:bookmarkEnd w:id="19"/>
-    <w:bookmarkStart w:id="20" w:name="install-the-build-tools-ruby-needs"/>
+    <w:bookmarkEnd w:id="20"/>
+    <w:bookmarkStart w:id="21" w:name="install-the-build-tools-ruby-needs"/>
     <w:p>
       <w:pPr>
         <w:pStyle w:val="Heading3"/>
@@ -2876,9 +2921,9 @@
         </w:pict>
       </w:r>
     </w:p>
-    <w:bookmarkEnd w:id="20"/>
     <w:bookmarkEnd w:id="21"/>
-    <w:bookmarkStart w:id="24" w:name="X11cd6e32c563b677ab6601e5d26cebedda30032"/>
+    <w:bookmarkEnd w:id="22"/>
+    <w:bookmarkStart w:id="25" w:name="X11cd6e32c563b677ab6601e5d26cebedda30032"/>
     <w:p>
       <w:pPr>
         <w:pStyle w:val="Heading2"/>
@@ -2897,7 +2942,7 @@
       <w:r>
         <w:t xml:space="preserve"> </w:t>
       </w:r>
-      <w:hyperlink r:id="rId22">
+      <w:hyperlink r:id="rId23">
         <w:r>
           <w:rPr>
             <w:rStyle w:val="VerbatimChar"/>
@@ -2930,7 +2975,7 @@
       <w:r>
         <w:t xml:space="preserve"> </w:t>
       </w:r>
-      <w:hyperlink r:id="rId23">
+      <w:hyperlink r:id="rId24">
         <w:r>
           <w:rPr>
             <w:rStyle w:val="Hyperlink"/>
@@ -3185,8 +3230,8 @@
         </w:pict>
       </w:r>
     </w:p>
-    <w:bookmarkEnd w:id="24"/>
-    <w:bookmarkStart w:id="25" w:name="Xabdccfdf63509ce57e3469c7e73de1a33cdd391"/>
+    <w:bookmarkEnd w:id="25"/>
+    <w:bookmarkStart w:id="26" w:name="Xabdccfdf63509ce57e3469c7e73de1a33cdd391"/>
     <w:p>
       <w:pPr>
         <w:pStyle w:val="Heading2"/>
@@ -3308,8 +3353,8 @@
         </w:pict>
       </w:r>
     </w:p>
-    <w:bookmarkEnd w:id="25"/>
-    <w:bookmarkStart w:id="28" w:name="Xa209ae5fc4d5d33660c73ccd74673a62cc84556"/>
+    <w:bookmarkEnd w:id="26"/>
+    <w:bookmarkStart w:id="29" w:name="Xa209ae5fc4d5d33660c73ccd74673a62cc84556"/>
     <w:p>
       <w:pPr>
         <w:pStyle w:val="Heading2"/>
@@ -3371,7 +3416,7 @@
       <w:r>
         <w:t xml:space="preserve"> </w:t>
       </w:r>
-      <w:hyperlink r:id="rId26">
+      <w:hyperlink r:id="rId27">
         <w:r>
           <w:rPr>
             <w:rStyle w:val="VerbatimChar"/>
@@ -3420,7 +3465,7 @@
       <w:r>
         <w:t xml:space="preserve"> </w:t>
       </w:r>
-      <w:hyperlink r:id="rId27">
+      <w:hyperlink r:id="rId28">
         <w:r>
           <w:rPr>
             <w:rStyle w:val="VerbatimChar"/>
@@ -3505,14 +3550,13 @@
     </w:p>
     <w:p>
       <w:pPr>
-        <w:pStyle w:val="Compact"/>
         <w:numPr>
           <w:ilvl w:val="0"/>
           <w:numId w:val="1008"/>
         </w:numPr>
       </w:pPr>
       <w:r>
-        <w:t xml:space="preserve">Ask an existing maintainer for the project's master key. It is a single line of 32</w:t>
+        <w:t xml:space="preserve">Ask an existing maintainer for the project’s master key. It is a single line of 32</w:t>
       </w:r>
       <w:r>
         <w:t xml:space="preserve"> </w:t>
@@ -3529,7 +3573,6 @@
     </w:p>
     <w:p>
       <w:pPr>
-        <w:pStyle w:val="Compact"/>
         <w:numPr>
           <w:ilvl w:val="0"/>
           <w:numId w:val="1008"/>
@@ -3666,7 +3709,7 @@
         <w:t xml:space="preserve"> </w:t>
       </w:r>
       <w:r>
-        <w:t xml:space="preserve">If you ever genuinely need fresh credentials — e.g. a throwaway fork — you can run</w:t>
+        <w:t xml:space="preserve">If you ever genuinely need fresh credentials — e.g. a throwaway fork — you can run</w:t>
       </w:r>
       <w:r>
         <w:t xml:space="preserve"> </w:t>
@@ -3709,8 +3752,8 @@
         </w:pict>
       </w:r>
     </w:p>
-    <w:bookmarkEnd w:id="28"/>
-    <w:bookmarkStart w:id="32" w:name="X284d6897204143a179bf41ca7ca06f50ce9936b"/>
+    <w:bookmarkEnd w:id="29"/>
+    <w:bookmarkStart w:id="33" w:name="X284d6897204143a179bf41ca7ca06f50ce9936b"/>
     <w:p>
       <w:pPr>
         <w:pStyle w:val="Heading2"/>
@@ -3757,7 +3800,7 @@
       <w:pPr>
         <w:pStyle w:val="FirstParagraph"/>
       </w:pPr>
-      <w:hyperlink r:id="rId29">
+      <w:hyperlink r:id="rId30">
         <w:r>
           <w:rPr>
             <w:rStyle w:val="VerbatimChar"/>
@@ -3870,7 +3913,7 @@
       <w:pPr>
         <w:pStyle w:val="FirstParagraph"/>
       </w:pPr>
-      <w:hyperlink r:id="rId30">
+      <w:hyperlink r:id="rId31">
         <w:r>
           <w:rPr>
             <w:rStyle w:val="VerbatimChar"/>
@@ -3888,7 +3931,8 @@
     <w:tbl>
       <w:tblPr>
         <w:tblStyle w:val="Table"/>
-        <w:tblW w:type="auto" w:w="0"/>
+        <w:tblW w:type="pct" w:w="5000"/>
+        <w:tblLayout w:type="fixed"/>
         <w:tblLook w:firstRow="1" w:lastRow="0" w:firstColumn="0" w:lastColumn="0" w:noHBand="0" w:noVBand="0" w:val="0020"/>
       </w:tblPr>
       <w:tblGrid>
@@ -3997,7 +4041,7 @@
         <w:t xml:space="preserve">. Sign in with the account above.</w:t>
       </w:r>
     </w:p>
-    <w:bookmarkStart w:id="31" w:name="running-the-server-later"/>
+    <w:bookmarkStart w:id="32" w:name="running-the-server-later"/>
     <w:p>
       <w:pPr>
         <w:pStyle w:val="Heading3"/>
@@ -4084,9 +4128,9 @@
         </w:pict>
       </w:r>
     </w:p>
-    <w:bookmarkEnd w:id="31"/>
     <w:bookmarkEnd w:id="32"/>
-    <w:bookmarkStart w:id="36" w:name="Xd946b42f8db3f88d71195aba0cc9a8286bc69dd"/>
+    <w:bookmarkEnd w:id="33"/>
+    <w:bookmarkStart w:id="37" w:name="Xd946b42f8db3f88d71195aba0cc9a8286bc69dd"/>
     <w:p>
       <w:pPr>
         <w:pStyle w:val="Heading2"/>
@@ -4116,7 +4160,7 @@
         <w:t xml:space="preserve"> </w:t>
       </w:r>
       <w:r>
-        <w:t xml:space="preserve">(Rails' built-in framework). Tests run in parallel across your</w:t>
+        <w:t xml:space="preserve">(Rails’ built-in framework). Tests run in parallel across your</w:t>
       </w:r>
       <w:r>
         <w:t xml:space="preserve"> </w:t>
@@ -4127,7 +4171,7 @@
       <w:r>
         <w:t xml:space="preserve"> </w:t>
       </w:r>
-      <w:hyperlink r:id="rId33">
+      <w:hyperlink r:id="rId34">
         <w:r>
           <w:rPr>
             <w:rStyle w:val="VerbatimChar"/>
@@ -4204,7 +4248,7 @@
         <w:t xml:space="preserve"># one test, by line number</w:t>
       </w:r>
     </w:p>
-    <w:bookmarkStart w:id="35" w:name="system-tests-browser-tests"/>
+    <w:bookmarkStart w:id="36" w:name="system-tests-browser-tests"/>
     <w:p>
       <w:pPr>
         <w:pStyle w:val="Heading3"/>
@@ -4265,7 +4309,19 @@
         <w:t xml:space="preserve"> </w:t>
       </w:r>
       <w:r>
-        <w:t xml:space="preserve">private "Chrome for Testing" build, and the suite is configured to point at it (see the</w:t>
+        <w:t xml:space="preserve">private</w:t>
+      </w:r>
+      <w:r>
+        <w:t xml:space="preserve"> </w:t>
+      </w:r>
+      <w:r>
+        <w:t xml:space="preserve">“Chrome for Testing”</w:t>
+      </w:r>
+      <w:r>
+        <w:t xml:space="preserve"> </w:t>
+      </w:r>
+      <w:r>
+        <w:t xml:space="preserve">build, and the suite is configured to point at it (see the</w:t>
       </w:r>
       <w:r>
         <w:t xml:space="preserve"> </w:t>
@@ -4276,7 +4332,7 @@
       <w:r>
         <w:t xml:space="preserve"> </w:t>
       </w:r>
-      <w:hyperlink r:id="rId34">
+      <w:hyperlink r:id="rId35">
         <w:r>
           <w:rPr>
             <w:rStyle w:val="VerbatimChar"/>
@@ -4348,7 +4404,7 @@
         <w:t xml:space="preserve">libgbm.so</w:t>
       </w:r>
       <w:r>
-        <w:t xml:space="preserve">), install Chrome's</w:t>
+        <w:t xml:space="preserve">), install Chrome’s</w:t>
       </w:r>
       <w:r>
         <w:t xml:space="preserve"> </w:t>
@@ -4393,9 +4449,9 @@
         </w:pict>
       </w:r>
     </w:p>
-    <w:bookmarkEnd w:id="35"/>
     <w:bookmarkEnd w:id="36"/>
-    <w:bookmarkStart w:id="39" w:name="Xe70367d8870a451c62dfbe0eacc86e2811264cb"/>
+    <w:bookmarkEnd w:id="37"/>
+    <w:bookmarkStart w:id="40" w:name="Xe70367d8870a451c62dfbe0eacc86e2811264cb"/>
     <w:p>
       <w:pPr>
         <w:pStyle w:val="Heading2"/>
@@ -4414,7 +4470,7 @@
       <w:r>
         <w:t xml:space="preserve"> </w:t>
       </w:r>
-      <w:hyperlink r:id="rId37">
+      <w:hyperlink r:id="rId38">
         <w:r>
           <w:rPr>
             <w:rStyle w:val="VerbatimChar"/>
@@ -4561,7 +4617,7 @@
       <w:r>
         <w:t xml:space="preserve"> </w:t>
       </w:r>
-      <w:hyperlink r:id="rId38">
+      <w:hyperlink r:id="rId39">
         <w:r>
           <w:rPr>
             <w:rStyle w:val="VerbatimChar"/>
@@ -4570,13 +4626,19 @@
         </w:r>
       </w:hyperlink>
       <w:r>
-        <w:t xml:space="preserve">, which inherits Rails' opinionated</w:t>
-      </w:r>
-      <w:r>
-        <w:t xml:space="preserve"> </w:t>
-      </w:r>
-      <w:r>
-        <w:t xml:space="preserve">"omakase" ruleset. Match the surrounding code rather than adding new configuration.</w:t>
+        <w:t xml:space="preserve">, which inherits Rails’ opinionated</w:t>
+      </w:r>
+      <w:r>
+        <w:t xml:space="preserve"> </w:t>
+      </w:r>
+      <w:r>
+        <w:t xml:space="preserve">“omakase”</w:t>
+      </w:r>
+      <w:r>
+        <w:t xml:space="preserve"> </w:t>
+      </w:r>
+      <w:r>
+        <w:t xml:space="preserve">ruleset. Match the surrounding code rather than adding new configuration.</w:t>
       </w:r>
     </w:p>
     <w:p>
@@ -4586,8 +4648,8 @@
         </w:pict>
       </w:r>
     </w:p>
-    <w:bookmarkEnd w:id="39"/>
-    <w:bookmarkStart w:id="42" w:name="X730069fe913a001ab15dfe8f1fa8e2a787f8c4b"/>
+    <w:bookmarkEnd w:id="40"/>
+    <w:bookmarkStart w:id="43" w:name="X730069fe913a001ab15dfe8f1fa8e2a787f8c4b"/>
     <w:p>
       <w:pPr>
         <w:pStyle w:val="Heading2"/>
@@ -4627,7 +4689,8 @@
     <w:tbl>
       <w:tblPr>
         <w:tblStyle w:val="Table"/>
-        <w:tblW w:type="auto" w:w="0"/>
+        <w:tblW w:type="pct" w:w="5000"/>
+        <w:tblLayout w:type="fixed"/>
         <w:tblLook w:firstRow="1" w:lastRow="0" w:firstColumn="0" w:lastColumn="0" w:noHBand="0" w:noVBand="0" w:val="0020"/>
       </w:tblPr>
       <w:tblGrid>
@@ -4860,7 +4923,7 @@
               <w:pStyle w:val="Compact"/>
             </w:pPr>
             <w:r>
-              <w:t xml:space="preserve">Background jobs run by Solid Queue (e.g. sending crew emails and SMS)</w:t>
+              <w:t xml:space="preserve">Background jobs run by Solid Queue (e.g. sending crew emails and SMS)</w:t>
             </w:r>
           </w:p>
         </w:tc>
@@ -5038,7 +5101,7 @@
       <w:r>
         <w:t xml:space="preserve"> </w:t>
       </w:r>
-      <w:hyperlink r:id="rId40">
+      <w:hyperlink r:id="rId41">
         <w:r>
           <w:rPr>
             <w:rStyle w:val="VerbatimChar"/>
@@ -5068,7 +5131,7 @@
         <w:t xml:space="preserve">, and follow it to the model and view.</w:t>
       </w:r>
     </w:p>
-    <w:bookmarkStart w:id="41" w:name="everyday-commands"/>
+    <w:bookmarkStart w:id="42" w:name="everyday-commands"/>
     <w:p>
       <w:pPr>
         <w:pStyle w:val="Heading3"/>
@@ -5170,9 +5233,9 @@
         </w:pict>
       </w:r>
     </w:p>
-    <w:bookmarkEnd w:id="41"/>
     <w:bookmarkEnd w:id="42"/>
-    <w:bookmarkStart w:id="43" w:name="X8031063064dbc985a2befe56595ce17af8aa1a6"/>
+    <w:bookmarkEnd w:id="43"/>
+    <w:bookmarkStart w:id="45" w:name="X8031063064dbc985a2befe56595ce17af8aa1a6"/>
     <w:p>
       <w:pPr>
         <w:pStyle w:val="Heading2"/>
@@ -5184,7 +5247,8 @@
     <w:tbl>
       <w:tblPr>
         <w:tblStyle w:val="Table"/>
-        <w:tblW w:type="auto" w:w="0"/>
+        <w:tblW w:type="pct" w:w="5000"/>
+        <w:tblLayout w:type="fixed"/>
         <w:tblLook w:firstRow="1" w:lastRow="0" w:firstColumn="0" w:lastColumn="0" w:noHBand="0" w:noVBand="0" w:val="0020"/>
       </w:tblPr>
       <w:tblGrid>
@@ -5235,7 +5299,19 @@
               <w:t xml:space="preserve"> </w:t>
             </w:r>
             <w:r>
-              <w:t xml:space="preserve">/ "credentials" error at boot</w:t>
+              <w:t xml:space="preserve">/</w:t>
+            </w:r>
+            <w:r>
+              <w:t xml:space="preserve"> </w:t>
+            </w:r>
+            <w:r>
+              <w:t xml:space="preserve">“credentials”</w:t>
+            </w:r>
+            <w:r>
+              <w:t xml:space="preserve"> </w:t>
+            </w:r>
+            <w:r>
+              <w:t xml:space="preserve">error at boot</w:t>
             </w:r>
           </w:p>
         </w:tc>
@@ -5406,7 +5482,7 @@
               <w:pStyle w:val="Compact"/>
             </w:pPr>
             <w:r>
-              <w:t xml:space="preserve">Install Chrome's runtime libraries — see the WSL note in</w:t>
+              <w:t xml:space="preserve">Install Chrome’s runtime libraries — see the WSL note in</w:t>
             </w:r>
             <w:r>
               <w:t xml:space="preserve"> </w:t>
@@ -5479,9 +5555,63 @@
         </w:tc>
       </w:tr>
     </w:tbl>
-    <w:bookmarkEnd w:id="43"/>
-    <w:bookmarkEnd w:id="44"/>
-    <w:bookmarkStart w:id="55" w:name="X1869ba026750810f497781f1a15f1801163b6d7"/>
+    <w:p>
+      <w:r>
+        <w:pict>
+          <v:rect style="width:0;height:1.5pt" o:hralign="center" o:hrstd="t" o:hr="t"/>
+        </w:pict>
+      </w:r>
+    </w:p>
+    <w:p>
+      <w:pPr>
+        <w:pStyle w:val="FirstParagraph"/>
+      </w:pPr>
+      <w:hyperlink w:anchor="chap-00">
+        <w:r>
+          <w:rPr>
+            <w:rStyle w:val="Hyperlink"/>
+          </w:rPr>
+          <w:t xml:space="preserve">← Back to Introduction</w:t>
+        </w:r>
+      </w:hyperlink>
+      <w:r>
+        <w:t xml:space="preserve"> </w:t>
+      </w:r>
+      <w:r>
+        <w:t xml:space="preserve">·</w:t>
+      </w:r>
+      <w:r>
+        <w:t xml:space="preserve"> </w:t>
+      </w:r>
+      <w:hyperlink r:id="rId44">
+        <w:r>
+          <w:rPr>
+            <w:rStyle w:val="Hyperlink"/>
+          </w:rPr>
+          <w:t xml:space="preserve">Manual index</w:t>
+        </w:r>
+      </w:hyperlink>
+      <w:r>
+        <w:t xml:space="preserve"> </w:t>
+      </w:r>
+      <w:r>
+        <w:t xml:space="preserve">·</w:t>
+      </w:r>
+      <w:r>
+        <w:t xml:space="preserve"> </w:t>
+      </w:r>
+      <w:hyperlink w:anchor="chap-20">
+        <w:r>
+          <w:rPr>
+            <w:rStyle w:val="Hyperlink"/>
+          </w:rPr>
+          <w:t xml:space="preserve">External Setup →</w:t>
+        </w:r>
+      </w:hyperlink>
+    </w:p>
+    <w:bookmarkEnd w:id="45"/>
+    <w:bookmarkEnd w:id="46"/>
+    <w:bookmarkStart w:id="61" w:name="chap-20"/>
     <w:p>
       <w:pPr>
         <w:pStyle w:val="Heading1"/>
@@ -5519,15 +5649,15 @@
       <w:r>
         <w:t xml:space="preserve">the codebase before it can run in production:</w:t>
       </w:r>
-    </w:p>
-    <w:p>
-      <w:pPr>
-        <w:pStyle w:val="Compact"/>
-        <w:numPr>
-          <w:ilvl w:val="0"/>
-          <w:numId w:val="1010"/>
-        </w:numPr>
-      </w:pPr>
+      <w:r>
+        <w:t xml:space="preserve"> </w:t>
+      </w:r>
+      <w:r>
+        <w:t xml:space="preserve">-</w:t>
+      </w:r>
+      <w:r>
+        <w:t xml:space="preserve"> </w:t>
+      </w:r>
       <w:r>
         <w:rPr>
           <w:b/>
@@ -5539,19 +5669,7 @@
         <w:t xml:space="preserve"> </w:t>
       </w:r>
       <w:r>
-        <w:t xml:space="preserve">— the DigitalOcean droplet(s) the app is deployed to (provisioned with</w:t>
-      </w:r>
-      <w:r>
-        <w:t xml:space="preserve"> </w:t>
-      </w:r>
-      <w:r>
-        <w:rPr>
-          <w:rStyle w:val="VerbatimChar"/>
-        </w:rPr>
-        <w:t xml:space="preserve">doctl</w:t>
-      </w:r>
-      <w:r>
-        <w:t xml:space="preserve">),</w:t>
+        <w:t xml:space="preserve">— the DigitalOcean droplet(s) the app is deployed to,</w:t>
       </w:r>
       <w:r>
         <w:t xml:space="preserve"> </w:t>
@@ -5559,15 +5677,15 @@
       <w:r>
         <w:t xml:space="preserve">and the SSH keys Kamal uses to reach them.</w:t>
       </w:r>
-    </w:p>
-    <w:p>
-      <w:pPr>
-        <w:pStyle w:val="Compact"/>
-        <w:numPr>
-          <w:ilvl w:val="0"/>
-          <w:numId w:val="1010"/>
-        </w:numPr>
-      </w:pPr>
+      <w:r>
+        <w:t xml:space="preserve"> </w:t>
+      </w:r>
+      <w:r>
+        <w:t xml:space="preserve">-</w:t>
+      </w:r>
+      <w:r>
+        <w:t xml:space="preserve"> </w:t>
+      </w:r>
       <w:r>
         <w:rPr>
           <w:b/>
@@ -5596,15 +5714,15 @@
       <w:r>
         <w:t xml:space="preserve">Litestream backups, and its access keys.</w:t>
       </w:r>
-    </w:p>
-    <w:p>
-      <w:pPr>
-        <w:pStyle w:val="Compact"/>
-        <w:numPr>
-          <w:ilvl w:val="0"/>
-          <w:numId w:val="1010"/>
-        </w:numPr>
-      </w:pPr>
+      <w:r>
+        <w:t xml:space="preserve"> </w:t>
+      </w:r>
+      <w:r>
+        <w:t xml:space="preserve">-</w:t>
+      </w:r>
+      <w:r>
+        <w:t xml:space="preserve"> </w:t>
+      </w:r>
       <w:r>
         <w:rPr>
           <w:b/>
@@ -5618,15 +5736,15 @@
       <w:r>
         <w:t xml:space="preserve">— the Brevo account and API key used to send mail.</w:t>
       </w:r>
-    </w:p>
-    <w:p>
-      <w:pPr>
-        <w:pStyle w:val="Compact"/>
-        <w:numPr>
-          <w:ilvl w:val="0"/>
-          <w:numId w:val="1010"/>
-        </w:numPr>
-      </w:pPr>
+      <w:r>
+        <w:t xml:space="preserve"> </w:t>
+      </w:r>
+      <w:r>
+        <w:t xml:space="preserve">-</w:t>
+      </w:r>
+      <w:r>
+        <w:t xml:space="preserve"> </w:t>
+      </w:r>
       <w:r>
         <w:rPr>
           <w:b/>
@@ -5640,10 +5758,49 @@
       <w:r>
         <w:t xml:space="preserve">— the MobileMessage account used to send crew text messages.</w:t>
       </w:r>
-    </w:p>
-    <w:p>
-      <w:pPr>
-        <w:pStyle w:val="FirstParagraph"/>
+      <w:r>
+        <w:t xml:space="preserve"> </w:t>
+      </w:r>
+      <w:r>
+        <w:t xml:space="preserve">-</w:t>
+      </w:r>
+      <w:r>
+        <w:t xml:space="preserve"> </w:t>
+      </w:r>
+      <w:r>
+        <w:rPr>
+          <w:b/>
+          <w:bCs/>
+        </w:rPr>
+        <w:t xml:space="preserve">Monitoring</w:t>
+      </w:r>
+      <w:r>
+        <w:t xml:space="preserve"> </w:t>
+      </w:r>
+      <w:r>
+        <w:t xml:space="preserve">— we use</w:t>
+      </w:r>
+      <w:r>
+        <w:t xml:space="preserve"> </w:t>
+      </w:r>
+      <w:hyperlink r:id="rId47">
+        <w:r>
+          <w:rPr>
+            <w:rStyle w:val="Hyperlink"/>
+          </w:rPr>
+          <w:t xml:space="preserve">UptimeRobot</w:t>
+        </w:r>
+      </w:hyperlink>
+      <w:r>
+        <w:t xml:space="preserve"> </w:t>
+      </w:r>
+      <w:r>
+        <w:t xml:space="preserve">to monitor the server every 5 minutes.</w:t>
+      </w:r>
+    </w:p>
+    <w:p>
+      <w:pPr>
+        <w:pStyle w:val="BodyText"/>
       </w:pPr>
       <w:r>
         <w:t xml:space="preserve">Each service maps to a key in the encrypted Rails credentials (</w:t>
@@ -5657,15 +5814,15 @@
       <w:r>
         <w:t xml:space="preserve">):</w:t>
       </w:r>
-    </w:p>
-    <w:p>
-      <w:pPr>
-        <w:pStyle w:val="Compact"/>
-        <w:numPr>
-          <w:ilvl w:val="0"/>
-          <w:numId w:val="1011"/>
-        </w:numPr>
-      </w:pPr>
+      <w:r>
+        <w:t xml:space="preserve"> </w:t>
+      </w:r>
+      <w:r>
+        <w:t xml:space="preserve">-</w:t>
+      </w:r>
+      <w:r>
+        <w:t xml:space="preserve"> </w:t>
+      </w:r>
       <w:r>
         <w:rPr>
           <w:rStyle w:val="VerbatimChar"/>
@@ -5708,7 +5865,7 @@
     </w:p>
     <w:p>
       <w:pPr>
-        <w:pStyle w:val="FirstParagraph"/>
+        <w:pStyle w:val="BodyText"/>
       </w:pPr>
       <w:r>
         <w:t xml:space="preserve">Related detail already lives in</w:t>
@@ -5716,7 +5873,7 @@
       <w:r>
         <w:t xml:space="preserve"> </w:t>
       </w:r>
-      <w:hyperlink w:anchor="Xa3d6842f38107caf298be9f8c0e2eb09600736d">
+      <w:hyperlink w:anchor="chap-30">
         <w:r>
           <w:rPr>
             <w:rStyle w:val="Hyperlink"/>
@@ -5739,7 +5896,7 @@
       <w:r>
         <w:t xml:space="preserve"> </w:t>
       </w:r>
-      <w:hyperlink w:anchor="Xecf8243847251b3c988352299e18cf5ccf8df8a">
+      <w:hyperlink w:anchor="chap-40">
         <w:r>
           <w:rPr>
             <w:rStyle w:val="Hyperlink"/>
@@ -5754,7 +5911,7 @@
         <w:t xml:space="preserve">(the Spaces bucket and credentials).</w:t>
       </w:r>
     </w:p>
-    <w:bookmarkStart w:id="50" w:name="X86b3367971ca41582e63eb2072725f1cfcccbb1"/>
+    <w:bookmarkStart w:id="53" w:name="X86b3367971ca41582e63eb2072725f1cfcccbb1"/>
     <w:p>
       <w:pPr>
         <w:pStyle w:val="Heading2"/>
@@ -5776,12 +5933,12 @@
         <w:pStyle w:val="BodyText"/>
       </w:pPr>
       <w:r>
-        <w:t xml:space="preserve">The recommended way to create is server is to use Digital Ocean's</w:t>
-      </w:r>
-      <w:r>
-        <w:t xml:space="preserve"> </w:t>
-      </w:r>
-      <w:hyperlink r:id="rId45">
+        <w:t xml:space="preserve">The recommended way to create is server is to use Digital Ocean’s</w:t>
+      </w:r>
+      <w:r>
+        <w:t xml:space="preserve"> </w:t>
+      </w:r>
+      <w:hyperlink r:id="rId48">
         <w:r>
           <w:rPr>
             <w:rStyle w:val="Hyperlink"/>
@@ -5790,12 +5947,12 @@
         </w:r>
       </w:hyperlink>
       <w:r>
-        <w:t xml:space="preserve">. Login to DO's</w:t>
-      </w:r>
-      <w:r>
-        <w:t xml:space="preserve"> </w:t>
-      </w:r>
-      <w:hyperlink r:id="rId46">
+        <w:t xml:space="preserve">. Login to DO’s</w:t>
+      </w:r>
+      <w:r>
+        <w:t xml:space="preserve"> </w:t>
+      </w:r>
+      <w:hyperlink r:id="rId49">
         <w:r>
           <w:rPr>
             <w:rStyle w:val="Hyperlink"/>
@@ -5812,25 +5969,25 @@
     </w:p>
     <w:p>
       <w:pPr>
-        <w:pStyle w:val="BodyText"/>
+        <w:pStyle w:val="CaptionedFigure"/>
       </w:pPr>
       <w:r>
         <w:drawing>
           <wp:inline>
             <wp:extent cx="5334000" cy="1964167"/>
             <wp:effectExtent b="0" l="0" r="0" t="0"/>
-            <wp:docPr descr="Digital Ocean Droplet creation" title="" id="48" name="Picture"/>
+            <wp:docPr descr="Digital Ocean Droplet creation" title="" id="51" name="Picture"/>
             <a:graphic>
               <a:graphicData uri="http://schemas.openxmlformats.org/drawingml/2006/picture">
                 <pic:pic>
                   <pic:nvPicPr>
-                    <pic:cNvPr descr="images/create-a-droplet.png" id="49" name="Picture"/>
+                    <pic:cNvPr descr="images/create-a-droplet.png" id="52" name="Picture"/>
                     <pic:cNvPicPr>
                       <a:picLocks noChangeArrowheads="1" noChangeAspect="1"/>
                     </pic:cNvPicPr>
                   </pic:nvPicPr>
                   <pic:blipFill>
-                    <a:blip r:embed="rId47"/>
+                    <a:blip r:embed="rId50"/>
                     <a:stretch>
                       <a:fillRect/>
                     </a:stretch>
@@ -5859,6 +6016,14 @@
     </w:p>
     <w:p>
       <w:pPr>
+        <w:pStyle w:val="ImageCaption"/>
+      </w:pPr>
+      <w:r>
+        <w:t xml:space="preserve">Digital Ocean Droplet creation</w:t>
+      </w:r>
+    </w:p>
+    <w:p>
+      <w:pPr>
         <w:pStyle w:val="BodyText"/>
       </w:pPr>
       <w:r>
@@ -5868,12 +6033,13 @@
     <w:tbl>
       <w:tblPr>
         <w:tblStyle w:val="Table"/>
-        <w:tblW w:type="auto" w:w="0"/>
+        <w:tblW w:type="pct" w:w="5000"/>
+        <w:tblLayout w:type="fixed"/>
         <w:tblLook w:firstRow="1" w:lastRow="0" w:firstColumn="0" w:lastColumn="0" w:noHBand="0" w:noVBand="0" w:val="0020"/>
       </w:tblPr>
       <w:tblGrid>
-        <w:gridCol w:w="3960"/>
-        <w:gridCol w:w="3960"/>
+        <w:gridCol w:w="1891"/>
+        <w:gridCol w:w="6028"/>
       </w:tblGrid>
       <w:tr>
         <w:trPr>
@@ -6041,7 +6207,7 @@
               <w:pStyle w:val="Compact"/>
             </w:pPr>
             <w:r>
-              <w:t xml:space="preserve">Enable</w:t>
+              <w:t xml:space="preserve">Enable if required, otherwise leave disabled</w:t>
             </w:r>
           </w:p>
         </w:tc>
@@ -6147,7 +6313,7 @@
               <w:pStyle w:val="Compact"/>
             </w:pPr>
             <w:r>
-              <w:t xml:space="preserve">TODO:</w:t>
+              <w:t xml:space="preserve">Paste contents of bin/do-docker-map-volume</w:t>
             </w:r>
           </w:p>
         </w:tc>
@@ -6206,7 +6372,19 @@
         <w:pStyle w:val="BodyText"/>
       </w:pPr>
       <w:r>
-        <w:t xml:space="preserve">Click "Create Droplet" and wait a few minutes. Note the Public IPv4 address of the machine.</w:t>
+        <w:t xml:space="preserve">Click</w:t>
+      </w:r>
+      <w:r>
+        <w:t xml:space="preserve"> </w:t>
+      </w:r>
+      <w:r>
+        <w:t xml:space="preserve">“Create Droplet”</w:t>
+      </w:r>
+      <w:r>
+        <w:t xml:space="preserve"> </w:t>
+      </w:r>
+      <w:r>
+        <w:t xml:space="preserve">and wait a few minutes. Note the Public IPv4 address of the machine.</w:t>
       </w:r>
     </w:p>
     <w:p>
@@ -6338,338 +6516,549 @@
         <w:pStyle w:val="FirstParagraph"/>
       </w:pPr>
       <w:r>
-        <w:t xml:space="preserve">Where sailings-clone is the name of the droplet, the ssh-keys value is the md5 hash of your public key (it's "fingerprint"), and the other options are self-explanatory.</w:t>
-      </w:r>
-    </w:p>
-    <w:p>
-      <w:pPr>
-        <w:pStyle w:val="BodyText"/>
-      </w:pPr>
-      <w:r>
-        <w:t xml:space="preserve">You can fingerprint a public key with:</w:t>
-      </w:r>
-    </w:p>
-    <w:p>
-      <w:pPr>
-        <w:pStyle w:val="SourceCode"/>
-      </w:pPr>
-      <w:r>
-        <w:rPr>
-          <w:rStyle w:val="ExtensionTok"/>
-        </w:rPr>
-        <w:t xml:space="preserve">$</w:t>
-      </w:r>
-      <w:r>
-        <w:rPr>
-          <w:rStyle w:val="NormalTok"/>
-        </w:rPr>
-        <w:t xml:space="preserve"> ssh-keygen </w:t>
-      </w:r>
-      <w:r>
-        <w:rPr>
-          <w:rStyle w:val="AttributeTok"/>
-        </w:rPr>
-        <w:t xml:space="preserve">-E</w:t>
-      </w:r>
-      <w:r>
-        <w:rPr>
-          <w:rStyle w:val="NormalTok"/>
-        </w:rPr>
-        <w:t xml:space="preserve"> md5 </w:t>
-      </w:r>
-      <w:r>
-        <w:rPr>
-          <w:rStyle w:val="AttributeTok"/>
-        </w:rPr>
-        <w:t xml:space="preserve">-l</w:t>
-      </w:r>
-      <w:r>
-        <w:rPr>
-          <w:rStyle w:val="NormalTok"/>
-        </w:rPr>
-        <w:t xml:space="preserve"> </w:t>
-      </w:r>
-      <w:r>
-        <w:rPr>
-          <w:rStyle w:val="AttributeTok"/>
-        </w:rPr>
-        <w:t xml:space="preserve">-f</w:t>
-      </w:r>
-      <w:r>
-        <w:rPr>
-          <w:rStyle w:val="NormalTok"/>
-        </w:rPr>
-        <w:t xml:space="preserve"> ~/.ssh/id</w:t>
-      </w:r>
-      <w:r>
-        <w:rPr>
-          <w:rStyle w:val="PreprocessorTok"/>
-        </w:rPr>
-        <w:t xml:space="preserve">*</w:t>
-      </w:r>
-      <w:r>
-        <w:rPr>
-          <w:rStyle w:val="NormalTok"/>
-        </w:rPr>
-        <w:t xml:space="preserve">.pub</w:t>
-      </w:r>
-      <w:r>
-        <w:br/>
-      </w:r>
-      <w:r>
-        <w:rPr>
-          <w:rStyle w:val="ExtensionTok"/>
-        </w:rPr>
-        <w:t xml:space="preserve">256</w:t>
-      </w:r>
-      <w:r>
-        <w:rPr>
-          <w:rStyle w:val="NormalTok"/>
-        </w:rPr>
-        <w:t xml:space="preserve"> MD5:96:02:5f:5c:d6:44:78:ab:1e:72:3d:ed:0e:1e:63:c8 chris@MacBookPro.lan </w:t>
-      </w:r>
-      <w:r>
-        <w:rPr>
-          <w:rStyle w:val="ErrorTok"/>
-        </w:rPr>
-        <w:t xml:space="preserve">(</w:t>
-      </w:r>
-      <w:r>
-        <w:rPr>
-          <w:rStyle w:val="ExtensionTok"/>
-        </w:rPr>
-        <w:t xml:space="preserve">ED25519</w:t>
-      </w:r>
-      <w:r>
-        <w:rPr>
-          <w:rStyle w:val="KeywordTok"/>
-        </w:rPr>
-        <w:t xml:space="preserve">)</w:t>
-      </w:r>
-    </w:p>
-    <w:p>
-      <w:pPr>
-        <w:pStyle w:val="FirstParagraph"/>
-      </w:pPr>
-      <w:r>
-        <w:t xml:space="preserve">NOTE: If you don't use DigitalOcean, you may need to ensure root can login via SSH. This may require you to add your public key to the root user's</w:t>
-      </w:r>
-      <w:r>
-        <w:t xml:space="preserve"> </w:t>
-      </w:r>
-      <w:r>
-        <w:rPr>
-          <w:rStyle w:val="VerbatimChar"/>
-        </w:rPr>
-        <w:t xml:space="preserve">~/.ssh/authorized_keys</w:t>
-      </w:r>
-      <w:r>
-        <w:t xml:space="preserve"> </w:t>
-      </w:r>
-      <w:r>
-        <w:t xml:space="preserve">file and to configure the SSH daemon to allow root login.</w:t>
-      </w:r>
-    </w:p>
-    <w:bookmarkEnd w:id="50"/>
-    <w:bookmarkStart w:id="53" w:name="Xee020f044933601e236247d796fb09a94bd9f4c"/>
-    <w:p>
-      <w:pPr>
-        <w:pStyle w:val="Heading2"/>
-      </w:pPr>
-      <w:r>
-        <w:t xml:space="preserve">3.2 Connecting to your server</w:t>
-      </w:r>
-    </w:p>
-    <w:p>
-      <w:pPr>
-        <w:pStyle w:val="FirstParagraph"/>
-      </w:pPr>
-      <w:r>
-        <w:t xml:space="preserve">Deploying a Rails app to a machine requires a ssh connection to the sever that</w:t>
-      </w:r>
-      <w:r>
-        <w:t xml:space="preserve"> </w:t>
-      </w:r>
-      <w:r>
-        <w:rPr>
-          <w:b/>
-          <w:bCs/>
-        </w:rPr>
-        <w:t xml:space="preserve">does not prompt</w:t>
-      </w:r>
-      <w:r>
-        <w:t xml:space="preserve"> </w:t>
-      </w:r>
-      <w:r>
-        <w:t xml:space="preserve">for a password. This is one reason we use SSH keys rather than password access.</w:t>
-      </w:r>
-    </w:p>
-    <w:p>
-      <w:pPr>
-        <w:pStyle w:val="BodyText"/>
-      </w:pPr>
-      <w:r>
-        <w:t xml:space="preserve">Note that developing with Rails on Windows effectively requires the use of WSL (Windows Subsystem for Linux), so working inside WSL, i.e. Linux, to generate the key pairs is the easiest way. You can also use Putty on the Windows side if you know how.</w:t>
-      </w:r>
-    </w:p>
-    <w:p>
-      <w:pPr>
-        <w:pStyle w:val="BodyText"/>
-      </w:pPr>
-      <w:r>
-        <w:t xml:space="preserve">If you don't already have an SSH Key, then generate one:</w:t>
-      </w:r>
-    </w:p>
-    <w:p>
-      <w:pPr>
-        <w:pStyle w:val="SourceCode"/>
-      </w:pPr>
-      <w:r>
-        <w:rPr>
-          <w:rStyle w:val="VerbatimChar"/>
-        </w:rPr>
-        <w:t xml:space="preserve">$ ssh-keygen</w:t>
-      </w:r>
-      <w:r>
-        <w:br/>
-      </w:r>
-      <w:r>
-        <w:rPr>
-          <w:rStyle w:val="VerbatimChar"/>
-        </w:rPr>
-        <w:t xml:space="preserve">Generating public/private ed25519 key pair.</w:t>
-      </w:r>
-      <w:r>
-        <w:br/>
-      </w:r>
-      <w:r>
-        <w:rPr>
-          <w:rStyle w:val="VerbatimChar"/>
-        </w:rPr>
-        <w:t xml:space="preserve">Enter file in which to save the key (/Users/chris/.ssh/id_ed25519): </w:t>
-      </w:r>
-      <w:r>
-        <w:br/>
-      </w:r>
-      <w:r>
-        <w:rPr>
-          <w:rStyle w:val="VerbatimChar"/>
-        </w:rPr>
-        <w:t xml:space="preserve">Enter passphrase for "id_ed25519" (empty for no passphrase):</w:t>
-      </w:r>
-      <w:r>
-        <w:br/>
-      </w:r>
-      <w:r>
-        <w:rPr>
-          <w:rStyle w:val="VerbatimChar"/>
-        </w:rPr>
-        <w:t xml:space="preserve">Enter same passphrase again:</w:t>
-      </w:r>
-      <w:r>
-        <w:br/>
-      </w:r>
-      <w:r>
-        <w:rPr>
-          <w:rStyle w:val="VerbatimChar"/>
-        </w:rPr>
-        <w:t xml:space="preserve">Your identification has been saved in id_ed25519</w:t>
-      </w:r>
-      <w:r>
-        <w:br/>
-      </w:r>
-      <w:r>
-        <w:rPr>
-          <w:rStyle w:val="VerbatimChar"/>
-        </w:rPr>
-        <w:t xml:space="preserve">Your public key has been saved in id_ed25519.pub</w:t>
-      </w:r>
-    </w:p>
-    <w:p>
-      <w:pPr>
-        <w:pStyle w:val="FirstParagraph"/>
-      </w:pPr>
-      <w:r>
-        <w:t xml:space="preserve">Once you have a key, add it to the public key section of the droplet creation step.</w:t>
-      </w:r>
-    </w:p>
-    <w:bookmarkStart w:id="52" w:name="X969ac1b401e7b9e570585e2ea1411eb2af9cf79"/>
-    <w:p>
-      <w:pPr>
-        <w:pStyle w:val="Heading3"/>
-      </w:pPr>
-      <w:r>
-        <w:t xml:space="preserve">To add a new public key to an</w:t>
-      </w:r>
-      <w:r>
-        <w:t xml:space="preserve"> </w:t>
-      </w:r>
-      <w:r>
-        <w:rPr>
-          <w:b/>
-          <w:bCs/>
-        </w:rPr>
-        <w:t xml:space="preserve">existing server</w:t>
-      </w:r>
-      <w:r>
-        <w:t xml:space="preserve">:</w:t>
-      </w:r>
-    </w:p>
-    <w:p>
-      <w:pPr>
-        <w:pStyle w:val="FirstParagraph"/>
-      </w:pPr>
-      <w:r>
-        <w:t xml:space="preserve">To add your public key to an existing droplet, then connect to it somehow, probably with the "Web Console" button on the droplet's Overview page. Then follow the instructions here:</w:t>
-      </w:r>
-      <w:r>
-        <w:t xml:space="preserve"> </w:t>
-      </w:r>
-      <w:hyperlink r:id="rId51">
+        <w:t xml:space="preserve">Where sailings-clone is the name of the droplet, the ssh-keys value is the md5 hash of your public key (it’s</w:t>
+      </w:r>
+      <w:r>
+        <w:t xml:space="preserve"> </w:t>
+      </w:r>
+      <w:r>
+        <w:t xml:space="preserve">“fingerprint”</w:t>
+      </w:r>
+      <w:r>
+        <w:t xml:space="preserve">), –enable-backups is optional (the sqlite3 database is separately backed up, see:</w:t>
+      </w:r>
+      <w:r>
+        <w:t xml:space="preserve"> </w:t>
+      </w:r>
+      <w:hyperlink w:anchor="chap-40">
         <w:r>
           <w:rPr>
             <w:rStyle w:val="Hyperlink"/>
           </w:rPr>
-          <w:t xml:space="preserve">https://docs.digitalocean.com/products/droplets/how-to/add-ssh-keys/to-existing-droplet/#manually</w:t>
+          <w:t xml:space="preserve">Backup &amp; Restore</w:t>
         </w:r>
       </w:hyperlink>
       <w:r>
+        <w:t xml:space="preserve">), –user-data-file is usefull to automatically configure the Docker map volume. The other options are self-explanatory.</w:t>
+      </w:r>
+    </w:p>
+    <w:p>
+      <w:pPr>
+        <w:pStyle w:val="BodyText"/>
+      </w:pPr>
+      <w:r>
+        <w:t xml:space="preserve">NOTE: It can take 2 minutes for the user-data-file to be applied.</w:t>
+      </w:r>
+    </w:p>
+    <w:p>
+      <w:pPr>
+        <w:pStyle w:val="BodyText"/>
+      </w:pPr>
+      <w:r>
+        <w:t xml:space="preserve">You can fingerprint a public key with:</w:t>
+      </w:r>
+    </w:p>
+    <w:p>
+      <w:pPr>
+        <w:pStyle w:val="SourceCode"/>
+      </w:pPr>
+      <w:r>
+        <w:rPr>
+          <w:rStyle w:val="ExtensionTok"/>
+        </w:rPr>
+        <w:t xml:space="preserve">$</w:t>
+      </w:r>
+      <w:r>
+        <w:rPr>
+          <w:rStyle w:val="NormalTok"/>
+        </w:rPr>
+        <w:t xml:space="preserve"> ssh-keygen </w:t>
+      </w:r>
+      <w:r>
+        <w:rPr>
+          <w:rStyle w:val="AttributeTok"/>
+        </w:rPr>
+        <w:t xml:space="preserve">-E</w:t>
+      </w:r>
+      <w:r>
+        <w:rPr>
+          <w:rStyle w:val="NormalTok"/>
+        </w:rPr>
+        <w:t xml:space="preserve"> md5 </w:t>
+      </w:r>
+      <w:r>
+        <w:rPr>
+          <w:rStyle w:val="AttributeTok"/>
+        </w:rPr>
+        <w:t xml:space="preserve">-l</w:t>
+      </w:r>
+      <w:r>
+        <w:rPr>
+          <w:rStyle w:val="NormalTok"/>
+        </w:rPr>
+        <w:t xml:space="preserve"> </w:t>
+      </w:r>
+      <w:r>
+        <w:rPr>
+          <w:rStyle w:val="AttributeTok"/>
+        </w:rPr>
+        <w:t xml:space="preserve">-f</w:t>
+      </w:r>
+      <w:r>
+        <w:rPr>
+          <w:rStyle w:val="NormalTok"/>
+        </w:rPr>
+        <w:t xml:space="preserve"> ~/.ssh/id</w:t>
+      </w:r>
+      <w:r>
+        <w:rPr>
+          <w:rStyle w:val="PreprocessorTok"/>
+        </w:rPr>
+        <w:t xml:space="preserve">*</w:t>
+      </w:r>
+      <w:r>
+        <w:rPr>
+          <w:rStyle w:val="NormalTok"/>
+        </w:rPr>
+        <w:t xml:space="preserve">.pub</w:t>
+      </w:r>
+      <w:r>
+        <w:br/>
+      </w:r>
+      <w:r>
+        <w:rPr>
+          <w:rStyle w:val="ExtensionTok"/>
+        </w:rPr>
+        <w:t xml:space="preserve">256</w:t>
+      </w:r>
+      <w:r>
+        <w:rPr>
+          <w:rStyle w:val="NormalTok"/>
+        </w:rPr>
+        <w:t xml:space="preserve"> MD5:96:02:5f:5c:d6:44:78:ab:1e:72:3d:ed:0e:1e:63:c8 chris@MacBookPro.lan </w:t>
+      </w:r>
+      <w:r>
+        <w:rPr>
+          <w:rStyle w:val="ErrorTok"/>
+        </w:rPr>
+        <w:t xml:space="preserve">(</w:t>
+      </w:r>
+      <w:r>
+        <w:rPr>
+          <w:rStyle w:val="ExtensionTok"/>
+        </w:rPr>
+        <w:t xml:space="preserve">ED25519</w:t>
+      </w:r>
+      <w:r>
+        <w:rPr>
+          <w:rStyle w:val="KeywordTok"/>
+        </w:rPr>
+        <w:t xml:space="preserve">)</w:t>
+      </w:r>
+    </w:p>
+    <w:p>
+      <w:pPr>
+        <w:pStyle w:val="FirstParagraph"/>
+      </w:pPr>
+      <w:r>
+        <w:t xml:space="preserve">NOTE: If you don’t use DigitalOcean, you may need to ensure root can login via SSH. This may require you to add your public key to the root user’s</w:t>
+      </w:r>
+      <w:r>
+        <w:t xml:space="preserve"> </w:t>
+      </w:r>
+      <w:r>
+        <w:rPr>
+          <w:rStyle w:val="VerbatimChar"/>
+        </w:rPr>
+        <w:t xml:space="preserve">~/.ssh/authorized_keys</w:t>
+      </w:r>
+      <w:r>
+        <w:t xml:space="preserve"> </w:t>
+      </w:r>
+      <w:r>
+        <w:t xml:space="preserve">file and to configure the SSH daemon to allow root login. Root login is sometimes disabled by default.</w:t>
+      </w:r>
+    </w:p>
+    <w:bookmarkEnd w:id="53"/>
+    <w:bookmarkStart w:id="55" w:name="Xee020f044933601e236247d796fb09a94bd9f4c"/>
+    <w:p>
+      <w:pPr>
+        <w:pStyle w:val="Heading2"/>
+      </w:pPr>
+      <w:r>
+        <w:t xml:space="preserve">3.2 Connecting to your server</w:t>
+      </w:r>
+    </w:p>
+    <w:p>
+      <w:pPr>
+        <w:pStyle w:val="FirstParagraph"/>
+      </w:pPr>
+      <w:r>
+        <w:t xml:space="preserve">Deploying a Rails app to a machine requires a ssh connection to the sever that</w:t>
+      </w:r>
+      <w:r>
+        <w:t xml:space="preserve"> </w:t>
+      </w:r>
+      <w:r>
+        <w:rPr>
+          <w:b/>
+          <w:bCs/>
+        </w:rPr>
+        <w:t xml:space="preserve">does not prompt</w:t>
+      </w:r>
+      <w:r>
+        <w:t xml:space="preserve"> </w:t>
+      </w:r>
+      <w:r>
+        <w:t xml:space="preserve">for a password. This is one reason we use SSH keys rather than password access.</w:t>
+      </w:r>
+    </w:p>
+    <w:p>
+      <w:pPr>
+        <w:pStyle w:val="BodyText"/>
+      </w:pPr>
+      <w:r>
+        <w:t xml:space="preserve">Note that developing with Rails on Windows effectively requires the use of WSL (Windows Subsystem for Linux), so working inside WSL, i.e. Linux, to generate the key pairs is the easiest way. You can also use Putty on the Windows side if you know how.</w:t>
+      </w:r>
+    </w:p>
+    <w:p>
+      <w:pPr>
+        <w:pStyle w:val="BodyText"/>
+      </w:pPr>
+      <w:r>
+        <w:t xml:space="preserve">If you don’t already have an SSH Key, then generate one:</w:t>
+      </w:r>
+    </w:p>
+    <w:p>
+      <w:pPr>
+        <w:pStyle w:val="SourceCode"/>
+      </w:pPr>
+      <w:r>
+        <w:rPr>
+          <w:rStyle w:val="VerbatimChar"/>
+        </w:rPr>
+        <w:t xml:space="preserve">$ ssh-keygen</w:t>
+      </w:r>
+      <w:r>
+        <w:br/>
+      </w:r>
+      <w:r>
+        <w:rPr>
+          <w:rStyle w:val="VerbatimChar"/>
+        </w:rPr>
+        <w:t xml:space="preserve">Generating public/private ed25519 key pair.</w:t>
+      </w:r>
+      <w:r>
+        <w:br/>
+      </w:r>
+      <w:r>
+        <w:rPr>
+          <w:rStyle w:val="VerbatimChar"/>
+        </w:rPr>
+        <w:t xml:space="preserve">Enter file in which to save the key (/Users/chris/.ssh/id_ed25519): </w:t>
+      </w:r>
+      <w:r>
+        <w:br/>
+      </w:r>
+      <w:r>
+        <w:rPr>
+          <w:rStyle w:val="VerbatimChar"/>
+        </w:rPr>
+        <w:t xml:space="preserve">Enter passphrase for "id_ed25519" (empty for no passphrase):</w:t>
+      </w:r>
+      <w:r>
+        <w:br/>
+      </w:r>
+      <w:r>
+        <w:rPr>
+          <w:rStyle w:val="VerbatimChar"/>
+        </w:rPr>
+        <w:t xml:space="preserve">Enter same passphrase again:</w:t>
+      </w:r>
+      <w:r>
+        <w:br/>
+      </w:r>
+      <w:r>
+        <w:rPr>
+          <w:rStyle w:val="VerbatimChar"/>
+        </w:rPr>
+        <w:t xml:space="preserve">Your identification has been saved in id_ed25519</w:t>
+      </w:r>
+      <w:r>
+        <w:br/>
+      </w:r>
+      <w:r>
+        <w:rPr>
+          <w:rStyle w:val="VerbatimChar"/>
+        </w:rPr>
+        <w:t xml:space="preserve">Your public key has been saved in id_ed25519.pub</w:t>
+      </w:r>
+    </w:p>
+    <w:p>
+      <w:pPr>
+        <w:pStyle w:val="FirstParagraph"/>
+      </w:pPr>
+      <w:r>
+        <w:t xml:space="preserve">Once you have a key, add it to the public key section of the droplet creation step.</w:t>
+      </w:r>
+    </w:p>
+    <w:bookmarkStart w:id="54" w:name="X969ac1b401e7b9e570585e2ea1411eb2af9cf79"/>
+    <w:p>
+      <w:pPr>
+        <w:pStyle w:val="Heading3"/>
+      </w:pPr>
+      <w:r>
+        <w:t xml:space="preserve">To add a new public key to an</w:t>
+      </w:r>
+      <w:r>
+        <w:t xml:space="preserve"> </w:t>
+      </w:r>
+      <w:r>
+        <w:rPr>
+          <w:b/>
+          <w:bCs/>
+        </w:rPr>
+        <w:t xml:space="preserve">existing server</w:t>
+      </w:r>
+      <w:r>
+        <w:t xml:space="preserve">:</w:t>
+      </w:r>
+    </w:p>
+    <w:p>
+      <w:pPr>
+        <w:pStyle w:val="FirstParagraph"/>
+      </w:pPr>
+      <w:r>
+        <w:t xml:space="preserve">To add your public key to an existing droplet, then connect to it somehow, probably with the</w:t>
+      </w:r>
+      <w:r>
+        <w:t xml:space="preserve"> </w:t>
+      </w:r>
+      <w:r>
+        <w:t xml:space="preserve">“Web Console”</w:t>
+      </w:r>
+      <w:r>
+        <w:t xml:space="preserve"> </w:t>
+      </w:r>
+      <w:r>
+        <w:t xml:space="preserve">button on the droplet’s Overview page. Then follow the instructions here:</w:t>
+      </w:r>
+      <w:r>
+        <w:t xml:space="preserve"> </w:t>
+      </w:r>
+      <w:r>
+        <w:t xml:space="preserve">https://docs.digitalocean.com/products/droplets/how-to/add-ssh-keys/to-existing-droplet/#manually</w:t>
+      </w:r>
+      <w:r>
         <w:t xml:space="preserve"> </w:t>
       </w:r>
       <w:r>
         <w:t xml:space="preserve">(The permissions of the files are probably fine if they already existed.)</w:t>
-      </w:r>
-    </w:p>
-    <w:bookmarkEnd w:id="52"/>
-    <w:bookmarkEnd w:id="53"/>
-    <w:bookmarkStart w:id="54" w:name="X3e3ed965f616b05ad260a817408cbb00e53cba9"/>
-    <w:p>
-      <w:pPr>
-        <w:pStyle w:val="Heading2"/>
-      </w:pPr>
-      <w:r>
-        <w:t xml:space="preserve">3.3 Object storage</w:t>
-      </w:r>
-    </w:p>
-    <w:p>
-      <w:pPr>
-        <w:pStyle w:val="FirstParagraph"/>
-      </w:pPr>
-      <w:r>
-        <w:t xml:space="preserve">The Litestream continuously backs up your database to a cloud storage bucket. On the DO dashboard, you can see the bucket and its contents. Click on Storage in the sidebar, then Spaces Object Storage. The accesss keys can be found in the rails credentials.yml file.</w:t>
-      </w:r>
-    </w:p>
-    <w:p>
-      <w:pPr>
-        <w:pStyle w:val="BodyText"/>
-      </w:pPr>
-      <w:r>
-        <w:t xml:space="preserve">TODO: finish this section.</w:t>
       </w:r>
     </w:p>
     <w:bookmarkEnd w:id="54"/>
     <w:bookmarkEnd w:id="55"/>
-    <w:bookmarkStart w:id="73" w:name="Xa3d6842f38107caf298be9f8c0e2eb09600736d"/>
+    <w:bookmarkStart w:id="56" w:name="X3e3ed965f616b05ad260a817408cbb00e53cba9"/>
+    <w:p>
+      <w:pPr>
+        <w:pStyle w:val="Heading2"/>
+      </w:pPr>
+      <w:r>
+        <w:t xml:space="preserve">3.3 Object storage</w:t>
+      </w:r>
+    </w:p>
+    <w:p>
+      <w:pPr>
+        <w:pStyle w:val="FirstParagraph"/>
+      </w:pPr>
+      <w:r>
+        <w:t xml:space="preserve">The Litestream continuously backs up your database to a cloud storage bucket. On the DO dashboard, you can see the bucket and its contents. Click on Storage in the sidebar, then Spaces Object Storage. You will find the access keys in the rails credentials.yml file.</w:t>
+      </w:r>
+    </w:p>
+    <w:p>
+      <w:pPr>
+        <w:pStyle w:val="BodyText"/>
+      </w:pPr>
+      <w:r>
+        <w:t xml:space="preserve">The backup bucket is named</w:t>
+      </w:r>
+      <w:r>
+        <w:t xml:space="preserve"> </w:t>
+      </w:r>
+      <w:r>
+        <w:rPr>
+          <w:rStyle w:val="VerbatimChar"/>
+        </w:rPr>
+        <w:t xml:space="preserve">sailings-backup</w:t>
+      </w:r>
+      <w:r>
+        <w:t xml:space="preserve"> </w:t>
+      </w:r>
+      <w:r>
+        <w:t xml:space="preserve">and is in a different region than the main database, currently in the</w:t>
+      </w:r>
+      <w:r>
+        <w:t xml:space="preserve"> </w:t>
+      </w:r>
+      <w:r>
+        <w:rPr>
+          <w:rStyle w:val="VerbatimChar"/>
+        </w:rPr>
+        <w:t xml:space="preserve">sfo</w:t>
+      </w:r>
+      <w:r>
+        <w:t xml:space="preserve"> </w:t>
+      </w:r>
+      <w:r>
+        <w:t xml:space="preserve">region.</w:t>
+      </w:r>
+    </w:p>
+    <w:bookmarkEnd w:id="56"/>
+    <w:bookmarkStart w:id="57" w:name="Xab5644034a585ca9a0d3c97f4d60fe53ee564df"/>
+    <w:p>
+      <w:pPr>
+        <w:pStyle w:val="Heading2"/>
+      </w:pPr>
+      <w:r>
+        <w:t xml:space="preserve">3.4 Email</w:t>
+      </w:r>
+    </w:p>
+    <w:p>
+      <w:pPr>
+        <w:pStyle w:val="FirstParagraph"/>
+      </w:pPr>
+      <w:r>
+        <w:t xml:space="preserve">We use Brevo to accept emails and send on behalf of the Sailings app. We use the Brevo API to send emails because DigitalOcean blocks SMTP (port 25, etc) access from droplets. The Brevo API key is stored in the rails credentials.yml file.</w:t>
+      </w:r>
+    </w:p>
+    <w:p>
+      <w:pPr>
+        <w:pStyle w:val="BodyText"/>
+      </w:pPr>
+      <w:r>
+        <w:t xml:space="preserve">The way to diagnose complaints about email delivery is to login to Brevo and check the Transactional -&gt; Email -&gt; Logs section.</w:t>
+      </w:r>
+    </w:p>
+    <w:bookmarkEnd w:id="57"/>
+    <w:bookmarkStart w:id="59" w:name="Xdd4aa01e96b6053091a36c0d80238af1cd8b5da"/>
+    <w:p>
+      <w:pPr>
+        <w:pStyle w:val="Heading2"/>
+      </w:pPr>
+      <w:r>
+        <w:t xml:space="preserve">3.5 SMS</w:t>
+      </w:r>
+    </w:p>
+    <w:p>
+      <w:pPr>
+        <w:pStyle w:val="FirstParagraph"/>
+      </w:pPr>
+      <w:r>
+        <w:t xml:space="preserve">The sailings rails app uses the</w:t>
+      </w:r>
+      <w:r>
+        <w:t xml:space="preserve"> </w:t>
+      </w:r>
+      <w:hyperlink r:id="rId58">
+        <w:r>
+          <w:rPr>
+            <w:rStyle w:val="Hyperlink"/>
+          </w:rPr>
+          <w:t xml:space="preserve">mobilemessanger.com.au API</w:t>
+        </w:r>
+      </w:hyperlink>
+      <w:r>
+        <w:t xml:space="preserve"> </w:t>
+      </w:r>
+      <w:r>
+        <w:t xml:space="preserve">to send SMS messages. The API key is stored in the rails credentials.yml file.</w:t>
+      </w:r>
+    </w:p>
+    <w:bookmarkEnd w:id="59"/>
+    <w:bookmarkStart w:id="60" w:name="Xdc8480cacc4ed5005fa2485a905c64ced480e07"/>
+    <w:p>
+      <w:pPr>
+        <w:pStyle w:val="Heading2"/>
+      </w:pPr>
+      <w:r>
+        <w:t xml:space="preserve">3.6 Monitoring</w:t>
+      </w:r>
+    </w:p>
+    <w:p>
+      <w:pPr>
+        <w:pStyle w:val="FirstParagraph"/>
+      </w:pPr>
+      <w:r>
+        <w:t xml:space="preserve">We use</w:t>
+      </w:r>
+      <w:r>
+        <w:t xml:space="preserve"> </w:t>
+      </w:r>
+      <w:hyperlink r:id="rId47">
+        <w:r>
+          <w:rPr>
+            <w:rStyle w:val="Hyperlink"/>
+          </w:rPr>
+          <w:t xml:space="preserve">UptimeRobot</w:t>
+        </w:r>
+      </w:hyperlink>
+      <w:r>
+        <w:t xml:space="preserve"> </w:t>
+      </w:r>
+      <w:r>
+        <w:t xml:space="preserve">to monitor the server every 5 minutes and send an email to report when the server is down.</w:t>
+      </w:r>
+    </w:p>
+    <w:p>
+      <w:pPr>
+        <w:pStyle w:val="BodyText"/>
+      </w:pPr>
+      <w:hyperlink w:anchor="chap-10">
+        <w:r>
+          <w:rPr>
+            <w:rStyle w:val="Hyperlink"/>
+          </w:rPr>
+          <w:t xml:space="preserve">← Developing</w:t>
+        </w:r>
+      </w:hyperlink>
+      <w:r>
+        <w:t xml:space="preserve"> </w:t>
+      </w:r>
+      <w:r>
+        <w:t xml:space="preserve">·</w:t>
+      </w:r>
+      <w:r>
+        <w:t xml:space="preserve"> </w:t>
+      </w:r>
+      <w:hyperlink r:id="rId44">
+        <w:r>
+          <w:rPr>
+            <w:rStyle w:val="Hyperlink"/>
+          </w:rPr>
+          <w:t xml:space="preserve">Manual index</w:t>
+        </w:r>
+      </w:hyperlink>
+      <w:r>
+        <w:t xml:space="preserve"> </w:t>
+      </w:r>
+      <w:r>
+        <w:t xml:space="preserve">·</w:t>
+      </w:r>
+      <w:r>
+        <w:t xml:space="preserve"> </w:t>
+      </w:r>
+      <w:hyperlink w:anchor="chap-30">
+        <w:r>
+          <w:rPr>
+            <w:rStyle w:val="Hyperlink"/>
+          </w:rPr>
+          <w:t xml:space="preserve">Deploying →</w:t>
+        </w:r>
+      </w:hyperlink>
+    </w:p>
+    <w:bookmarkEnd w:id="60"/>
+    <w:bookmarkEnd w:id="61"/>
+    <w:bookmarkStart w:id="80" w:name="chap-30"/>
     <w:p>
       <w:pPr>
         <w:pStyle w:val="Heading1"/>
@@ -6694,7 +7083,7 @@
       <w:r>
         <w:t xml:space="preserve"> </w:t>
       </w:r>
-      <w:hyperlink r:id="rId56">
+      <w:hyperlink r:id="rId62">
         <w:r>
           <w:rPr>
             <w:rStyle w:val="Hyperlink"/>
@@ -6793,7 +7182,7 @@
         </w:pict>
       </w:r>
     </w:p>
-    <w:bookmarkStart w:id="60" w:name="Xcbb6740995760e78d018e3c82194a492a796458"/>
+    <w:bookmarkStart w:id="66" w:name="Xcbb6740995760e78d018e3c82194a492a796458"/>
     <w:p>
       <w:pPr>
         <w:pStyle w:val="Heading2"/>
@@ -6815,7 +7204,7 @@
         <w:pStyle w:val="Compact"/>
         <w:numPr>
           <w:ilvl w:val="0"/>
-          <w:numId w:val="1012"/>
+          <w:numId w:val="1010"/>
         </w:numPr>
       </w:pPr>
       <w:r>
@@ -6834,7 +7223,7 @@
       <w:r>
         <w:t xml:space="preserve"> </w:t>
       </w:r>
-      <w:hyperlink r:id="rId57">
+      <w:hyperlink r:id="rId63">
         <w:r>
           <w:rPr>
             <w:rStyle w:val="VerbatimChar"/>
@@ -6893,7 +7282,7 @@
         <w:pStyle w:val="Compact"/>
         <w:numPr>
           <w:ilvl w:val="0"/>
-          <w:numId w:val="1012"/>
+          <w:numId w:val="1010"/>
         </w:numPr>
       </w:pPr>
       <w:r>
@@ -6928,7 +7317,7 @@
         <w:pStyle w:val="Compact"/>
         <w:numPr>
           <w:ilvl w:val="0"/>
-          <w:numId w:val="1012"/>
+          <w:numId w:val="1010"/>
         </w:numPr>
       </w:pPr>
       <w:r>
@@ -6950,7 +7339,7 @@
         <w:pStyle w:val="Compact"/>
         <w:numPr>
           <w:ilvl w:val="0"/>
-          <w:numId w:val="1012"/>
+          <w:numId w:val="1010"/>
         </w:numPr>
       </w:pPr>
       <w:r>
@@ -6964,7 +7353,7 @@
         <w:t xml:space="preserve"> </w:t>
       </w:r>
       <w:r>
-        <w:t xml:space="preserve">traffic to the new container through Kamal's built-in proxy, with zero</w:t>
+        <w:t xml:space="preserve">traffic to the new container through Kamal’s built-in proxy, with zero</w:t>
       </w:r>
       <w:r>
         <w:t xml:space="preserve"> </w:t>
@@ -7034,7 +7423,7 @@
         <w:t xml:space="preserve">— there is no separate worker to deploy.</w:t>
       </w:r>
     </w:p>
-    <w:bookmarkStart w:id="59" w:name="configuration-files"/>
+    <w:bookmarkStart w:id="65" w:name="configuration-files"/>
     <w:p>
       <w:pPr>
         <w:pStyle w:val="Heading3"/>
@@ -7053,7 +7442,7 @@
       <w:r>
         <w:t xml:space="preserve"> </w:t>
       </w:r>
-      <w:hyperlink r:id="rId58">
+      <w:hyperlink r:id="rId64">
         <w:r>
           <w:rPr>
             <w:rStyle w:val="VerbatimChar"/>
@@ -7203,9 +7592,9 @@
         </w:pict>
       </w:r>
     </w:p>
-    <w:bookmarkEnd w:id="59"/>
-    <w:bookmarkEnd w:id="60"/>
-    <w:bookmarkStart w:id="62" w:name="Xdbdc89cfa0423f6b7665aa7e5e270249431e1f6"/>
+    <w:bookmarkEnd w:id="65"/>
+    <w:bookmarkEnd w:id="66"/>
+    <w:bookmarkStart w:id="68" w:name="Xdbdc89cfa0423f6b7665aa7e5e270249431e1f6"/>
     <w:p>
       <w:pPr>
         <w:pStyle w:val="Heading2"/>
@@ -7241,7 +7630,7 @@
         <w:pStyle w:val="Compact"/>
         <w:numPr>
           <w:ilvl w:val="0"/>
-          <w:numId w:val="1013"/>
+          <w:numId w:val="1011"/>
         </w:numPr>
       </w:pPr>
       <w:r>
@@ -7263,7 +7652,7 @@
         <w:pStyle w:val="Compact"/>
         <w:numPr>
           <w:ilvl w:val="0"/>
-          <w:numId w:val="1013"/>
+          <w:numId w:val="1011"/>
         </w:numPr>
       </w:pPr>
       <w:r>
@@ -7314,7 +7703,7 @@
         <w:pStyle w:val="Compact"/>
         <w:numPr>
           <w:ilvl w:val="0"/>
-          <w:numId w:val="1013"/>
+          <w:numId w:val="1011"/>
         </w:numPr>
       </w:pPr>
       <w:r>
@@ -7380,7 +7769,7 @@
         <w:pStyle w:val="Compact"/>
         <w:numPr>
           <w:ilvl w:val="0"/>
-          <w:numId w:val="1013"/>
+          <w:numId w:val="1011"/>
         </w:numPr>
       </w:pPr>
       <w:r>
@@ -7436,28 +7825,7 @@
         <w:t xml:space="preserve">config/deploy.yml</w:t>
       </w:r>
       <w:r>
-        <w:t xml:space="preserve">), so a Docker registry</w:t>
-      </w:r>
-      <w:r>
-        <w:t xml:space="preserve"> </w:t>
-      </w:r>
-      <w:r>
-        <w:t xml:space="preserve">must be available at that address when you deploy — for example a local</w:t>
-      </w:r>
-      <w:r>
-        <w:t xml:space="preserve"> </w:t>
-      </w:r>
-      <w:r>
-        <w:rPr>
-          <w:rStyle w:val="VerbatimChar"/>
-        </w:rPr>
-        <w:t xml:space="preserve">registry:2</w:t>
-      </w:r>
-      <w:r>
-        <w:t xml:space="preserve"> </w:t>
-      </w:r>
-      <w:r>
-        <w:t xml:space="preserve">container. If you move to a hosted registry (Docker Hub, GHCR, DigitalOcean), update that</w:t>
+        <w:t xml:space="preserve">), this is standard in kamal 2.8 or later. If you move to a hosted registry (Docker Hub, GHCR, DigitalOcean), update that</w:t>
       </w:r>
       <w:r>
         <w:t xml:space="preserve"> </w:t>
@@ -7468,7 +7836,7 @@
       <w:r>
         <w:t xml:space="preserve"> </w:t>
       </w:r>
-      <w:hyperlink r:id="rId61">
+      <w:hyperlink r:id="rId67">
         <w:r>
           <w:rPr>
             <w:rStyle w:val="VerbatimChar"/>
@@ -7485,7 +7853,7 @@
         <w:pStyle w:val="Compact"/>
         <w:numPr>
           <w:ilvl w:val="0"/>
-          <w:numId w:val="1013"/>
+          <w:numId w:val="1011"/>
         </w:numPr>
       </w:pPr>
       <w:r>
@@ -7547,8 +7915,8 @@
         </w:pict>
       </w:r>
     </w:p>
-    <w:bookmarkEnd w:id="62"/>
-    <w:bookmarkStart w:id="63" w:name="X9cc7847899e3f41d71b581b8ef25b236850d8d7"/>
+    <w:bookmarkEnd w:id="68"/>
+    <w:bookmarkStart w:id="69" w:name="X9cc7847899e3f41d71b581b8ef25b236850d8d7"/>
     <w:p>
       <w:pPr>
         <w:pStyle w:val="Heading2"/>
@@ -7615,7 +7983,8 @@
     <w:tbl>
       <w:tblPr>
         <w:tblStyle w:val="Table"/>
-        <w:tblW w:type="auto" w:w="0"/>
+        <w:tblW w:type="pct" w:w="5000"/>
+        <w:tblLayout w:type="fixed"/>
         <w:tblLook w:firstRow="1" w:lastRow="0" w:firstColumn="0" w:lastColumn="0" w:noHBand="0" w:noVBand="0" w:val="0020"/>
       </w:tblPr>
       <w:tblGrid>
@@ -7814,7 +8183,7 @@
               <w:pStyle w:val="Compact"/>
             </w:pPr>
             <w:r>
-              <w:t xml:space="preserve">Let's Encrypt</w:t>
+              <w:t xml:space="preserve">Let’s Encrypt</w:t>
             </w:r>
           </w:p>
         </w:tc>
@@ -7917,7 +8286,7 @@
               <w:pStyle w:val="Compact"/>
             </w:pPr>
             <w:r>
-              <w:t xml:space="preserve">Let's Encrypt</w:t>
+              <w:t xml:space="preserve">Let’s Encrypt</w:t>
             </w:r>
           </w:p>
         </w:tc>
@@ -8042,7 +8411,7 @@
               <w:pStyle w:val="Compact"/>
             </w:pPr>
             <w:r>
-              <w:t xml:space="preserve">Let's Encrypt</w:t>
+              <w:t xml:space="preserve">Let’s Encrypt</w:t>
             </w:r>
           </w:p>
         </w:tc>
@@ -8175,7 +8544,7 @@
         <w:pStyle w:val="Compact"/>
         <w:numPr>
           <w:ilvl w:val="0"/>
-          <w:numId w:val="1014"/>
+          <w:numId w:val="1012"/>
         </w:numPr>
       </w:pPr>
       <w:r>
@@ -8255,7 +8624,7 @@
         <w:pStyle w:val="Compact"/>
         <w:numPr>
           <w:ilvl w:val="0"/>
-          <w:numId w:val="1014"/>
+          <w:numId w:val="1012"/>
         </w:numPr>
       </w:pPr>
       <w:r>
@@ -8333,7 +8702,7 @@
       <w:r>
         <w:t xml:space="preserve"> </w:t>
       </w:r>
-      <w:hyperlink w:anchor="Xecf8243847251b3c988352299e18cf5ccf8df8a">
+      <w:hyperlink w:anchor="chap-40">
         <w:r>
           <w:rPr>
             <w:rStyle w:val="Hyperlink"/>
@@ -8352,8 +8721,8 @@
         </w:pict>
       </w:r>
     </w:p>
-    <w:bookmarkEnd w:id="63"/>
-    <w:bookmarkStart w:id="65" w:name="X39218b2062020ff2f9c3e7e7c701cea67480eb2"/>
+    <w:bookmarkEnd w:id="69"/>
+    <w:bookmarkStart w:id="71" w:name="X39218b2062020ff2f9c3e7e7c701cea67480eb2"/>
     <w:p>
       <w:pPr>
         <w:pStyle w:val="Heading2"/>
@@ -8367,7 +8736,7 @@
         <w:pStyle w:val="Compact"/>
         <w:numPr>
           <w:ilvl w:val="0"/>
-          <w:numId w:val="1015"/>
+          <w:numId w:val="1013"/>
         </w:numPr>
       </w:pPr>
       <w:r>
@@ -8413,7 +8782,7 @@
         <w:pStyle w:val="Compact"/>
         <w:numPr>
           <w:ilvl w:val="0"/>
-          <w:numId w:val="1015"/>
+          <w:numId w:val="1013"/>
         </w:numPr>
       </w:pPr>
       <w:r>
@@ -8427,7 +8796,7 @@
         <w:t xml:space="preserve"> </w:t>
       </w:r>
       <w:r>
-        <w:t xml:space="preserve">The container's entrypoint</w:t>
+        <w:t xml:space="preserve">The container’s entrypoint</w:t>
       </w:r>
       <w:r>
         <w:t xml:space="preserve"> </w:t>
@@ -8435,7 +8804,7 @@
       <w:r>
         <w:t xml:space="preserve">(</w:t>
       </w:r>
-      <w:hyperlink r:id="rId64">
+      <w:hyperlink r:id="rId70">
         <w:r>
           <w:rPr>
             <w:rStyle w:val="VerbatimChar"/>
@@ -8473,7 +8842,7 @@
         <w:pStyle w:val="Compact"/>
         <w:numPr>
           <w:ilvl w:val="0"/>
-          <w:numId w:val="1015"/>
+          <w:numId w:val="1013"/>
         </w:numPr>
       </w:pPr>
       <w:r>
@@ -8487,7 +8856,7 @@
         <w:t xml:space="preserve"> </w:t>
       </w:r>
       <w:r>
-        <w:t xml:space="preserve">For staging and production, Kamal's proxy obtains and renews a Let's Encrypt</w:t>
+        <w:t xml:space="preserve">For staging and production, Kamal’s proxy obtains and renews a Let’s Encrypt</w:t>
       </w:r>
       <w:r>
         <w:t xml:space="preserve"> </w:t>
@@ -8527,8 +8896,8 @@
         </w:pict>
       </w:r>
     </w:p>
-    <w:bookmarkEnd w:id="65"/>
-    <w:bookmarkStart w:id="67" w:name="X17b2a1d0bc7afdef66bf43bd1b6ab7749562f8c"/>
+    <w:bookmarkEnd w:id="71"/>
+    <w:bookmarkStart w:id="73" w:name="X17b2a1d0bc7afdef66bf43bd1b6ab7749562f8c"/>
     <w:p>
       <w:pPr>
         <w:pStyle w:val="Heading2"/>
@@ -8577,7 +8946,7 @@
         <w:pStyle w:val="Compact"/>
         <w:numPr>
           <w:ilvl w:val="0"/>
-          <w:numId w:val="1016"/>
+          <w:numId w:val="1014"/>
         </w:numPr>
       </w:pPr>
       <w:r>
@@ -8669,7 +9038,7 @@
         <w:pStyle w:val="Compact"/>
         <w:numPr>
           <w:ilvl w:val="0"/>
-          <w:numId w:val="1016"/>
+          <w:numId w:val="1014"/>
         </w:numPr>
       </w:pPr>
       <w:r>
@@ -8701,7 +9070,7 @@
       <w:r>
         <w:t xml:space="preserve"> </w:t>
       </w:r>
-      <w:hyperlink r:id="rId61">
+      <w:hyperlink r:id="rId67">
         <w:r>
           <w:rPr>
             <w:rStyle w:val="VerbatimChar"/>
@@ -8803,7 +9172,7 @@
       <w:r>
         <w:t xml:space="preserve"> </w:t>
       </w:r>
-      <w:hyperlink r:id="rId66">
+      <w:hyperlink r:id="rId72">
         <w:r>
           <w:rPr>
             <w:rStyle w:val="VerbatimChar"/>
@@ -8818,7 +9187,7 @@
         <w:t xml:space="preserve"> </w:t>
       </w:r>
       <w:r>
-        <w:t xml:space="preserve">Keeping them in credentials means they never travel through Kamal's environment or command</w:t>
+        <w:t xml:space="preserve">Keeping them in credentials means they never travel through Kamal’s environment or command</w:t>
       </w:r>
       <w:r>
         <w:t xml:space="preserve"> </w:t>
@@ -8851,8 +9220,8 @@
         </w:pict>
       </w:r>
     </w:p>
-    <w:bookmarkEnd w:id="67"/>
-    <w:bookmarkStart w:id="70" w:name="X7c40b8517228822914280766feb43e3f201ee35"/>
+    <w:bookmarkEnd w:id="73"/>
+    <w:bookmarkStart w:id="76" w:name="X7c40b8517228822914280766feb43e3f201ee35"/>
     <w:p>
       <w:pPr>
         <w:pStyle w:val="Heading2"/>
@@ -8861,7 +9230,7 @@
         <w:t xml:space="preserve">4.6 Deploying</w:t>
       </w:r>
     </w:p>
-    <w:bookmarkStart w:id="68" w:name="first-time-onto-a-new-server-setup"/>
+    <w:bookmarkStart w:id="74" w:name="first-time-onto-a-new-server-setup"/>
     <w:p>
       <w:pPr>
         <w:pStyle w:val="Heading3"/>
@@ -8958,8 +9327,8 @@
         <w:t xml:space="preserve"># production</w:t>
       </w:r>
     </w:p>
-    <w:bookmarkEnd w:id="68"/>
-    <w:bookmarkStart w:id="69" w:name="routine-deploys"/>
+    <w:bookmarkEnd w:id="74"/>
+    <w:bookmarkStart w:id="75" w:name="routine-deploys"/>
     <w:p>
       <w:pPr>
         <w:pStyle w:val="Heading3"/>
@@ -9049,7 +9418,7 @@
         <w:t xml:space="preserve">HEAD</w:t>
       </w:r>
       <w:r>
-        <w:t xml:space="preserve">, so commit (and usually push) your changes</w:t>
+        <w:t xml:space="preserve">, so commit your changes</w:t>
       </w:r>
       <w:r>
         <w:t xml:space="preserve"> </w:t>
@@ -9098,6 +9467,154 @@
       </w:r>
       <w:r>
         <w:t xml:space="preserve">.</w:t>
+      </w:r>
+    </w:p>
+    <w:p>
+      <w:pPr>
+        <w:pStyle w:val="BodyText"/>
+      </w:pPr>
+      <w:r>
+        <w:t xml:space="preserve">You can build from your working directory if you change context in the</w:t>
+      </w:r>
+      <w:r>
+        <w:t xml:space="preserve"> </w:t>
+      </w:r>
+      <w:r>
+        <w:rPr>
+          <w:rStyle w:val="VerbatimChar"/>
+        </w:rPr>
+        <w:t xml:space="preserve">deploy.yml</w:t>
+      </w:r>
+      <w:r>
+        <w:t xml:space="preserve"> </w:t>
+      </w:r>
+      <w:r>
+        <w:t xml:space="preserve">config to:</w:t>
+      </w:r>
+    </w:p>
+    <w:p>
+      <w:pPr>
+        <w:pStyle w:val="SourceCode"/>
+      </w:pPr>
+      <w:r>
+        <w:rPr>
+          <w:rStyle w:val="CommentTok"/>
+        </w:rPr>
+        <w:t xml:space="preserve"># Configure the image builder.</w:t>
+      </w:r>
+      <w:r>
+        <w:br/>
+      </w:r>
+      <w:r>
+        <w:rPr>
+          <w:rStyle w:val="FunctionTok"/>
+        </w:rPr>
+        <w:t xml:space="preserve">builder</w:t>
+      </w:r>
+      <w:r>
+        <w:rPr>
+          <w:rStyle w:val="KeywordTok"/>
+        </w:rPr>
+        <w:t xml:space="preserve">:</w:t>
+      </w:r>
+      <w:r>
+        <w:br/>
+      </w:r>
+      <w:r>
+        <w:rPr>
+          <w:rStyle w:val="AttributeTok"/>
+        </w:rPr>
+        <w:t xml:space="preserve">  </w:t>
+      </w:r>
+      <w:r>
+        <w:rPr>
+          <w:rStyle w:val="FunctionTok"/>
+        </w:rPr>
+        <w:t xml:space="preserve">arch</w:t>
+      </w:r>
+      <w:r>
+        <w:rPr>
+          <w:rStyle w:val="KeywordTok"/>
+        </w:rPr>
+        <w:t xml:space="preserve">:</w:t>
+      </w:r>
+      <w:r>
+        <w:rPr>
+          <w:rStyle w:val="AttributeTok"/>
+        </w:rPr>
+        <w:t xml:space="preserve"> amd64</w:t>
+      </w:r>
+      <w:r>
+        <w:br/>
+      </w:r>
+      <w:r>
+        <w:rPr>
+          <w:rStyle w:val="CommentTok"/>
+        </w:rPr>
+        <w:t xml:space="preserve">  # This sets the build context for the Docker image, default is HEAD of git repo.</w:t>
+      </w:r>
+      <w:r>
+        <w:br/>
+      </w:r>
+      <w:r>
+        <w:rPr>
+          <w:rStyle w:val="AttributeTok"/>
+        </w:rPr>
+        <w:t xml:space="preserve">  </w:t>
+      </w:r>
+      <w:r>
+        <w:rPr>
+          <w:rStyle w:val="FunctionTok"/>
+        </w:rPr>
+        <w:t xml:space="preserve">context</w:t>
+      </w:r>
+      <w:r>
+        <w:rPr>
+          <w:rStyle w:val="KeywordTok"/>
+        </w:rPr>
+        <w:t xml:space="preserve">:</w:t>
+      </w:r>
+      <w:r>
+        <w:rPr>
+          <w:rStyle w:val="AttributeTok"/>
+        </w:rPr>
+        <w:t xml:space="preserve"> </w:t>
+      </w:r>
+      <w:r>
+        <w:rPr>
+          <w:rStyle w:val="StringTok"/>
+        </w:rPr>
+        <w:t xml:space="preserve">"."</w:t>
+      </w:r>
+    </w:p>
+    <w:p>
+      <w:pPr>
+        <w:pStyle w:val="FirstParagraph"/>
+      </w:pPr>
+      <w:r>
+        <w:rPr>
+          <w:b/>
+          <w:bCs/>
+        </w:rPr>
+        <w:t xml:space="preserve">Remember</w:t>
+      </w:r>
+      <w:r>
+        <w:t xml:space="preserve"> </w:t>
+      </w:r>
+      <w:r>
+        <w:t xml:space="preserve">to comment it out again (or</w:t>
+      </w:r>
+      <w:r>
+        <w:t xml:space="preserve"> </w:t>
+      </w:r>
+      <w:r>
+        <w:rPr>
+          <w:rStyle w:val="VerbatimChar"/>
+        </w:rPr>
+        <w:t xml:space="preserve">git restore config/deploy.yml</w:t>
+      </w:r>
+      <w:r>
+        <w:t xml:space="preserve">) before you commit.</w:t>
       </w:r>
     </w:p>
     <w:p>
@@ -9174,9 +9691,9 @@
         </w:pict>
       </w:r>
     </w:p>
-    <w:bookmarkEnd w:id="69"/>
-    <w:bookmarkEnd w:id="70"/>
-    <w:bookmarkStart w:id="71" w:name="X7700631fc525012796057bb08d99da275b95eeb"/>
+    <w:bookmarkEnd w:id="75"/>
+    <w:bookmarkEnd w:id="76"/>
+    <w:bookmarkStart w:id="77" w:name="X7700631fc525012796057bb08d99da275b95eeb"/>
     <w:p>
       <w:pPr>
         <w:pStyle w:val="Heading2"/>
@@ -9205,7 +9722,7 @@
         <w:t xml:space="preserve"> </w:t>
       </w:r>
       <w:r>
-        <w:t xml:space="preserve">block) so you don't have to remember the long</w:t>
+        <w:t xml:space="preserve">block) so you don’t have to remember the long</w:t>
       </w:r>
       <w:r>
         <w:t xml:space="preserve"> </w:t>
@@ -9536,7 +10053,7 @@
       <w:r>
         <w:t xml:space="preserve"> </w:t>
       </w:r>
-      <w:hyperlink w:anchor="Xa8eebf661c29b2a8d0dc7fa75f58bd9e3c53e1f">
+      <w:hyperlink w:anchor="chap-60">
         <w:r>
           <w:rPr>
             <w:rStyle w:val="Hyperlink"/>
@@ -9555,8 +10072,8 @@
         </w:pict>
       </w:r>
     </w:p>
-    <w:bookmarkEnd w:id="71"/>
-    <w:bookmarkStart w:id="72" w:name="Xafaf519088db6178368552b137e9bcec6ff98ce"/>
+    <w:bookmarkEnd w:id="77"/>
+    <w:bookmarkStart w:id="78" w:name="Xafaf519088db6178368552b137e9bcec6ff98ce"/>
     <w:p>
       <w:pPr>
         <w:pStyle w:val="Heading2"/>
@@ -9570,11 +10087,11 @@
         <w:pStyle w:val="Compact"/>
         <w:numPr>
           <w:ilvl w:val="0"/>
-          <w:numId w:val="1017"/>
+          <w:numId w:val="1015"/>
         </w:numPr>
       </w:pPr>
       <w:r>
-        <w:t xml:space="preserve">Changes committed to git (Kamal builds from</w:t>
+        <w:t xml:space="preserve">Changes committed to git (by default Kamal builds from</w:t>
       </w:r>
       <w:r>
         <w:t xml:space="preserve"> </w:t>
@@ -9589,7 +10106,7 @@
         <w:t xml:space="preserve"> </w:t>
       </w:r>
       <w:r>
-        <w:t xml:space="preserve">in the git repo, NOT from the working directory).</w:t>
+        <w:t xml:space="preserve">in the git repo, NOT from the working directory). If you deploy and nothing changes, perhaps you have forgotten to commit your changes.</w:t>
       </w:r>
     </w:p>
     <w:p>
@@ -9597,7 +10114,7 @@
         <w:pStyle w:val="Compact"/>
         <w:numPr>
           <w:ilvl w:val="0"/>
-          <w:numId w:val="1018"/>
+          <w:numId w:val="1016"/>
         </w:numPr>
       </w:pPr>
       <w:r>
@@ -9623,20 +10140,59 @@
         <w:pStyle w:val="Compact"/>
         <w:numPr>
           <w:ilvl w:val="0"/>
+          <w:numId w:val="1017"/>
+        </w:numPr>
+      </w:pPr>
+      <w:r>
+        <w:rPr>
+          <w:rStyle w:val="VerbatimChar"/>
+        </w:rPr>
+        <w:t xml:space="preserve">config/master.key</w:t>
+      </w:r>
+      <w:r>
+        <w:t xml:space="preserve"> </w:t>
+      </w:r>
+      <w:r>
+        <w:t xml:space="preserve">present locally.</w:t>
+      </w:r>
+    </w:p>
+    <w:p>
+      <w:pPr>
+        <w:pStyle w:val="Compact"/>
+        <w:numPr>
+          <w:ilvl w:val="0"/>
+          <w:numId w:val="1018"/>
+        </w:numPr>
+      </w:pPr>
+      <w:r>
+        <w:t xml:space="preserve">Docker running and the</w:t>
+      </w:r>
+      <w:r>
+        <w:t xml:space="preserve"> </w:t>
+      </w:r>
+      <w:r>
+        <w:rPr>
+          <w:rStyle w:val="VerbatimChar"/>
+        </w:rPr>
+        <w:t xml:space="preserve">localhost:5555</w:t>
+      </w:r>
+      <w:r>
+        <w:t xml:space="preserve"> </w:t>
+      </w:r>
+      <w:r>
+        <w:t xml:space="preserve">registry reachable.</w:t>
+      </w:r>
+    </w:p>
+    <w:p>
+      <w:pPr>
+        <w:pStyle w:val="Compact"/>
+        <w:numPr>
+          <w:ilvl w:val="0"/>
           <w:numId w:val="1019"/>
         </w:numPr>
       </w:pPr>
       <w:r>
-        <w:rPr>
-          <w:rStyle w:val="VerbatimChar"/>
-        </w:rPr>
-        <w:t xml:space="preserve">config/master.key</w:t>
-      </w:r>
-      <w:r>
-        <w:t xml:space="preserve"> </w:t>
-      </w:r>
-      <w:r>
-        <w:t xml:space="preserve">present locally.</w:t>
+        <w:t xml:space="preserve">SSH to the target host works without a password.</w:t>
       </w:r>
     </w:p>
     <w:p>
@@ -9648,22 +10204,35 @@
         </w:numPr>
       </w:pPr>
       <w:r>
-        <w:t xml:space="preserve">Docker running and the</w:t>
-      </w:r>
-      <w:r>
-        <w:t xml:space="preserve"> </w:t>
-      </w:r>
-      <w:r>
-        <w:rPr>
-          <w:rStyle w:val="VerbatimChar"/>
-        </w:rPr>
-        <w:t xml:space="preserve">localhost:5555</w:t>
-      </w:r>
-      <w:r>
-        <w:t xml:space="preserve"> </w:t>
-      </w:r>
-      <w:r>
-        <w:t xml:space="preserve">registry reachable.</w:t>
+        <w:t xml:space="preserve">Deployed and verified on</w:t>
+      </w:r>
+      <w:r>
+        <w:t xml:space="preserve"> </w:t>
+      </w:r>
+      <w:r>
+        <w:rPr>
+          <w:b/>
+          <w:bCs/>
+        </w:rPr>
+        <w:t xml:space="preserve">staging</w:t>
+      </w:r>
+      <w:r>
+        <w:t xml:space="preserve"> </w:t>
+      </w:r>
+      <w:r>
+        <w:t xml:space="preserve">first, then</w:t>
+      </w:r>
+      <w:r>
+        <w:t xml:space="preserve"> </w:t>
+      </w:r>
+      <w:r>
+        <w:rPr>
+          <w:rStyle w:val="VerbatimChar"/>
+        </w:rPr>
+        <w:t xml:space="preserve">-d prod</w:t>
+      </w:r>
+      <w:r>
+        <w:t xml:space="preserve">.</w:t>
       </w:r>
     </w:p>
     <w:p>
@@ -9675,58 +10244,6 @@
         </w:numPr>
       </w:pPr>
       <w:r>
-        <w:t xml:space="preserve">SSH to the target host works without a password.</w:t>
-      </w:r>
-    </w:p>
-    <w:p>
-      <w:pPr>
-        <w:pStyle w:val="Compact"/>
-        <w:numPr>
-          <w:ilvl w:val="0"/>
-          <w:numId w:val="1022"/>
-        </w:numPr>
-      </w:pPr>
-      <w:r>
-        <w:t xml:space="preserve">Deployed and verified on</w:t>
-      </w:r>
-      <w:r>
-        <w:t xml:space="preserve"> </w:t>
-      </w:r>
-      <w:r>
-        <w:rPr>
-          <w:b/>
-          <w:bCs/>
-        </w:rPr>
-        <w:t xml:space="preserve">staging</w:t>
-      </w:r>
-      <w:r>
-        <w:t xml:space="preserve"> </w:t>
-      </w:r>
-      <w:r>
-        <w:t xml:space="preserve">first, then</w:t>
-      </w:r>
-      <w:r>
-        <w:t xml:space="preserve"> </w:t>
-      </w:r>
-      <w:r>
-        <w:rPr>
-          <w:rStyle w:val="VerbatimChar"/>
-        </w:rPr>
-        <w:t xml:space="preserve">-d prod</w:t>
-      </w:r>
-      <w:r>
-        <w:t xml:space="preserve">.</w:t>
-      </w:r>
-    </w:p>
-    <w:p>
-      <w:pPr>
-        <w:pStyle w:val="Compact"/>
-        <w:numPr>
-          <w:ilvl w:val="0"/>
-          <w:numId w:val="1023"/>
-        </w:numPr>
-      </w:pPr>
-      <w:r>
         <w:t xml:space="preserve">After a production deploy, confirmed the app answers on</w:t>
       </w:r>
       <w:r>
@@ -9747,7 +10264,7 @@
       <w:r>
         <w:t xml:space="preserve"> </w:t>
       </w:r>
-      <w:hyperlink w:anchor="Xec1d037a3565c981c81527ac25bc43cb18d1491">
+      <w:hyperlink w:anchor="chap-50">
         <w:r>
           <w:rPr>
             <w:rStyle w:val="Hyperlink"/>
@@ -9759,9 +10276,299 @@
         <w:t xml:space="preserve">).</w:t>
       </w:r>
     </w:p>
-    <w:bookmarkEnd w:id="72"/>
-    <w:bookmarkEnd w:id="73"/>
-    <w:bookmarkStart w:id="86" w:name="Xecf8243847251b3c988352299e18cf5ccf8df8a"/>
+    <w:p>
+      <w:r>
+        <w:pict>
+          <v:rect style="width:0;height:1.5pt" o:hralign="center" o:hrstd="t" o:hr="t"/>
+        </w:pict>
+      </w:r>
+    </w:p>
+    <w:bookmarkEnd w:id="78"/>
+    <w:bookmarkStart w:id="79" w:name="X3b911b3fa04477f988bd2cc9d9015687ec24dbf"/>
+    <w:p>
+      <w:pPr>
+        <w:pStyle w:val="Heading2"/>
+      </w:pPr>
+      <w:r>
+        <w:t xml:space="preserve">4.9 Rollback</w:t>
+      </w:r>
+    </w:p>
+    <w:p>
+      <w:pPr>
+        <w:pStyle w:val="FirstParagraph"/>
+      </w:pPr>
+      <w:r>
+        <w:t xml:space="preserve">This is a key step in troubleshooting: if a deploy fails, roll back to the previous version and diagnose the issue locally (and/or in staging) before retrying production.</w:t>
+      </w:r>
+    </w:p>
+    <w:p>
+      <w:pPr>
+        <w:pStyle w:val="BodyText"/>
+      </w:pPr>
+      <w:r>
+        <w:t xml:space="preserve">Kamal rollback command</w:t>
+      </w:r>
+      <w:r>
+        <w:t xml:space="preserve"> </w:t>
+      </w:r>
+      <w:r>
+        <w:rPr>
+          <w:b/>
+          <w:bCs/>
+        </w:rPr>
+        <w:t xml:space="preserve">requires a image version</w:t>
+      </w:r>
+      <w:r>
+        <w:t xml:space="preserve"> </w:t>
+      </w:r>
+      <w:r>
+        <w:t xml:space="preserve">to roll back to. Find the previous version with:</w:t>
+      </w:r>
+    </w:p>
+    <w:p>
+      <w:pPr>
+        <w:pStyle w:val="SourceCode"/>
+      </w:pPr>
+      <w:r>
+        <w:rPr>
+          <w:rStyle w:val="ExtensionTok"/>
+        </w:rPr>
+        <w:t xml:space="preserve">$</w:t>
+      </w:r>
+      <w:r>
+        <w:rPr>
+          <w:rStyle w:val="NormalTok"/>
+        </w:rPr>
+        <w:t xml:space="preserve"> bin/kamal app containers </w:t>
+      </w:r>
+      <w:r>
+        <w:rPr>
+          <w:rStyle w:val="AttributeTok"/>
+        </w:rPr>
+        <w:t xml:space="preserve">-q</w:t>
+      </w:r>
+      <w:r>
+        <w:br/>
+      </w:r>
+      <w:r>
+        <w:rPr>
+          <w:rStyle w:val="ExtensionTok"/>
+        </w:rPr>
+        <w:t xml:space="preserve">CONTAINER</w:t>
+      </w:r>
+      <w:r>
+        <w:rPr>
+          <w:rStyle w:val="NormalTok"/>
+        </w:rPr>
+        <w:t xml:space="preserve"> ID   IMAGE                                                             CREATED        STATUS</w:t>
+      </w:r>
+      <w:r>
+        <w:br/>
+      </w:r>
+      <w:r>
+        <w:rPr>
+          <w:rStyle w:val="ExtensionTok"/>
+        </w:rPr>
+        <w:t xml:space="preserve">98bd25e46f79</w:t>
+      </w:r>
+      <w:r>
+        <w:rPr>
+          <w:rStyle w:val="NormalTok"/>
+        </w:rPr>
+        <w:t xml:space="preserve">   localhost:5555/staging:8d98cb7ec1bdc3b2174ffe2f4e254618b4655c9c   3 hours ago    Up 3 hours</w:t>
+      </w:r>
+      <w:r>
+        <w:br/>
+      </w:r>
+      <w:r>
+        <w:rPr>
+          <w:rStyle w:val="ExtensionTok"/>
+        </w:rPr>
+        <w:t xml:space="preserve">428ec8628b68</w:t>
+      </w:r>
+      <w:r>
+        <w:rPr>
+          <w:rStyle w:val="NormalTok"/>
+        </w:rPr>
+        <w:t xml:space="preserve">   localhost:5555/staging:763a123ee82523ca12d32eb06ca35fa7c97e7677   3 hours ago    Exited </w:t>
+      </w:r>
+      <w:r>
+        <w:rPr>
+          <w:rStyle w:val="ErrorTok"/>
+        </w:rPr>
+        <w:t xml:space="preserve">(</w:t>
+      </w:r>
+      <w:r>
+        <w:rPr>
+          <w:rStyle w:val="ExtensionTok"/>
+        </w:rPr>
+        <w:t xml:space="preserve">143</w:t>
+      </w:r>
+      <w:r>
+        <w:rPr>
+          <w:rStyle w:val="KeywordTok"/>
+        </w:rPr>
+        <w:t xml:space="preserve">)</w:t>
+      </w:r>
+      <w:r>
+        <w:rPr>
+          <w:rStyle w:val="NormalTok"/>
+        </w:rPr>
+        <w:t xml:space="preserve"> </w:t>
+      </w:r>
+      <w:r>
+        <w:rPr>
+          <w:rStyle w:val="ExtensionTok"/>
+        </w:rPr>
+        <w:t xml:space="preserve">3</w:t>
+      </w:r>
+      <w:r>
+        <w:rPr>
+          <w:rStyle w:val="NormalTok"/>
+        </w:rPr>
+        <w:t xml:space="preserve"> hours ago</w:t>
+      </w:r>
+      <w:r>
+        <w:br/>
+      </w:r>
+      <w:r>
+        <w:rPr>
+          <w:rStyle w:val="ExtensionTok"/>
+        </w:rPr>
+        <w:t xml:space="preserve">6c9e4961e53e</w:t>
+      </w:r>
+      <w:r>
+        <w:rPr>
+          <w:rStyle w:val="NormalTok"/>
+        </w:rPr>
+        <w:t xml:space="preserve">   6b6175ba4331</w:t>
+      </w:r>
+    </w:p>
+    <w:p>
+      <w:pPr>
+        <w:pStyle w:val="FirstParagraph"/>
+      </w:pPr>
+      <w:r>
+        <w:t xml:space="preserve">Usually it will be the second container listed. Rollback with:</w:t>
+      </w:r>
+    </w:p>
+    <w:p>
+      <w:pPr>
+        <w:pStyle w:val="SourceCode"/>
+      </w:pPr>
+      <w:r>
+        <w:rPr>
+          <w:rStyle w:val="ExtensionTok"/>
+        </w:rPr>
+        <w:t xml:space="preserve">$</w:t>
+      </w:r>
+      <w:r>
+        <w:rPr>
+          <w:rStyle w:val="NormalTok"/>
+        </w:rPr>
+        <w:t xml:space="preserve"> bin/kamal rollback 763a123ee82523ca12d32eb06ca35fa7c97e7677</w:t>
+      </w:r>
+    </w:p>
+    <w:p>
+      <w:pPr>
+        <w:pStyle w:val="FirstParagraph"/>
+      </w:pPr>
+      <w:r>
+        <w:t xml:space="preserve">REMEMBER - these commands are working on the staging deployment destination (the default). To rollback the production server, use</w:t>
+      </w:r>
+      <w:r>
+        <w:t xml:space="preserve"> </w:t>
+      </w:r>
+      <w:r>
+        <w:rPr>
+          <w:b/>
+          <w:bCs/>
+        </w:rPr>
+        <w:t xml:space="preserve">-d prod</w:t>
+      </w:r>
+      <w:r>
+        <w:t xml:space="preserve">:</w:t>
+      </w:r>
+    </w:p>
+    <w:p>
+      <w:pPr>
+        <w:pStyle w:val="SourceCode"/>
+      </w:pPr>
+      <w:r>
+        <w:rPr>
+          <w:rStyle w:val="ExtensionTok"/>
+        </w:rPr>
+        <w:t xml:space="preserve">$</w:t>
+      </w:r>
+      <w:r>
+        <w:rPr>
+          <w:rStyle w:val="NormalTok"/>
+        </w:rPr>
+        <w:t xml:space="preserve"> bin/kamal rollback 763a123ee82523ca12d32eb06ca35fa7c97e7677 </w:t>
+      </w:r>
+      <w:r>
+        <w:rPr>
+          <w:rStyle w:val="AttributeTok"/>
+        </w:rPr>
+        <w:t xml:space="preserve">-d</w:t>
+      </w:r>
+      <w:r>
+        <w:rPr>
+          <w:rStyle w:val="NormalTok"/>
+        </w:rPr>
+        <w:t xml:space="preserve"> prod</w:t>
+      </w:r>
+    </w:p>
+    <w:p>
+      <w:pPr>
+        <w:pStyle w:val="FirstParagraph"/>
+      </w:pPr>
+      <w:hyperlink w:anchor="chap-20">
+        <w:r>
+          <w:rPr>
+            <w:rStyle w:val="Hyperlink"/>
+          </w:rPr>
+          <w:t xml:space="preserve">← External Setup</w:t>
+        </w:r>
+      </w:hyperlink>
+      <w:r>
+        <w:t xml:space="preserve"> </w:t>
+      </w:r>
+      <w:r>
+        <w:t xml:space="preserve">·</w:t>
+      </w:r>
+      <w:r>
+        <w:t xml:space="preserve"> </w:t>
+      </w:r>
+      <w:hyperlink r:id="rId44">
+        <w:r>
+          <w:rPr>
+            <w:rStyle w:val="Hyperlink"/>
+          </w:rPr>
+          <w:t xml:space="preserve">Manual index</w:t>
+        </w:r>
+      </w:hyperlink>
+      <w:r>
+        <w:t xml:space="preserve"> </w:t>
+      </w:r>
+      <w:r>
+        <w:t xml:space="preserve">·</w:t>
+      </w:r>
+      <w:r>
+        <w:t xml:space="preserve"> </w:t>
+      </w:r>
+      <w:hyperlink w:anchor="chap-40">
+        <w:r>
+          <w:rPr>
+            <w:rStyle w:val="Hyperlink"/>
+          </w:rPr>
+          <w:t xml:space="preserve">Backup &amp; Restore →</w:t>
+        </w:r>
+      </w:hyperlink>
+    </w:p>
+    <w:bookmarkEnd w:id="79"/>
+    <w:bookmarkEnd w:id="80"/>
+    <w:bookmarkStart w:id="93" w:name="chap-40"/>
     <w:p>
       <w:pPr>
         <w:pStyle w:val="Heading1"/>
@@ -9775,7 +10582,7 @@
         <w:pStyle w:val="FirstParagraph"/>
       </w:pPr>
       <w:r>
-        <w:t xml:space="preserve">The application's data lives in SQLite files on the server (see</w:t>
+        <w:t xml:space="preserve">The application’s data lives in SQLite files on the server (see</w:t>
       </w:r>
       <w:r>
         <w:t xml:space="preserve"> </w:t>
@@ -9816,7 +10623,7 @@
       <w:r>
         <w:t xml:space="preserve"> </w:t>
       </w:r>
-      <w:hyperlink r:id="rId74">
+      <w:hyperlink r:id="rId81">
         <w:r>
           <w:rPr>
             <w:rStyle w:val="Hyperlink"/>
@@ -9861,13 +10668,13 @@
         </w:pict>
       </w:r>
     </w:p>
-    <w:bookmarkStart w:id="76" w:name="Xa1c73c053d935013ea36105580052a1ef8f98ef"/>
+    <w:bookmarkStart w:id="83" w:name="Xa1c73c053d935013ea36105580052a1ef8f98ef"/>
     <w:p>
       <w:pPr>
         <w:pStyle w:val="Heading2"/>
       </w:pPr>
       <w:r>
-        <w:t xml:space="preserve">5.1 What is backed up — and what isn't</w:t>
+        <w:t xml:space="preserve">5.1 What is backed up — and what isn’t</w:t>
       </w:r>
     </w:p>
     <w:p>
@@ -9897,7 +10704,8 @@
     <w:tbl>
       <w:tblPr>
         <w:tblStyle w:val="Table"/>
-        <w:tblW w:type="auto" w:w="0"/>
+        <w:tblW w:type="pct" w:w="5000"/>
+        <w:tblLayout w:type="fixed"/>
         <w:tblLook w:firstRow="1" w:lastRow="0" w:firstColumn="0" w:lastColumn="0" w:noHBand="0" w:noVBand="0" w:val="0020"/>
       </w:tblPr>
       <w:tblGrid>
@@ -10172,7 +10980,7 @@
       <w:r>
         <w:t xml:space="preserve"> </w:t>
       </w:r>
-      <w:hyperlink r:id="rId75">
+      <w:hyperlink r:id="rId82">
         <w:r>
           <w:rPr>
             <w:rStyle w:val="VerbatimChar"/>
@@ -10203,8 +11011,8 @@
         </w:pict>
       </w:r>
     </w:p>
-    <w:bookmarkEnd w:id="76"/>
-    <w:bookmarkStart w:id="79" w:name="Xd7394c6c8e53117fa7f2e52b239c7e914569cf0"/>
+    <w:bookmarkEnd w:id="83"/>
+    <w:bookmarkStart w:id="86" w:name="Xd7394c6c8e53117fa7f2e52b239c7e914569cf0"/>
     <w:p>
       <w:pPr>
         <w:pStyle w:val="Heading2"/>
@@ -10218,7 +11026,7 @@
         <w:pStyle w:val="FirstParagraph"/>
       </w:pPr>
       <w:r>
-        <w:t xml:space="preserve">Litestream watches the primary database's write-ahead log and streams changes to object</w:t>
+        <w:t xml:space="preserve">Litestream watches the primary database’s write-ahead log and streams changes to object</w:t>
       </w:r>
       <w:r>
         <w:t xml:space="preserve"> </w:t>
@@ -10254,7 +11062,7 @@
         <w:pStyle w:val="Compact"/>
         <w:numPr>
           <w:ilvl w:val="0"/>
-          <w:numId w:val="1024"/>
+          <w:numId w:val="1022"/>
         </w:numPr>
       </w:pPr>
       <w:r>
@@ -10288,7 +11096,7 @@
       <w:r>
         <w:t xml:space="preserve"> </w:t>
       </w:r>
-      <w:hyperlink r:id="rId77">
+      <w:hyperlink r:id="rId84">
         <w:r>
           <w:rPr>
             <w:rStyle w:val="VerbatimChar"/>
@@ -10311,7 +11119,7 @@
         <w:pStyle w:val="Compact"/>
         <w:numPr>
           <w:ilvl w:val="0"/>
-          <w:numId w:val="1024"/>
+          <w:numId w:val="1022"/>
         </w:numPr>
       </w:pPr>
       <w:r>
@@ -10339,7 +11147,7 @@
       <w:r>
         <w:t xml:space="preserve"> </w:t>
       </w:r>
-      <w:hyperlink r:id="rId78">
+      <w:hyperlink r:id="rId85">
         <w:r>
           <w:rPr>
             <w:rStyle w:val="VerbatimChar"/>
@@ -10362,7 +11170,7 @@
         <w:pStyle w:val="Compact"/>
         <w:numPr>
           <w:ilvl w:val="0"/>
-          <w:numId w:val="1024"/>
+          <w:numId w:val="1022"/>
         </w:numPr>
       </w:pPr>
       <w:r>
@@ -10403,7 +11211,7 @@
       <w:r>
         <w:t xml:space="preserve"> </w:t>
       </w:r>
-      <w:hyperlink r:id="rId58">
+      <w:hyperlink r:id="rId64">
         <w:r>
           <w:rPr>
             <w:rStyle w:val="VerbatimChar"/>
@@ -10460,8 +11268,8 @@
         </w:pict>
       </w:r>
     </w:p>
-    <w:bookmarkEnd w:id="79"/>
-    <w:bookmarkStart w:id="80" w:name="X872359a31d468a249c16f3b394d9d82f603bb9a"/>
+    <w:bookmarkEnd w:id="86"/>
+    <w:bookmarkStart w:id="87" w:name="X872359a31d468a249c16f3b394d9d82f603bb9a"/>
     <w:p>
       <w:pPr>
         <w:pStyle w:val="Heading2"/>
@@ -10497,7 +11305,8 @@
     <w:tbl>
       <w:tblPr>
         <w:tblStyle w:val="Table"/>
-        <w:tblW w:type="auto" w:w="0"/>
+        <w:tblW w:type="pct" w:w="5000"/>
+        <w:tblLayout w:type="fixed"/>
         <w:tblLook w:firstRow="1" w:lastRow="0" w:firstColumn="0" w:lastColumn="0" w:noHBand="0" w:noVBand="0" w:val="0020"/>
       </w:tblPr>
       <w:tblGrid>
@@ -10759,7 +11568,7 @@
               <w:pStyle w:val="Compact"/>
             </w:pPr>
             <w:r>
-              <w:t xml:space="preserve">Rails credentials under</w:t>
+              <w:t xml:space="preserve">Rails credentials.yml under</w:t>
             </w:r>
             <w:r>
               <w:t xml:space="preserve"> </w:t>
@@ -10817,7 +11626,7 @@
       <w:r>
         <w:t xml:space="preserve"> </w:t>
       </w:r>
-      <w:hyperlink r:id="rId66">
+      <w:hyperlink r:id="rId72">
         <w:r>
           <w:rPr>
             <w:rStyle w:val="VerbatimChar"/>
@@ -10886,8 +11695,8 @@
         </w:pict>
       </w:r>
     </w:p>
-    <w:bookmarkEnd w:id="80"/>
-    <w:bookmarkStart w:id="81" w:name="Xe0bc58819547c7cf9f8d92bd64c3452c718979e"/>
+    <w:bookmarkEnd w:id="87"/>
+    <w:bookmarkStart w:id="88" w:name="Xe0bc58819547c7cf9f8d92bd64c3452c718979e"/>
     <w:p>
       <w:pPr>
         <w:pStyle w:val="Heading2"/>
@@ -11058,7 +11867,7 @@
         <w:pStyle w:val="BodyText"/>
       </w:pPr>
       <w:r>
-        <w:t xml:space="preserve">It's a good idea to restore to a temporary copy and check it. Run these occasionally — a backup you have never verified is not yet a backup you can rely on. Back in your dev environment, you can restore with:</w:t>
+        <w:t xml:space="preserve">It’s a good idea to restore to a temporary copy and check it. Run these occasionally — a backup you have never verified is not yet a backup you can rely on. You can do this in the container but can also do it back in your dev environment (by setting the environment variables needed). You can restore with:</w:t>
       </w:r>
     </w:p>
     <w:p>
@@ -11218,7 +12027,7 @@
         <w:pStyle w:val="FirstParagraph"/>
       </w:pPr>
       <w:r>
-        <w:t xml:space="preserve">And then run sqlite3 to verify the restore:</w:t>
+        <w:t xml:space="preserve">And then run the sqlite3 client to run some SQL queries to verify the restore:</w:t>
       </w:r>
     </w:p>
     <w:p>
@@ -11245,8 +12054,8 @@
         </w:pict>
       </w:r>
     </w:p>
-    <w:bookmarkEnd w:id="81"/>
-    <w:bookmarkStart w:id="84" w:name="Xe70efeb2cfe82632dc995dd72bed24536523c2f"/>
+    <w:bookmarkEnd w:id="88"/>
+    <w:bookmarkStart w:id="91" w:name="Xe70efeb2cfe82632dc995dd72bed24536523c2f"/>
     <w:p>
       <w:pPr>
         <w:pStyle w:val="Heading2"/>
@@ -11303,10 +12112,10 @@
         <w:t xml:space="preserve"> </w:t>
       </w:r>
       <w:r>
-        <w:t xml:space="preserve">destination, but you could also restore to staging or any other destination.</w:t>
-      </w:r>
-    </w:p>
-    <w:bookmarkStart w:id="82" w:name="step-by-step"/>
+        <w:t xml:space="preserve">destination, but you could also restore to staging or any other destination. REMEMBER to practice in staging first, if you need to.</w:t>
+      </w:r>
+    </w:p>
+    <w:bookmarkStart w:id="89" w:name="step-by-step"/>
     <w:p>
       <w:pPr>
         <w:pStyle w:val="Heading3"/>
@@ -11319,7 +12128,7 @@
       <w:pPr>
         <w:numPr>
           <w:ilvl w:val="0"/>
-          <w:numId w:val="1025"/>
+          <w:numId w:val="1023"/>
         </w:numPr>
       </w:pPr>
       <w:r>
@@ -11388,7 +12197,7 @@
       <w:pPr>
         <w:numPr>
           <w:ilvl w:val="0"/>
-          <w:numId w:val="1025"/>
+          <w:numId w:val="1023"/>
         </w:numPr>
       </w:pPr>
       <w:r>
@@ -11403,6 +12212,199 @@
       </w:r>
       <w:r>
         <w:t xml:space="preserve">From your workstation:</w:t>
+      </w:r>
+      <w:r>
+        <w:t xml:space="preserve"> </w:t>
+      </w:r>
+      <w:r>
+        <w:t xml:space="preserve">```bash</w:t>
+      </w:r>
+      <w:r>
+        <w:t xml:space="preserve"> </w:t>
+      </w:r>
+      <w:r>
+        <w:t xml:space="preserve"># stop the app (which also exits the container)</w:t>
+      </w:r>
+      <w:r>
+        <w:t xml:space="preserve"> </w:t>
+      </w:r>
+      <w:r>
+        <w:t xml:space="preserve">bin/kamal app stop -d prod</w:t>
+      </w:r>
+      <w:r>
+        <w:t xml:space="preserve"> </w:t>
+      </w:r>
+      <w:r>
+        <w:t xml:space="preserve"># ssh into a new instance of the container (rails is not running)</w:t>
+      </w:r>
+      <w:r>
+        <w:t xml:space="preserve"> </w:t>
+      </w:r>
+      <w:r>
+        <w:t xml:space="preserve">bin/kamal app exec -d prod bash -i</w:t>
+      </w:r>
+      <w:r>
+        <w:t xml:space="preserve"> </w:t>
+      </w:r>
+      <w:r>
+        <w:t xml:space="preserve"># push the empty/old one to the side (keep it just in case):</w:t>
+      </w:r>
+      <w:r>
+        <w:t xml:space="preserve"> </w:t>
+      </w:r>
+      <w:r>
+        <w:t xml:space="preserve">(cd /data; for f in production.sqlite3 production.sqlite3-wal production.sqlite3-shm; do</w:t>
+      </w:r>
+      <w:r>
+        <w:t xml:space="preserve"> </w:t>
+      </w:r>
+      <w:r>
+        <w:t xml:space="preserve">test -e $f &amp;&amp; mv -v $f $f.bak</w:t>
+      </w:r>
+      <w:r>
+        <w:t xml:space="preserve"> </w:t>
+      </w:r>
+      <w:r>
+        <w:t xml:space="preserve">done)</w:t>
+      </w:r>
+    </w:p>
+    <w:p>
+      <w:pPr>
+        <w:numPr>
+          <w:ilvl w:val="0"/>
+          <w:numId w:val="1023"/>
+        </w:numPr>
+      </w:pPr>
+      <w:r>
+        <w:rPr>
+          <w:b/>
+          <w:bCs/>
+        </w:rPr>
+        <w:t xml:space="preserve">Restore from the replica.</w:t>
+      </w:r>
+      <w:r>
+        <w:t xml:space="preserve"> </w:t>
+      </w:r>
+      <w:r>
+        <w:t xml:space="preserve">Litestream refuses to overwrite an existing</w:t>
+      </w:r>
+      <w:r>
+        <w:t xml:space="preserve"> </w:t>
+      </w:r>
+      <w:r>
+        <w:t xml:space="preserve">database, that’s why we moved the old one out of the way first:</w:t>
+      </w:r>
+      <w:r>
+        <w:t xml:space="preserve"> </w:t>
+      </w:r>
+      <w:r>
+        <w:rPr>
+          <w:rStyle w:val="VerbatimChar"/>
+        </w:rPr>
+        <w:t xml:space="preserve">bash  bin/rails litestream:restore -- --database=/data/production.sqlite3</w:t>
+      </w:r>
+      <w:r>
+        <w:t xml:space="preserve"> </w:t>
+      </w:r>
+      <w:r>
+        <w:t xml:space="preserve">The</w:t>
+      </w:r>
+      <w:r>
+        <w:t xml:space="preserve"> </w:t>
+      </w:r>
+      <w:r>
+        <w:rPr>
+          <w:rStyle w:val="VerbatimChar"/>
+        </w:rPr>
+        <w:t xml:space="preserve">--database</w:t>
+      </w:r>
+      <w:r>
+        <w:t xml:space="preserve"> </w:t>
+      </w:r>
+      <w:r>
+        <w:t xml:space="preserve">value is the</w:t>
+      </w:r>
+      <w:r>
+        <w:t xml:space="preserve"> </w:t>
+      </w:r>
+      <w:r>
+        <w:rPr>
+          <w:i/>
+          <w:iCs/>
+        </w:rPr>
+        <w:t xml:space="preserve">configured</w:t>
+      </w:r>
+      <w:r>
+        <w:t xml:space="preserve"> </w:t>
+      </w:r>
+      <w:r>
+        <w:t xml:space="preserve">path from</w:t>
+      </w:r>
+      <w:r>
+        <w:t xml:space="preserve"> </w:t>
+      </w:r>
+      <w:r>
+        <w:rPr>
+          <w:rStyle w:val="VerbatimChar"/>
+        </w:rPr>
+        <w:t xml:space="preserve">config/litestream.yml</w:t>
+      </w:r>
+      <w:r>
+        <w:t xml:space="preserve"> </w:t>
+      </w:r>
+      <w:r>
+        <w:t xml:space="preserve">(it is how</w:t>
+      </w:r>
+      <w:r>
+        <w:t xml:space="preserve"> </w:t>
+      </w:r>
+      <w:r>
+        <w:t xml:space="preserve">Litestream looks up the replica).</w:t>
+      </w:r>
+    </w:p>
+    <w:p>
+      <w:pPr>
+        <w:numPr>
+          <w:ilvl w:val="0"/>
+          <w:numId w:val="1023"/>
+        </w:numPr>
+      </w:pPr>
+      <w:r>
+        <w:rPr>
+          <w:b/>
+          <w:bCs/>
+        </w:rPr>
+        <w:t xml:space="preserve">Sanity-check the restored file</w:t>
+      </w:r>
+      <w:r>
+        <w:t xml:space="preserve"> </w:t>
+      </w:r>
+      <w:r>
+        <w:t xml:space="preserve">before trusting it, e.g.:</w:t>
+      </w:r>
+      <w:r>
+        <w:t xml:space="preserve"> </w:t>
+      </w:r>
+      <w:r>
+        <w:rPr>
+          <w:rStyle w:val="VerbatimChar"/>
+        </w:rPr>
+        <w:t xml:space="preserve">bash  sqlite3 /data/production.sqlite3 "select count(*) from users; select count(*) from sailings;"</w:t>
+      </w:r>
+    </w:p>
+    <w:p>
+      <w:pPr>
+        <w:numPr>
+          <w:ilvl w:val="0"/>
+          <w:numId w:val="1023"/>
+        </w:numPr>
+      </w:pPr>
+      <w:r>
+        <w:rPr>
+          <w:b/>
+          <w:bCs/>
+        </w:rPr>
+        <w:t xml:space="preserve">Exit back to your development shell</w:t>
       </w:r>
     </w:p>
     <w:p>
@@ -11415,277 +12417,16 @@
       </w:pPr>
       <w:r>
         <w:rPr>
-          <w:rStyle w:val="CommentTok"/>
-        </w:rPr>
-        <w:t xml:space="preserve"># stop the app (which exits the container)</w:t>
-      </w:r>
-      <w:r>
-        <w:br/>
-      </w:r>
-      <w:r>
-        <w:rPr>
-          <w:rStyle w:val="ExtensionTok"/>
-        </w:rPr>
-        <w:t xml:space="preserve">bin/kamal</w:t>
-      </w:r>
-      <w:r>
-        <w:rPr>
-          <w:rStyle w:val="NormalTok"/>
-        </w:rPr>
-        <w:t xml:space="preserve"> app stop </w:t>
-      </w:r>
-      <w:r>
-        <w:rPr>
-          <w:rStyle w:val="AttributeTok"/>
-        </w:rPr>
-        <w:t xml:space="preserve">-d</w:t>
-      </w:r>
-      <w:r>
-        <w:rPr>
-          <w:rStyle w:val="NormalTok"/>
-        </w:rPr>
-        <w:t xml:space="preserve"> prod</w:t>
-      </w:r>
-      <w:r>
-        <w:br/>
-      </w:r>
-      <w:r>
-        <w:rPr>
-          <w:rStyle w:val="CommentTok"/>
-        </w:rPr>
-        <w:t xml:space="preserve"># ssh into a new instance of the container (rails is not running)</w:t>
-      </w:r>
-      <w:r>
-        <w:br/>
-      </w:r>
-      <w:r>
-        <w:rPr>
-          <w:rStyle w:val="ExtensionTok"/>
-        </w:rPr>
-        <w:t xml:space="preserve">bin/kamal</w:t>
-      </w:r>
-      <w:r>
-        <w:rPr>
-          <w:rStyle w:val="NormalTok"/>
-        </w:rPr>
-        <w:t xml:space="preserve"> app exec </w:t>
-      </w:r>
-      <w:r>
-        <w:rPr>
-          <w:rStyle w:val="AttributeTok"/>
-        </w:rPr>
-        <w:t xml:space="preserve">-d</w:t>
-      </w:r>
-      <w:r>
-        <w:rPr>
-          <w:rStyle w:val="NormalTok"/>
-        </w:rPr>
-        <w:t xml:space="preserve"> prod bash </w:t>
-      </w:r>
-      <w:r>
-        <w:rPr>
-          <w:rStyle w:val="AttributeTok"/>
-        </w:rPr>
-        <w:t xml:space="preserve">-i</w:t>
-      </w:r>
-      <w:r>
-        <w:br/>
-      </w:r>
-      <w:r>
-        <w:rPr>
-          <w:rStyle w:val="CommentTok"/>
-        </w:rPr>
-        <w:t xml:space="preserve"># push the empty/old one to the side (keep it just in case)</w:t>
-      </w:r>
-      <w:r>
-        <w:br/>
-      </w:r>
-      <w:r>
-        <w:rPr>
-          <w:rStyle w:val="KeywordTok"/>
-        </w:rPr>
-        <w:t xml:space="preserve">(</w:t>
-      </w:r>
-      <w:r>
-        <w:rPr>
           <w:rStyle w:val="BuiltInTok"/>
         </w:rPr>
-        <w:t xml:space="preserve">cd</w:t>
-      </w:r>
-      <w:r>
-        <w:rPr>
-          <w:rStyle w:val="NormalTok"/>
-        </w:rPr>
-        <w:t xml:space="preserve"> /data</w:t>
-      </w:r>
-      <w:r>
-        <w:rPr>
-          <w:rStyle w:val="KeywordTok"/>
-        </w:rPr>
-        <w:t xml:space="preserve">;</w:t>
-      </w:r>
-      <w:r>
-        <w:rPr>
-          <w:rStyle w:val="NormalTok"/>
-        </w:rPr>
-        <w:t xml:space="preserve"> </w:t>
-      </w:r>
-      <w:r>
-        <w:rPr>
-          <w:rStyle w:val="ControlFlowTok"/>
-        </w:rPr>
-        <w:t xml:space="preserve">for</w:t>
-      </w:r>
-      <w:r>
-        <w:rPr>
-          <w:rStyle w:val="NormalTok"/>
-        </w:rPr>
-        <w:t xml:space="preserve"> f </w:t>
-      </w:r>
-      <w:r>
-        <w:rPr>
-          <w:rStyle w:val="KeywordTok"/>
-        </w:rPr>
-        <w:t xml:space="preserve">in</w:t>
-      </w:r>
-      <w:r>
-        <w:rPr>
-          <w:rStyle w:val="NormalTok"/>
-        </w:rPr>
-        <w:t xml:space="preserve"> production.sqlite3 production.sqlite3-wal production.sqlite3-shm</w:t>
-      </w:r>
-      <w:r>
-        <w:rPr>
-          <w:rStyle w:val="KeywordTok"/>
-        </w:rPr>
-        <w:t xml:space="preserve">;</w:t>
-      </w:r>
-      <w:r>
-        <w:rPr>
-          <w:rStyle w:val="NormalTok"/>
-        </w:rPr>
-        <w:t xml:space="preserve"> </w:t>
-      </w:r>
-      <w:r>
-        <w:rPr>
-          <w:rStyle w:val="ControlFlowTok"/>
-        </w:rPr>
-        <w:t xml:space="preserve">do</w:t>
-      </w:r>
-      <w:r>
-        <w:br/>
-      </w:r>
-      <w:r>
-        <w:rPr>
-          <w:rStyle w:val="NormalTok"/>
-        </w:rPr>
-        <w:t xml:space="preserve">    </w:t>
-      </w:r>
-      <w:r>
-        <w:rPr>
-          <w:rStyle w:val="BuiltInTok"/>
-        </w:rPr>
-        <w:t xml:space="preserve">test</w:t>
-      </w:r>
-      <w:r>
-        <w:rPr>
-          <w:rStyle w:val="NormalTok"/>
-        </w:rPr>
-        <w:t xml:space="preserve"> </w:t>
-      </w:r>
-      <w:r>
-        <w:rPr>
-          <w:rStyle w:val="AttributeTok"/>
-        </w:rPr>
-        <w:t xml:space="preserve">-e</w:t>
-      </w:r>
-      <w:r>
-        <w:rPr>
-          <w:rStyle w:val="NormalTok"/>
-        </w:rPr>
-        <w:t xml:space="preserve"> </w:t>
-      </w:r>
-      <w:r>
-        <w:rPr>
-          <w:rStyle w:val="VariableTok"/>
-        </w:rPr>
-        <w:t xml:space="preserve">$f</w:t>
-      </w:r>
-      <w:r>
-        <w:rPr>
-          <w:rStyle w:val="NormalTok"/>
-        </w:rPr>
-        <w:t xml:space="preserve">  </w:t>
-      </w:r>
-      <w:r>
-        <w:rPr>
-          <w:rStyle w:val="KeywordTok"/>
-        </w:rPr>
-        <w:t xml:space="preserve">&amp;&amp;</w:t>
-      </w:r>
-      <w:r>
-        <w:rPr>
-          <w:rStyle w:val="NormalTok"/>
-        </w:rPr>
-        <w:t xml:space="preserve"> </w:t>
-      </w:r>
-      <w:r>
-        <w:rPr>
-          <w:rStyle w:val="FunctionTok"/>
-        </w:rPr>
-        <w:t xml:space="preserve">mv</w:t>
-      </w:r>
-      <w:r>
-        <w:rPr>
-          <w:rStyle w:val="NormalTok"/>
-        </w:rPr>
-        <w:t xml:space="preserve"> </w:t>
-      </w:r>
-      <w:r>
-        <w:rPr>
-          <w:rStyle w:val="VariableTok"/>
-        </w:rPr>
-        <w:t xml:space="preserve">$f</w:t>
-      </w:r>
-      <w:r>
-        <w:rPr>
-          <w:rStyle w:val="NormalTok"/>
-        </w:rPr>
-        <w:t xml:space="preserve"> </w:t>
-      </w:r>
-      <w:r>
-        <w:rPr>
-          <w:rStyle w:val="VariableTok"/>
-        </w:rPr>
-        <w:t xml:space="preserve">$f</w:t>
-      </w:r>
-      <w:r>
-        <w:rPr>
-          <w:rStyle w:val="NormalTok"/>
-        </w:rPr>
-        <w:t xml:space="preserve">.bak</w:t>
-      </w:r>
-      <w:r>
-        <w:br/>
-      </w:r>
-      <w:r>
-        <w:rPr>
-          <w:rStyle w:val="ControlFlowTok"/>
-        </w:rPr>
-        <w:t xml:space="preserve">done</w:t>
-      </w:r>
-      <w:r>
-        <w:rPr>
-          <w:rStyle w:val="KeywordTok"/>
-        </w:rPr>
-        <w:t xml:space="preserve">)</w:t>
+        <w:t xml:space="preserve">exit</w:t>
       </w:r>
     </w:p>
     <w:p>
       <w:pPr>
         <w:numPr>
           <w:ilvl w:val="0"/>
-          <w:numId w:val="1025"/>
+          <w:numId w:val="1023"/>
         </w:numPr>
       </w:pPr>
       <w:r>
@@ -11693,19 +12434,7 @@
           <w:b/>
           <w:bCs/>
         </w:rPr>
-        <w:t xml:space="preserve">Restore from the replica.</w:t>
-      </w:r>
-      <w:r>
-        <w:t xml:space="preserve"> </w:t>
-      </w:r>
-      <w:r>
-        <w:t xml:space="preserve">Litestream refuses to overwrite an existing</w:t>
-      </w:r>
-      <w:r>
-        <w:t xml:space="preserve"> </w:t>
-      </w:r>
-      <w:r>
-        <w:t xml:space="preserve">database, that's why we moved the old one out of the way first:</w:t>
+        <w:t xml:space="preserve">Restart the production app</w:t>
       </w:r>
     </w:p>
     <w:p>
@@ -11720,242 +12449,35 @@
         <w:rPr>
           <w:rStyle w:val="ExtensionTok"/>
         </w:rPr>
-        <w:t xml:space="preserve">bin/rails</w:t>
+        <w:t xml:space="preserve">bin/kamal</w:t>
       </w:r>
       <w:r>
         <w:rPr>
           <w:rStyle w:val="NormalTok"/>
         </w:rPr>
-        <w:t xml:space="preserve"> litestream:restore </w:t>
+        <w:t xml:space="preserve"> app boot </w:t>
       </w:r>
       <w:r>
         <w:rPr>
           <w:rStyle w:val="AttributeTok"/>
         </w:rPr>
-        <w:t xml:space="preserve">--</w:t>
+        <w:t xml:space="preserve">-d</w:t>
       </w:r>
       <w:r>
         <w:rPr>
           <w:rStyle w:val="NormalTok"/>
         </w:rPr>
-        <w:t xml:space="preserve"> </w:t>
-      </w:r>
-      <w:r>
-        <w:rPr>
-          <w:rStyle w:val="AttributeTok"/>
-        </w:rPr>
-        <w:t xml:space="preserve">--database</w:t>
-      </w:r>
-      <w:r>
-        <w:rPr>
-          <w:rStyle w:val="OperatorTok"/>
-        </w:rPr>
-        <w:t xml:space="preserve">=</w:t>
-      </w:r>
-      <w:r>
-        <w:rPr>
-          <w:rStyle w:val="NormalTok"/>
-        </w:rPr>
-        <w:t xml:space="preserve">/data/production.sqlite3</w:t>
+        <w:t xml:space="preserve"> prod</w:t>
       </w:r>
     </w:p>
     <w:p>
       <w:pPr>
         <w:numPr>
           <w:ilvl w:val="0"/>
-          <w:numId w:val="1000"/>
+          <w:numId w:val="1023"/>
         </w:numPr>
       </w:pPr>
       <w:r>
-        <w:t xml:space="preserve">The</w:t>
-      </w:r>
-      <w:r>
-        <w:t xml:space="preserve"> </w:t>
-      </w:r>
-      <w:r>
-        <w:rPr>
-          <w:rStyle w:val="VerbatimChar"/>
-        </w:rPr>
-        <w:t xml:space="preserve">--database</w:t>
-      </w:r>
-      <w:r>
-        <w:t xml:space="preserve"> </w:t>
-      </w:r>
-      <w:r>
-        <w:t xml:space="preserve">value is the</w:t>
-      </w:r>
-      <w:r>
-        <w:t xml:space="preserve"> </w:t>
-      </w:r>
-      <w:r>
-        <w:rPr>
-          <w:i/>
-          <w:iCs/>
-        </w:rPr>
-        <w:t xml:space="preserve">configured</w:t>
-      </w:r>
-      <w:r>
-        <w:t xml:space="preserve"> </w:t>
-      </w:r>
-      <w:r>
-        <w:t xml:space="preserve">path from</w:t>
-      </w:r>
-      <w:r>
-        <w:t xml:space="preserve"> </w:t>
-      </w:r>
-      <w:r>
-        <w:rPr>
-          <w:rStyle w:val="VerbatimChar"/>
-        </w:rPr>
-        <w:t xml:space="preserve">config/litestream.yml</w:t>
-      </w:r>
-      <w:r>
-        <w:t xml:space="preserve"> </w:t>
-      </w:r>
-      <w:r>
-        <w:t xml:space="preserve">(it is how</w:t>
-      </w:r>
-      <w:r>
-        <w:t xml:space="preserve"> </w:t>
-      </w:r>
-      <w:r>
-        <w:t xml:space="preserve">Litestream looks up the replica).</w:t>
-      </w:r>
-    </w:p>
-    <w:p>
-      <w:pPr>
-        <w:numPr>
-          <w:ilvl w:val="0"/>
-          <w:numId w:val="1025"/>
-        </w:numPr>
-      </w:pPr>
-      <w:r>
-        <w:rPr>
-          <w:b/>
-          <w:bCs/>
-        </w:rPr>
-        <w:t xml:space="preserve">Sanity-check the restored file</w:t>
-      </w:r>
-      <w:r>
-        <w:t xml:space="preserve"> </w:t>
-      </w:r>
-      <w:r>
-        <w:t xml:space="preserve">before trusting it, e.g.:</w:t>
-      </w:r>
-    </w:p>
-    <w:p>
-      <w:pPr>
-        <w:pStyle w:val="SourceCode"/>
-        <w:numPr>
-          <w:ilvl w:val="0"/>
-          <w:numId w:val="1000"/>
-        </w:numPr>
-      </w:pPr>
-      <w:r>
-        <w:rPr>
-          <w:rStyle w:val="ExtensionTok"/>
-        </w:rPr>
-        <w:t xml:space="preserve">sqlite3</w:t>
-      </w:r>
-      <w:r>
-        <w:rPr>
-          <w:rStyle w:val="NormalTok"/>
-        </w:rPr>
-        <w:t xml:space="preserve"> /data/production.sqlite3 </w:t>
-      </w:r>
-      <w:r>
-        <w:rPr>
-          <w:rStyle w:val="StringTok"/>
-        </w:rPr>
-        <w:t xml:space="preserve">"select count(*) from users; select count(*) from sailings;"</w:t>
-      </w:r>
-    </w:p>
-    <w:p>
-      <w:pPr>
-        <w:numPr>
-          <w:ilvl w:val="0"/>
-          <w:numId w:val="1025"/>
-        </w:numPr>
-      </w:pPr>
-      <w:r>
-        <w:rPr>
-          <w:b/>
-          <w:bCs/>
-        </w:rPr>
-        <w:t xml:space="preserve">Exit back to your development shell</w:t>
-      </w:r>
-    </w:p>
-    <w:p>
-      <w:pPr>
-        <w:pStyle w:val="SourceCode"/>
-        <w:numPr>
-          <w:ilvl w:val="0"/>
-          <w:numId w:val="1000"/>
-        </w:numPr>
-      </w:pPr>
-      <w:r>
-        <w:rPr>
-          <w:rStyle w:val="BuiltInTok"/>
-        </w:rPr>
-        <w:t xml:space="preserve">exit</w:t>
-      </w:r>
-    </w:p>
-    <w:p>
-      <w:pPr>
-        <w:numPr>
-          <w:ilvl w:val="0"/>
-          <w:numId w:val="1025"/>
-        </w:numPr>
-      </w:pPr>
-      <w:r>
-        <w:rPr>
-          <w:b/>
-          <w:bCs/>
-        </w:rPr>
-        <w:t xml:space="preserve">Restart the production app</w:t>
-      </w:r>
-    </w:p>
-    <w:p>
-      <w:pPr>
-        <w:pStyle w:val="SourceCode"/>
-        <w:numPr>
-          <w:ilvl w:val="0"/>
-          <w:numId w:val="1000"/>
-        </w:numPr>
-      </w:pPr>
-      <w:r>
-        <w:rPr>
-          <w:rStyle w:val="ExtensionTok"/>
-        </w:rPr>
-        <w:t xml:space="preserve">bin/kamal</w:t>
-      </w:r>
-      <w:r>
-        <w:rPr>
-          <w:rStyle w:val="NormalTok"/>
-        </w:rPr>
-        <w:t xml:space="preserve"> app boot </w:t>
-      </w:r>
-      <w:r>
-        <w:rPr>
-          <w:rStyle w:val="AttributeTok"/>
-        </w:rPr>
-        <w:t xml:space="preserve">-d</w:t>
-      </w:r>
-      <w:r>
-        <w:rPr>
-          <w:rStyle w:val="NormalTok"/>
-        </w:rPr>
-        <w:t xml:space="preserve"> prod</w:t>
-      </w:r>
-    </w:p>
-    <w:p>
-      <w:pPr>
-        <w:numPr>
-          <w:ilvl w:val="0"/>
-          <w:numId w:val="1025"/>
-        </w:numPr>
-      </w:pPr>
-      <w:r>
         <w:rPr>
           <w:b/>
           <w:bCs/>
@@ -11986,7 +12508,7 @@
       <w:r>
         <w:t xml:space="preserve"> </w:t>
       </w:r>
-      <w:hyperlink w:anchor="Xec1d037a3565c981c81527ac25bc43cb18d1491">
+      <w:hyperlink w:anchor="chap-50">
         <w:r>
           <w:rPr>
             <w:rStyle w:val="Hyperlink"/>
@@ -11998,8 +12520,8 @@
         <w:t xml:space="preserve">).</w:t>
       </w:r>
     </w:p>
-    <w:bookmarkEnd w:id="82"/>
-    <w:bookmarkStart w:id="83" w:name="after-a-restore"/>
+    <w:bookmarkEnd w:id="89"/>
+    <w:bookmarkStart w:id="90" w:name="after-a-restore"/>
     <w:p>
       <w:pPr>
         <w:pStyle w:val="Heading3"/>
@@ -12013,7 +12535,7 @@
         <w:pStyle w:val="Compact"/>
         <w:numPr>
           <w:ilvl w:val="0"/>
-          <w:numId w:val="1026"/>
+          <w:numId w:val="1024"/>
         </w:numPr>
       </w:pPr>
       <w:r>
@@ -12056,7 +12578,7 @@
         <w:pStyle w:val="Compact"/>
         <w:numPr>
           <w:ilvl w:val="0"/>
-          <w:numId w:val="1026"/>
+          <w:numId w:val="1024"/>
         </w:numPr>
       </w:pPr>
       <w:r>
@@ -12091,9 +12613,9 @@
         </w:pict>
       </w:r>
     </w:p>
-    <w:bookmarkEnd w:id="83"/>
-    <w:bookmarkEnd w:id="84"/>
-    <w:bookmarkStart w:id="85" w:name="X3469e11603b01e22219ae0f7ce6b30019b627a1"/>
+    <w:bookmarkEnd w:id="90"/>
+    <w:bookmarkEnd w:id="91"/>
+    <w:bookmarkStart w:id="92" w:name="X3469e11603b01e22219ae0f7ce6b30019b627a1"/>
     <w:p>
       <w:pPr>
         <w:pStyle w:val="Heading2"/>
@@ -12117,7 +12639,7 @@
           <w:i/>
           <w:iCs/>
         </w:rPr>
-        <w:t xml:space="preserve">primary database's contents</w:t>
+        <w:t xml:space="preserve">primary database’s contents</w:t>
       </w:r>
       <w:r>
         <w:t xml:space="preserve">. The host volume</w:t>
@@ -12151,7 +12673,7 @@
         <w:t xml:space="preserve"> </w:t>
       </w:r>
       <w:r>
-        <w:t xml:space="preserve">uploads (e.g. photos),</w:t>
+        <w:t xml:space="preserve">uploads (e.g. photos),</w:t>
       </w:r>
       <w:r>
         <w:t xml:space="preserve"> </w:t>
@@ -12173,7 +12695,7 @@
         <w:t xml:space="preserve"> </w:t>
       </w:r>
       <w:r>
-        <w:t xml:space="preserve">replicate. These uploads don't matter - there is no function to upload files yet. See the volume note in</w:t>
+        <w:t xml:space="preserve">replicate. These uploads don’t matter - we have no function to upload files yet. See the volume note in</w:t>
       </w:r>
       <w:r>
         <w:t xml:space="preserve"> </w:t>
@@ -12190,98 +12712,6 @@
         <w:t xml:space="preserve">.</w:t>
       </w:r>
     </w:p>
-    <w:bookmarkEnd w:id="85"/>
-    <w:bookmarkEnd w:id="86"/>
-    <w:bookmarkStart w:id="96" w:name="Xec1d037a3565c981c81527ac25bc43cb18d1491"/>
-    <w:p>
-      <w:pPr>
-        <w:pStyle w:val="Heading1"/>
-      </w:pPr>
-      <w:r>
-        <w:t xml:space="preserve">6. Monitoring</w:t>
-      </w:r>
-    </w:p>
-    <w:p>
-      <w:pPr>
-        <w:pStyle w:val="FirstParagraph"/>
-      </w:pPr>
-      <w:r>
-        <w:t xml:space="preserve">This chapter covers how to tell whether Lady Nelson Sailings is healthy, where to look when</w:t>
-      </w:r>
-      <w:r>
-        <w:t xml:space="preserve"> </w:t>
-      </w:r>
-      <w:r>
-        <w:t xml:space="preserve">you suspect it isn't.</w:t>
-      </w:r>
-    </w:p>
-    <w:p>
-      <w:pPr>
-        <w:pStyle w:val="BodyText"/>
-      </w:pPr>
-      <w:r>
-        <w:t xml:space="preserve">The app is intentionally lightweight: there is no external error-tracking or metrics service</w:t>
-      </w:r>
-      <w:r>
-        <w:t xml:space="preserve"> </w:t>
-      </w:r>
-      <w:r>
-        <w:t xml:space="preserve">wired in. Monitoring therefore rests on three things you already have — the</w:t>
-      </w:r>
-      <w:r>
-        <w:t xml:space="preserve"> </w:t>
-      </w:r>
-      <w:r>
-        <w:rPr>
-          <w:b/>
-          <w:bCs/>
-        </w:rPr>
-        <w:t xml:space="preserve">health-check</w:t>
-      </w:r>
-      <w:r>
-        <w:rPr>
-          <w:b/>
-          <w:bCs/>
-        </w:rPr>
-        <w:t xml:space="preserve"> </w:t>
-      </w:r>
-      <w:r>
-        <w:rPr>
-          <w:b/>
-          <w:bCs/>
-        </w:rPr>
-        <w:t xml:space="preserve">endpoint</w:t>
-      </w:r>
-      <w:r>
-        <w:t xml:space="preserve">, the</w:t>
-      </w:r>
-      <w:r>
-        <w:t xml:space="preserve"> </w:t>
-      </w:r>
-      <w:r>
-        <w:rPr>
-          <w:b/>
-          <w:bCs/>
-        </w:rPr>
-        <w:t xml:space="preserve">application logs</w:t>
-      </w:r>
-      <w:r>
-        <w:t xml:space="preserve">, and a handful of</w:t>
-      </w:r>
-      <w:r>
-        <w:t xml:space="preserve"> </w:t>
-      </w:r>
-      <w:r>
-        <w:rPr>
-          <w:b/>
-          <w:bCs/>
-        </w:rPr>
-        <w:t xml:space="preserve">checks you run on demand</w:t>
-      </w:r>
-      <w:r>
-        <w:t xml:space="preserve">.</w:t>
-      </w:r>
-    </w:p>
     <w:p>
       <w:r>
         <w:pict>
@@ -12289,7 +12719,131 @@
         </w:pict>
       </w:r>
     </w:p>
-    <w:bookmarkStart w:id="88" w:name="X1180c4ba3eeff452492cb594ba7f0d29a1bc9a1"/>
+    <w:p>
+      <w:pPr>
+        <w:pStyle w:val="FirstParagraph"/>
+      </w:pPr>
+      <w:hyperlink w:anchor="chap-30">
+        <w:r>
+          <w:rPr>
+            <w:rStyle w:val="Hyperlink"/>
+          </w:rPr>
+          <w:t xml:space="preserve">← Deploying</w:t>
+        </w:r>
+      </w:hyperlink>
+      <w:r>
+        <w:t xml:space="preserve"> </w:t>
+      </w:r>
+      <w:r>
+        <w:t xml:space="preserve">·</w:t>
+      </w:r>
+      <w:r>
+        <w:t xml:space="preserve"> </w:t>
+      </w:r>
+      <w:hyperlink r:id="rId44">
+        <w:r>
+          <w:rPr>
+            <w:rStyle w:val="Hyperlink"/>
+          </w:rPr>
+          <w:t xml:space="preserve">Manual index</w:t>
+        </w:r>
+      </w:hyperlink>
+      <w:r>
+        <w:t xml:space="preserve"> </w:t>
+      </w:r>
+      <w:r>
+        <w:t xml:space="preserve">·</w:t>
+      </w:r>
+      <w:r>
+        <w:t xml:space="preserve"> </w:t>
+      </w:r>
+      <w:hyperlink w:anchor="chap-50">
+        <w:r>
+          <w:rPr>
+            <w:rStyle w:val="Hyperlink"/>
+          </w:rPr>
+          <w:t xml:space="preserve">Monitoring →</w:t>
+        </w:r>
+      </w:hyperlink>
+    </w:p>
+    <w:bookmarkEnd w:id="92"/>
+    <w:bookmarkEnd w:id="93"/>
+    <w:bookmarkStart w:id="103" w:name="chap-50"/>
+    <w:p>
+      <w:pPr>
+        <w:pStyle w:val="Heading1"/>
+      </w:pPr>
+      <w:r>
+        <w:t xml:space="preserve">6. Monitoring</w:t>
+      </w:r>
+    </w:p>
+    <w:p>
+      <w:pPr>
+        <w:pStyle w:val="FirstParagraph"/>
+      </w:pPr>
+      <w:r>
+        <w:t xml:space="preserve">This chapter covers how to tell whether Lady Nelson Sailings is healthy, where to look when</w:t>
+      </w:r>
+      <w:r>
+        <w:t xml:space="preserve"> </w:t>
+      </w:r>
+      <w:r>
+        <w:t xml:space="preserve">you suspect it isn’t.</w:t>
+      </w:r>
+    </w:p>
+    <w:p>
+      <w:pPr>
+        <w:pStyle w:val="BodyText"/>
+      </w:pPr>
+      <w:r>
+        <w:t xml:space="preserve">Monitoring can be done by an external uptime monitor (e.g. </w:t>
+      </w:r>
+      <w:r>
+        <w:rPr>
+          <w:b/>
+          <w:bCs/>
+        </w:rPr>
+        <w:t xml:space="preserve">UptimeRobot</w:t>
+      </w:r>
+      <w:r>
+        <w:t xml:space="preserve">, see</w:t>
+      </w:r>
+      <w:r>
+        <w:t xml:space="preserve"> </w:t>
+      </w:r>
+      <w:hyperlink w:anchor="X421e8e39348b59c792ea56e4863cb7272fae479">
+        <w:r>
+          <w:rPr>
+            <w:rStyle w:val="Hyperlink"/>
+          </w:rPr>
+          <w:t xml:space="preserve">§3.6</w:t>
+        </w:r>
+      </w:hyperlink>
+      <w:r>
+        <w:t xml:space="preserve">) or by running a handful of</w:t>
+      </w:r>
+      <w:r>
+        <w:t xml:space="preserve"> </w:t>
+      </w:r>
+      <w:r>
+        <w:rPr>
+          <w:b/>
+          <w:bCs/>
+        </w:rPr>
+        <w:t xml:space="preserve">checks you run on demand</w:t>
+      </w:r>
+      <w:r>
+        <w:t xml:space="preserve">.</w:t>
+      </w:r>
+    </w:p>
+    <w:p>
+      <w:r>
+        <w:pict>
+          <v:rect style="width:0;height:1.5pt" o:hralign="center" o:hrstd="t" o:hr="t"/>
+        </w:pict>
+      </w:r>
+    </w:p>
+    <w:bookmarkStart w:id="95" w:name="X1180c4ba3eeff452492cb594ba7f0d29a1bc9a1"/>
     <w:p>
       <w:pPr>
         <w:pStyle w:val="Heading2"/>
@@ -12334,7 +12888,7 @@
       <w:r>
         <w:t xml:space="preserve"> </w:t>
       </w:r>
-      <w:hyperlink r:id="rId40">
+      <w:hyperlink r:id="rId41">
         <w:r>
           <w:rPr>
             <w:rStyle w:val="VerbatimChar"/>
@@ -12351,7 +12905,7 @@
         <w:pStyle w:val="Compact"/>
         <w:numPr>
           <w:ilvl w:val="0"/>
-          <w:numId w:val="1027"/>
+          <w:numId w:val="1025"/>
         </w:numPr>
       </w:pPr>
       <w:r>
@@ -12395,7 +12949,7 @@
         <w:pStyle w:val="Compact"/>
         <w:numPr>
           <w:ilvl w:val="0"/>
-          <w:numId w:val="1027"/>
+          <w:numId w:val="1025"/>
         </w:numPr>
       </w:pPr>
       <w:r>
@@ -12423,7 +12977,7 @@
         <w:pStyle w:val="Compact"/>
         <w:numPr>
           <w:ilvl w:val="0"/>
-          <w:numId w:val="1027"/>
+          <w:numId w:val="1025"/>
         </w:numPr>
       </w:pPr>
       <w:r>
@@ -12460,7 +13014,7 @@
       <w:r>
         <w:t xml:space="preserve"> </w:t>
       </w:r>
-      <w:hyperlink r:id="rId87">
+      <w:hyperlink r:id="rId94">
         <w:r>
           <w:rPr>
             <w:rStyle w:val="VerbatimChar"/>
@@ -12608,7 +13162,7 @@
       <w:r>
         <w:t xml:space="preserve"> </w:t>
       </w:r>
-      <w:hyperlink w:anchor="Xa8eebf661c29b2a8d0dc7fa75f58bd9e3c53e1f">
+      <w:hyperlink w:anchor="chap-60">
         <w:r>
           <w:rPr>
             <w:rStyle w:val="Hyperlink"/>
@@ -12635,10 +13189,7 @@
         <w:t xml:space="preserve"> </w:t>
       </w:r>
       <w:r>
-        <w:t xml:space="preserve">point an external uptime monitor (e.g.</w:t>
-      </w:r>
-      <w:r>
-        <w:t xml:space="preserve"> </w:t>
+        <w:t xml:space="preserve">point an external uptime monitor (e.g. </w:t>
       </w:r>
       <w:r>
         <w:rPr>
@@ -12685,8 +13236,8 @@
         </w:pict>
       </w:r>
     </w:p>
-    <w:bookmarkEnd w:id="88"/>
-    <w:bookmarkStart w:id="90" w:name="X66da68a3ed3a6fe52149fa25a0c9e84b06993c7"/>
+    <w:bookmarkEnd w:id="95"/>
+    <w:bookmarkStart w:id="97" w:name="X66da68a3ed3a6fe52149fa25a0c9e84b06993c7"/>
     <w:p>
       <w:pPr>
         <w:pStyle w:val="Heading2"/>
@@ -12745,7 +13296,7 @@
       <w:r>
         <w:t xml:space="preserve"> </w:t>
       </w:r>
-      <w:hyperlink r:id="rId78">
+      <w:hyperlink r:id="rId85">
         <w:r>
           <w:rPr>
             <w:rStyle w:val="VerbatimChar"/>
@@ -12863,7 +13414,7 @@
         <w:rPr>
           <w:rStyle w:val="CommentTok"/>
         </w:rPr>
-        <w:t xml:space="preserve"># last 200 lines</w:t>
+        <w:t xml:space="preserve"># last 200 lines, then exit</w:t>
       </w:r>
       <w:r>
         <w:br/>
@@ -12872,19 +13423,19 @@
         <w:rPr>
           <w:rStyle w:val="ExtensionTok"/>
         </w:rPr>
-        <w:t xml:space="preserve">bin/kamal</w:t>
+        <w:t xml:space="preserve">bin</w:t>
       </w:r>
       <w:r>
         <w:rPr>
           <w:rStyle w:val="NormalTok"/>
         </w:rPr>
-        <w:t xml:space="preserve"> logs                    </w:t>
+        <w:t xml:space="preserve"> kamal logs                    </w:t>
       </w:r>
       <w:r>
         <w:rPr>
           <w:rStyle w:val="CommentTok"/>
         </w:rPr>
-        <w:t xml:space="preserve"># staging (default destination)</w:t>
+        <w:t xml:space="preserve"># follow the logs in staging (default destination)</w:t>
       </w:r>
     </w:p>
     <w:p>
@@ -12901,7 +13452,7 @@
         <w:t xml:space="preserve">request. Because health checks are silenced, the log is mostly real traffic and errors.</w:t>
       </w:r>
     </w:p>
-    <w:bookmarkStart w:id="89" w:name="turning-up-the-detail-temporarily"/>
+    <w:bookmarkStart w:id="96" w:name="turning-up-the-detail-temporarily"/>
     <w:p>
       <w:pPr>
         <w:pStyle w:val="Heading3"/>
@@ -13031,9 +13582,9 @@
         </w:pict>
       </w:r>
     </w:p>
-    <w:bookmarkEnd w:id="89"/>
-    <w:bookmarkEnd w:id="90"/>
-    <w:bookmarkStart w:id="91" w:name="Xdf1b14e8e37666a311fc27651751fc74a8a9e07"/>
+    <w:bookmarkEnd w:id="96"/>
+    <w:bookmarkEnd w:id="97"/>
+    <w:bookmarkStart w:id="98" w:name="Xdf1b14e8e37666a311fc27651751fc74a8a9e07"/>
     <w:p>
       <w:pPr>
         <w:pStyle w:val="Heading2"/>
@@ -13055,7 +13606,7 @@
         <w:pStyle w:val="Compact"/>
         <w:numPr>
           <w:ilvl w:val="0"/>
-          <w:numId w:val="1028"/>
+          <w:numId w:val="1026"/>
         </w:numPr>
       </w:pPr>
       <w:r>
@@ -13097,7 +13648,7 @@
         <w:pStyle w:val="Compact"/>
         <w:numPr>
           <w:ilvl w:val="0"/>
-          <w:numId w:val="1028"/>
+          <w:numId w:val="1026"/>
         </w:numPr>
       </w:pPr>
       <w:r>
@@ -13128,7 +13679,7 @@
         <w:pStyle w:val="Compact"/>
         <w:numPr>
           <w:ilvl w:val="0"/>
-          <w:numId w:val="1028"/>
+          <w:numId w:val="1026"/>
         </w:numPr>
       </w:pPr>
       <w:r>
@@ -13159,7 +13710,7 @@
         <w:pStyle w:val="Compact"/>
         <w:numPr>
           <w:ilvl w:val="0"/>
-          <w:numId w:val="1028"/>
+          <w:numId w:val="1026"/>
         </w:numPr>
       </w:pPr>
       <w:r>
@@ -13173,7 +13724,7 @@
         <w:t xml:space="preserve"> </w:t>
       </w:r>
       <w:r>
-        <w:t xml:space="preserve">background jobs aren't backing up (</w:t>
+        <w:t xml:space="preserve">background jobs aren’t backing up (</w:t>
       </w:r>
       <w:hyperlink w:anchor="Xf55cbeaaa9bd366fee64d2b1169e1983f600531">
         <w:r>
@@ -13192,7 +13743,7 @@
         <w:pStyle w:val="Compact"/>
         <w:numPr>
           <w:ilvl w:val="0"/>
-          <w:numId w:val="1028"/>
+          <w:numId w:val="1026"/>
         </w:numPr>
       </w:pPr>
       <w:r>
@@ -13225,7 +13776,7 @@
         <w:pStyle w:val="Compact"/>
         <w:numPr>
           <w:ilvl w:val="0"/>
-          <w:numId w:val="1028"/>
+          <w:numId w:val="1026"/>
         </w:numPr>
       </w:pPr>
       <w:r>
@@ -13260,8 +13811,8 @@
         </w:pict>
       </w:r>
     </w:p>
-    <w:bookmarkEnd w:id="91"/>
-    <w:bookmarkStart w:id="93" w:name="Xf55cbeaaa9bd366fee64d2b1169e1983f600531"/>
+    <w:bookmarkEnd w:id="98"/>
+    <w:bookmarkStart w:id="100" w:name="Xf55cbeaaa9bd366fee64d2b1169e1983f600531"/>
     <w:p>
       <w:pPr>
         <w:pStyle w:val="Heading2"/>
@@ -13347,7 +13898,7 @@
       <w:r>
         <w:t xml:space="preserve"> </w:t>
       </w:r>
-      <w:hyperlink r:id="rId92">
+      <w:hyperlink r:id="rId99">
         <w:r>
           <w:rPr>
             <w:rStyle w:val="VerbatimChar"/>
@@ -13647,8 +14198,8 @@
         </w:pict>
       </w:r>
     </w:p>
-    <w:bookmarkEnd w:id="93"/>
-    <w:bookmarkStart w:id="94" w:name="Xc6c24256a33f7fc830ba097a97413c6dcc08fd3"/>
+    <w:bookmarkEnd w:id="100"/>
+    <w:bookmarkStart w:id="101" w:name="Xc6c24256a33f7fc830ba097a97413c6dcc08fd3"/>
     <w:p>
       <w:pPr>
         <w:pStyle w:val="Heading2"/>
@@ -13662,7 +14213,19 @@
         <w:pStyle w:val="FirstParagraph"/>
       </w:pPr>
       <w:r>
-        <w:t xml:space="preserve">Litestream replication is part of what "healthy" means in production. Confirm it is still</w:t>
+        <w:t xml:space="preserve">Litestream replication is part of what</w:t>
+      </w:r>
+      <w:r>
+        <w:t xml:space="preserve"> </w:t>
+      </w:r>
+      <w:r>
+        <w:t xml:space="preserve">“healthy”</w:t>
+      </w:r>
+      <w:r>
+        <w:t xml:space="preserve"> </w:t>
+      </w:r>
+      <w:r>
+        <w:t xml:space="preserve">means in production. Confirm it is still</w:t>
       </w:r>
       <w:r>
         <w:t xml:space="preserve"> </w:t>
@@ -13780,8 +14343,8 @@
         </w:pict>
       </w:r>
     </w:p>
-    <w:bookmarkEnd w:id="94"/>
-    <w:bookmarkStart w:id="95" w:name="X02f53e1bd5dec74d133cbb2d090cbd2805a45b9"/>
+    <w:bookmarkEnd w:id="101"/>
+    <w:bookmarkStart w:id="102" w:name="X02f53e1bd5dec74d133cbb2d090cbd2805a45b9"/>
     <w:p>
       <w:pPr>
         <w:pStyle w:val="Heading2"/>
@@ -13811,15 +14374,14 @@
         <w:t xml:space="preserve"> </w:t>
       </w:r>
       <w:r>
-        <w:t xml:space="preserve">monitored today, so no one assumes coverage that doesn't exist:</w:t>
-      </w:r>
-    </w:p>
-    <w:p>
-      <w:pPr>
-        <w:pStyle w:val="Compact"/>
+        <w:t xml:space="preserve">monitored today, so no one assumes coverage that doesn’t exist:</w:t>
+      </w:r>
+    </w:p>
+    <w:p>
+      <w:pPr>
         <w:numPr>
           <w:ilvl w:val="0"/>
-          <w:numId w:val="1029"/>
+          <w:numId w:val="1027"/>
         </w:numPr>
       </w:pPr>
       <w:r>
@@ -13844,10 +14406,9 @@
     </w:p>
     <w:p>
       <w:pPr>
-        <w:pStyle w:val="Compact"/>
         <w:numPr>
           <w:ilvl w:val="0"/>
-          <w:numId w:val="1029"/>
+          <w:numId w:val="1027"/>
         </w:numPr>
       </w:pPr>
       <w:r>
@@ -13866,10 +14427,9 @@
     </w:p>
     <w:p>
       <w:pPr>
-        <w:pStyle w:val="Compact"/>
         <w:numPr>
           <w:ilvl w:val="0"/>
-          <w:numId w:val="1029"/>
+          <w:numId w:val="1027"/>
         </w:numPr>
       </w:pPr>
       <w:r>
@@ -14005,6 +14565,17 @@
     </w:p>
     <w:p>
       <w:pPr>
+        <w:numPr>
+          <w:ilvl w:val="0"/>
+          <w:numId w:val="1000"/>
+        </w:numPr>
+      </w:pPr>
+      <w:r>
+        <w:t xml:space="preserve">In the DigitalOcean control panel, the Insights tab for the app provides a high-level view of the app’s health, including disk space usage and resource metrics.</w:t>
+      </w:r>
+    </w:p>
+    <w:p>
+      <w:pPr>
         <w:pStyle w:val="FirstParagraph"/>
       </w:pPr>
       <w:r>
@@ -14078,9 +14649,63 @@
         <w:t xml:space="preserve">become hard to diagnose from logs alone.</w:t>
       </w:r>
     </w:p>
-    <w:bookmarkEnd w:id="95"/>
-    <w:bookmarkEnd w:id="96"/>
-    <w:bookmarkStart w:id="109" w:name="Xa8eebf661c29b2a8d0dc7fa75f58bd9e3c53e1f"/>
+    <w:p>
+      <w:r>
+        <w:pict>
+          <v:rect style="width:0;height:1.5pt" o:hralign="center" o:hrstd="t" o:hr="t"/>
+        </w:pict>
+      </w:r>
+    </w:p>
+    <w:p>
+      <w:pPr>
+        <w:pStyle w:val="FirstParagraph"/>
+      </w:pPr>
+      <w:hyperlink w:anchor="chap-40">
+        <w:r>
+          <w:rPr>
+            <w:rStyle w:val="Hyperlink"/>
+          </w:rPr>
+          <w:t xml:space="preserve">← Backup &amp; Restore</w:t>
+        </w:r>
+      </w:hyperlink>
+      <w:r>
+        <w:t xml:space="preserve"> </w:t>
+      </w:r>
+      <w:r>
+        <w:t xml:space="preserve">·</w:t>
+      </w:r>
+      <w:r>
+        <w:t xml:space="preserve"> </w:t>
+      </w:r>
+      <w:hyperlink r:id="rId44">
+        <w:r>
+          <w:rPr>
+            <w:rStyle w:val="Hyperlink"/>
+          </w:rPr>
+          <w:t xml:space="preserve">Manual index</w:t>
+        </w:r>
+      </w:hyperlink>
+      <w:r>
+        <w:t xml:space="preserve"> </w:t>
+      </w:r>
+      <w:r>
+        <w:t xml:space="preserve">·</w:t>
+      </w:r>
+      <w:r>
+        <w:t xml:space="preserve"> </w:t>
+      </w:r>
+      <w:hyperlink w:anchor="chap-60">
+        <w:r>
+          <w:rPr>
+            <w:rStyle w:val="Hyperlink"/>
+          </w:rPr>
+          <w:t xml:space="preserve">Troubleshooting →</w:t>
+        </w:r>
+      </w:hyperlink>
+    </w:p>
+    <w:bookmarkEnd w:id="102"/>
+    <w:bookmarkEnd w:id="103"/>
+    <w:bookmarkStart w:id="116" w:name="chap-60"/>
     <w:p>
       <w:pPr>
         <w:pStyle w:val="Heading1"/>
@@ -14138,7 +14763,7 @@
         </w:pict>
       </w:r>
     </w:p>
-    <w:bookmarkStart w:id="97" w:name="X2e49953d570d646755fa1a1e34a73efac08cc5f"/>
+    <w:bookmarkStart w:id="104" w:name="X2e49953d570d646755fa1a1e34a73efac08cc5f"/>
     <w:p>
       <w:pPr>
         <w:pStyle w:val="Heading2"/>
@@ -14160,7 +14785,7 @@
         <w:pStyle w:val="Compact"/>
         <w:numPr>
           <w:ilvl w:val="0"/>
-          <w:numId w:val="1030"/>
+          <w:numId w:val="1028"/>
         </w:numPr>
       </w:pPr>
       <w:r>
@@ -14211,7 +14836,7 @@
         <w:pStyle w:val="Compact"/>
         <w:numPr>
           <w:ilvl w:val="0"/>
-          <w:numId w:val="1030"/>
+          <w:numId w:val="1028"/>
         </w:numPr>
       </w:pPr>
       <w:r>
@@ -14262,7 +14887,7 @@
         <w:pStyle w:val="Compact"/>
         <w:numPr>
           <w:ilvl w:val="0"/>
-          <w:numId w:val="1030"/>
+          <w:numId w:val="1028"/>
         </w:numPr>
       </w:pPr>
       <w:r>
@@ -14290,7 +14915,7 @@
         <w:pStyle w:val="Compact"/>
         <w:numPr>
           <w:ilvl w:val="0"/>
-          <w:numId w:val="1030"/>
+          <w:numId w:val="1028"/>
         </w:numPr>
       </w:pPr>
       <w:r>
@@ -14374,8 +14999,8 @@
         </w:pict>
       </w:r>
     </w:p>
-    <w:bookmarkEnd w:id="97"/>
-    <w:bookmarkStart w:id="98" w:name="Xbca78df517dfeb4a475c85f2b30272e79b4c2ce"/>
+    <w:bookmarkEnd w:id="104"/>
+    <w:bookmarkStart w:id="105" w:name="Xbca78df517dfeb4a475c85f2b30272e79b4c2ce"/>
     <w:p>
       <w:pPr>
         <w:pStyle w:val="Heading2"/>
@@ -14387,7 +15012,8 @@
     <w:tbl>
       <w:tblPr>
         <w:tblStyle w:val="Table"/>
-        <w:tblW w:type="auto" w:w="0"/>
+        <w:tblW w:type="pct" w:w="5000"/>
+        <w:tblLayout w:type="fixed"/>
         <w:tblLook w:firstRow="1" w:lastRow="0" w:firstColumn="0" w:lastColumn="0" w:noHBand="0" w:noVBand="0" w:val="0020"/>
       </w:tblPr>
       <w:tblGrid>
@@ -14663,7 +15289,13 @@
               <w:t xml:space="preserve"> </w:t>
             </w:r>
             <w:r>
-              <w:t xml:space="preserve">fails: "port 3000 already in use"</w:t>
+              <w:t xml:space="preserve">fails:</w:t>
+            </w:r>
+            <w:r>
+              <w:t xml:space="preserve"> </w:t>
+            </w:r>
+            <w:r>
+              <w:t xml:space="preserve">“port 3000 already in use”</w:t>
             </w:r>
           </w:p>
         </w:tc>
@@ -14791,8 +15423,8 @@
         </w:pict>
       </w:r>
     </w:p>
-    <w:bookmarkEnd w:id="98"/>
-    <w:bookmarkStart w:id="99" w:name="Xfc5dfa916ce4b662824612c6db538ea98f3963a"/>
+    <w:bookmarkEnd w:id="105"/>
+    <w:bookmarkStart w:id="106" w:name="Xfc5dfa916ce4b662824612c6db538ea98f3963a"/>
     <w:p>
       <w:pPr>
         <w:pStyle w:val="Heading2"/>
@@ -14811,10 +15443,9 @@
     </w:p>
     <w:p>
       <w:pPr>
-        <w:pStyle w:val="Compact"/>
         <w:numPr>
           <w:ilvl w:val="0"/>
-          <w:numId w:val="1031"/>
+          <w:numId w:val="1029"/>
         </w:numPr>
       </w:pPr>
       <w:r>
@@ -14848,7 +15479,7 @@
       <w:r>
         <w:t xml:space="preserve"> </w:t>
       </w:r>
-      <w:hyperlink r:id="rId57">
+      <w:hyperlink r:id="rId63">
         <w:r>
           <w:rPr>
             <w:rStyle w:val="VerbatimChar"/>
@@ -14877,10 +15508,9 @@
     </w:p>
     <w:p>
       <w:pPr>
-        <w:pStyle w:val="Compact"/>
         <w:numPr>
           <w:ilvl w:val="0"/>
-          <w:numId w:val="1031"/>
+          <w:numId w:val="1029"/>
         </w:numPr>
       </w:pPr>
       <w:r>
@@ -14931,10 +15561,9 @@
     </w:p>
     <w:p>
       <w:pPr>
-        <w:pStyle w:val="Compact"/>
         <w:numPr>
           <w:ilvl w:val="0"/>
-          <w:numId w:val="1031"/>
+          <w:numId w:val="1029"/>
         </w:numPr>
       </w:pPr>
       <w:r>
@@ -14948,7 +15577,7 @@
         <w:t xml:space="preserve"> </w:t>
       </w:r>
       <w:r>
-        <w:t xml:space="preserve">Kamal needs passwordless SSH as the destination's user</w:t>
+        <w:t xml:space="preserve">Kamal needs passwordless SSH as the destination’s user</w:t>
       </w:r>
       <w:r>
         <w:t xml:space="preserve"> </w:t>
@@ -14966,22 +15595,7 @@
         <w:t xml:space="preserve"> </w:t>
       </w:r>
       <w:r>
-        <w:t xml:space="preserve">for most,</w:t>
-      </w:r>
-      <w:r>
-        <w:t xml:space="preserve"> </w:t>
-      </w:r>
-      <w:r>
-        <w:rPr>
-          <w:rStyle w:val="VerbatimChar"/>
-        </w:rPr>
-        <w:t xml:space="preserve">sailings</w:t>
-      </w:r>
-      <w:r>
-        <w:t xml:space="preserve"> </w:t>
-      </w:r>
-      <w:r>
-        <w:t xml:space="preserve">for the Pi). Test</w:t>
+        <w:t xml:space="preserve">for most). Test</w:t>
       </w:r>
       <w:r>
         <w:t xml:space="preserve"> </w:t>
@@ -15002,15 +15616,28 @@
         <w:t xml:space="preserve"> </w:t>
       </w:r>
       <w:r>
-        <w:t xml:space="preserve">retrying.</w:t>
-      </w:r>
-    </w:p>
-    <w:p>
-      <w:pPr>
-        <w:pStyle w:val="Compact"/>
+        <w:t xml:space="preserve">retrying, see</w:t>
+      </w:r>
+      <w:r>
+        <w:t xml:space="preserve"> </w:t>
+      </w:r>
+      <w:hyperlink w:anchor="Xee020f044933601e236247d796fb09a94bd9f4c">
+        <w:r>
+          <w:rPr>
+            <w:rStyle w:val="Hyperlink"/>
+          </w:rPr>
+          <w:t xml:space="preserve">Deploying §3.2</w:t>
+        </w:r>
+      </w:hyperlink>
+      <w:r>
+        <w:t xml:space="preserve">.</w:t>
+      </w:r>
+    </w:p>
+    <w:p>
+      <w:pPr>
         <w:numPr>
           <w:ilvl w:val="0"/>
-          <w:numId w:val="1031"/>
+          <w:numId w:val="1029"/>
         </w:numPr>
       </w:pPr>
       <w:r>
@@ -15099,14 +15726,14 @@
         </w:pict>
       </w:r>
     </w:p>
-    <w:bookmarkEnd w:id="99"/>
-    <w:bookmarkStart w:id="100" w:name="X8bc1a917809398ef8f5f2c21808601cdc0b4ad0"/>
+    <w:bookmarkEnd w:id="106"/>
+    <w:bookmarkStart w:id="107" w:name="X8bc1a917809398ef8f5f2c21808601cdc0b4ad0"/>
     <w:p>
       <w:pPr>
         <w:pStyle w:val="Heading2"/>
       </w:pPr>
       <w:r>
-        <w:t xml:space="preserve">7.4 App won't boot / 500 on</w:t>
+        <w:t xml:space="preserve">7.4 App won’t boot / 500 on</w:t>
       </w:r>
       <w:r>
         <w:t xml:space="preserve"> </w:t>
@@ -15146,7 +15773,7 @@
         <w:pStyle w:val="Compact"/>
         <w:numPr>
           <w:ilvl w:val="0"/>
-          <w:numId w:val="1032"/>
+          <w:numId w:val="1030"/>
         </w:numPr>
       </w:pPr>
       <w:r>
@@ -15215,7 +15842,7 @@
         <w:pStyle w:val="Compact"/>
         <w:numPr>
           <w:ilvl w:val="0"/>
-          <w:numId w:val="1032"/>
+          <w:numId w:val="1030"/>
         </w:numPr>
       </w:pPr>
       <w:r>
@@ -15275,7 +15902,7 @@
         <w:pStyle w:val="Compact"/>
         <w:numPr>
           <w:ilvl w:val="0"/>
-          <w:numId w:val="1032"/>
+          <w:numId w:val="1030"/>
         </w:numPr>
       </w:pPr>
       <w:r>
@@ -15310,7 +15937,7 @@
         <w:t xml:space="preserve"> </w:t>
       </w:r>
       <w:r>
-        <w:t xml:space="preserve">is owned such that uid 1000 cannot write, the app can't</w:t>
+        <w:t xml:space="preserve">is owned such that uid 1000 cannot write, the app can’t</w:t>
       </w:r>
       <w:r>
         <w:t xml:space="preserve"> </w:t>
@@ -15347,8 +15974,8 @@
         </w:pict>
       </w:r>
     </w:p>
-    <w:bookmarkEnd w:id="100"/>
-    <w:bookmarkStart w:id="102" w:name="Xd3d5220f0f8df7b8fd1ccc0a5653367659d668b"/>
+    <w:bookmarkEnd w:id="107"/>
+    <w:bookmarkStart w:id="109" w:name="Xd3d5220f0f8df7b8fd1ccc0a5653367659d668b"/>
     <w:p>
       <w:pPr>
         <w:pStyle w:val="Heading2"/>
@@ -15359,10 +15986,9 @@
     </w:p>
     <w:p>
       <w:pPr>
-        <w:pStyle w:val="Compact"/>
         <w:numPr>
           <w:ilvl w:val="0"/>
-          <w:numId w:val="1033"/>
+          <w:numId w:val="1031"/>
         </w:numPr>
       </w:pPr>
       <w:r>
@@ -15370,7 +15996,21 @@
           <w:b/>
           <w:bCs/>
         </w:rPr>
-        <w:t xml:space="preserve">"database is locked" (</w:t>
+        <w:t xml:space="preserve">“database is locked”</w:t>
+      </w:r>
+      <w:r>
+        <w:rPr>
+          <w:b/>
+          <w:bCs/>
+        </w:rPr>
+        <w:t xml:space="preserve"> </w:t>
+      </w:r>
+      <w:r>
+        <w:rPr>
+          <w:b/>
+          <w:bCs/>
+        </w:rPr>
+        <w:t xml:space="preserve">(</w:t>
       </w:r>
       <w:r>
         <w:rPr>
@@ -15402,7 +16042,7 @@
       <w:r>
         <w:t xml:space="preserve"> </w:t>
       </w:r>
-      <w:hyperlink r:id="rId101">
+      <w:hyperlink r:id="rId108">
         <w:r>
           <w:rPr>
             <w:rStyle w:val="VerbatimChar"/>
@@ -15455,10 +16095,9 @@
     </w:p>
     <w:p>
       <w:pPr>
-        <w:pStyle w:val="Compact"/>
         <w:numPr>
           <w:ilvl w:val="0"/>
-          <w:numId w:val="1033"/>
+          <w:numId w:val="1031"/>
         </w:numPr>
       </w:pPr>
       <w:r>
@@ -15600,10 +16239,9 @@
     </w:p>
     <w:p>
       <w:pPr>
-        <w:pStyle w:val="Compact"/>
         <w:numPr>
           <w:ilvl w:val="0"/>
-          <w:numId w:val="1033"/>
+          <w:numId w:val="1031"/>
         </w:numPr>
       </w:pPr>
       <w:r>
@@ -15704,7 +16342,7 @@
       <w:r>
         <w:t xml:space="preserve"> </w:t>
       </w:r>
-      <w:hyperlink w:anchor="Xecf8243847251b3c988352299e18cf5ccf8df8a">
+      <w:hyperlink w:anchor="chap-40">
         <w:r>
           <w:rPr>
             <w:rStyle w:val="Hyperlink"/>
@@ -15723,8 +16361,8 @@
         </w:pict>
       </w:r>
     </w:p>
-    <w:bookmarkEnd w:id="102"/>
-    <w:bookmarkStart w:id="103" w:name="Xc6315cf0e8e21b8d73826f99530ab158fdbe7f2"/>
+    <w:bookmarkEnd w:id="109"/>
+    <w:bookmarkStart w:id="110" w:name="Xc6315cf0e8e21b8d73826f99530ab158fdbe7f2"/>
     <w:p>
       <w:pPr>
         <w:pStyle w:val="Heading2"/>
@@ -15768,10 +16406,9 @@
     </w:p>
     <w:p>
       <w:pPr>
-        <w:pStyle w:val="Compact"/>
         <w:numPr>
           <w:ilvl w:val="0"/>
-          <w:numId w:val="1034"/>
+          <w:numId w:val="1032"/>
         </w:numPr>
       </w:pPr>
       <w:r>
@@ -15786,10 +16423,9 @@
     </w:p>
     <w:p>
       <w:pPr>
-        <w:pStyle w:val="Compact"/>
         <w:numPr>
           <w:ilvl w:val="0"/>
-          <w:numId w:val="1034"/>
+          <w:numId w:val="1032"/>
         </w:numPr>
       </w:pPr>
       <w:r>
@@ -15932,10 +16568,9 @@
     </w:p>
     <w:p>
       <w:pPr>
-        <w:pStyle w:val="Compact"/>
         <w:numPr>
           <w:ilvl w:val="0"/>
-          <w:numId w:val="1034"/>
+          <w:numId w:val="1032"/>
         </w:numPr>
       </w:pPr>
       <w:r>
@@ -15970,8 +16605,8 @@
         </w:pict>
       </w:r>
     </w:p>
-    <w:bookmarkEnd w:id="103"/>
-    <w:bookmarkStart w:id="105" w:name="Xdaa609fc590682a586bebd1fb6eec08d61f7383"/>
+    <w:bookmarkEnd w:id="110"/>
+    <w:bookmarkStart w:id="112" w:name="Xdaa609fc590682a586bebd1fb6eec08d61f7383"/>
     <w:p>
       <w:pPr>
         <w:pStyle w:val="Heading2"/>
@@ -16019,7 +16654,7 @@
         <w:pStyle w:val="Compact"/>
         <w:numPr>
           <w:ilvl w:val="0"/>
-          <w:numId w:val="1035"/>
+          <w:numId w:val="1033"/>
         </w:numPr>
       </w:pPr>
       <w:r>
@@ -16054,7 +16689,7 @@
       <w:r>
         <w:t xml:space="preserve"> </w:t>
       </w:r>
-      <w:hyperlink r:id="rId104">
+      <w:hyperlink r:id="rId111">
         <w:r>
           <w:rPr>
             <w:rStyle w:val="VerbatimChar"/>
@@ -16159,7 +16794,7 @@
         <w:pStyle w:val="Compact"/>
         <w:numPr>
           <w:ilvl w:val="0"/>
-          <w:numId w:val="1035"/>
+          <w:numId w:val="1033"/>
         </w:numPr>
       </w:pPr>
       <w:r>
@@ -16218,7 +16853,7 @@
         <w:t xml:space="preserve">mobile_message</w:t>
       </w:r>
       <w:r>
-        <w:t xml:space="preserve">). If SMS stops, check that job's failures and confirm the</w:t>
+        <w:t xml:space="preserve">). If SMS stops, check that job’s failures and confirm the</w:t>
       </w:r>
       <w:r>
         <w:t xml:space="preserve"> </w:t>
@@ -16232,7 +16867,7 @@
         <w:pStyle w:val="Compact"/>
         <w:numPr>
           <w:ilvl w:val="0"/>
-          <w:numId w:val="1035"/>
+          <w:numId w:val="1033"/>
         </w:numPr>
       </w:pPr>
       <w:r>
@@ -16252,7 +16887,19 @@
         <w:t xml:space="preserve"> </w:t>
       </w:r>
       <w:r>
-        <w:t xml:space="preserve">a "queued for N …" notice) and that jobs are processing at all (</w:t>
+        <w:t xml:space="preserve">a</w:t>
+      </w:r>
+      <w:r>
+        <w:t xml:space="preserve"> </w:t>
+      </w:r>
+      <w:r>
+        <w:t xml:space="preserve">“queued for N …”</w:t>
+      </w:r>
+      <w:r>
+        <w:t xml:space="preserve"> </w:t>
+      </w:r>
+      <w:r>
+        <w:t xml:space="preserve">notice) and that jobs are processing at all (</w:t>
       </w:r>
       <w:hyperlink w:anchor="Xc6315cf0e8e21b8d73826f99530ab158fdbe7f2">
         <w:r>
@@ -16273,8 +16920,8 @@
         </w:pict>
       </w:r>
     </w:p>
-    <w:bookmarkEnd w:id="105"/>
-    <w:bookmarkStart w:id="106" w:name="X5a1d7bfa093d514361ea8c8138f0e91d3e10d04"/>
+    <w:bookmarkEnd w:id="112"/>
+    <w:bookmarkStart w:id="113" w:name="X5a1d7bfa093d514361ea8c8138f0e91d3e10d04"/>
     <w:p>
       <w:pPr>
         <w:pStyle w:val="Heading2"/>
@@ -16288,7 +16935,7 @@
         <w:pStyle w:val="Compact"/>
         <w:numPr>
           <w:ilvl w:val="0"/>
-          <w:numId w:val="1036"/>
+          <w:numId w:val="1034"/>
         </w:numPr>
       </w:pPr>
       <w:r>
@@ -16397,7 +17044,7 @@
         <w:pStyle w:val="Compact"/>
         <w:numPr>
           <w:ilvl w:val="0"/>
-          <w:numId w:val="1036"/>
+          <w:numId w:val="1034"/>
         </w:numPr>
       </w:pPr>
       <w:r>
@@ -16405,7 +17052,7 @@
           <w:b/>
           <w:bCs/>
         </w:rPr>
-        <w:t xml:space="preserve">Restore can't reach the replica.</w:t>
+        <w:t xml:space="preserve">Restore can’t reach the replica.</w:t>
       </w:r>
       <w:r>
         <w:t xml:space="preserve"> </w:t>
@@ -16442,8 +17089,8 @@
         </w:pict>
       </w:r>
     </w:p>
-    <w:bookmarkEnd w:id="106"/>
-    <w:bookmarkStart w:id="107" w:name="X98a92f9359d950f14170f9ed090568336ea6af8"/>
+    <w:bookmarkEnd w:id="113"/>
+    <w:bookmarkStart w:id="114" w:name="X98a92f9359d950f14170f9ed090568336ea6af8"/>
     <w:p>
       <w:pPr>
         <w:pStyle w:val="Heading2"/>
@@ -16457,7 +17104,7 @@
         <w:pStyle w:val="FirstParagraph"/>
       </w:pPr>
       <w:r>
-        <w:t xml:space="preserve">Staging and production terminate TLS at Kamal's proxy using Let's Encrypt for the configured</w:t>
+        <w:t xml:space="preserve">Staging and production terminate TLS at Kamal’s proxy using Let’s Encrypt for the configured</w:t>
       </w:r>
       <w:r>
         <w:t xml:space="preserve"> </w:t>
@@ -16468,14 +17115,13 @@
     </w:p>
     <w:p>
       <w:pPr>
-        <w:pStyle w:val="Compact"/>
         <w:numPr>
           <w:ilvl w:val="0"/>
-          <w:numId w:val="1037"/>
+          <w:numId w:val="1035"/>
         </w:numPr>
       </w:pPr>
       <w:r>
-        <w:t xml:space="preserve">Confirm DNS for the host points at the server and ports 80/443 are open — Let's Encrypt must</w:t>
+        <w:t xml:space="preserve">Confirm DNS for the host points at the server and ports 80/443 are open — Let’s Encrypt must</w:t>
       </w:r>
       <w:r>
         <w:t xml:space="preserve"> </w:t>
@@ -16486,10 +17132,9 @@
     </w:p>
     <w:p>
       <w:pPr>
-        <w:pStyle w:val="Compact"/>
         <w:numPr>
           <w:ilvl w:val="0"/>
-          <w:numId w:val="1037"/>
+          <w:numId w:val="1035"/>
         </w:numPr>
       </w:pPr>
       <w:r>
@@ -16558,38 +17203,161 @@
     </w:p>
     <w:p>
       <w:pPr>
+        <w:numPr>
+          <w:ilvl w:val="0"/>
+          <w:numId w:val="1035"/>
+        </w:numPr>
+      </w:pPr>
+      <w:r>
+        <w:t xml:space="preserve">The</w:t>
+      </w:r>
+      <w:r>
+        <w:t xml:space="preserve"> </w:t>
+      </w:r>
+      <w:r>
+        <w:rPr>
+          <w:rStyle w:val="VerbatimChar"/>
+        </w:rPr>
+        <w:t xml:space="preserve">IP</w:t>
+      </w:r>
+      <w:r>
+        <w:t xml:space="preserve"> </w:t>
+      </w:r>
+      <w:r>
+        <w:t xml:space="preserve">destination is intentionally plain HTTP (</w:t>
+      </w:r>
+      <w:r>
+        <w:rPr>
+          <w:rStyle w:val="VerbatimChar"/>
+        </w:rPr>
+        <w:t xml:space="preserve">ssl: false</w:t>
+      </w:r>
+      <w:r>
+        <w:t xml:space="preserve">) — HTTPS is not expected there.</w:t>
+      </w:r>
+    </w:p>
+    <w:p>
+      <w:r>
+        <w:pict>
+          <v:rect style="width:0;height:1.5pt" o:hralign="center" o:hrstd="t" o:hr="t"/>
+        </w:pict>
+      </w:r>
+    </w:p>
+    <w:bookmarkEnd w:id="114"/>
+    <w:bookmarkStart w:id="115" w:name="X6cd360ffbbdc6097fec701a106248e941589868"/>
+    <w:p>
+      <w:pPr>
+        <w:pStyle w:val="Heading2"/>
+      </w:pPr>
+      <w:r>
+        <w:t xml:space="preserve">7.10 When you’re stuck</w:t>
+      </w:r>
+    </w:p>
+    <w:p>
+      <w:pPr>
         <w:pStyle w:val="Compact"/>
         <w:numPr>
           <w:ilvl w:val="0"/>
-          <w:numId w:val="1037"/>
+          <w:numId w:val="1036"/>
         </w:numPr>
       </w:pPr>
       <w:r>
-        <w:t xml:space="preserve">The</w:t>
-      </w:r>
-      <w:r>
-        <w:t xml:space="preserve"> </w:t>
-      </w:r>
-      <w:r>
-        <w:rPr>
-          <w:rStyle w:val="VerbatimChar"/>
-        </w:rPr>
-        <w:t xml:space="preserve">IP</w:t>
-      </w:r>
-      <w:r>
-        <w:t xml:space="preserve"> </w:t>
-      </w:r>
-      <w:r>
-        <w:t xml:space="preserve">destination is intentionally plain HTTP (</w:t>
-      </w:r>
-      <w:r>
-        <w:rPr>
-          <w:rStyle w:val="VerbatimChar"/>
-        </w:rPr>
-        <w:t xml:space="preserve">ssl: false</w:t>
-      </w:r>
-      <w:r>
-        <w:t xml:space="preserve">) — HTTPS is not expected there.</w:t>
+        <w:t xml:space="preserve">Reproduce on</w:t>
+      </w:r>
+      <w:r>
+        <w:t xml:space="preserve"> </w:t>
+      </w:r>
+      <w:r>
+        <w:rPr>
+          <w:b/>
+          <w:bCs/>
+        </w:rPr>
+        <w:t xml:space="preserve">staging</w:t>
+      </w:r>
+      <w:r>
+        <w:t xml:space="preserve"> </w:t>
+      </w:r>
+      <w:r>
+        <w:t xml:space="preserve">if at all possible before touching production.</w:t>
+      </w:r>
+    </w:p>
+    <w:p>
+      <w:pPr>
+        <w:pStyle w:val="Compact"/>
+        <w:numPr>
+          <w:ilvl w:val="0"/>
+          <w:numId w:val="1036"/>
+        </w:numPr>
+      </w:pPr>
+      <w:r>
+        <w:t xml:space="preserve">Get an interactive session to poke around:</w:t>
+      </w:r>
+      <w:r>
+        <w:t xml:space="preserve"> </w:t>
+      </w:r>
+      <w:r>
+        <w:rPr>
+          <w:rStyle w:val="VerbatimChar"/>
+        </w:rPr>
+        <w:t xml:space="preserve">bin/kamal console -d prod</w:t>
+      </w:r>
+      <w:r>
+        <w:t xml:space="preserve"> </w:t>
+      </w:r>
+      <w:r>
+        <w:t xml:space="preserve">(Rails) or</w:t>
+      </w:r>
+      <w:r>
+        <w:t xml:space="preserve"> </w:t>
+      </w:r>
+      <w:r>
+        <w:rPr>
+          <w:rStyle w:val="VerbatimChar"/>
+        </w:rPr>
+        <w:t xml:space="preserve">bin/kamal shell -d prod</w:t>
+      </w:r>
+      <w:r>
+        <w:t xml:space="preserve"> </w:t>
+      </w:r>
+      <w:r>
+        <w:t xml:space="preserve">(bash).</w:t>
+      </w:r>
+    </w:p>
+    <w:p>
+      <w:pPr>
+        <w:pStyle w:val="Compact"/>
+        <w:numPr>
+          <w:ilvl w:val="0"/>
+          <w:numId w:val="1036"/>
+        </w:numPr>
+      </w:pPr>
+      <w:r>
+        <w:t xml:space="preserve">If a release is implicated and you can’t immediately see why,</w:t>
+      </w:r>
+      <w:r>
+        <w:t xml:space="preserve"> </w:t>
+      </w:r>
+      <w:r>
+        <w:rPr>
+          <w:b/>
+          <w:bCs/>
+        </w:rPr>
+        <w:t xml:space="preserve">roll back first</w:t>
+      </w:r>
+      <w:r>
+        <w:t xml:space="preserve"> </w:t>
+      </w:r>
+      <w:r>
+        <w:t xml:space="preserve">(</w:t>
+      </w:r>
+      <w:r>
+        <w:rPr>
+          <w:rStyle w:val="VerbatimChar"/>
+        </w:rPr>
+        <w:t xml:space="preserve">bin/kamal rollback -d prod</w:t>
+      </w:r>
+      <w:r>
+        <w:t xml:space="preserve">) to restore service, then investigate from a known-good state.</w:t>
       </w:r>
     </w:p>
     <w:p>
@@ -16599,125 +17367,38 @@
         </w:pict>
       </w:r>
     </w:p>
-    <w:bookmarkEnd w:id="107"/>
-    <w:bookmarkStart w:id="108" w:name="X6cd360ffbbdc6097fec701a106248e941589868"/>
-    <w:p>
-      <w:pPr>
-        <w:pStyle w:val="Heading2"/>
-      </w:pPr>
-      <w:r>
-        <w:t xml:space="preserve">7.10 When you're stuck</w:t>
-      </w:r>
-    </w:p>
-    <w:p>
-      <w:pPr>
-        <w:pStyle w:val="Compact"/>
-        <w:numPr>
-          <w:ilvl w:val="0"/>
-          <w:numId w:val="1038"/>
-        </w:numPr>
-      </w:pPr>
-      <w:r>
-        <w:t xml:space="preserve">Reproduce on</w:t>
-      </w:r>
-      <w:r>
-        <w:t xml:space="preserve"> </w:t>
-      </w:r>
-      <w:r>
-        <w:rPr>
-          <w:b/>
-          <w:bCs/>
-        </w:rPr>
-        <w:t xml:space="preserve">staging</w:t>
-      </w:r>
-      <w:r>
-        <w:t xml:space="preserve"> </w:t>
-      </w:r>
-      <w:r>
-        <w:t xml:space="preserve">if at all possible before touching production.</w:t>
-      </w:r>
-    </w:p>
-    <w:p>
-      <w:pPr>
-        <w:pStyle w:val="Compact"/>
-        <w:numPr>
-          <w:ilvl w:val="0"/>
-          <w:numId w:val="1038"/>
-        </w:numPr>
-      </w:pPr>
-      <w:r>
-        <w:t xml:space="preserve">Get an interactive session to poke around:</w:t>
-      </w:r>
-      <w:r>
-        <w:t xml:space="preserve"> </w:t>
-      </w:r>
-      <w:r>
-        <w:rPr>
-          <w:rStyle w:val="VerbatimChar"/>
-        </w:rPr>
-        <w:t xml:space="preserve">bin/kamal console -d prod</w:t>
-      </w:r>
-      <w:r>
-        <w:t xml:space="preserve"> </w:t>
-      </w:r>
-      <w:r>
-        <w:t xml:space="preserve">(Rails) or</w:t>
-      </w:r>
-      <w:r>
-        <w:t xml:space="preserve"> </w:t>
-      </w:r>
-      <w:r>
-        <w:rPr>
-          <w:rStyle w:val="VerbatimChar"/>
-        </w:rPr>
-        <w:t xml:space="preserve">bin/kamal shell -d prod</w:t>
-      </w:r>
-      <w:r>
-        <w:t xml:space="preserve"> </w:t>
-      </w:r>
-      <w:r>
-        <w:t xml:space="preserve">(bash).</w:t>
-      </w:r>
-    </w:p>
-    <w:p>
-      <w:pPr>
-        <w:pStyle w:val="Compact"/>
-        <w:numPr>
-          <w:ilvl w:val="0"/>
-          <w:numId w:val="1038"/>
-        </w:numPr>
-      </w:pPr>
-      <w:r>
-        <w:t xml:space="preserve">If a release is implicated and you can't immediately see why,</w:t>
-      </w:r>
-      <w:r>
-        <w:t xml:space="preserve"> </w:t>
-      </w:r>
-      <w:r>
-        <w:rPr>
-          <w:b/>
-          <w:bCs/>
-        </w:rPr>
-        <w:t xml:space="preserve">roll back first</w:t>
-      </w:r>
-      <w:r>
-        <w:t xml:space="preserve"> </w:t>
-      </w:r>
-      <w:r>
-        <w:t xml:space="preserve">(</w:t>
-      </w:r>
-      <w:r>
-        <w:rPr>
-          <w:rStyle w:val="VerbatimChar"/>
-        </w:rPr>
-        <w:t xml:space="preserve">bin/kamal rollback -d prod</w:t>
-      </w:r>
-      <w:r>
-        <w:t xml:space="preserve">) to restore service, then investigate from a known-good state.</w:t>
-      </w:r>
-    </w:p>
-    <w:bookmarkEnd w:id="108"/>
-    <w:bookmarkEnd w:id="109"/>
+    <w:p>
+      <w:pPr>
+        <w:pStyle w:val="FirstParagraph"/>
+      </w:pPr>
+      <w:hyperlink w:anchor="chap-50">
+        <w:r>
+          <w:rPr>
+            <w:rStyle w:val="Hyperlink"/>
+          </w:rPr>
+          <w:t xml:space="preserve">← Monitoring</w:t>
+        </w:r>
+      </w:hyperlink>
+      <w:r>
+        <w:t xml:space="preserve"> </w:t>
+      </w:r>
+      <w:r>
+        <w:t xml:space="preserve">·</w:t>
+      </w:r>
+      <w:r>
+        <w:t xml:space="preserve"> </w:t>
+      </w:r>
+      <w:hyperlink r:id="rId44">
+        <w:r>
+          <w:rPr>
+            <w:rStyle w:val="Hyperlink"/>
+          </w:rPr>
+          <w:t xml:space="preserve">Manual index</w:t>
+        </w:r>
+      </w:hyperlink>
+    </w:p>
+    <w:bookmarkEnd w:id="115"/>
+    <w:bookmarkEnd w:id="116"/>
     <w:sectPr>
       <w:footnotePr>
         <w:numRestart w:val="eachSect"/>
@@ -17204,12 +17885,6 @@
     </w:lvlOverride>
   </w:num>
   <w:num w:numId="1010">
-    <w:abstractNumId w:val="991"/>
-  </w:num>
-  <w:num w:numId="1011">
-    <w:abstractNumId w:val="991"/>
-  </w:num>
-  <w:num w:numId="1012">
     <w:abstractNumId w:val="99411"/>
     <w:lvlOverride w:ilvl="0">
       <w:startOverride w:val="1"/>
@@ -17239,6 +17914,12 @@
       <w:startOverride w:val="1"/>
     </w:lvlOverride>
   </w:num>
+  <w:num w:numId="1011">
+    <w:abstractNumId w:val="991"/>
+  </w:num>
+  <w:num w:numId="1012">
+    <w:abstractNumId w:val="991"/>
+  </w:num>
   <w:num w:numId="1013">
     <w:abstractNumId w:val="991"/>
   </w:num>
@@ -17246,10 +17927,10 @@
     <w:abstractNumId w:val="991"/>
   </w:num>
   <w:num w:numId="1015">
-    <w:abstractNumId w:val="991"/>
+    <w:abstractNumId w:val="992"/>
   </w:num>
   <w:num w:numId="1016">
-    <w:abstractNumId w:val="991"/>
+    <w:abstractNumId w:val="992"/>
   </w:num>
   <w:num w:numId="1017">
     <w:abstractNumId w:val="992"/>
@@ -17267,15 +17948,9 @@
     <w:abstractNumId w:val="992"/>
   </w:num>
   <w:num w:numId="1022">
-    <w:abstractNumId w:val="992"/>
+    <w:abstractNumId w:val="991"/>
   </w:num>
   <w:num w:numId="1023">
-    <w:abstractNumId w:val="992"/>
-  </w:num>
-  <w:num w:numId="1024">
-    <w:abstractNumId w:val="991"/>
-  </w:num>
-  <w:num w:numId="1025">
     <w:abstractNumId w:val="99411"/>
     <w:lvlOverride w:ilvl="0">
       <w:startOverride w:val="1"/>
@@ -17305,8 +17980,41 @@
       <w:startOverride w:val="1"/>
     </w:lvlOverride>
   </w:num>
+  <w:num w:numId="1024">
+    <w:abstractNumId w:val="991"/>
+  </w:num>
+  <w:num w:numId="1025">
+    <w:abstractNumId w:val="991"/>
+  </w:num>
   <w:num w:numId="1026">
-    <w:abstractNumId w:val="991"/>
+    <w:abstractNumId w:val="99411"/>
+    <w:lvlOverride w:ilvl="0">
+      <w:startOverride w:val="1"/>
+    </w:lvlOverride>
+    <w:lvlOverride w:ilvl="1">
+      <w:startOverride w:val="1"/>
+    </w:lvlOverride>
+    <w:lvlOverride w:ilvl="2">
+      <w:startOverride w:val="1"/>
+    </w:lvlOverride>
+    <w:lvlOverride w:ilvl="3">
+      <w:startOverride w:val="1"/>
+    </w:lvlOverride>
+    <w:lvlOverride w:ilvl="4">
+      <w:startOverride w:val="1"/>
+    </w:lvlOverride>
+    <w:lvlOverride w:ilvl="5">
+      <w:startOverride w:val="1"/>
+    </w:lvlOverride>
+    <w:lvlOverride w:ilvl="6">
+      <w:startOverride w:val="1"/>
+    </w:lvlOverride>
+    <w:lvlOverride w:ilvl="7">
+      <w:startOverride w:val="1"/>
+    </w:lvlOverride>
+    <w:lvlOverride w:ilvl="8">
+      <w:startOverride w:val="1"/>
+    </w:lvlOverride>
   </w:num>
   <w:num w:numId="1027">
     <w:abstractNumId w:val="991"/>
@@ -17345,34 +18053,7 @@
     <w:abstractNumId w:val="991"/>
   </w:num>
   <w:num w:numId="1030">
-    <w:abstractNumId w:val="99411"/>
-    <w:lvlOverride w:ilvl="0">
-      <w:startOverride w:val="1"/>
-    </w:lvlOverride>
-    <w:lvlOverride w:ilvl="1">
-      <w:startOverride w:val="1"/>
-    </w:lvlOverride>
-    <w:lvlOverride w:ilvl="2">
-      <w:startOverride w:val="1"/>
-    </w:lvlOverride>
-    <w:lvlOverride w:ilvl="3">
-      <w:startOverride w:val="1"/>
-    </w:lvlOverride>
-    <w:lvlOverride w:ilvl="4">
-      <w:startOverride w:val="1"/>
-    </w:lvlOverride>
-    <w:lvlOverride w:ilvl="5">
-      <w:startOverride w:val="1"/>
-    </w:lvlOverride>
-    <w:lvlOverride w:ilvl="6">
-      <w:startOverride w:val="1"/>
-    </w:lvlOverride>
-    <w:lvlOverride w:ilvl="7">
-      <w:startOverride w:val="1"/>
-    </w:lvlOverride>
-    <w:lvlOverride w:ilvl="8">
-      <w:startOverride w:val="1"/>
-    </w:lvlOverride>
+    <w:abstractNumId w:val="991"/>
   </w:num>
   <w:num w:numId="1031">
     <w:abstractNumId w:val="991"/>
@@ -17390,12 +18071,6 @@
     <w:abstractNumId w:val="991"/>
   </w:num>
   <w:num w:numId="1036">
-    <w:abstractNumId w:val="991"/>
-  </w:num>
-  <w:num w:numId="1037">
-    <w:abstractNumId w:val="991"/>
-  </w:num>
-  <w:num w:numId="1038">
     <w:abstractNumId w:val="991"/>
   </w:num>
 </w:numbering>

--- a/docs/Lady-Nelson-Sailings-Manual.docx
+++ b/docs/Lady-Nelson-Sailings-Manual.docx
@@ -28,7 +28,7 @@
         </w:p>
       </w:sdtContent>
     </w:sdt>
-    <w:bookmarkStart w:id="17" w:name="chap-00"/>
+    <w:bookmarkStart w:id="21" w:name="chap-00"/>
     <w:p>
       <w:pPr>
         <w:pStyle w:val="Heading1"/>
@@ -37,7 +37,7 @@
         <w:t xml:space="preserve">Lady Nelson Sailings — Operations &amp; Development Manual</w:t>
       </w:r>
     </w:p>
-    <w:bookmarkStart w:id="16" w:name="Xe3d0fc0bea9a42ce7605565d0964033d7f6ee47"/>
+    <w:bookmarkStart w:id="20" w:name="Xe3d0fc0bea9a42ce7605565d0964033d7f6ee47"/>
     <w:p>
       <w:pPr>
         <w:pStyle w:val="Heading2"/>
@@ -110,7 +110,7 @@
         <w:pStyle w:val="BodyText"/>
       </w:pPr>
       <w:r>
-        <w:t xml:space="preserve">The manual is organised into sections, each in its own file in</w:t>
+        <w:t xml:space="preserve">The manual is organized into sections, each in its own file in</w:t>
       </w:r>
       <w:r>
         <w:t xml:space="preserve"> </w:t>
@@ -525,7 +525,7 @@
         <w:t xml:space="preserve">Tasmania</w:t>
       </w:r>
       <w:r>
-        <w:t xml:space="preserve">, the volunteer organisation that operates the heritage tall ship</w:t>
+        <w:t xml:space="preserve">, the volunteer organization that operates the heritage tall ship</w:t>
       </w:r>
       <w:r>
         <w:t xml:space="preserve"> </w:t>
@@ -1280,7 +1280,7 @@
         <w:t xml:space="preserve"> </w:t>
       </w:r>
       <w:r>
-        <w:t xml:space="preserve">including production. Production actually uses</w:t>
+        <w:t xml:space="preserve">including production. Production uses</w:t>
       </w:r>
       <w:r>
         <w:t xml:space="preserve"> </w:t>
@@ -1674,13 +1674,13 @@
       </w:r>
     </w:p>
     <w:bookmarkEnd w:id="13"/>
-    <w:bookmarkStart w:id="14" w:name="Xe1fc5c63862234b9fd7999b7ef28348f15cf367"/>
+    <w:bookmarkStart w:id="14" w:name="X41cbaea4b5a9bb682a04ee609070e66dc625134"/>
     <w:p>
       <w:pPr>
         <w:pStyle w:val="Heading3"/>
       </w:pPr>
       <w:r>
-        <w:t xml:space="preserve">1.5 Running and operating it, at a glance</w:t>
+        <w:t xml:space="preserve">1.5 Running and operating it, briefly</w:t>
       </w:r>
     </w:p>
     <w:p>
@@ -2093,13 +2093,293 @@
       </w:r>
     </w:p>
     <w:bookmarkEnd w:id="14"/>
-    <w:bookmarkStart w:id="15" w:name="X8f15af25149ee4a790dd1f047beed2fdaa1667a"/>
+    <w:bookmarkStart w:id="18" w:name="X4f7c6d8d400c468bb9633a1ebdc44c20e709053"/>
     <w:p>
       <w:pPr>
         <w:pStyle w:val="Heading3"/>
       </w:pPr>
       <w:r>
-        <w:t xml:space="preserve">1.6 Related documents</w:t>
+        <w:t xml:space="preserve">1.6 Data model</w:t>
+      </w:r>
+    </w:p>
+    <w:p>
+      <w:pPr>
+        <w:pStyle w:val="FirstParagraph"/>
+      </w:pPr>
+      <w:r>
+        <w:t xml:space="preserve">The application data lives in the primary SQLite database. The core of it is the</w:t>
+      </w:r>
+      <w:r>
+        <w:t xml:space="preserve"> </w:t>
+      </w:r>
+      <w:r>
+        <w:t xml:space="preserve">relationship between</w:t>
+      </w:r>
+      <w:r>
+        <w:t xml:space="preserve"> </w:t>
+      </w:r>
+      <w:r>
+        <w:rPr>
+          <w:b/>
+          <w:bCs/>
+        </w:rPr>
+        <w:t xml:space="preserve">users</w:t>
+      </w:r>
+      <w:r>
+        <w:t xml:space="preserve"> </w:t>
+      </w:r>
+      <w:r>
+        <w:t xml:space="preserve">(members) and</w:t>
+      </w:r>
+      <w:r>
+        <w:t xml:space="preserve"> </w:t>
+      </w:r>
+      <w:r>
+        <w:rPr>
+          <w:b/>
+          <w:bCs/>
+        </w:rPr>
+        <w:t xml:space="preserve">sailings</w:t>
+      </w:r>
+      <w:r>
+        <w:t xml:space="preserve"> </w:t>
+      </w:r>
+      <w:r>
+        <w:t xml:space="preserve">(voyages): a member registers</w:t>
+      </w:r>
+      <w:r>
+        <w:t xml:space="preserve"> </w:t>
+      </w:r>
+      <w:r>
+        <w:t xml:space="preserve">for a voyage through the</w:t>
+      </w:r>
+      <w:r>
+        <w:t xml:space="preserve"> </w:t>
+      </w:r>
+      <w:r>
+        <w:rPr>
+          <w:b/>
+          <w:bCs/>
+        </w:rPr>
+        <w:t xml:space="preserve">sailing_participants</w:t>
+      </w:r>
+      <w:r>
+        <w:t xml:space="preserve"> </w:t>
+      </w:r>
+      <w:r>
+        <w:t xml:space="preserve">join table, which carries their</w:t>
+      </w:r>
+      <w:r>
+        <w:t xml:space="preserve"> </w:t>
+      </w:r>
+      <w:r>
+        <w:t xml:space="preserve">registration status and attendance.</w:t>
+      </w:r>
+      <w:r>
+        <w:t xml:space="preserve"> </w:t>
+      </w:r>
+      <w:r>
+        <w:rPr>
+          <w:b/>
+          <w:bCs/>
+        </w:rPr>
+        <w:t xml:space="preserve">Contacts</w:t>
+      </w:r>
+      <w:r>
+        <w:t xml:space="preserve"> </w:t>
+      </w:r>
+      <w:r>
+        <w:t xml:space="preserve">(personal, next-of-kin, and charter</w:t>
+      </w:r>
+      <w:r>
+        <w:t xml:space="preserve"> </w:t>
+      </w:r>
+      <w:r>
+        <w:t xml:space="preserve">contacts) are attached polymorphically to either a user or a sailing.</w:t>
+      </w:r>
+      <w:r>
+        <w:t xml:space="preserve"> </w:t>
+      </w:r>
+      <w:r>
+        <w:rPr>
+          <w:b/>
+          <w:bCs/>
+        </w:rPr>
+        <w:t xml:space="preserve">Sessions</w:t>
+      </w:r>
+      <w:r>
+        <w:t xml:space="preserve"> </w:t>
+      </w:r>
+      <w:r>
+        <w:t xml:space="preserve">back</w:t>
+      </w:r>
+      <w:r>
+        <w:t xml:space="preserve"> </w:t>
+      </w:r>
+      <w:r>
+        <w:t xml:space="preserve">login, while</w:t>
+      </w:r>
+      <w:r>
+        <w:t xml:space="preserve"> </w:t>
+      </w:r>
+      <w:r>
+        <w:rPr>
+          <w:b/>
+          <w:bCs/>
+        </w:rPr>
+        <w:t xml:space="preserve">maintenance_tasks</w:t>
+      </w:r>
+      <w:r>
+        <w:t xml:space="preserve"> </w:t>
+      </w:r>
+      <w:r>
+        <w:t xml:space="preserve">and</w:t>
+      </w:r>
+      <w:r>
+        <w:t xml:space="preserve"> </w:t>
+      </w:r>
+      <w:r>
+        <w:rPr>
+          <w:b/>
+          <w:bCs/>
+        </w:rPr>
+        <w:t xml:space="preserve">settings</w:t>
+      </w:r>
+      <w:r>
+        <w:t xml:space="preserve"> </w:t>
+      </w:r>
+      <w:r>
+        <w:t xml:space="preserve">(the key/value app-config store)</w:t>
+      </w:r>
+      <w:r>
+        <w:t xml:space="preserve"> </w:t>
+      </w:r>
+      <w:r>
+        <w:t xml:space="preserve">stand on their own.</w:t>
+      </w:r>
+    </w:p>
+    <w:p>
+      <w:pPr>
+        <w:pStyle w:val="BodyText"/>
+      </w:pPr>
+      <w:r>
+        <w:t xml:space="preserve">The diagram below is generated from</w:t>
+      </w:r>
+      <w:r>
+        <w:t xml:space="preserve"> </w:t>
+      </w:r>
+      <w:r>
+        <w:rPr>
+          <w:rStyle w:val="VerbatimChar"/>
+        </w:rPr>
+        <w:t xml:space="preserve">db/schema.rb</w:t>
+      </w:r>
+      <w:r>
+        <w:t xml:space="preserve"> </w:t>
+      </w:r>
+      <w:r>
+        <w:t xml:space="preserve">and the model associations in</w:t>
+      </w:r>
+      <w:r>
+        <w:t xml:space="preserve"> </w:t>
+      </w:r>
+      <w:r>
+        <w:rPr>
+          <w:rStyle w:val="VerbatimChar"/>
+        </w:rPr>
+        <w:t xml:space="preserve">app/models/</w:t>
+      </w:r>
+      <w:r>
+        <w:t xml:space="preserve">.</w:t>
+      </w:r>
+    </w:p>
+    <w:p>
+      <w:pPr>
+        <w:pStyle w:val="BodyText"/>
+      </w:pPr>
+      <w:r>
+        <w:drawing>
+          <wp:inline>
+            <wp:extent cx="5334000" cy="12865553"/>
+            <wp:effectExtent b="0" l="0" r="0" t="0"/>
+            <wp:docPr descr="" title="" id="16" name="Picture"/>
+            <a:graphic>
+              <a:graphicData uri="http://schemas.openxmlformats.org/drawingml/2006/picture">
+                <pic:pic>
+                  <pic:nvPicPr>
+                    <pic:cNvPr descr="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" id="17" name="Picture"/>
+                    <pic:cNvPicPr>
+                      <a:picLocks noChangeArrowheads="1" noChangeAspect="1"/>
+                    </pic:cNvPicPr>
+                  </pic:nvPicPr>
+                  <pic:blipFill>
+                    <a:blip r:embed="rId15"/>
+                    <a:stretch>
+                      <a:fillRect/>
+                    </a:stretch>
+                  </pic:blipFill>
+                  <pic:spPr bwMode="auto">
+                    <a:xfrm>
+                      <a:off x="0" y="0"/>
+                      <a:ext cx="5334000" cy="12865553"/>
+                    </a:xfrm>
+                    <a:prstGeom prst="rect">
+                      <a:avLst/>
+                    </a:prstGeom>
+                    <a:noFill/>
+                    <a:ln w="9525">
+                      <a:noFill/>
+                      <a:headEnd/>
+                      <a:tailEnd/>
+                    </a:ln>
+                  </pic:spPr>
+                </pic:pic>
+              </a:graphicData>
+            </a:graphic>
+          </wp:inline>
+        </w:drawing>
+      </w:r>
+    </w:p>
+    <w:p>
+      <w:pPr>
+        <w:pStyle w:val="BodyText"/>
+      </w:pPr>
+      <w:r>
+        <w:rPr>
+          <w:rStyle w:val="VerbatimChar"/>
+        </w:rPr>
+        <w:t xml:space="preserve">maintenance_tasks</w:t>
+      </w:r>
+      <w:r>
+        <w:t xml:space="preserve"> </w:t>
+      </w:r>
+      <w:r>
+        <w:t xml:space="preserve">and</w:t>
+      </w:r>
+      <w:r>
+        <w:t xml:space="preserve"> </w:t>
+      </w:r>
+      <w:r>
+        <w:rPr>
+          <w:rStyle w:val="VerbatimChar"/>
+        </w:rPr>
+        <w:t xml:space="preserve">settings</w:t>
+      </w:r>
+      <w:r>
+        <w:t xml:space="preserve"> </w:t>
+      </w:r>
+      <w:r>
+        <w:t xml:space="preserve">have no foreign keys, so they appear unconnected.</w:t>
+      </w:r>
+    </w:p>
+    <w:bookmarkEnd w:id="18"/>
+    <w:bookmarkStart w:id="19" w:name="Xd3a815619a3f4fa6749ff9cdfd60b6542c18e38"/>
+    <w:p>
+      <w:pPr>
+        <w:pStyle w:val="Heading3"/>
+      </w:pPr>
+      <w:r>
+        <w:t xml:space="preserve">1.7 Related documents</w:t>
       </w:r>
     </w:p>
     <w:p>
@@ -2158,10 +2438,10 @@
         <w:t xml:space="preserve">production.</w:t>
       </w:r>
     </w:p>
-    <w:bookmarkEnd w:id="15"/>
-    <w:bookmarkEnd w:id="16"/>
-    <w:bookmarkEnd w:id="17"/>
-    <w:bookmarkStart w:id="46" w:name="chap-10"/>
+    <w:bookmarkEnd w:id="19"/>
+    <w:bookmarkEnd w:id="20"/>
+    <w:bookmarkEnd w:id="21"/>
+    <w:bookmarkStart w:id="50" w:name="chap-10"/>
     <w:p>
       <w:pPr>
         <w:pStyle w:val="Heading1"/>
@@ -2356,7 +2636,7 @@
         </w:pict>
       </w:r>
     </w:p>
-    <w:bookmarkStart w:id="22" w:name="X904acc21f1eefe289911a7c96f9327c0f7b6bfe"/>
+    <w:bookmarkStart w:id="26" w:name="X904acc21f1eefe289911a7c96f9327c0f7b6bfe"/>
     <w:p>
       <w:pPr>
         <w:pStyle w:val="Heading2"/>
@@ -2385,7 +2665,7 @@
         <w:t xml:space="preserve">need to be a Linux expert — you only need a handful of commands.</w:t>
       </w:r>
     </w:p>
-    <w:bookmarkStart w:id="18" w:name="install-wsl-and-ubuntu"/>
+    <w:bookmarkStart w:id="22" w:name="install-wsl-and-ubuntu"/>
     <w:p>
       <w:pPr>
         <w:pStyle w:val="Heading3"/>
@@ -2585,8 +2865,8 @@
         <w:t xml:space="preserve">PowerShell or Command Prompt.</w:t>
       </w:r>
     </w:p>
-    <w:bookmarkEnd w:id="18"/>
-    <w:bookmarkStart w:id="20" w:name="two-rules-that-save-a-lot-of-pain"/>
+    <w:bookmarkEnd w:id="22"/>
+    <w:bookmarkStart w:id="24" w:name="two-rules-that-save-a-lot-of-pain"/>
     <w:p>
       <w:pPr>
         <w:pStyle w:val="Heading3"/>
@@ -2708,7 +2988,7 @@
       <w:r>
         <w:t xml:space="preserve"> </w:t>
       </w:r>
-      <w:hyperlink r:id="rId19">
+      <w:hyperlink r:id="rId23">
         <w:r>
           <w:rPr>
             <w:rStyle w:val="Hyperlink"/>
@@ -2760,8 +3040,8 @@
         <w:t xml:space="preserve">familiar editor without copying files back and forth.</w:t>
       </w:r>
     </w:p>
-    <w:bookmarkEnd w:id="20"/>
-    <w:bookmarkStart w:id="21" w:name="install-the-build-tools-ruby-needs"/>
+    <w:bookmarkEnd w:id="24"/>
+    <w:bookmarkStart w:id="25" w:name="install-the-build-tools-ruby-needs"/>
     <w:p>
       <w:pPr>
         <w:pStyle w:val="Heading3"/>
@@ -2921,9 +3201,9 @@
         </w:pict>
       </w:r>
     </w:p>
-    <w:bookmarkEnd w:id="21"/>
-    <w:bookmarkEnd w:id="22"/>
-    <w:bookmarkStart w:id="25" w:name="X11cd6e32c563b677ab6601e5d26cebedda30032"/>
+    <w:bookmarkEnd w:id="25"/>
+    <w:bookmarkEnd w:id="26"/>
+    <w:bookmarkStart w:id="29" w:name="X11cd6e32c563b677ab6601e5d26cebedda30032"/>
     <w:p>
       <w:pPr>
         <w:pStyle w:val="Heading2"/>
@@ -2942,7 +3222,7 @@
       <w:r>
         <w:t xml:space="preserve"> </w:t>
       </w:r>
-      <w:hyperlink r:id="rId23">
+      <w:hyperlink r:id="rId27">
         <w:r>
           <w:rPr>
             <w:rStyle w:val="VerbatimChar"/>
@@ -2975,7 +3255,7 @@
       <w:r>
         <w:t xml:space="preserve"> </w:t>
       </w:r>
-      <w:hyperlink r:id="rId24">
+      <w:hyperlink r:id="rId28">
         <w:r>
           <w:rPr>
             <w:rStyle w:val="Hyperlink"/>
@@ -3230,8 +3510,8 @@
         </w:pict>
       </w:r>
     </w:p>
-    <w:bookmarkEnd w:id="25"/>
-    <w:bookmarkStart w:id="26" w:name="Xabdccfdf63509ce57e3469c7e73de1a33cdd391"/>
+    <w:bookmarkEnd w:id="29"/>
+    <w:bookmarkStart w:id="30" w:name="Xabdccfdf63509ce57e3469c7e73de1a33cdd391"/>
     <w:p>
       <w:pPr>
         <w:pStyle w:val="Heading2"/>
@@ -3353,8 +3633,8 @@
         </w:pict>
       </w:r>
     </w:p>
-    <w:bookmarkEnd w:id="26"/>
-    <w:bookmarkStart w:id="29" w:name="Xa209ae5fc4d5d33660c73ccd74673a62cc84556"/>
+    <w:bookmarkEnd w:id="30"/>
+    <w:bookmarkStart w:id="33" w:name="Xa209ae5fc4d5d33660c73ccd74673a62cc84556"/>
     <w:p>
       <w:pPr>
         <w:pStyle w:val="Heading2"/>
@@ -3416,7 +3696,7 @@
       <w:r>
         <w:t xml:space="preserve"> </w:t>
       </w:r>
-      <w:hyperlink r:id="rId27">
+      <w:hyperlink r:id="rId31">
         <w:r>
           <w:rPr>
             <w:rStyle w:val="VerbatimChar"/>
@@ -3465,7 +3745,7 @@
       <w:r>
         <w:t xml:space="preserve"> </w:t>
       </w:r>
-      <w:hyperlink r:id="rId28">
+      <w:hyperlink r:id="rId32">
         <w:r>
           <w:rPr>
             <w:rStyle w:val="VerbatimChar"/>
@@ -3742,7 +4022,7 @@
         <w:t xml:space="preserve"> </w:t>
       </w:r>
       <w:r>
-        <w:t xml:space="preserve">together.</w:t>
+        <w:t xml:space="preserve">together. BUT, this overwrites credentials.yml and you will need to find the secrets defined within if you want to, form example, use the email (Brevo API), etc.</w:t>
       </w:r>
     </w:p>
     <w:p>
@@ -3752,8 +4032,8 @@
         </w:pict>
       </w:r>
     </w:p>
-    <w:bookmarkEnd w:id="29"/>
-    <w:bookmarkStart w:id="33" w:name="X284d6897204143a179bf41ca7ca06f50ce9936b"/>
+    <w:bookmarkEnd w:id="33"/>
+    <w:bookmarkStart w:id="37" w:name="X284d6897204143a179bf41ca7ca06f50ce9936b"/>
     <w:p>
       <w:pPr>
         <w:pStyle w:val="Heading2"/>
@@ -3800,7 +4080,7 @@
       <w:pPr>
         <w:pStyle w:val="FirstParagraph"/>
       </w:pPr>
-      <w:hyperlink r:id="rId30">
+      <w:hyperlink r:id="rId34">
         <w:r>
           <w:rPr>
             <w:rStyle w:val="VerbatimChar"/>
@@ -3883,13 +4163,7 @@
         <w:pStyle w:val="FirstParagraph"/>
       </w:pPr>
       <w:r>
-        <w:t xml:space="preserve">To load some sample data, run the seed task (either before starting the server, or in a</w:t>
-      </w:r>
-      <w:r>
-        <w:t xml:space="preserve"> </w:t>
-      </w:r>
-      <w:r>
-        <w:t xml:space="preserve">second terminal):</w:t>
+        <w:t xml:space="preserve">db:prepare also runs the seed task (if the DB was initialized, i.e. wasn’t there already):</w:t>
       </w:r>
     </w:p>
     <w:p>
@@ -3913,7 +4187,7 @@
       <w:pPr>
         <w:pStyle w:val="FirstParagraph"/>
       </w:pPr>
-      <w:hyperlink r:id="rId31">
+      <w:hyperlink r:id="rId35">
         <w:r>
           <w:rPr>
             <w:rStyle w:val="VerbatimChar"/>
@@ -4041,7 +4315,7 @@
         <w:t xml:space="preserve">. Sign in with the account above.</w:t>
       </w:r>
     </w:p>
-    <w:bookmarkStart w:id="32" w:name="running-the-server-later"/>
+    <w:bookmarkStart w:id="36" w:name="running-the-server-later"/>
     <w:p>
       <w:pPr>
         <w:pStyle w:val="Heading3"/>
@@ -4128,9 +4402,9 @@
         </w:pict>
       </w:r>
     </w:p>
-    <w:bookmarkEnd w:id="32"/>
-    <w:bookmarkEnd w:id="33"/>
-    <w:bookmarkStart w:id="37" w:name="Xd946b42f8db3f88d71195aba0cc9a8286bc69dd"/>
+    <w:bookmarkEnd w:id="36"/>
+    <w:bookmarkEnd w:id="37"/>
+    <w:bookmarkStart w:id="41" w:name="Xd946b42f8db3f88d71195aba0cc9a8286bc69dd"/>
     <w:p>
       <w:pPr>
         <w:pStyle w:val="Heading2"/>
@@ -4171,7 +4445,7 @@
       <w:r>
         <w:t xml:space="preserve"> </w:t>
       </w:r>
-      <w:hyperlink r:id="rId34">
+      <w:hyperlink r:id="rId38">
         <w:r>
           <w:rPr>
             <w:rStyle w:val="VerbatimChar"/>
@@ -4248,7 +4522,7 @@
         <w:t xml:space="preserve"># one test, by line number</w:t>
       </w:r>
     </w:p>
-    <w:bookmarkStart w:id="36" w:name="system-tests-browser-tests"/>
+    <w:bookmarkStart w:id="40" w:name="system-tests-browser-tests"/>
     <w:p>
       <w:pPr>
         <w:pStyle w:val="Heading3"/>
@@ -4332,7 +4606,7 @@
       <w:r>
         <w:t xml:space="preserve"> </w:t>
       </w:r>
-      <w:hyperlink r:id="rId35">
+      <w:hyperlink r:id="rId39">
         <w:r>
           <w:rPr>
             <w:rStyle w:val="VerbatimChar"/>
@@ -4449,9 +4723,9 @@
         </w:pict>
       </w:r>
     </w:p>
-    <w:bookmarkEnd w:id="36"/>
-    <w:bookmarkEnd w:id="37"/>
-    <w:bookmarkStart w:id="40" w:name="Xe70367d8870a451c62dfbe0eacc86e2811264cb"/>
+    <w:bookmarkEnd w:id="40"/>
+    <w:bookmarkEnd w:id="41"/>
+    <w:bookmarkStart w:id="44" w:name="Xe70367d8870a451c62dfbe0eacc86e2811264cb"/>
     <w:p>
       <w:pPr>
         <w:pStyle w:val="Heading2"/>
@@ -4470,7 +4744,7 @@
       <w:r>
         <w:t xml:space="preserve"> </w:t>
       </w:r>
-      <w:hyperlink r:id="rId38">
+      <w:hyperlink r:id="rId42">
         <w:r>
           <w:rPr>
             <w:rStyle w:val="VerbatimChar"/>
@@ -4617,7 +4891,7 @@
       <w:r>
         <w:t xml:space="preserve"> </w:t>
       </w:r>
-      <w:hyperlink r:id="rId39">
+      <w:hyperlink r:id="rId43">
         <w:r>
           <w:rPr>
             <w:rStyle w:val="VerbatimChar"/>
@@ -4626,7 +4900,7 @@
         </w:r>
       </w:hyperlink>
       <w:r>
-        <w:t xml:space="preserve">, which inherits Rails’ opinionated</w:t>
+        <w:t xml:space="preserve">, which inherits the Rails opinionated</w:t>
       </w:r>
       <w:r>
         <w:t xml:space="preserve"> </w:t>
@@ -4648,14 +4922,14 @@
         </w:pict>
       </w:r>
     </w:p>
-    <w:bookmarkEnd w:id="40"/>
-    <w:bookmarkStart w:id="43" w:name="X730069fe913a001ab15dfe8f1fa8e2a787f8c4b"/>
+    <w:bookmarkEnd w:id="44"/>
+    <w:bookmarkStart w:id="47" w:name="X0a4eed1f3339d97cc2ae5d1df576301270fb934"/>
     <w:p>
       <w:pPr>
         <w:pStyle w:val="Heading2"/>
       </w:pPr>
       <w:r>
-        <w:t xml:space="preserve">2.8 How the code is organised</w:t>
+        <w:t xml:space="preserve">2.8 How the code is organized</w:t>
       </w:r>
     </w:p>
     <w:p>
@@ -5101,7 +5375,7 @@
       <w:r>
         <w:t xml:space="preserve"> </w:t>
       </w:r>
-      <w:hyperlink r:id="rId41">
+      <w:hyperlink r:id="rId45">
         <w:r>
           <w:rPr>
             <w:rStyle w:val="VerbatimChar"/>
@@ -5131,7 +5405,7 @@
         <w:t xml:space="preserve">, and follow it to the model and view.</w:t>
       </w:r>
     </w:p>
-    <w:bookmarkStart w:id="42" w:name="everyday-commands"/>
+    <w:bookmarkStart w:id="46" w:name="everyday-commands"/>
     <w:p>
       <w:pPr>
         <w:pStyle w:val="Heading3"/>
@@ -5223,7 +5497,7 @@
         <w:rPr>
           <w:rStyle w:val="CommentTok"/>
         </w:rPr>
-        <w:t xml:space="preserve"># (re)load the sample admin account</w:t>
+        <w:t xml:space="preserve"># create the initial admin account (unless it already exists)</w:t>
       </w:r>
     </w:p>
     <w:p>
@@ -5233,9 +5507,9 @@
         </w:pict>
       </w:r>
     </w:p>
-    <w:bookmarkEnd w:id="42"/>
-    <w:bookmarkEnd w:id="43"/>
-    <w:bookmarkStart w:id="45" w:name="X8031063064dbc985a2befe56595ce17af8aa1a6"/>
+    <w:bookmarkEnd w:id="46"/>
+    <w:bookmarkEnd w:id="47"/>
+    <w:bookmarkStart w:id="49" w:name="X8031063064dbc985a2befe56595ce17af8aa1a6"/>
     <w:p>
       <w:pPr>
         <w:pStyle w:val="Heading2"/>
@@ -5583,7 +5857,7 @@
       <w:r>
         <w:t xml:space="preserve"> </w:t>
       </w:r>
-      <w:hyperlink r:id="rId44">
+      <w:hyperlink r:id="rId48">
         <w:r>
           <w:rPr>
             <w:rStyle w:val="Hyperlink"/>
@@ -5609,9 +5883,9 @@
         </w:r>
       </w:hyperlink>
     </w:p>
-    <w:bookmarkEnd w:id="45"/>
-    <w:bookmarkEnd w:id="46"/>
-    <w:bookmarkStart w:id="61" w:name="chap-20"/>
+    <w:bookmarkEnd w:id="49"/>
+    <w:bookmarkEnd w:id="50"/>
+    <w:bookmarkStart w:id="65" w:name="chap-20"/>
     <w:p>
       <w:pPr>
         <w:pStyle w:val="Heading1"/>
@@ -5783,7 +6057,7 @@
       <w:r>
         <w:t xml:space="preserve"> </w:t>
       </w:r>
-      <w:hyperlink r:id="rId47">
+      <w:hyperlink r:id="rId51">
         <w:r>
           <w:rPr>
             <w:rStyle w:val="Hyperlink"/>
@@ -5911,7 +6185,7 @@
         <w:t xml:space="preserve">(the Spaces bucket and credentials).</w:t>
       </w:r>
     </w:p>
-    <w:bookmarkStart w:id="53" w:name="X86b3367971ca41582e63eb2072725f1cfcccbb1"/>
+    <w:bookmarkStart w:id="57" w:name="X86b3367971ca41582e63eb2072725f1cfcccbb1"/>
     <w:p>
       <w:pPr>
         <w:pStyle w:val="Heading2"/>
@@ -5938,7 +6212,7 @@
       <w:r>
         <w:t xml:space="preserve"> </w:t>
       </w:r>
-      <w:hyperlink r:id="rId48">
+      <w:hyperlink r:id="rId52">
         <w:r>
           <w:rPr>
             <w:rStyle w:val="Hyperlink"/>
@@ -5952,7 +6226,7 @@
       <w:r>
         <w:t xml:space="preserve"> </w:t>
       </w:r>
-      <w:hyperlink r:id="rId49">
+      <w:hyperlink r:id="rId53">
         <w:r>
           <w:rPr>
             <w:rStyle w:val="Hyperlink"/>
@@ -5976,18 +6250,18 @@
           <wp:inline>
             <wp:extent cx="5334000" cy="1964167"/>
             <wp:effectExtent b="0" l="0" r="0" t="0"/>
-            <wp:docPr descr="Digital Ocean Droplet creation" title="" id="51" name="Picture"/>
+            <wp:docPr descr="Digital Ocean Droplet creation" title="" id="55" name="Picture"/>
             <a:graphic>
               <a:graphicData uri="http://schemas.openxmlformats.org/drawingml/2006/picture">
                 <pic:pic>
                   <pic:nvPicPr>
-                    <pic:cNvPr descr="images/create-a-droplet.png" id="52" name="Picture"/>
+                    <pic:cNvPr descr="images/create-a-droplet.png" id="56" name="Picture"/>
                     <pic:cNvPicPr>
                       <a:picLocks noChangeArrowheads="1" noChangeAspect="1"/>
                     </pic:cNvPicPr>
                   </pic:nvPicPr>
                   <pic:blipFill>
-                    <a:blip r:embed="rId50"/>
+                    <a:blip r:embed="rId54"/>
                     <a:stretch>
                       <a:fillRect/>
                     </a:stretch>
@@ -6679,8 +6953,8 @@
         <w:t xml:space="preserve">file and to configure the SSH daemon to allow root login. Root login is sometimes disabled by default.</w:t>
       </w:r>
     </w:p>
-    <w:bookmarkEnd w:id="53"/>
-    <w:bookmarkStart w:id="55" w:name="Xee020f044933601e236247d796fb09a94bd9f4c"/>
+    <w:bookmarkEnd w:id="57"/>
+    <w:bookmarkStart w:id="59" w:name="Xee020f044933601e236247d796fb09a94bd9f4c"/>
     <w:p>
       <w:pPr>
         <w:pStyle w:val="Heading2"/>
@@ -6802,7 +7076,7 @@
         <w:t xml:space="preserve">Once you have a key, add it to the public key section of the droplet creation step.</w:t>
       </w:r>
     </w:p>
-    <w:bookmarkStart w:id="54" w:name="X969ac1b401e7b9e570585e2ea1411eb2af9cf79"/>
+    <w:bookmarkStart w:id="58" w:name="X969ac1b401e7b9e570585e2ea1411eb2af9cf79"/>
     <w:p>
       <w:pPr>
         <w:pStyle w:val="Heading3"/>
@@ -6856,9 +7130,9 @@
         <w:t xml:space="preserve">(The permissions of the files are probably fine if they already existed.)</w:t>
       </w:r>
     </w:p>
-    <w:bookmarkEnd w:id="54"/>
-    <w:bookmarkEnd w:id="55"/>
-    <w:bookmarkStart w:id="56" w:name="X3e3ed965f616b05ad260a817408cbb00e53cba9"/>
+    <w:bookmarkEnd w:id="58"/>
+    <w:bookmarkEnd w:id="59"/>
+    <w:bookmarkStart w:id="60" w:name="X3e3ed965f616b05ad260a817408cbb00e53cba9"/>
     <w:p>
       <w:pPr>
         <w:pStyle w:val="Heading2"/>
@@ -6910,11 +7184,11 @@
         <w:t xml:space="preserve"> </w:t>
       </w:r>
       <w:r>
-        <w:t xml:space="preserve">region.</w:t>
-      </w:r>
-    </w:p>
-    <w:bookmarkEnd w:id="56"/>
-    <w:bookmarkStart w:id="57" w:name="Xab5644034a585ca9a0d3c97f4d60fe53ee564df"/>
+        <w:t xml:space="preserve">(San Francisco) region.</w:t>
+      </w:r>
+    </w:p>
+    <w:bookmarkEnd w:id="60"/>
+    <w:bookmarkStart w:id="61" w:name="Xab5644034a585ca9a0d3c97f4d60fe53ee564df"/>
     <w:p>
       <w:pPr>
         <w:pStyle w:val="Heading2"/>
@@ -6928,7 +7202,7 @@
         <w:pStyle w:val="FirstParagraph"/>
       </w:pPr>
       <w:r>
-        <w:t xml:space="preserve">We use Brevo to accept emails and send on behalf of the Sailings app. We use the Brevo API to send emails because DigitalOcean blocks SMTP (port 25, etc) access from droplets. The Brevo API key is stored in the rails credentials.yml file.</w:t>
+        <w:t xml:space="preserve">We use Brevo to accept emails and send on behalf of the Sailings app. We use the Brevo API to send emails because DigitalOcean blocks SMTP (port 25, etc.) access from droplets. The Brevo API key is stored in the rails credentials.yml file.</w:t>
       </w:r>
     </w:p>
     <w:p>
@@ -6939,8 +7213,8 @@
         <w:t xml:space="preserve">The way to diagnose complaints about email delivery is to login to Brevo and check the Transactional -&gt; Email -&gt; Logs section.</w:t>
       </w:r>
     </w:p>
-    <w:bookmarkEnd w:id="57"/>
-    <w:bookmarkStart w:id="59" w:name="Xdd4aa01e96b6053091a36c0d80238af1cd8b5da"/>
+    <w:bookmarkEnd w:id="61"/>
+    <w:bookmarkStart w:id="63" w:name="Xdd4aa01e96b6053091a36c0d80238af1cd8b5da"/>
     <w:p>
       <w:pPr>
         <w:pStyle w:val="Heading2"/>
@@ -6959,7 +7233,7 @@
       <w:r>
         <w:t xml:space="preserve"> </w:t>
       </w:r>
-      <w:hyperlink r:id="rId58">
+      <w:hyperlink r:id="rId62">
         <w:r>
           <w:rPr>
             <w:rStyle w:val="Hyperlink"/>
@@ -6974,8 +7248,8 @@
         <w:t xml:space="preserve">to send SMS messages. The API key is stored in the rails credentials.yml file.</w:t>
       </w:r>
     </w:p>
-    <w:bookmarkEnd w:id="59"/>
-    <w:bookmarkStart w:id="60" w:name="Xdc8480cacc4ed5005fa2485a905c64ced480e07"/>
+    <w:bookmarkEnd w:id="63"/>
+    <w:bookmarkStart w:id="64" w:name="Xdc8480cacc4ed5005fa2485a905c64ced480e07"/>
     <w:p>
       <w:pPr>
         <w:pStyle w:val="Heading2"/>
@@ -6994,7 +7268,7 @@
       <w:r>
         <w:t xml:space="preserve"> </w:t>
       </w:r>
-      <w:hyperlink r:id="rId47">
+      <w:hyperlink r:id="rId51">
         <w:r>
           <w:rPr>
             <w:rStyle w:val="Hyperlink"/>
@@ -7030,7 +7304,7 @@
       <w:r>
         <w:t xml:space="preserve"> </w:t>
       </w:r>
-      <w:hyperlink r:id="rId44">
+      <w:hyperlink r:id="rId48">
         <w:r>
           <w:rPr>
             <w:rStyle w:val="Hyperlink"/>
@@ -7056,9 +7330,9 @@
         </w:r>
       </w:hyperlink>
     </w:p>
-    <w:bookmarkEnd w:id="60"/>
-    <w:bookmarkEnd w:id="61"/>
-    <w:bookmarkStart w:id="80" w:name="chap-30"/>
+    <w:bookmarkEnd w:id="64"/>
+    <w:bookmarkEnd w:id="65"/>
+    <w:bookmarkStart w:id="84" w:name="chap-30"/>
     <w:p>
       <w:pPr>
         <w:pStyle w:val="Heading1"/>
@@ -7083,7 +7357,7 @@
       <w:r>
         <w:t xml:space="preserve"> </w:t>
       </w:r>
-      <w:hyperlink r:id="rId62">
+      <w:hyperlink r:id="rId66">
         <w:r>
           <w:rPr>
             <w:rStyle w:val="Hyperlink"/>
@@ -7182,7 +7456,7 @@
         </w:pict>
       </w:r>
     </w:p>
-    <w:bookmarkStart w:id="66" w:name="Xcbb6740995760e78d018e3c82194a492a796458"/>
+    <w:bookmarkStart w:id="70" w:name="Xcbb6740995760e78d018e3c82194a492a796458"/>
     <w:p>
       <w:pPr>
         <w:pStyle w:val="Heading2"/>
@@ -7223,7 +7497,7 @@
       <w:r>
         <w:t xml:space="preserve"> </w:t>
       </w:r>
-      <w:hyperlink r:id="rId63">
+      <w:hyperlink r:id="rId67">
         <w:r>
           <w:rPr>
             <w:rStyle w:val="VerbatimChar"/>
@@ -7423,7 +7697,7 @@
         <w:t xml:space="preserve">— there is no separate worker to deploy.</w:t>
       </w:r>
     </w:p>
-    <w:bookmarkStart w:id="65" w:name="configuration-files"/>
+    <w:bookmarkStart w:id="69" w:name="configuration-files"/>
     <w:p>
       <w:pPr>
         <w:pStyle w:val="Heading3"/>
@@ -7442,7 +7716,7 @@
       <w:r>
         <w:t xml:space="preserve"> </w:t>
       </w:r>
-      <w:hyperlink r:id="rId64">
+      <w:hyperlink r:id="rId68">
         <w:r>
           <w:rPr>
             <w:rStyle w:val="VerbatimChar"/>
@@ -7592,9 +7866,9 @@
         </w:pict>
       </w:r>
     </w:p>
-    <w:bookmarkEnd w:id="65"/>
-    <w:bookmarkEnd w:id="66"/>
-    <w:bookmarkStart w:id="68" w:name="Xdbdc89cfa0423f6b7665aa7e5e270249431e1f6"/>
+    <w:bookmarkEnd w:id="69"/>
+    <w:bookmarkEnd w:id="70"/>
+    <w:bookmarkStart w:id="72" w:name="Xdbdc89cfa0423f6b7665aa7e5e270249431e1f6"/>
     <w:p>
       <w:pPr>
         <w:pStyle w:val="Heading2"/>
@@ -7717,7 +7991,7 @@
         <w:t xml:space="preserve"> </w:t>
       </w:r>
       <w:r>
-        <w:t xml:space="preserve">— passwordless (key-based) login for the SSH user configured</w:t>
+        <w:t xml:space="preserve">— password-less (key-based) login for the SSH user configured</w:t>
       </w:r>
       <w:r>
         <w:t xml:space="preserve"> </w:t>
@@ -7836,7 +8110,7 @@
       <w:r>
         <w:t xml:space="preserve"> </w:t>
       </w:r>
-      <w:hyperlink r:id="rId67">
+      <w:hyperlink r:id="rId71">
         <w:r>
           <w:rPr>
             <w:rStyle w:val="VerbatimChar"/>
@@ -7915,8 +8189,8 @@
         </w:pict>
       </w:r>
     </w:p>
-    <w:bookmarkEnd w:id="68"/>
-    <w:bookmarkStart w:id="69" w:name="X9cc7847899e3f41d71b581b8ef25b236850d8d7"/>
+    <w:bookmarkEnd w:id="72"/>
+    <w:bookmarkStart w:id="73" w:name="X9cc7847899e3f41d71b581b8ef25b236850d8d7"/>
     <w:p>
       <w:pPr>
         <w:pStyle w:val="Heading2"/>
@@ -8721,8 +8995,8 @@
         </w:pict>
       </w:r>
     </w:p>
-    <w:bookmarkEnd w:id="69"/>
-    <w:bookmarkStart w:id="71" w:name="X39218b2062020ff2f9c3e7e7c701cea67480eb2"/>
+    <w:bookmarkEnd w:id="73"/>
+    <w:bookmarkStart w:id="75" w:name="X39218b2062020ff2f9c3e7e7c701cea67480eb2"/>
     <w:p>
       <w:pPr>
         <w:pStyle w:val="Heading2"/>
@@ -8804,7 +9078,7 @@
       <w:r>
         <w:t xml:space="preserve">(</w:t>
       </w:r>
-      <w:hyperlink r:id="rId70">
+      <w:hyperlink r:id="rId74">
         <w:r>
           <w:rPr>
             <w:rStyle w:val="VerbatimChar"/>
@@ -8896,8 +9170,8 @@
         </w:pict>
       </w:r>
     </w:p>
-    <w:bookmarkEnd w:id="71"/>
-    <w:bookmarkStart w:id="73" w:name="X17b2a1d0bc7afdef66bf43bd1b6ab7749562f8c"/>
+    <w:bookmarkEnd w:id="75"/>
+    <w:bookmarkStart w:id="77" w:name="X17b2a1d0bc7afdef66bf43bd1b6ab7749562f8c"/>
     <w:p>
       <w:pPr>
         <w:pStyle w:val="Heading2"/>
@@ -9070,7 +9344,7 @@
       <w:r>
         <w:t xml:space="preserve"> </w:t>
       </w:r>
-      <w:hyperlink r:id="rId67">
+      <w:hyperlink r:id="rId71">
         <w:r>
           <w:rPr>
             <w:rStyle w:val="VerbatimChar"/>
@@ -9172,7 +9446,7 @@
       <w:r>
         <w:t xml:space="preserve"> </w:t>
       </w:r>
-      <w:hyperlink r:id="rId72">
+      <w:hyperlink r:id="rId76">
         <w:r>
           <w:rPr>
             <w:rStyle w:val="VerbatimChar"/>
@@ -9220,8 +9494,8 @@
         </w:pict>
       </w:r>
     </w:p>
-    <w:bookmarkEnd w:id="73"/>
-    <w:bookmarkStart w:id="76" w:name="X7c40b8517228822914280766feb43e3f201ee35"/>
+    <w:bookmarkEnd w:id="77"/>
+    <w:bookmarkStart w:id="80" w:name="X7c40b8517228822914280766feb43e3f201ee35"/>
     <w:p>
       <w:pPr>
         <w:pStyle w:val="Heading2"/>
@@ -9230,7 +9504,7 @@
         <w:t xml:space="preserve">4.6 Deploying</w:t>
       </w:r>
     </w:p>
-    <w:bookmarkStart w:id="74" w:name="first-time-onto-a-new-server-setup"/>
+    <w:bookmarkStart w:id="78" w:name="first-time-onto-a-new-server-setup"/>
     <w:p>
       <w:pPr>
         <w:pStyle w:val="Heading3"/>
@@ -9327,8 +9601,8 @@
         <w:t xml:space="preserve"># production</w:t>
       </w:r>
     </w:p>
-    <w:bookmarkEnd w:id="74"/>
-    <w:bookmarkStart w:id="75" w:name="routine-deploys"/>
+    <w:bookmarkEnd w:id="78"/>
+    <w:bookmarkStart w:id="79" w:name="routine-deploys"/>
     <w:p>
       <w:pPr>
         <w:pStyle w:val="Heading3"/>
@@ -9602,7 +9876,7 @@
         <w:t xml:space="preserve"> </w:t>
       </w:r>
       <w:r>
-        <w:t xml:space="preserve">to comment it out again (or</w:t>
+        <w:t xml:space="preserve">to comment it out again (or throw away the changes with</w:t>
       </w:r>
       <w:r>
         <w:t xml:space="preserve"> </w:t>
@@ -9691,9 +9965,9 @@
         </w:pict>
       </w:r>
     </w:p>
-    <w:bookmarkEnd w:id="75"/>
-    <w:bookmarkEnd w:id="76"/>
-    <w:bookmarkStart w:id="77" w:name="X7700631fc525012796057bb08d99da275b95eeb"/>
+    <w:bookmarkEnd w:id="79"/>
+    <w:bookmarkEnd w:id="80"/>
+    <w:bookmarkStart w:id="81" w:name="X7700631fc525012796057bb08d99da275b95eeb"/>
     <w:p>
       <w:pPr>
         <w:pStyle w:val="Heading2"/>
@@ -9883,6 +10157,61 @@
     <w:p>
       <w:pPr>
         <w:pStyle w:val="FirstParagraph"/>
+      </w:pPr>
+      <w:r>
+        <w:t xml:space="preserve">NOTE: kamal shell (and console and dbc) let you work</w:t>
+      </w:r>
+      <w:r>
+        <w:t xml:space="preserve"> </w:t>
+      </w:r>
+      <w:r>
+        <w:rPr>
+          <w:i/>
+          <w:iCs/>
+        </w:rPr>
+        <w:t xml:space="preserve">inside</w:t>
+      </w:r>
+      <w:r>
+        <w:t xml:space="preserve"> </w:t>
+      </w:r>
+      <w:r>
+        <w:t xml:space="preserve">the docker container. This command:</w:t>
+      </w:r>
+    </w:p>
+    <w:p>
+      <w:pPr>
+        <w:pStyle w:val="SourceCode"/>
+      </w:pPr>
+      <w:r>
+        <w:rPr>
+          <w:rStyle w:val="VerbatimChar"/>
+        </w:rPr>
+        <w:t xml:space="preserve">ssh root@&lt;host&gt;</w:t>
+      </w:r>
+    </w:p>
+    <w:p>
+      <w:pPr>
+        <w:pStyle w:val="FirstParagraph"/>
+      </w:pPr>
+      <w:r>
+        <w:t xml:space="preserve">Drops you in a shell on the cloud server that the deployed docker container is running on. kamal shell/console/dbc also use the same ssh connection plus an extra command to provide access. See the</w:t>
+      </w:r>
+      <w:r>
+        <w:t xml:space="preserve"> </w:t>
+      </w:r>
+      <w:r>
+        <w:t xml:space="preserve">“aliases”</w:t>
+      </w:r>
+      <w:r>
+        <w:t xml:space="preserve"> </w:t>
+      </w:r>
+      <w:r>
+        <w:t xml:space="preserve">section of deploy.yml.</w:t>
+      </w:r>
+    </w:p>
+    <w:p>
+      <w:pPr>
+        <w:pStyle w:val="BodyText"/>
       </w:pPr>
       <w:r>
         <w:t xml:space="preserve">Other useful Kamal commands:</w:t>
@@ -10072,8 +10401,8 @@
         </w:pict>
       </w:r>
     </w:p>
-    <w:bookmarkEnd w:id="77"/>
-    <w:bookmarkStart w:id="78" w:name="Xafaf519088db6178368552b137e9bcec6ff98ce"/>
+    <w:bookmarkEnd w:id="81"/>
+    <w:bookmarkStart w:id="82" w:name="Xafaf519088db6178368552b137e9bcec6ff98ce"/>
     <w:p>
       <w:pPr>
         <w:pStyle w:val="Heading2"/>
@@ -10283,8 +10612,8 @@
         </w:pict>
       </w:r>
     </w:p>
-    <w:bookmarkEnd w:id="78"/>
-    <w:bookmarkStart w:id="79" w:name="X3b911b3fa04477f988bd2cc9d9015687ec24dbf"/>
+    <w:bookmarkEnd w:id="82"/>
+    <w:bookmarkStart w:id="83" w:name="X3b911b3fa04477f988bd2cc9d9015687ec24dbf"/>
     <w:p>
       <w:pPr>
         <w:pStyle w:val="Heading2"/>
@@ -10316,7 +10645,7 @@
           <w:b/>
           <w:bCs/>
         </w:rPr>
-        <w:t xml:space="preserve">requires a image version</w:t>
+        <w:t xml:space="preserve">requires an image version</w:t>
       </w:r>
       <w:r>
         <w:t xml:space="preserve"> </w:t>
@@ -10517,6 +10846,64 @@
           <w:rStyle w:val="NormalTok"/>
         </w:rPr>
         <w:t xml:space="preserve"> prod</w:t>
+      </w:r>
+    </w:p>
+    <w:p>
+      <w:pPr>
+        <w:pStyle w:val="FirstParagraph"/>
+      </w:pPr>
+      <w:r>
+        <w:t xml:space="preserve">This number is the same as the git commit SHA hash which the deploy was based on, you can see these hashes using:</w:t>
+      </w:r>
+    </w:p>
+    <w:p>
+      <w:pPr>
+        <w:pStyle w:val="SourceCode"/>
+      </w:pPr>
+      <w:r>
+        <w:rPr>
+          <w:rStyle w:val="VerbatimChar"/>
+        </w:rPr>
+        <w:t xml:space="preserve">$ git log</w:t>
+      </w:r>
+      <w:r>
+        <w:br/>
+      </w:r>
+      <w:r>
+        <w:rPr>
+          <w:rStyle w:val="VerbatimChar"/>
+        </w:rPr>
+        <w:t xml:space="preserve">commit 8d98cb7ec1bdc3b2174ffe2f4e254618b4655c9c (HEAD -&gt; main)</w:t>
+      </w:r>
+      <w:r>
+        <w:br/>
+      </w:r>
+      <w:r>
+        <w:rPr>
+          <w:rStyle w:val="VerbatimChar"/>
+        </w:rPr>
+        <w:t xml:space="preserve">Author: Chris Paterson &lt;cipaterson@proton.me&gt;</w:t>
+      </w:r>
+      <w:r>
+        <w:br/>
+      </w:r>
+      <w:r>
+        <w:rPr>
+          <w:rStyle w:val="VerbatimChar"/>
+        </w:rPr>
+        <w:t xml:space="preserve">Date:   Sat Jul 4 21:49:05 2026 +1000</w:t>
+      </w:r>
+      <w:r>
+        <w:br/>
+      </w:r>
+      <w:r>
+        <w:br/>
+      </w:r>
+      <w:r>
+        <w:rPr>
+          <w:rStyle w:val="VerbatimChar"/>
+        </w:rPr>
+        <w:t xml:space="preserve">    Backed app_config with a KV store</w:t>
       </w:r>
     </w:p>
     <w:p>
@@ -10540,7 +10927,7 @@
       <w:r>
         <w:t xml:space="preserve"> </w:t>
       </w:r>
-      <w:hyperlink r:id="rId44">
+      <w:hyperlink r:id="rId48">
         <w:r>
           <w:rPr>
             <w:rStyle w:val="Hyperlink"/>
@@ -10566,9 +10953,9 @@
         </w:r>
       </w:hyperlink>
     </w:p>
-    <w:bookmarkEnd w:id="79"/>
-    <w:bookmarkEnd w:id="80"/>
-    <w:bookmarkStart w:id="93" w:name="chap-40"/>
+    <w:bookmarkEnd w:id="83"/>
+    <w:bookmarkEnd w:id="84"/>
+    <w:bookmarkStart w:id="97" w:name="chap-40"/>
     <w:p>
       <w:pPr>
         <w:pStyle w:val="Heading1"/>
@@ -10623,7 +11010,7 @@
       <w:r>
         <w:t xml:space="preserve"> </w:t>
       </w:r>
-      <w:hyperlink r:id="rId81">
+      <w:hyperlink r:id="rId85">
         <w:r>
           <w:rPr>
             <w:rStyle w:val="Hyperlink"/>
@@ -10668,7 +11055,7 @@
         </w:pict>
       </w:r>
     </w:p>
-    <w:bookmarkStart w:id="83" w:name="Xa1c73c053d935013ea36105580052a1ef8f98ef"/>
+    <w:bookmarkStart w:id="87" w:name="Xa1c73c053d935013ea36105580052a1ef8f98ef"/>
     <w:p>
       <w:pPr>
         <w:pStyle w:val="Heading2"/>
@@ -10709,10 +11096,10 @@
         <w:tblLook w:firstRow="1" w:lastRow="0" w:firstColumn="0" w:lastColumn="0" w:noHBand="0" w:noVBand="0" w:val="0020"/>
       </w:tblPr>
       <w:tblGrid>
-        <w:gridCol w:w="1980"/>
-        <w:gridCol w:w="1980"/>
-        <w:gridCol w:w="1980"/>
-        <w:gridCol w:w="1980"/>
+        <w:gridCol w:w="555"/>
+        <w:gridCol w:w="2223"/>
+        <w:gridCol w:w="694"/>
+        <w:gridCol w:w="4446"/>
       </w:tblGrid>
       <w:tr>
         <w:trPr>
@@ -10980,7 +11367,7 @@
       <w:r>
         <w:t xml:space="preserve"> </w:t>
       </w:r>
-      <w:hyperlink r:id="rId82">
+      <w:hyperlink r:id="rId86">
         <w:r>
           <w:rPr>
             <w:rStyle w:val="VerbatimChar"/>
@@ -11011,8 +11398,8 @@
         </w:pict>
       </w:r>
     </w:p>
-    <w:bookmarkEnd w:id="83"/>
-    <w:bookmarkStart w:id="86" w:name="Xd7394c6c8e53117fa7f2e52b239c7e914569cf0"/>
+    <w:bookmarkEnd w:id="87"/>
+    <w:bookmarkStart w:id="90" w:name="Xd7394c6c8e53117fa7f2e52b239c7e914569cf0"/>
     <w:p>
       <w:pPr>
         <w:pStyle w:val="Heading2"/>
@@ -11096,7 +11483,7 @@
       <w:r>
         <w:t xml:space="preserve"> </w:t>
       </w:r>
-      <w:hyperlink r:id="rId84">
+      <w:hyperlink r:id="rId88">
         <w:r>
           <w:rPr>
             <w:rStyle w:val="VerbatimChar"/>
@@ -11147,7 +11534,7 @@
       <w:r>
         <w:t xml:space="preserve"> </w:t>
       </w:r>
-      <w:hyperlink r:id="rId85">
+      <w:hyperlink r:id="rId89">
         <w:r>
           <w:rPr>
             <w:rStyle w:val="VerbatimChar"/>
@@ -11211,7 +11598,7 @@
       <w:r>
         <w:t xml:space="preserve"> </w:t>
       </w:r>
-      <w:hyperlink r:id="rId64">
+      <w:hyperlink r:id="rId68">
         <w:r>
           <w:rPr>
             <w:rStyle w:val="VerbatimChar"/>
@@ -11268,8 +11655,8 @@
         </w:pict>
       </w:r>
     </w:p>
-    <w:bookmarkEnd w:id="86"/>
-    <w:bookmarkStart w:id="87" w:name="X872359a31d468a249c16f3b394d9d82f603bb9a"/>
+    <w:bookmarkEnd w:id="90"/>
+    <w:bookmarkStart w:id="91" w:name="X872359a31d468a249c16f3b394d9d82f603bb9a"/>
     <w:p>
       <w:pPr>
         <w:pStyle w:val="Heading2"/>
@@ -11310,9 +11697,9 @@
         <w:tblLook w:firstRow="1" w:lastRow="0" w:firstColumn="0" w:lastColumn="0" w:noHBand="0" w:noVBand="0" w:val="0020"/>
       </w:tblPr>
       <w:tblGrid>
-        <w:gridCol w:w="2640"/>
-        <w:gridCol w:w="2640"/>
-        <w:gridCol w:w="2640"/>
+        <w:gridCol w:w="1551"/>
+        <w:gridCol w:w="3021"/>
+        <w:gridCol w:w="3347"/>
       </w:tblGrid>
       <w:tr>
         <w:trPr>
@@ -11626,7 +12013,7 @@
       <w:r>
         <w:t xml:space="preserve"> </w:t>
       </w:r>
-      <w:hyperlink r:id="rId72">
+      <w:hyperlink r:id="rId76">
         <w:r>
           <w:rPr>
             <w:rStyle w:val="VerbatimChar"/>
@@ -11695,8 +12082,8 @@
         </w:pict>
       </w:r>
     </w:p>
-    <w:bookmarkEnd w:id="87"/>
-    <w:bookmarkStart w:id="88" w:name="Xe0bc58819547c7cf9f8d92bd64c3452c718979e"/>
+    <w:bookmarkEnd w:id="91"/>
+    <w:bookmarkStart w:id="92" w:name="Xe0bc58819547c7cf9f8d92bd64c3452c718979e"/>
     <w:p>
       <w:pPr>
         <w:pStyle w:val="Heading2"/>
@@ -12054,8 +12441,8 @@
         </w:pict>
       </w:r>
     </w:p>
-    <w:bookmarkEnd w:id="88"/>
-    <w:bookmarkStart w:id="91" w:name="Xe70efeb2cfe82632dc995dd72bed24536523c2f"/>
+    <w:bookmarkEnd w:id="92"/>
+    <w:bookmarkStart w:id="95" w:name="Xe70efeb2cfe82632dc995dd72bed24536523c2f"/>
     <w:p>
       <w:pPr>
         <w:pStyle w:val="Heading2"/>
@@ -12112,10 +12499,24 @@
         <w:t xml:space="preserve"> </w:t>
       </w:r>
       <w:r>
-        <w:t xml:space="preserve">destination, but you could also restore to staging or any other destination. REMEMBER to practice in staging first, if you need to.</w:t>
-      </w:r>
-    </w:p>
-    <w:bookmarkStart w:id="89" w:name="step-by-step"/>
+        <w:t xml:space="preserve">destination, but you could also restore to staging or any other destination. REMEMBER to practice in staging first.</w:t>
+      </w:r>
+    </w:p>
+    <w:p>
+      <w:pPr>
+        <w:pStyle w:val="BodyText"/>
+      </w:pPr>
+      <w:r>
+        <w:t xml:space="preserve">WARNING: Don’t just copy and paste these commands verbatim! Replace the destination (</w:t>
+      </w:r>
+      <w:r>
+        <w:t xml:space="preserve">‘prod’</w:t>
+      </w:r>
+      <w:r>
+        <w:t xml:space="preserve">) with your actual destination! Think before you paste!</w:t>
+      </w:r>
+    </w:p>
+    <w:bookmarkStart w:id="93" w:name="step-by-step"/>
     <w:p>
       <w:pPr>
         <w:pStyle w:val="Heading3"/>
@@ -12205,206 +12606,13 @@
           <w:b/>
           <w:bCs/>
         </w:rPr>
-        <w:t xml:space="preserve">Move the existing database files out of the way.</w:t>
-      </w:r>
-      <w:r>
-        <w:t xml:space="preserve"> </w:t>
-      </w:r>
-      <w:r>
-        <w:t xml:space="preserve">From your workstation:</w:t>
-      </w:r>
-      <w:r>
-        <w:t xml:space="preserve"> </w:t>
-      </w:r>
-      <w:r>
-        <w:t xml:space="preserve">```bash</w:t>
-      </w:r>
-      <w:r>
-        <w:t xml:space="preserve"> </w:t>
-      </w:r>
-      <w:r>
-        <w:t xml:space="preserve"># stop the app (which also exits the container)</w:t>
-      </w:r>
-      <w:r>
-        <w:t xml:space="preserve"> </w:t>
-      </w:r>
-      <w:r>
-        <w:t xml:space="preserve">bin/kamal app stop -d prod</w:t>
-      </w:r>
-      <w:r>
-        <w:t xml:space="preserve"> </w:t>
-      </w:r>
-      <w:r>
-        <w:t xml:space="preserve"># ssh into a new instance of the container (rails is not running)</w:t>
-      </w:r>
-      <w:r>
-        <w:t xml:space="preserve"> </w:t>
-      </w:r>
-      <w:r>
-        <w:t xml:space="preserve">bin/kamal app exec -d prod bash -i</w:t>
-      </w:r>
-      <w:r>
-        <w:t xml:space="preserve"> </w:t>
-      </w:r>
-      <w:r>
-        <w:t xml:space="preserve"># push the empty/old one to the side (keep it just in case):</w:t>
-      </w:r>
-      <w:r>
-        <w:t xml:space="preserve"> </w:t>
-      </w:r>
-      <w:r>
-        <w:t xml:space="preserve">(cd /data; for f in production.sqlite3 production.sqlite3-wal production.sqlite3-shm; do</w:t>
-      </w:r>
-      <w:r>
-        <w:t xml:space="preserve"> </w:t>
-      </w:r>
-      <w:r>
-        <w:t xml:space="preserve">test -e $f &amp;&amp; mv -v $f $f.bak</w:t>
-      </w:r>
-      <w:r>
-        <w:t xml:space="preserve"> </w:t>
-      </w:r>
-      <w:r>
-        <w:t xml:space="preserve">done)</w:t>
-      </w:r>
-    </w:p>
-    <w:p>
-      <w:pPr>
-        <w:numPr>
-          <w:ilvl w:val="0"/>
-          <w:numId w:val="1023"/>
-        </w:numPr>
-      </w:pPr>
-      <w:r>
-        <w:rPr>
-          <w:b/>
-          <w:bCs/>
-        </w:rPr>
-        <w:t xml:space="preserve">Restore from the replica.</w:t>
-      </w:r>
-      <w:r>
-        <w:t xml:space="preserve"> </w:t>
-      </w:r>
-      <w:r>
-        <w:t xml:space="preserve">Litestream refuses to overwrite an existing</w:t>
-      </w:r>
-      <w:r>
-        <w:t xml:space="preserve"> </w:t>
-      </w:r>
-      <w:r>
-        <w:t xml:space="preserve">database, that’s why we moved the old one out of the way first:</w:t>
-      </w:r>
-      <w:r>
-        <w:t xml:space="preserve"> </w:t>
-      </w:r>
-      <w:r>
-        <w:rPr>
-          <w:rStyle w:val="VerbatimChar"/>
-        </w:rPr>
-        <w:t xml:space="preserve">bash  bin/rails litestream:restore -- --database=/data/production.sqlite3</w:t>
-      </w:r>
-      <w:r>
-        <w:t xml:space="preserve"> </w:t>
-      </w:r>
-      <w:r>
-        <w:t xml:space="preserve">The</w:t>
-      </w:r>
-      <w:r>
-        <w:t xml:space="preserve"> </w:t>
-      </w:r>
-      <w:r>
-        <w:rPr>
-          <w:rStyle w:val="VerbatimChar"/>
-        </w:rPr>
-        <w:t xml:space="preserve">--database</w:t>
-      </w:r>
-      <w:r>
-        <w:t xml:space="preserve"> </w:t>
-      </w:r>
-      <w:r>
-        <w:t xml:space="preserve">value is the</w:t>
-      </w:r>
-      <w:r>
-        <w:t xml:space="preserve"> </w:t>
-      </w:r>
-      <w:r>
-        <w:rPr>
-          <w:i/>
-          <w:iCs/>
-        </w:rPr>
-        <w:t xml:space="preserve">configured</w:t>
-      </w:r>
-      <w:r>
-        <w:t xml:space="preserve"> </w:t>
-      </w:r>
-      <w:r>
-        <w:t xml:space="preserve">path from</w:t>
-      </w:r>
-      <w:r>
-        <w:t xml:space="preserve"> </w:t>
-      </w:r>
-      <w:r>
-        <w:rPr>
-          <w:rStyle w:val="VerbatimChar"/>
-        </w:rPr>
-        <w:t xml:space="preserve">config/litestream.yml</w:t>
-      </w:r>
-      <w:r>
-        <w:t xml:space="preserve"> </w:t>
-      </w:r>
-      <w:r>
-        <w:t xml:space="preserve">(it is how</w:t>
-      </w:r>
-      <w:r>
-        <w:t xml:space="preserve"> </w:t>
-      </w:r>
-      <w:r>
-        <w:t xml:space="preserve">Litestream looks up the replica).</w:t>
-      </w:r>
-    </w:p>
-    <w:p>
-      <w:pPr>
-        <w:numPr>
-          <w:ilvl w:val="0"/>
-          <w:numId w:val="1023"/>
-        </w:numPr>
-      </w:pPr>
-      <w:r>
-        <w:rPr>
-          <w:b/>
-          <w:bCs/>
-        </w:rPr>
-        <w:t xml:space="preserve">Sanity-check the restored file</w:t>
-      </w:r>
-      <w:r>
-        <w:t xml:space="preserve"> </w:t>
-      </w:r>
-      <w:r>
-        <w:t xml:space="preserve">before trusting it, e.g.:</w:t>
-      </w:r>
-      <w:r>
-        <w:t xml:space="preserve"> </w:t>
-      </w:r>
-      <w:r>
-        <w:rPr>
-          <w:rStyle w:val="VerbatimChar"/>
-        </w:rPr>
-        <w:t xml:space="preserve">bash  sqlite3 /data/production.sqlite3 "select count(*) from users; select count(*) from sailings;"</w:t>
-      </w:r>
-    </w:p>
-    <w:p>
-      <w:pPr>
-        <w:numPr>
-          <w:ilvl w:val="0"/>
-          <w:numId w:val="1023"/>
-        </w:numPr>
-      </w:pPr>
-      <w:r>
-        <w:rPr>
-          <w:b/>
-          <w:bCs/>
-        </w:rPr>
-        <w:t xml:space="preserve">Exit back to your development shell</w:t>
+        <w:t xml:space="preserve">From your development workstation</w:t>
+      </w:r>
+      <w:r>
+        <w:t xml:space="preserve"> </w:t>
+      </w:r>
+      <w:r>
+        <w:t xml:space="preserve">stop the app, and then ssh into the deployed container as the restore environment (API keys, etc) is defined there:</w:t>
       </w:r>
     </w:p>
     <w:p>
@@ -12417,9 +12625,60 @@
       </w:pPr>
       <w:r>
         <w:rPr>
-          <w:rStyle w:val="BuiltInTok"/>
-        </w:rPr>
-        <w:t xml:space="preserve">exit</w:t>
+          <w:rStyle w:val="ExtensionTok"/>
+        </w:rPr>
+        <w:t xml:space="preserve">bin/kamal</w:t>
+      </w:r>
+      <w:r>
+        <w:rPr>
+          <w:rStyle w:val="NormalTok"/>
+        </w:rPr>
+        <w:t xml:space="preserve"> app stop </w:t>
+      </w:r>
+      <w:r>
+        <w:rPr>
+          <w:rStyle w:val="AttributeTok"/>
+        </w:rPr>
+        <w:t xml:space="preserve">-d</w:t>
+      </w:r>
+      <w:r>
+        <w:rPr>
+          <w:rStyle w:val="NormalTok"/>
+        </w:rPr>
+        <w:t xml:space="preserve"> prod</w:t>
+      </w:r>
+      <w:r>
+        <w:br/>
+      </w:r>
+      <w:r>
+        <w:rPr>
+          <w:rStyle w:val="ExtensionTok"/>
+        </w:rPr>
+        <w:t xml:space="preserve">bin/kamal</w:t>
+      </w:r>
+      <w:r>
+        <w:rPr>
+          <w:rStyle w:val="NormalTok"/>
+        </w:rPr>
+        <w:t xml:space="preserve"> app exec </w:t>
+      </w:r>
+      <w:r>
+        <w:rPr>
+          <w:rStyle w:val="AttributeTok"/>
+        </w:rPr>
+        <w:t xml:space="preserve">-d</w:t>
+      </w:r>
+      <w:r>
+        <w:rPr>
+          <w:rStyle w:val="NormalTok"/>
+        </w:rPr>
+        <w:t xml:space="preserve"> prod bash </w:t>
+      </w:r>
+      <w:r>
+        <w:rPr>
+          <w:rStyle w:val="AttributeTok"/>
+        </w:rPr>
+        <w:t xml:space="preserve">-i</w:t>
       </w:r>
     </w:p>
     <w:p>
@@ -12434,7 +12693,243 @@
           <w:b/>
           <w:bCs/>
         </w:rPr>
-        <w:t xml:space="preserve">Restart the production app</w:t>
+        <w:t xml:space="preserve">Move the existing database files out of the way.</w:t>
+      </w:r>
+    </w:p>
+    <w:p>
+      <w:pPr>
+        <w:pStyle w:val="SourceCode"/>
+      </w:pPr>
+      <w:r>
+        <w:rPr>
+          <w:rStyle w:val="NormalTok"/>
+        </w:rPr>
+        <w:t xml:space="preserve">   </w:t>
+      </w:r>
+      <w:r>
+        <w:rPr>
+          <w:rStyle w:val="KeywordTok"/>
+        </w:rPr>
+        <w:t xml:space="preserve">(</w:t>
+      </w:r>
+      <w:r>
+        <w:rPr>
+          <w:rStyle w:val="BuiltInTok"/>
+        </w:rPr>
+        <w:t xml:space="preserve">cd</w:t>
+      </w:r>
+      <w:r>
+        <w:rPr>
+          <w:rStyle w:val="NormalTok"/>
+        </w:rPr>
+        <w:t xml:space="preserve"> /data</w:t>
+      </w:r>
+      <w:r>
+        <w:rPr>
+          <w:rStyle w:val="KeywordTok"/>
+        </w:rPr>
+        <w:t xml:space="preserve">;</w:t>
+      </w:r>
+      <w:r>
+        <w:rPr>
+          <w:rStyle w:val="NormalTok"/>
+        </w:rPr>
+        <w:t xml:space="preserve"> </w:t>
+      </w:r>
+      <w:r>
+        <w:rPr>
+          <w:rStyle w:val="ControlFlowTok"/>
+        </w:rPr>
+        <w:t xml:space="preserve">for</w:t>
+      </w:r>
+      <w:r>
+        <w:rPr>
+          <w:rStyle w:val="NormalTok"/>
+        </w:rPr>
+        <w:t xml:space="preserve"> f </w:t>
+      </w:r>
+      <w:r>
+        <w:rPr>
+          <w:rStyle w:val="KeywordTok"/>
+        </w:rPr>
+        <w:t xml:space="preserve">in</w:t>
+      </w:r>
+      <w:r>
+        <w:rPr>
+          <w:rStyle w:val="NormalTok"/>
+        </w:rPr>
+        <w:t xml:space="preserve"> production.sqlite3 production.sqlite3-wal production.sqlite3-shm</w:t>
+      </w:r>
+      <w:r>
+        <w:rPr>
+          <w:rStyle w:val="KeywordTok"/>
+        </w:rPr>
+        <w:t xml:space="preserve">;</w:t>
+      </w:r>
+      <w:r>
+        <w:rPr>
+          <w:rStyle w:val="NormalTok"/>
+        </w:rPr>
+        <w:t xml:space="preserve"> </w:t>
+      </w:r>
+      <w:r>
+        <w:rPr>
+          <w:rStyle w:val="ControlFlowTok"/>
+        </w:rPr>
+        <w:t xml:space="preserve">do</w:t>
+      </w:r>
+      <w:r>
+        <w:br/>
+      </w:r>
+      <w:r>
+        <w:rPr>
+          <w:rStyle w:val="NormalTok"/>
+        </w:rPr>
+        <w:t xml:space="preserve">       </w:t>
+      </w:r>
+      <w:r>
+        <w:rPr>
+          <w:rStyle w:val="BuiltInTok"/>
+        </w:rPr>
+        <w:t xml:space="preserve">test</w:t>
+      </w:r>
+      <w:r>
+        <w:rPr>
+          <w:rStyle w:val="NormalTok"/>
+        </w:rPr>
+        <w:t xml:space="preserve"> </w:t>
+      </w:r>
+      <w:r>
+        <w:rPr>
+          <w:rStyle w:val="AttributeTok"/>
+        </w:rPr>
+        <w:t xml:space="preserve">-e</w:t>
+      </w:r>
+      <w:r>
+        <w:rPr>
+          <w:rStyle w:val="NormalTok"/>
+        </w:rPr>
+        <w:t xml:space="preserve"> </w:t>
+      </w:r>
+      <w:r>
+        <w:rPr>
+          <w:rStyle w:val="VariableTok"/>
+        </w:rPr>
+        <w:t xml:space="preserve">$f</w:t>
+      </w:r>
+      <w:r>
+        <w:rPr>
+          <w:rStyle w:val="NormalTok"/>
+        </w:rPr>
+        <w:t xml:space="preserve">  </w:t>
+      </w:r>
+      <w:r>
+        <w:rPr>
+          <w:rStyle w:val="KeywordTok"/>
+        </w:rPr>
+        <w:t xml:space="preserve">&amp;&amp;</w:t>
+      </w:r>
+      <w:r>
+        <w:rPr>
+          <w:rStyle w:val="NormalTok"/>
+        </w:rPr>
+        <w:t xml:space="preserve"> </w:t>
+      </w:r>
+      <w:r>
+        <w:rPr>
+          <w:rStyle w:val="FunctionTok"/>
+        </w:rPr>
+        <w:t xml:space="preserve">mv</w:t>
+      </w:r>
+      <w:r>
+        <w:rPr>
+          <w:rStyle w:val="NormalTok"/>
+        </w:rPr>
+        <w:t xml:space="preserve"> </w:t>
+      </w:r>
+      <w:r>
+        <w:rPr>
+          <w:rStyle w:val="AttributeTok"/>
+        </w:rPr>
+        <w:t xml:space="preserve">-v</w:t>
+      </w:r>
+      <w:r>
+        <w:rPr>
+          <w:rStyle w:val="NormalTok"/>
+        </w:rPr>
+        <w:t xml:space="preserve"> </w:t>
+      </w:r>
+      <w:r>
+        <w:rPr>
+          <w:rStyle w:val="VariableTok"/>
+        </w:rPr>
+        <w:t xml:space="preserve">$f</w:t>
+      </w:r>
+      <w:r>
+        <w:rPr>
+          <w:rStyle w:val="NormalTok"/>
+        </w:rPr>
+        <w:t xml:space="preserve"> </w:t>
+      </w:r>
+      <w:r>
+        <w:rPr>
+          <w:rStyle w:val="VariableTok"/>
+        </w:rPr>
+        <w:t xml:space="preserve">$f</w:t>
+      </w:r>
+      <w:r>
+        <w:rPr>
+          <w:rStyle w:val="NormalTok"/>
+        </w:rPr>
+        <w:t xml:space="preserve">.bak</w:t>
+      </w:r>
+      <w:r>
+        <w:br/>
+      </w:r>
+      <w:r>
+        <w:rPr>
+          <w:rStyle w:val="NormalTok"/>
+        </w:rPr>
+        <w:t xml:space="preserve">   </w:t>
+      </w:r>
+      <w:r>
+        <w:rPr>
+          <w:rStyle w:val="ControlFlowTok"/>
+        </w:rPr>
+        <w:t xml:space="preserve">done</w:t>
+      </w:r>
+      <w:r>
+        <w:rPr>
+          <w:rStyle w:val="KeywordTok"/>
+        </w:rPr>
+        <w:t xml:space="preserve">)</w:t>
+      </w:r>
+    </w:p>
+    <w:p>
+      <w:pPr>
+        <w:numPr>
+          <w:ilvl w:val="0"/>
+          <w:numId w:val="1024"/>
+        </w:numPr>
+      </w:pPr>
+      <w:r>
+        <w:rPr>
+          <w:b/>
+          <w:bCs/>
+        </w:rPr>
+        <w:t xml:space="preserve">Restore from the replica.</w:t>
+      </w:r>
+      <w:r>
+        <w:t xml:space="preserve"> </w:t>
+      </w:r>
+      <w:r>
+        <w:t xml:space="preserve">Litestream refuses to overwrite an existing</w:t>
+      </w:r>
+      <w:r>
+        <w:t xml:space="preserve"> </w:t>
+      </w:r>
+      <w:r>
+        <w:t xml:space="preserve">database, that’s why we moved the old one out of the way first:</w:t>
       </w:r>
     </w:p>
     <w:p>
@@ -12449,32 +12944,248 @@
         <w:rPr>
           <w:rStyle w:val="ExtensionTok"/>
         </w:rPr>
-        <w:t xml:space="preserve">bin/kamal</w:t>
+        <w:t xml:space="preserve">bin/rails</w:t>
       </w:r>
       <w:r>
         <w:rPr>
           <w:rStyle w:val="NormalTok"/>
         </w:rPr>
-        <w:t xml:space="preserve"> app boot </w:t>
+        <w:t xml:space="preserve"> litestream:restore </w:t>
       </w:r>
       <w:r>
         <w:rPr>
           <w:rStyle w:val="AttributeTok"/>
         </w:rPr>
-        <w:t xml:space="preserve">-d</w:t>
+        <w:t xml:space="preserve">--</w:t>
       </w:r>
       <w:r>
         <w:rPr>
           <w:rStyle w:val="NormalTok"/>
         </w:rPr>
-        <w:t xml:space="preserve"> prod</w:t>
+        <w:t xml:space="preserve"> </w:t>
+      </w:r>
+      <w:r>
+        <w:rPr>
+          <w:rStyle w:val="AttributeTok"/>
+        </w:rPr>
+        <w:t xml:space="preserve">--database</w:t>
+      </w:r>
+      <w:r>
+        <w:rPr>
+          <w:rStyle w:val="OperatorTok"/>
+        </w:rPr>
+        <w:t xml:space="preserve">=</w:t>
+      </w:r>
+      <w:r>
+        <w:rPr>
+          <w:rStyle w:val="NormalTok"/>
+        </w:rPr>
+        <w:t xml:space="preserve">/data/production.sqlite3</w:t>
       </w:r>
     </w:p>
     <w:p>
       <w:pPr>
         <w:numPr>
           <w:ilvl w:val="0"/>
-          <w:numId w:val="1023"/>
+          <w:numId w:val="1000"/>
+        </w:numPr>
+      </w:pPr>
+      <w:r>
+        <w:t xml:space="preserve">The</w:t>
+      </w:r>
+      <w:r>
+        <w:t xml:space="preserve"> </w:t>
+      </w:r>
+      <w:r>
+        <w:rPr>
+          <w:rStyle w:val="VerbatimChar"/>
+        </w:rPr>
+        <w:t xml:space="preserve">--database</w:t>
+      </w:r>
+      <w:r>
+        <w:t xml:space="preserve"> </w:t>
+      </w:r>
+      <w:r>
+        <w:t xml:space="preserve">value is the</w:t>
+      </w:r>
+      <w:r>
+        <w:t xml:space="preserve"> </w:t>
+      </w:r>
+      <w:r>
+        <w:rPr>
+          <w:i/>
+          <w:iCs/>
+        </w:rPr>
+        <w:t xml:space="preserve">configured</w:t>
+      </w:r>
+      <w:r>
+        <w:t xml:space="preserve"> </w:t>
+      </w:r>
+      <w:r>
+        <w:t xml:space="preserve">path from</w:t>
+      </w:r>
+      <w:r>
+        <w:t xml:space="preserve"> </w:t>
+      </w:r>
+      <w:r>
+        <w:rPr>
+          <w:rStyle w:val="VerbatimChar"/>
+        </w:rPr>
+        <w:t xml:space="preserve">config/litestream.yml</w:t>
+      </w:r>
+      <w:r>
+        <w:t xml:space="preserve"> </w:t>
+      </w:r>
+      <w:r>
+        <w:t xml:space="preserve">(it is how</w:t>
+      </w:r>
+      <w:r>
+        <w:t xml:space="preserve"> </w:t>
+      </w:r>
+      <w:r>
+        <w:t xml:space="preserve">Litestream finds the location of the replica).</w:t>
+      </w:r>
+    </w:p>
+    <w:p>
+      <w:pPr>
+        <w:numPr>
+          <w:ilvl w:val="0"/>
+          <w:numId w:val="1024"/>
+        </w:numPr>
+      </w:pPr>
+      <w:r>
+        <w:rPr>
+          <w:b/>
+          <w:bCs/>
+        </w:rPr>
+        <w:t xml:space="preserve">Sanity-check the restored file</w:t>
+      </w:r>
+      <w:r>
+        <w:t xml:space="preserve"> </w:t>
+      </w:r>
+      <w:r>
+        <w:t xml:space="preserve">before trusting it, e.g.:</w:t>
+      </w:r>
+    </w:p>
+    <w:p>
+      <w:pPr>
+        <w:pStyle w:val="SourceCode"/>
+      </w:pPr>
+      <w:r>
+        <w:rPr>
+          <w:rStyle w:val="NormalTok"/>
+        </w:rPr>
+        <w:t xml:space="preserve">    </w:t>
+      </w:r>
+      <w:r>
+        <w:rPr>
+          <w:rStyle w:val="ExtensionTok"/>
+        </w:rPr>
+        <w:t xml:space="preserve">sqlite3</w:t>
+      </w:r>
+      <w:r>
+        <w:rPr>
+          <w:rStyle w:val="NormalTok"/>
+        </w:rPr>
+        <w:t xml:space="preserve"> /data/production.sqlite3 </w:t>
+      </w:r>
+      <w:r>
+        <w:rPr>
+          <w:rStyle w:val="StringTok"/>
+        </w:rPr>
+        <w:t xml:space="preserve">"select count(*) from users; select count(*) from sailings;"</w:t>
+      </w:r>
+    </w:p>
+    <w:p>
+      <w:pPr>
+        <w:pStyle w:val="Compact"/>
+        <w:numPr>
+          <w:ilvl w:val="0"/>
+          <w:numId w:val="1025"/>
+        </w:numPr>
+      </w:pPr>
+      <w:r>
+        <w:rPr>
+          <w:b/>
+          <w:bCs/>
+        </w:rPr>
+        <w:t xml:space="preserve">Exit back to your development shell</w:t>
+      </w:r>
+    </w:p>
+    <w:p>
+      <w:pPr>
+        <w:pStyle w:val="SourceCode"/>
+      </w:pPr>
+      <w:r>
+        <w:rPr>
+          <w:rStyle w:val="NormalTok"/>
+        </w:rPr>
+        <w:t xml:space="preserve">   </w:t>
+      </w:r>
+      <w:r>
+        <w:rPr>
+          <w:rStyle w:val="BuiltInTok"/>
+        </w:rPr>
+        <w:t xml:space="preserve">exit</w:t>
+      </w:r>
+    </w:p>
+    <w:p>
+      <w:pPr>
+        <w:pStyle w:val="Compact"/>
+        <w:numPr>
+          <w:ilvl w:val="0"/>
+          <w:numId w:val="1026"/>
+        </w:numPr>
+      </w:pPr>
+      <w:r>
+        <w:rPr>
+          <w:b/>
+          <w:bCs/>
+        </w:rPr>
+        <w:t xml:space="preserve">Restart the production app</w:t>
+      </w:r>
+    </w:p>
+    <w:p>
+      <w:pPr>
+        <w:pStyle w:val="SourceCode"/>
+      </w:pPr>
+      <w:r>
+        <w:rPr>
+          <w:rStyle w:val="NormalTok"/>
+        </w:rPr>
+        <w:t xml:space="preserve">   </w:t>
+      </w:r>
+      <w:r>
+        <w:rPr>
+          <w:rStyle w:val="ExtensionTok"/>
+        </w:rPr>
+        <w:t xml:space="preserve">bin/kamal</w:t>
+      </w:r>
+      <w:r>
+        <w:rPr>
+          <w:rStyle w:val="NormalTok"/>
+        </w:rPr>
+        <w:t xml:space="preserve"> app boot </w:t>
+      </w:r>
+      <w:r>
+        <w:rPr>
+          <w:rStyle w:val="AttributeTok"/>
+        </w:rPr>
+        <w:t xml:space="preserve">-d</w:t>
+      </w:r>
+      <w:r>
+        <w:rPr>
+          <w:rStyle w:val="NormalTok"/>
+        </w:rPr>
+        <w:t xml:space="preserve"> prod</w:t>
+      </w:r>
+    </w:p>
+    <w:p>
+      <w:pPr>
+        <w:pStyle w:val="Compact"/>
+        <w:numPr>
+          <w:ilvl w:val="0"/>
+          <w:numId w:val="1027"/>
         </w:numPr>
       </w:pPr>
       <w:r>
@@ -12520,8 +13231,8 @@
         <w:t xml:space="preserve">).</w:t>
       </w:r>
     </w:p>
-    <w:bookmarkEnd w:id="89"/>
-    <w:bookmarkStart w:id="90" w:name="after-a-restore"/>
+    <w:bookmarkEnd w:id="93"/>
+    <w:bookmarkStart w:id="94" w:name="after-a-restore"/>
     <w:p>
       <w:pPr>
         <w:pStyle w:val="Heading3"/>
@@ -12535,7 +13246,7 @@
         <w:pStyle w:val="Compact"/>
         <w:numPr>
           <w:ilvl w:val="0"/>
-          <w:numId w:val="1024"/>
+          <w:numId w:val="1028"/>
         </w:numPr>
       </w:pPr>
       <w:r>
@@ -12578,7 +13289,7 @@
         <w:pStyle w:val="Compact"/>
         <w:numPr>
           <w:ilvl w:val="0"/>
-          <w:numId w:val="1024"/>
+          <w:numId w:val="1028"/>
         </w:numPr>
       </w:pPr>
       <w:r>
@@ -12613,9 +13324,9 @@
         </w:pict>
       </w:r>
     </w:p>
-    <w:bookmarkEnd w:id="90"/>
-    <w:bookmarkEnd w:id="91"/>
-    <w:bookmarkStart w:id="92" w:name="X3469e11603b01e22219ae0f7ce6b30019b627a1"/>
+    <w:bookmarkEnd w:id="94"/>
+    <w:bookmarkEnd w:id="95"/>
+    <w:bookmarkStart w:id="96" w:name="X3469e11603b01e22219ae0f7ce6b30019b627a1"/>
     <w:p>
       <w:pPr>
         <w:pStyle w:val="Heading2"/>
@@ -12740,7 +13451,7 @@
       <w:r>
         <w:t xml:space="preserve"> </w:t>
       </w:r>
-      <w:hyperlink r:id="rId44">
+      <w:hyperlink r:id="rId48">
         <w:r>
           <w:rPr>
             <w:rStyle w:val="Hyperlink"/>
@@ -12766,9 +13477,9 @@
         </w:r>
       </w:hyperlink>
     </w:p>
-    <w:bookmarkEnd w:id="92"/>
-    <w:bookmarkEnd w:id="93"/>
-    <w:bookmarkStart w:id="103" w:name="chap-50"/>
+    <w:bookmarkEnd w:id="96"/>
+    <w:bookmarkEnd w:id="97"/>
+    <w:bookmarkStart w:id="107" w:name="chap-50"/>
     <w:p>
       <w:pPr>
         <w:pStyle w:val="Heading1"/>
@@ -12843,7 +13554,7 @@
         </w:pict>
       </w:r>
     </w:p>
-    <w:bookmarkStart w:id="95" w:name="X1180c4ba3eeff452492cb594ba7f0d29a1bc9a1"/>
+    <w:bookmarkStart w:id="99" w:name="X1180c4ba3eeff452492cb594ba7f0d29a1bc9a1"/>
     <w:p>
       <w:pPr>
         <w:pStyle w:val="Heading2"/>
@@ -12888,7 +13599,7 @@
       <w:r>
         <w:t xml:space="preserve"> </w:t>
       </w:r>
-      <w:hyperlink r:id="rId41">
+      <w:hyperlink r:id="rId45">
         <w:r>
           <w:rPr>
             <w:rStyle w:val="VerbatimChar"/>
@@ -12905,7 +13616,7 @@
         <w:pStyle w:val="Compact"/>
         <w:numPr>
           <w:ilvl w:val="0"/>
-          <w:numId w:val="1025"/>
+          <w:numId w:val="1029"/>
         </w:numPr>
       </w:pPr>
       <w:r>
@@ -12949,7 +13660,7 @@
         <w:pStyle w:val="Compact"/>
         <w:numPr>
           <w:ilvl w:val="0"/>
-          <w:numId w:val="1025"/>
+          <w:numId w:val="1029"/>
         </w:numPr>
       </w:pPr>
       <w:r>
@@ -12977,7 +13688,7 @@
         <w:pStyle w:val="Compact"/>
         <w:numPr>
           <w:ilvl w:val="0"/>
-          <w:numId w:val="1025"/>
+          <w:numId w:val="1029"/>
         </w:numPr>
       </w:pPr>
       <w:r>
@@ -13014,7 +13725,7 @@
       <w:r>
         <w:t xml:space="preserve"> </w:t>
       </w:r>
-      <w:hyperlink r:id="rId94">
+      <w:hyperlink r:id="rId98">
         <w:r>
           <w:rPr>
             <w:rStyle w:val="VerbatimChar"/>
@@ -13236,8 +13947,8 @@
         </w:pict>
       </w:r>
     </w:p>
-    <w:bookmarkEnd w:id="95"/>
-    <w:bookmarkStart w:id="97" w:name="X66da68a3ed3a6fe52149fa25a0c9e84b06993c7"/>
+    <w:bookmarkEnd w:id="99"/>
+    <w:bookmarkStart w:id="101" w:name="X66da68a3ed3a6fe52149fa25a0c9e84b06993c7"/>
     <w:p>
       <w:pPr>
         <w:pStyle w:val="Heading2"/>
@@ -13296,7 +14007,7 @@
       <w:r>
         <w:t xml:space="preserve"> </w:t>
       </w:r>
-      <w:hyperlink r:id="rId85">
+      <w:hyperlink r:id="rId89">
         <w:r>
           <w:rPr>
             <w:rStyle w:val="VerbatimChar"/>
@@ -13452,7 +14163,7 @@
         <w:t xml:space="preserve">request. Because health checks are silenced, the log is mostly real traffic and errors.</w:t>
       </w:r>
     </w:p>
-    <w:bookmarkStart w:id="96" w:name="turning-up-the-detail-temporarily"/>
+    <w:bookmarkStart w:id="100" w:name="turning-up-the-detail-temporarily"/>
     <w:p>
       <w:pPr>
         <w:pStyle w:val="Heading3"/>
@@ -13466,7 +14177,7 @@
         <w:pStyle w:val="FirstParagraph"/>
       </w:pPr>
       <w:r>
-        <w:t xml:space="preserve">To debug a production issue you can raise the log level to</w:t>
+        <w:t xml:space="preserve">To debug a production issue, you can raise the log level to</w:t>
       </w:r>
       <w:r>
         <w:t xml:space="preserve"> </w:t>
@@ -13582,9 +14293,9 @@
         </w:pict>
       </w:r>
     </w:p>
-    <w:bookmarkEnd w:id="96"/>
-    <w:bookmarkEnd w:id="97"/>
-    <w:bookmarkStart w:id="98" w:name="Xdf1b14e8e37666a311fc27651751fc74a8a9e07"/>
+    <w:bookmarkEnd w:id="100"/>
+    <w:bookmarkEnd w:id="101"/>
+    <w:bookmarkStart w:id="102" w:name="Xdf1b14e8e37666a311fc27651751fc74a8a9e07"/>
     <w:p>
       <w:pPr>
         <w:pStyle w:val="Heading2"/>
@@ -13606,7 +14317,7 @@
         <w:pStyle w:val="Compact"/>
         <w:numPr>
           <w:ilvl w:val="0"/>
-          <w:numId w:val="1026"/>
+          <w:numId w:val="1030"/>
         </w:numPr>
       </w:pPr>
       <w:r>
@@ -13648,7 +14359,7 @@
         <w:pStyle w:val="Compact"/>
         <w:numPr>
           <w:ilvl w:val="0"/>
-          <w:numId w:val="1026"/>
+          <w:numId w:val="1030"/>
         </w:numPr>
       </w:pPr>
       <w:r>
@@ -13679,7 +14390,7 @@
         <w:pStyle w:val="Compact"/>
         <w:numPr>
           <w:ilvl w:val="0"/>
-          <w:numId w:val="1026"/>
+          <w:numId w:val="1030"/>
         </w:numPr>
       </w:pPr>
       <w:r>
@@ -13710,7 +14421,7 @@
         <w:pStyle w:val="Compact"/>
         <w:numPr>
           <w:ilvl w:val="0"/>
-          <w:numId w:val="1026"/>
+          <w:numId w:val="1030"/>
         </w:numPr>
       </w:pPr>
       <w:r>
@@ -13743,7 +14454,7 @@
         <w:pStyle w:val="Compact"/>
         <w:numPr>
           <w:ilvl w:val="0"/>
-          <w:numId w:val="1026"/>
+          <w:numId w:val="1030"/>
         </w:numPr>
       </w:pPr>
       <w:r>
@@ -13776,7 +14487,7 @@
         <w:pStyle w:val="Compact"/>
         <w:numPr>
           <w:ilvl w:val="0"/>
-          <w:numId w:val="1026"/>
+          <w:numId w:val="1030"/>
         </w:numPr>
       </w:pPr>
       <w:r>
@@ -13811,8 +14522,8 @@
         </w:pict>
       </w:r>
     </w:p>
-    <w:bookmarkEnd w:id="98"/>
-    <w:bookmarkStart w:id="100" w:name="Xf55cbeaaa9bd366fee64d2b1169e1983f600531"/>
+    <w:bookmarkEnd w:id="102"/>
+    <w:bookmarkStart w:id="104" w:name="Xf55cbeaaa9bd366fee64d2b1169e1983f600531"/>
     <w:p>
       <w:pPr>
         <w:pStyle w:val="Heading2"/>
@@ -13898,7 +14609,7 @@
       <w:r>
         <w:t xml:space="preserve"> </w:t>
       </w:r>
-      <w:hyperlink r:id="rId99">
+      <w:hyperlink r:id="rId103">
         <w:r>
           <w:rPr>
             <w:rStyle w:val="VerbatimChar"/>
@@ -14198,8 +14909,8 @@
         </w:pict>
       </w:r>
     </w:p>
-    <w:bookmarkEnd w:id="100"/>
-    <w:bookmarkStart w:id="101" w:name="Xc6c24256a33f7fc830ba097a97413c6dcc08fd3"/>
+    <w:bookmarkEnd w:id="104"/>
+    <w:bookmarkStart w:id="105" w:name="Xc6c24256a33f7fc830ba097a97413c6dcc08fd3"/>
     <w:p>
       <w:pPr>
         <w:pStyle w:val="Heading2"/>
@@ -14343,8 +15054,8 @@
         </w:pict>
       </w:r>
     </w:p>
-    <w:bookmarkEnd w:id="101"/>
-    <w:bookmarkStart w:id="102" w:name="X02f53e1bd5dec74d133cbb2d090cbd2805a45b9"/>
+    <w:bookmarkEnd w:id="105"/>
+    <w:bookmarkStart w:id="106" w:name="X02f53e1bd5dec74d133cbb2d090cbd2805a45b9"/>
     <w:p>
       <w:pPr>
         <w:pStyle w:val="Heading2"/>
@@ -14381,7 +15092,7 @@
       <w:pPr>
         <w:numPr>
           <w:ilvl w:val="0"/>
-          <w:numId w:val="1027"/>
+          <w:numId w:val="1031"/>
         </w:numPr>
       </w:pPr>
       <w:r>
@@ -14408,7 +15119,7 @@
       <w:pPr>
         <w:numPr>
           <w:ilvl w:val="0"/>
-          <w:numId w:val="1027"/>
+          <w:numId w:val="1031"/>
         </w:numPr>
       </w:pPr>
       <w:r>
@@ -14429,7 +15140,7 @@
       <w:pPr>
         <w:numPr>
           <w:ilvl w:val="0"/>
-          <w:numId w:val="1027"/>
+          <w:numId w:val="1031"/>
         </w:numPr>
       </w:pPr>
       <w:r>
@@ -14677,7 +15388,7 @@
       <w:r>
         <w:t xml:space="preserve"> </w:t>
       </w:r>
-      <w:hyperlink r:id="rId44">
+      <w:hyperlink r:id="rId48">
         <w:r>
           <w:rPr>
             <w:rStyle w:val="Hyperlink"/>
@@ -14703,9 +15414,9 @@
         </w:r>
       </w:hyperlink>
     </w:p>
-    <w:bookmarkEnd w:id="102"/>
-    <w:bookmarkEnd w:id="103"/>
-    <w:bookmarkStart w:id="116" w:name="chap-60"/>
+    <w:bookmarkEnd w:id="106"/>
+    <w:bookmarkEnd w:id="107"/>
+    <w:bookmarkStart w:id="120" w:name="chap-60"/>
     <w:p>
       <w:pPr>
         <w:pStyle w:val="Heading1"/>
@@ -14763,7 +15474,7 @@
         </w:pict>
       </w:r>
     </w:p>
-    <w:bookmarkStart w:id="104" w:name="X2e49953d570d646755fa1a1e34a73efac08cc5f"/>
+    <w:bookmarkStart w:id="108" w:name="X2e49953d570d646755fa1a1e34a73efac08cc5f"/>
     <w:p>
       <w:pPr>
         <w:pStyle w:val="Heading2"/>
@@ -14785,7 +15496,7 @@
         <w:pStyle w:val="Compact"/>
         <w:numPr>
           <w:ilvl w:val="0"/>
-          <w:numId w:val="1028"/>
+          <w:numId w:val="1032"/>
         </w:numPr>
       </w:pPr>
       <w:r>
@@ -14836,7 +15547,7 @@
         <w:pStyle w:val="Compact"/>
         <w:numPr>
           <w:ilvl w:val="0"/>
-          <w:numId w:val="1028"/>
+          <w:numId w:val="1032"/>
         </w:numPr>
       </w:pPr>
       <w:r>
@@ -14887,7 +15598,7 @@
         <w:pStyle w:val="Compact"/>
         <w:numPr>
           <w:ilvl w:val="0"/>
-          <w:numId w:val="1028"/>
+          <w:numId w:val="1032"/>
         </w:numPr>
       </w:pPr>
       <w:r>
@@ -14915,7 +15626,7 @@
         <w:pStyle w:val="Compact"/>
         <w:numPr>
           <w:ilvl w:val="0"/>
-          <w:numId w:val="1028"/>
+          <w:numId w:val="1032"/>
         </w:numPr>
       </w:pPr>
       <w:r>
@@ -14999,8 +15710,8 @@
         </w:pict>
       </w:r>
     </w:p>
-    <w:bookmarkEnd w:id="104"/>
-    <w:bookmarkStart w:id="105" w:name="Xbca78df517dfeb4a475c85f2b30272e79b4c2ce"/>
+    <w:bookmarkEnd w:id="108"/>
+    <w:bookmarkStart w:id="109" w:name="Xbca78df517dfeb4a475c85f2b30272e79b4c2ce"/>
     <w:p>
       <w:pPr>
         <w:pStyle w:val="Heading2"/>
@@ -15423,8 +16134,8 @@
         </w:pict>
       </w:r>
     </w:p>
-    <w:bookmarkEnd w:id="105"/>
-    <w:bookmarkStart w:id="106" w:name="Xfc5dfa916ce4b662824612c6db538ea98f3963a"/>
+    <w:bookmarkEnd w:id="109"/>
+    <w:bookmarkStart w:id="110" w:name="Xfc5dfa916ce4b662824612c6db538ea98f3963a"/>
     <w:p>
       <w:pPr>
         <w:pStyle w:val="Heading2"/>
@@ -15445,7 +16156,7 @@
       <w:pPr>
         <w:numPr>
           <w:ilvl w:val="0"/>
-          <w:numId w:val="1029"/>
+          <w:numId w:val="1033"/>
         </w:numPr>
       </w:pPr>
       <w:r>
@@ -15479,7 +16190,7 @@
       <w:r>
         <w:t xml:space="preserve"> </w:t>
       </w:r>
-      <w:hyperlink r:id="rId63">
+      <w:hyperlink r:id="rId67">
         <w:r>
           <w:rPr>
             <w:rStyle w:val="VerbatimChar"/>
@@ -15510,7 +16221,7 @@
       <w:pPr>
         <w:numPr>
           <w:ilvl w:val="0"/>
-          <w:numId w:val="1029"/>
+          <w:numId w:val="1033"/>
         </w:numPr>
       </w:pPr>
       <w:r>
@@ -15563,7 +16274,7 @@
       <w:pPr>
         <w:numPr>
           <w:ilvl w:val="0"/>
-          <w:numId w:val="1029"/>
+          <w:numId w:val="1033"/>
         </w:numPr>
       </w:pPr>
       <w:r>
@@ -15577,7 +16288,7 @@
         <w:t xml:space="preserve"> </w:t>
       </w:r>
       <w:r>
-        <w:t xml:space="preserve">Kamal needs passwordless SSH as the destination’s user</w:t>
+        <w:t xml:space="preserve">Kamal needs password-less SSH as the destination’s user</w:t>
       </w:r>
       <w:r>
         <w:t xml:space="preserve"> </w:t>
@@ -15637,7 +16348,7 @@
       <w:pPr>
         <w:numPr>
           <w:ilvl w:val="0"/>
-          <w:numId w:val="1029"/>
+          <w:numId w:val="1033"/>
         </w:numPr>
       </w:pPr>
       <w:r>
@@ -15726,8 +16437,8 @@
         </w:pict>
       </w:r>
     </w:p>
-    <w:bookmarkEnd w:id="106"/>
-    <w:bookmarkStart w:id="107" w:name="X8bc1a917809398ef8f5f2c21808601cdc0b4ad0"/>
+    <w:bookmarkEnd w:id="110"/>
+    <w:bookmarkStart w:id="111" w:name="X8bc1a917809398ef8f5f2c21808601cdc0b4ad0"/>
     <w:p>
       <w:pPr>
         <w:pStyle w:val="Heading2"/>
@@ -15773,7 +16484,7 @@
         <w:pStyle w:val="Compact"/>
         <w:numPr>
           <w:ilvl w:val="0"/>
-          <w:numId w:val="1030"/>
+          <w:numId w:val="1034"/>
         </w:numPr>
       </w:pPr>
       <w:r>
@@ -15842,7 +16553,7 @@
         <w:pStyle w:val="Compact"/>
         <w:numPr>
           <w:ilvl w:val="0"/>
-          <w:numId w:val="1030"/>
+          <w:numId w:val="1034"/>
         </w:numPr>
       </w:pPr>
       <w:r>
@@ -15902,7 +16613,7 @@
         <w:pStyle w:val="Compact"/>
         <w:numPr>
           <w:ilvl w:val="0"/>
-          <w:numId w:val="1030"/>
+          <w:numId w:val="1034"/>
         </w:numPr>
       </w:pPr>
       <w:r>
@@ -15974,8 +16685,8 @@
         </w:pict>
       </w:r>
     </w:p>
-    <w:bookmarkEnd w:id="107"/>
-    <w:bookmarkStart w:id="109" w:name="Xd3d5220f0f8df7b8fd1ccc0a5653367659d668b"/>
+    <w:bookmarkEnd w:id="111"/>
+    <w:bookmarkStart w:id="113" w:name="Xd3d5220f0f8df7b8fd1ccc0a5653367659d668b"/>
     <w:p>
       <w:pPr>
         <w:pStyle w:val="Heading2"/>
@@ -15988,7 +16699,7 @@
       <w:pPr>
         <w:numPr>
           <w:ilvl w:val="0"/>
-          <w:numId w:val="1031"/>
+          <w:numId w:val="1035"/>
         </w:numPr>
       </w:pPr>
       <w:r>
@@ -16042,7 +16753,7 @@
       <w:r>
         <w:t xml:space="preserve"> </w:t>
       </w:r>
-      <w:hyperlink r:id="rId108">
+      <w:hyperlink r:id="rId112">
         <w:r>
           <w:rPr>
             <w:rStyle w:val="VerbatimChar"/>
@@ -16097,7 +16808,7 @@
       <w:pPr>
         <w:numPr>
           <w:ilvl w:val="0"/>
-          <w:numId w:val="1031"/>
+          <w:numId w:val="1035"/>
         </w:numPr>
       </w:pPr>
       <w:r>
@@ -16241,7 +16952,7 @@
       <w:pPr>
         <w:numPr>
           <w:ilvl w:val="0"/>
-          <w:numId w:val="1031"/>
+          <w:numId w:val="1035"/>
         </w:numPr>
       </w:pPr>
       <w:r>
@@ -16361,8 +17072,8 @@
         </w:pict>
       </w:r>
     </w:p>
-    <w:bookmarkEnd w:id="109"/>
-    <w:bookmarkStart w:id="110" w:name="Xc6315cf0e8e21b8d73826f99530ab158fdbe7f2"/>
+    <w:bookmarkEnd w:id="113"/>
+    <w:bookmarkStart w:id="114" w:name="Xc6315cf0e8e21b8d73826f99530ab158fdbe7f2"/>
     <w:p>
       <w:pPr>
         <w:pStyle w:val="Heading2"/>
@@ -16408,7 +17119,7 @@
       <w:pPr>
         <w:numPr>
           <w:ilvl w:val="0"/>
-          <w:numId w:val="1032"/>
+          <w:numId w:val="1036"/>
         </w:numPr>
       </w:pPr>
       <w:r>
@@ -16425,7 +17136,7 @@
       <w:pPr>
         <w:numPr>
           <w:ilvl w:val="0"/>
-          <w:numId w:val="1032"/>
+          <w:numId w:val="1036"/>
         </w:numPr>
       </w:pPr>
       <w:r>
@@ -16570,7 +17281,7 @@
       <w:pPr>
         <w:numPr>
           <w:ilvl w:val="0"/>
-          <w:numId w:val="1032"/>
+          <w:numId w:val="1036"/>
         </w:numPr>
       </w:pPr>
       <w:r>
@@ -16605,8 +17316,8 @@
         </w:pict>
       </w:r>
     </w:p>
-    <w:bookmarkEnd w:id="110"/>
-    <w:bookmarkStart w:id="112" w:name="Xdaa609fc590682a586bebd1fb6eec08d61f7383"/>
+    <w:bookmarkEnd w:id="114"/>
+    <w:bookmarkStart w:id="116" w:name="Xdaa609fc590682a586bebd1fb6eec08d61f7383"/>
     <w:p>
       <w:pPr>
         <w:pStyle w:val="Heading2"/>
@@ -16654,7 +17365,7 @@
         <w:pStyle w:val="Compact"/>
         <w:numPr>
           <w:ilvl w:val="0"/>
-          <w:numId w:val="1033"/>
+          <w:numId w:val="1037"/>
         </w:numPr>
       </w:pPr>
       <w:r>
@@ -16689,7 +17400,7 @@
       <w:r>
         <w:t xml:space="preserve"> </w:t>
       </w:r>
-      <w:hyperlink r:id="rId111">
+      <w:hyperlink r:id="rId115">
         <w:r>
           <w:rPr>
             <w:rStyle w:val="VerbatimChar"/>
@@ -16794,7 +17505,7 @@
         <w:pStyle w:val="Compact"/>
         <w:numPr>
           <w:ilvl w:val="0"/>
-          <w:numId w:val="1033"/>
+          <w:numId w:val="1037"/>
         </w:numPr>
       </w:pPr>
       <w:r>
@@ -16867,7 +17578,7 @@
         <w:pStyle w:val="Compact"/>
         <w:numPr>
           <w:ilvl w:val="0"/>
-          <w:numId w:val="1033"/>
+          <w:numId w:val="1037"/>
         </w:numPr>
       </w:pPr>
       <w:r>
@@ -16881,7 +17592,7 @@
         <w:t xml:space="preserve"> </w:t>
       </w:r>
       <w:r>
-        <w:t xml:space="preserve">Confirm the action actually enqueued the job (the controller shows</w:t>
+        <w:t xml:space="preserve">Confirm the action did actually enqueue the job (the controller shows</w:t>
       </w:r>
       <w:r>
         <w:t xml:space="preserve"> </w:t>
@@ -16920,8 +17631,8 @@
         </w:pict>
       </w:r>
     </w:p>
-    <w:bookmarkEnd w:id="112"/>
-    <w:bookmarkStart w:id="113" w:name="X5a1d7bfa093d514361ea8c8138f0e91d3e10d04"/>
+    <w:bookmarkEnd w:id="116"/>
+    <w:bookmarkStart w:id="117" w:name="X5a1d7bfa093d514361ea8c8138f0e91d3e10d04"/>
     <w:p>
       <w:pPr>
         <w:pStyle w:val="Heading2"/>
@@ -16935,7 +17646,7 @@
         <w:pStyle w:val="Compact"/>
         <w:numPr>
           <w:ilvl w:val="0"/>
-          <w:numId w:val="1034"/>
+          <w:numId w:val="1038"/>
         </w:numPr>
       </w:pPr>
       <w:r>
@@ -17044,7 +17755,7 @@
         <w:pStyle w:val="Compact"/>
         <w:numPr>
           <w:ilvl w:val="0"/>
-          <w:numId w:val="1034"/>
+          <w:numId w:val="1038"/>
         </w:numPr>
       </w:pPr>
       <w:r>
@@ -17089,8 +17800,8 @@
         </w:pict>
       </w:r>
     </w:p>
-    <w:bookmarkEnd w:id="113"/>
-    <w:bookmarkStart w:id="114" w:name="X98a92f9359d950f14170f9ed090568336ea6af8"/>
+    <w:bookmarkEnd w:id="117"/>
+    <w:bookmarkStart w:id="118" w:name="X98a92f9359d950f14170f9ed090568336ea6af8"/>
     <w:p>
       <w:pPr>
         <w:pStyle w:val="Heading2"/>
@@ -17117,7 +17828,7 @@
       <w:pPr>
         <w:numPr>
           <w:ilvl w:val="0"/>
-          <w:numId w:val="1035"/>
+          <w:numId w:val="1039"/>
         </w:numPr>
       </w:pPr>
       <w:r>
@@ -17134,7 +17845,7 @@
       <w:pPr>
         <w:numPr>
           <w:ilvl w:val="0"/>
-          <w:numId w:val="1035"/>
+          <w:numId w:val="1039"/>
         </w:numPr>
       </w:pPr>
       <w:r>
@@ -17205,7 +17916,7 @@
       <w:pPr>
         <w:numPr>
           <w:ilvl w:val="0"/>
-          <w:numId w:val="1035"/>
+          <w:numId w:val="1039"/>
         </w:numPr>
       </w:pPr>
       <w:r>
@@ -17243,8 +17954,8 @@
         </w:pict>
       </w:r>
     </w:p>
-    <w:bookmarkEnd w:id="114"/>
-    <w:bookmarkStart w:id="115" w:name="X6cd360ffbbdc6097fec701a106248e941589868"/>
+    <w:bookmarkEnd w:id="118"/>
+    <w:bookmarkStart w:id="119" w:name="X6cd360ffbbdc6097fec701a106248e941589868"/>
     <w:p>
       <w:pPr>
         <w:pStyle w:val="Heading2"/>
@@ -17258,7 +17969,7 @@
         <w:pStyle w:val="Compact"/>
         <w:numPr>
           <w:ilvl w:val="0"/>
-          <w:numId w:val="1036"/>
+          <w:numId w:val="1040"/>
         </w:numPr>
       </w:pPr>
       <w:r>
@@ -17286,7 +17997,7 @@
         <w:pStyle w:val="Compact"/>
         <w:numPr>
           <w:ilvl w:val="0"/>
-          <w:numId w:val="1036"/>
+          <w:numId w:val="1040"/>
         </w:numPr>
       </w:pPr>
       <w:r>
@@ -17328,7 +18039,7 @@
         <w:pStyle w:val="Compact"/>
         <w:numPr>
           <w:ilvl w:val="0"/>
-          <w:numId w:val="1036"/>
+          <w:numId w:val="1040"/>
         </w:numPr>
       </w:pPr>
       <w:r>
@@ -17388,7 +18099,7 @@
       <w:r>
         <w:t xml:space="preserve"> </w:t>
       </w:r>
-      <w:hyperlink r:id="rId44">
+      <w:hyperlink r:id="rId48">
         <w:r>
           <w:rPr>
             <w:rStyle w:val="Hyperlink"/>
@@ -17397,8 +18108,8 @@
         </w:r>
       </w:hyperlink>
     </w:p>
-    <w:bookmarkEnd w:id="115"/>
-    <w:bookmarkEnd w:id="116"/>
+    <w:bookmarkEnd w:id="119"/>
+    <w:bookmarkEnd w:id="120"/>
     <w:sectPr>
       <w:footnotePr>
         <w:numRestart w:val="eachSect"/>
@@ -17767,6 +18478,346 @@
     <w:lvl w:ilvl="8">
       <w:numFmt w:val="bullet"/>
       <w:lvlText w:val="☐"/>
+      <w:lvlJc w:val="left"/>
+      <w:pPr>
+        <w:ind w:left="6480" w:hanging="360"/>
+      </w:pPr>
+    </w:lvl>
+  </w:abstractNum>
+  <w:abstractNum w:abstractNumId="99414">
+    <w:nsid w:val="00A99414"/>
+    <w:multiLevelType w:val="multilevel"/>
+    <w:lvl w:ilvl="0">
+      <w:start w:val="4"/>
+      <w:numFmt w:val="decimal"/>
+      <w:lvlText w:val="%1."/>
+      <w:lvlJc w:val="left"/>
+      <w:pPr>
+        <w:ind w:left="720" w:hanging="360"/>
+      </w:pPr>
+    </w:lvl>
+    <w:lvl w:ilvl="1">
+      <w:start w:val="4"/>
+      <w:numFmt w:val="decimal"/>
+      <w:lvlText w:val="%2."/>
+      <w:lvlJc w:val="left"/>
+      <w:pPr>
+        <w:ind w:left="1440" w:hanging="360"/>
+      </w:pPr>
+    </w:lvl>
+    <w:lvl w:ilvl="2">
+      <w:start w:val="4"/>
+      <w:numFmt w:val="decimal"/>
+      <w:lvlText w:val="%3."/>
+      <w:lvlJc w:val="left"/>
+      <w:pPr>
+        <w:ind w:left="2160" w:hanging="360"/>
+      </w:pPr>
+    </w:lvl>
+    <w:lvl w:ilvl="3">
+      <w:start w:val="4"/>
+      <w:numFmt w:val="decimal"/>
+      <w:lvlText w:val="%4."/>
+      <w:lvlJc w:val="left"/>
+      <w:pPr>
+        <w:ind w:left="2880" w:hanging="360"/>
+      </w:pPr>
+    </w:lvl>
+    <w:lvl w:ilvl="4">
+      <w:start w:val="4"/>
+      <w:numFmt w:val="decimal"/>
+      <w:lvlText w:val="%5."/>
+      <w:lvlJc w:val="left"/>
+      <w:pPr>
+        <w:ind w:left="3600" w:hanging="360"/>
+      </w:pPr>
+    </w:lvl>
+    <w:lvl w:ilvl="5">
+      <w:start w:val="4"/>
+      <w:numFmt w:val="decimal"/>
+      <w:lvlText w:val="%6."/>
+      <w:lvlJc w:val="left"/>
+      <w:pPr>
+        <w:ind w:left="4320" w:hanging="360"/>
+      </w:pPr>
+    </w:lvl>
+    <w:lvl w:ilvl="6">
+      <w:start w:val="4"/>
+      <w:numFmt w:val="decimal"/>
+      <w:lvlText w:val="%7."/>
+      <w:lvlJc w:val="left"/>
+      <w:pPr>
+        <w:ind w:left="5040" w:hanging="360"/>
+      </w:pPr>
+    </w:lvl>
+    <w:lvl w:ilvl="7">
+      <w:start w:val="4"/>
+      <w:numFmt w:val="decimal"/>
+      <w:lvlText w:val="%8."/>
+      <w:lvlJc w:val="left"/>
+      <w:pPr>
+        <w:ind w:left="5760" w:hanging="360"/>
+      </w:pPr>
+    </w:lvl>
+    <w:lvl w:ilvl="8">
+      <w:start w:val="4"/>
+      <w:numFmt w:val="decimal"/>
+      <w:lvlText w:val="%9."/>
+      <w:lvlJc w:val="left"/>
+      <w:pPr>
+        <w:ind w:left="6480" w:hanging="360"/>
+      </w:pPr>
+    </w:lvl>
+  </w:abstractNum>
+  <w:abstractNum w:abstractNumId="99416">
+    <w:nsid w:val="00A99416"/>
+    <w:multiLevelType w:val="multilevel"/>
+    <w:lvl w:ilvl="0">
+      <w:start w:val="6"/>
+      <w:numFmt w:val="decimal"/>
+      <w:lvlText w:val="%1."/>
+      <w:lvlJc w:val="left"/>
+      <w:pPr>
+        <w:ind w:left="720" w:hanging="360"/>
+      </w:pPr>
+    </w:lvl>
+    <w:lvl w:ilvl="1">
+      <w:start w:val="6"/>
+      <w:numFmt w:val="decimal"/>
+      <w:lvlText w:val="%2."/>
+      <w:lvlJc w:val="left"/>
+      <w:pPr>
+        <w:ind w:left="1440" w:hanging="360"/>
+      </w:pPr>
+    </w:lvl>
+    <w:lvl w:ilvl="2">
+      <w:start w:val="6"/>
+      <w:numFmt w:val="decimal"/>
+      <w:lvlText w:val="%3."/>
+      <w:lvlJc w:val="left"/>
+      <w:pPr>
+        <w:ind w:left="2160" w:hanging="360"/>
+      </w:pPr>
+    </w:lvl>
+    <w:lvl w:ilvl="3">
+      <w:start w:val="6"/>
+      <w:numFmt w:val="decimal"/>
+      <w:lvlText w:val="%4."/>
+      <w:lvlJc w:val="left"/>
+      <w:pPr>
+        <w:ind w:left="2880" w:hanging="360"/>
+      </w:pPr>
+    </w:lvl>
+    <w:lvl w:ilvl="4">
+      <w:start w:val="6"/>
+      <w:numFmt w:val="decimal"/>
+      <w:lvlText w:val="%5."/>
+      <w:lvlJc w:val="left"/>
+      <w:pPr>
+        <w:ind w:left="3600" w:hanging="360"/>
+      </w:pPr>
+    </w:lvl>
+    <w:lvl w:ilvl="5">
+      <w:start w:val="6"/>
+      <w:numFmt w:val="decimal"/>
+      <w:lvlText w:val="%6."/>
+      <w:lvlJc w:val="left"/>
+      <w:pPr>
+        <w:ind w:left="4320" w:hanging="360"/>
+      </w:pPr>
+    </w:lvl>
+    <w:lvl w:ilvl="6">
+      <w:start w:val="6"/>
+      <w:numFmt w:val="decimal"/>
+      <w:lvlText w:val="%7."/>
+      <w:lvlJc w:val="left"/>
+      <w:pPr>
+        <w:ind w:left="5040" w:hanging="360"/>
+      </w:pPr>
+    </w:lvl>
+    <w:lvl w:ilvl="7">
+      <w:start w:val="6"/>
+      <w:numFmt w:val="decimal"/>
+      <w:lvlText w:val="%8."/>
+      <w:lvlJc w:val="left"/>
+      <w:pPr>
+        <w:ind w:left="5760" w:hanging="360"/>
+      </w:pPr>
+    </w:lvl>
+    <w:lvl w:ilvl="8">
+      <w:start w:val="6"/>
+      <w:numFmt w:val="decimal"/>
+      <w:lvlText w:val="%9."/>
+      <w:lvlJc w:val="left"/>
+      <w:pPr>
+        <w:ind w:left="6480" w:hanging="360"/>
+      </w:pPr>
+    </w:lvl>
+  </w:abstractNum>
+  <w:abstractNum w:abstractNumId="99417">
+    <w:nsid w:val="00A99417"/>
+    <w:multiLevelType w:val="multilevel"/>
+    <w:lvl w:ilvl="0">
+      <w:start w:val="7"/>
+      <w:numFmt w:val="decimal"/>
+      <w:lvlText w:val="%1."/>
+      <w:lvlJc w:val="left"/>
+      <w:pPr>
+        <w:ind w:left="720" w:hanging="360"/>
+      </w:pPr>
+    </w:lvl>
+    <w:lvl w:ilvl="1">
+      <w:start w:val="7"/>
+      <w:numFmt w:val="decimal"/>
+      <w:lvlText w:val="%2."/>
+      <w:lvlJc w:val="left"/>
+      <w:pPr>
+        <w:ind w:left="1440" w:hanging="360"/>
+      </w:pPr>
+    </w:lvl>
+    <w:lvl w:ilvl="2">
+      <w:start w:val="7"/>
+      <w:numFmt w:val="decimal"/>
+      <w:lvlText w:val="%3."/>
+      <w:lvlJc w:val="left"/>
+      <w:pPr>
+        <w:ind w:left="2160" w:hanging="360"/>
+      </w:pPr>
+    </w:lvl>
+    <w:lvl w:ilvl="3">
+      <w:start w:val="7"/>
+      <w:numFmt w:val="decimal"/>
+      <w:lvlText w:val="%4."/>
+      <w:lvlJc w:val="left"/>
+      <w:pPr>
+        <w:ind w:left="2880" w:hanging="360"/>
+      </w:pPr>
+    </w:lvl>
+    <w:lvl w:ilvl="4">
+      <w:start w:val="7"/>
+      <w:numFmt w:val="decimal"/>
+      <w:lvlText w:val="%5."/>
+      <w:lvlJc w:val="left"/>
+      <w:pPr>
+        <w:ind w:left="3600" w:hanging="360"/>
+      </w:pPr>
+    </w:lvl>
+    <w:lvl w:ilvl="5">
+      <w:start w:val="7"/>
+      <w:numFmt w:val="decimal"/>
+      <w:lvlText w:val="%6."/>
+      <w:lvlJc w:val="left"/>
+      <w:pPr>
+        <w:ind w:left="4320" w:hanging="360"/>
+      </w:pPr>
+    </w:lvl>
+    <w:lvl w:ilvl="6">
+      <w:start w:val="7"/>
+      <w:numFmt w:val="decimal"/>
+      <w:lvlText w:val="%7."/>
+      <w:lvlJc w:val="left"/>
+      <w:pPr>
+        <w:ind w:left="5040" w:hanging="360"/>
+      </w:pPr>
+    </w:lvl>
+    <w:lvl w:ilvl="7">
+      <w:start w:val="7"/>
+      <w:numFmt w:val="decimal"/>
+      <w:lvlText w:val="%8."/>
+      <w:lvlJc w:val="left"/>
+      <w:pPr>
+        <w:ind w:left="5760" w:hanging="360"/>
+      </w:pPr>
+    </w:lvl>
+    <w:lvl w:ilvl="8">
+      <w:start w:val="7"/>
+      <w:numFmt w:val="decimal"/>
+      <w:lvlText w:val="%9."/>
+      <w:lvlJc w:val="left"/>
+      <w:pPr>
+        <w:ind w:left="6480" w:hanging="360"/>
+      </w:pPr>
+    </w:lvl>
+  </w:abstractNum>
+  <w:abstractNum w:abstractNumId="99418">
+    <w:nsid w:val="00A99418"/>
+    <w:multiLevelType w:val="multilevel"/>
+    <w:lvl w:ilvl="0">
+      <w:start w:val="8"/>
+      <w:numFmt w:val="decimal"/>
+      <w:lvlText w:val="%1."/>
+      <w:lvlJc w:val="left"/>
+      <w:pPr>
+        <w:ind w:left="720" w:hanging="360"/>
+      </w:pPr>
+    </w:lvl>
+    <w:lvl w:ilvl="1">
+      <w:start w:val="8"/>
+      <w:numFmt w:val="decimal"/>
+      <w:lvlText w:val="%2."/>
+      <w:lvlJc w:val="left"/>
+      <w:pPr>
+        <w:ind w:left="1440" w:hanging="360"/>
+      </w:pPr>
+    </w:lvl>
+    <w:lvl w:ilvl="2">
+      <w:start w:val="8"/>
+      <w:numFmt w:val="decimal"/>
+      <w:lvlText w:val="%3."/>
+      <w:lvlJc w:val="left"/>
+      <w:pPr>
+        <w:ind w:left="2160" w:hanging="360"/>
+      </w:pPr>
+    </w:lvl>
+    <w:lvl w:ilvl="3">
+      <w:start w:val="8"/>
+      <w:numFmt w:val="decimal"/>
+      <w:lvlText w:val="%4."/>
+      <w:lvlJc w:val="left"/>
+      <w:pPr>
+        <w:ind w:left="2880" w:hanging="360"/>
+      </w:pPr>
+    </w:lvl>
+    <w:lvl w:ilvl="4">
+      <w:start w:val="8"/>
+      <w:numFmt w:val="decimal"/>
+      <w:lvlText w:val="%5."/>
+      <w:lvlJc w:val="left"/>
+      <w:pPr>
+        <w:ind w:left="3600" w:hanging="360"/>
+      </w:pPr>
+    </w:lvl>
+    <w:lvl w:ilvl="5">
+      <w:start w:val="8"/>
+      <w:numFmt w:val="decimal"/>
+      <w:lvlText w:val="%6."/>
+      <w:lvlJc w:val="left"/>
+      <w:pPr>
+        <w:ind w:left="4320" w:hanging="360"/>
+      </w:pPr>
+    </w:lvl>
+    <w:lvl w:ilvl="6">
+      <w:start w:val="8"/>
+      <w:numFmt w:val="decimal"/>
+      <w:lvlText w:val="%7."/>
+      <w:lvlJc w:val="left"/>
+      <w:pPr>
+        <w:ind w:left="5040" w:hanging="360"/>
+      </w:pPr>
+    </w:lvl>
+    <w:lvl w:ilvl="7">
+      <w:start w:val="8"/>
+      <w:numFmt w:val="decimal"/>
+      <w:lvlText w:val="%8."/>
+      <w:lvlJc w:val="left"/>
+      <w:pPr>
+        <w:ind w:left="5760" w:hanging="360"/>
+      </w:pPr>
+    </w:lvl>
+    <w:lvl w:ilvl="8">
+      <w:start w:val="8"/>
+      <w:numFmt w:val="decimal"/>
+      <w:lvlText w:val="%9."/>
       <w:lvlJc w:val="left"/>
       <w:pPr>
         <w:ind w:left="6480" w:hanging="360"/>
@@ -17981,12 +19032,132 @@
     </w:lvlOverride>
   </w:num>
   <w:num w:numId="1024">
+    <w:abstractNumId w:val="99414"/>
+    <w:lvlOverride w:ilvl="0">
+      <w:startOverride w:val="4"/>
+    </w:lvlOverride>
+    <w:lvlOverride w:ilvl="1">
+      <w:startOverride w:val="4"/>
+    </w:lvlOverride>
+    <w:lvlOverride w:ilvl="2">
+      <w:startOverride w:val="4"/>
+    </w:lvlOverride>
+    <w:lvlOverride w:ilvl="3">
+      <w:startOverride w:val="4"/>
+    </w:lvlOverride>
+    <w:lvlOverride w:ilvl="4">
+      <w:startOverride w:val="4"/>
+    </w:lvlOverride>
+    <w:lvlOverride w:ilvl="5">
+      <w:startOverride w:val="4"/>
+    </w:lvlOverride>
+    <w:lvlOverride w:ilvl="6">
+      <w:startOverride w:val="4"/>
+    </w:lvlOverride>
+    <w:lvlOverride w:ilvl="7">
+      <w:startOverride w:val="4"/>
+    </w:lvlOverride>
+    <w:lvlOverride w:ilvl="8">
+      <w:startOverride w:val="4"/>
+    </w:lvlOverride>
+  </w:num>
+  <w:num w:numId="1025">
+    <w:abstractNumId w:val="99416"/>
+    <w:lvlOverride w:ilvl="0">
+      <w:startOverride w:val="6"/>
+    </w:lvlOverride>
+    <w:lvlOverride w:ilvl="1">
+      <w:startOverride w:val="6"/>
+    </w:lvlOverride>
+    <w:lvlOverride w:ilvl="2">
+      <w:startOverride w:val="6"/>
+    </w:lvlOverride>
+    <w:lvlOverride w:ilvl="3">
+      <w:startOverride w:val="6"/>
+    </w:lvlOverride>
+    <w:lvlOverride w:ilvl="4">
+      <w:startOverride w:val="6"/>
+    </w:lvlOverride>
+    <w:lvlOverride w:ilvl="5">
+      <w:startOverride w:val="6"/>
+    </w:lvlOverride>
+    <w:lvlOverride w:ilvl="6">
+      <w:startOverride w:val="6"/>
+    </w:lvlOverride>
+    <w:lvlOverride w:ilvl="7">
+      <w:startOverride w:val="6"/>
+    </w:lvlOverride>
+    <w:lvlOverride w:ilvl="8">
+      <w:startOverride w:val="6"/>
+    </w:lvlOverride>
+  </w:num>
+  <w:num w:numId="1026">
+    <w:abstractNumId w:val="99417"/>
+    <w:lvlOverride w:ilvl="0">
+      <w:startOverride w:val="7"/>
+    </w:lvlOverride>
+    <w:lvlOverride w:ilvl="1">
+      <w:startOverride w:val="7"/>
+    </w:lvlOverride>
+    <w:lvlOverride w:ilvl="2">
+      <w:startOverride w:val="7"/>
+    </w:lvlOverride>
+    <w:lvlOverride w:ilvl="3">
+      <w:startOverride w:val="7"/>
+    </w:lvlOverride>
+    <w:lvlOverride w:ilvl="4">
+      <w:startOverride w:val="7"/>
+    </w:lvlOverride>
+    <w:lvlOverride w:ilvl="5">
+      <w:startOverride w:val="7"/>
+    </w:lvlOverride>
+    <w:lvlOverride w:ilvl="6">
+      <w:startOverride w:val="7"/>
+    </w:lvlOverride>
+    <w:lvlOverride w:ilvl="7">
+      <w:startOverride w:val="7"/>
+    </w:lvlOverride>
+    <w:lvlOverride w:ilvl="8">
+      <w:startOverride w:val="7"/>
+    </w:lvlOverride>
+  </w:num>
+  <w:num w:numId="1027">
+    <w:abstractNumId w:val="99418"/>
+    <w:lvlOverride w:ilvl="0">
+      <w:startOverride w:val="8"/>
+    </w:lvlOverride>
+    <w:lvlOverride w:ilvl="1">
+      <w:startOverride w:val="8"/>
+    </w:lvlOverride>
+    <w:lvlOverride w:ilvl="2">
+      <w:startOverride w:val="8"/>
+    </w:lvlOverride>
+    <w:lvlOverride w:ilvl="3">
+      <w:startOverride w:val="8"/>
+    </w:lvlOverride>
+    <w:lvlOverride w:ilvl="4">
+      <w:startOverride w:val="8"/>
+    </w:lvlOverride>
+    <w:lvlOverride w:ilvl="5">
+      <w:startOverride w:val="8"/>
+    </w:lvlOverride>
+    <w:lvlOverride w:ilvl="6">
+      <w:startOverride w:val="8"/>
+    </w:lvlOverride>
+    <w:lvlOverride w:ilvl="7">
+      <w:startOverride w:val="8"/>
+    </w:lvlOverride>
+    <w:lvlOverride w:ilvl="8">
+      <w:startOverride w:val="8"/>
+    </w:lvlOverride>
+  </w:num>
+  <w:num w:numId="1028">
     <w:abstractNumId w:val="991"/>
   </w:num>
-  <w:num w:numId="1025">
+  <w:num w:numId="1029">
     <w:abstractNumId w:val="991"/>
   </w:num>
-  <w:num w:numId="1026">
+  <w:num w:numId="1030">
     <w:abstractNumId w:val="99411"/>
     <w:lvlOverride w:ilvl="0">
       <w:startOverride w:val="1"/>
@@ -18016,10 +19187,10 @@
       <w:startOverride w:val="1"/>
     </w:lvlOverride>
   </w:num>
-  <w:num w:numId="1027">
+  <w:num w:numId="1031">
     <w:abstractNumId w:val="991"/>
   </w:num>
-  <w:num w:numId="1028">
+  <w:num w:numId="1032">
     <w:abstractNumId w:val="99411"/>
     <w:lvlOverride w:ilvl="0">
       <w:startOverride w:val="1"/>
@@ -18049,18 +19220,6 @@
       <w:startOverride w:val="1"/>
     </w:lvlOverride>
   </w:num>
-  <w:num w:numId="1029">
-    <w:abstractNumId w:val="991"/>
-  </w:num>
-  <w:num w:numId="1030">
-    <w:abstractNumId w:val="991"/>
-  </w:num>
-  <w:num w:numId="1031">
-    <w:abstractNumId w:val="991"/>
-  </w:num>
-  <w:num w:numId="1032">
-    <w:abstractNumId w:val="991"/>
-  </w:num>
   <w:num w:numId="1033">
     <w:abstractNumId w:val="991"/>
   </w:num>
@@ -18071,6 +19230,18 @@
     <w:abstractNumId w:val="991"/>
   </w:num>
   <w:num w:numId="1036">
+    <w:abstractNumId w:val="991"/>
+  </w:num>
+  <w:num w:numId="1037">
+    <w:abstractNumId w:val="991"/>
+  </w:num>
+  <w:num w:numId="1038">
+    <w:abstractNumId w:val="991"/>
+  </w:num>
+  <w:num w:numId="1039">
+    <w:abstractNumId w:val="991"/>
+  </w:num>
+  <w:num w:numId="1040">
     <w:abstractNumId w:val="991"/>
   </w:num>
 </w:numbering>

--- a/docs/Lady-Nelson-Sailings-Manual.docx
+++ b/docs/Lady-Nelson-Sailings-Manual.docx
@@ -10955,7 +10955,7 @@
     </w:p>
     <w:bookmarkEnd w:id="83"/>
     <w:bookmarkEnd w:id="84"/>
-    <w:bookmarkStart w:id="97" w:name="chap-40"/>
+    <w:bookmarkStart w:id="99" w:name="chap-40"/>
     <w:p>
       <w:pPr>
         <w:pStyle w:val="Heading1"/>
@@ -12442,7 +12442,7 @@
       </w:r>
     </w:p>
     <w:bookmarkEnd w:id="92"/>
-    <w:bookmarkStart w:id="95" w:name="Xe70efeb2cfe82632dc995dd72bed24536523c2f"/>
+    <w:bookmarkStart w:id="97" w:name="Xe70efeb2cfe82632dc995dd72bed24536523c2f"/>
     <w:p>
       <w:pPr>
         <w:pStyle w:val="Heading2"/>
@@ -12516,13 +12516,314 @@
         <w:t xml:space="preserve">) with your actual destination! Think before you paste!</w:t>
       </w:r>
     </w:p>
-    <w:bookmarkStart w:id="93" w:name="step-by-step"/>
+    <w:bookmarkStart w:id="94" w:name="the-single-command-way"/>
     <w:p>
       <w:pPr>
         <w:pStyle w:val="Heading3"/>
       </w:pPr>
       <w:r>
-        <w:t xml:space="preserve">Step by step</w:t>
+        <w:t xml:space="preserve">The single-command way</w:t>
+      </w:r>
+    </w:p>
+    <w:p>
+      <w:pPr>
+        <w:pStyle w:val="FirstParagraph"/>
+      </w:pPr>
+      <w:r>
+        <w:t xml:space="preserve">For the common case, use the wrapper — one command, run entirely from your</w:t>
+      </w:r>
+      <w:r>
+        <w:t xml:space="preserve"> </w:t>
+      </w:r>
+      <w:r>
+        <w:t xml:space="preserve">workstation, that stops the app, restores the primary database inside a one-off</w:t>
+      </w:r>
+      <w:r>
+        <w:t xml:space="preserve"> </w:t>
+      </w:r>
+      <w:r>
+        <w:t xml:space="preserve">container, and boots the app again:</w:t>
+      </w:r>
+    </w:p>
+    <w:p>
+      <w:pPr>
+        <w:pStyle w:val="SourceCode"/>
+      </w:pPr>
+      <w:r>
+        <w:rPr>
+          <w:rStyle w:val="ExtensionTok"/>
+        </w:rPr>
+        <w:t xml:space="preserve">bin/kamal-restore</w:t>
+      </w:r>
+      <w:r>
+        <w:rPr>
+          <w:rStyle w:val="NormalTok"/>
+        </w:rPr>
+        <w:t xml:space="preserve"> </w:t>
+      </w:r>
+      <w:r>
+        <w:rPr>
+          <w:rStyle w:val="OperatorTok"/>
+        </w:rPr>
+        <w:t xml:space="preserve">&lt;</w:t>
+      </w:r>
+      <w:r>
+        <w:rPr>
+          <w:rStyle w:val="NormalTok"/>
+        </w:rPr>
+        <w:t xml:space="preserve">destination</w:t>
+      </w:r>
+      <w:r>
+        <w:rPr>
+          <w:rStyle w:val="OperatorTok"/>
+        </w:rPr>
+        <w:t xml:space="preserve">&gt;</w:t>
+      </w:r>
+      <w:r>
+        <w:rPr>
+          <w:rStyle w:val="NormalTok"/>
+        </w:rPr>
+        <w:t xml:space="preserve">      </w:t>
+      </w:r>
+      <w:r>
+        <w:rPr>
+          <w:rStyle w:val="CommentTok"/>
+        </w:rPr>
+        <w:t xml:space="preserve"># e.g. staging | prod | raspi | IP</w:t>
+      </w:r>
+    </w:p>
+    <w:p>
+      <w:pPr>
+        <w:pStyle w:val="FirstParagraph"/>
+      </w:pPr>
+      <w:r>
+        <w:t xml:space="preserve">Because it is destructive, it first asks you to confirm by re-typing the</w:t>
+      </w:r>
+      <w:r>
+        <w:t xml:space="preserve"> </w:t>
+      </w:r>
+      <w:r>
+        <w:t xml:space="preserve">destination, then runs the manual steps below for you. There is no switching</w:t>
+      </w:r>
+      <w:r>
+        <w:t xml:space="preserve"> </w:t>
+      </w:r>
+      <w:r>
+        <w:t xml:space="preserve">between workstation and container: the workstation drives Kamal, while the</w:t>
+      </w:r>
+      <w:r>
+        <w:t xml:space="preserve"> </w:t>
+      </w:r>
+      <w:r>
+        <w:t xml:space="preserve">in-container restore is done by</w:t>
+      </w:r>
+      <w:r>
+        <w:t xml:space="preserve"> </w:t>
+      </w:r>
+      <w:hyperlink r:id="rId93">
+        <w:r>
+          <w:rPr>
+            <w:rStyle w:val="VerbatimChar"/>
+          </w:rPr>
+          <w:t xml:space="preserve">bin/restore-primary-db</w:t>
+        </w:r>
+      </w:hyperlink>
+      <w:r>
+        <w:t xml:space="preserve">,</w:t>
+      </w:r>
+      <w:r>
+        <w:t xml:space="preserve"> </w:t>
+      </w:r>
+      <w:r>
+        <w:t xml:space="preserve">which ships inside the image and already carries the credentials it needs. If the</w:t>
+      </w:r>
+      <w:r>
+        <w:t xml:space="preserve"> </w:t>
+      </w:r>
+      <w:r>
+        <w:t xml:space="preserve">restore step fails, the wrapper leaves the app stopped and preserves the old</w:t>
+      </w:r>
+      <w:r>
+        <w:t xml:space="preserve"> </w:t>
+      </w:r>
+      <w:r>
+        <w:t xml:space="preserve">database as</w:t>
+      </w:r>
+      <w:r>
+        <w:t xml:space="preserve"> </w:t>
+      </w:r>
+      <w:r>
+        <w:rPr>
+          <w:rStyle w:val="VerbatimChar"/>
+        </w:rPr>
+        <w:t xml:space="preserve">*.bak-&lt;timestamp&gt;</w:t>
+      </w:r>
+      <w:r>
+        <w:t xml:space="preserve"> </w:t>
+      </w:r>
+      <w:r>
+        <w:t xml:space="preserve">so you can investigate before booting.</w:t>
+      </w:r>
+    </w:p>
+    <w:p>
+      <w:pPr>
+        <w:pStyle w:val="BodyText"/>
+      </w:pPr>
+      <w:r>
+        <w:rPr>
+          <w:b/>
+          <w:bCs/>
+        </w:rPr>
+        <w:t xml:space="preserve">Restoring onto a new server?</w:t>
+      </w:r>
+      <w:r>
+        <w:t xml:space="preserve"> </w:t>
+      </w:r>
+      <w:r>
+        <w:t xml:space="preserve">Deploy first so the image and environment exist,</w:t>
+      </w:r>
+      <w:r>
+        <w:t xml:space="preserve"> </w:t>
+      </w:r>
+      <w:r>
+        <w:t xml:space="preserve">then restore:</w:t>
+      </w:r>
+    </w:p>
+    <w:p>
+      <w:pPr>
+        <w:pStyle w:val="SourceCode"/>
+      </w:pPr>
+      <w:r>
+        <w:rPr>
+          <w:rStyle w:val="ExtensionTok"/>
+        </w:rPr>
+        <w:t xml:space="preserve">bin/kamal</w:t>
+      </w:r>
+      <w:r>
+        <w:rPr>
+          <w:rStyle w:val="NormalTok"/>
+        </w:rPr>
+        <w:t xml:space="preserve"> deploy </w:t>
+      </w:r>
+      <w:r>
+        <w:rPr>
+          <w:rStyle w:val="AttributeTok"/>
+        </w:rPr>
+        <w:t xml:space="preserve">-d</w:t>
+      </w:r>
+      <w:r>
+        <w:rPr>
+          <w:rStyle w:val="NormalTok"/>
+        </w:rPr>
+        <w:t xml:space="preserve"> </w:t>
+      </w:r>
+      <w:r>
+        <w:rPr>
+          <w:rStyle w:val="OperatorTok"/>
+        </w:rPr>
+        <w:t xml:space="preserve">&lt;</w:t>
+      </w:r>
+      <w:r>
+        <w:rPr>
+          <w:rStyle w:val="NormalTok"/>
+        </w:rPr>
+        <w:t xml:space="preserve">destination</w:t>
+      </w:r>
+      <w:r>
+        <w:rPr>
+          <w:rStyle w:val="OperatorTok"/>
+        </w:rPr>
+        <w:t xml:space="preserve">&gt;</w:t>
+      </w:r>
+      <w:r>
+        <w:rPr>
+          <w:rStyle w:val="NormalTok"/>
+        </w:rPr>
+        <w:t xml:space="preserve">    </w:t>
+      </w:r>
+      <w:r>
+        <w:rPr>
+          <w:rStyle w:val="CommentTok"/>
+        </w:rPr>
+        <w:t xml:space="preserve"># first boot creates an empty database</w:t>
+      </w:r>
+      <w:r>
+        <w:br/>
+      </w:r>
+      <w:r>
+        <w:rPr>
+          <w:rStyle w:val="ExtensionTok"/>
+        </w:rPr>
+        <w:t xml:space="preserve">bin/kamal-restore</w:t>
+      </w:r>
+      <w:r>
+        <w:rPr>
+          <w:rStyle w:val="NormalTok"/>
+        </w:rPr>
+        <w:t xml:space="preserve"> </w:t>
+      </w:r>
+      <w:r>
+        <w:rPr>
+          <w:rStyle w:val="OperatorTok"/>
+        </w:rPr>
+        <w:t xml:space="preserve">&lt;</w:t>
+      </w:r>
+      <w:r>
+        <w:rPr>
+          <w:rStyle w:val="NormalTok"/>
+        </w:rPr>
+        <w:t xml:space="preserve">destination</w:t>
+      </w:r>
+      <w:r>
+        <w:rPr>
+          <w:rStyle w:val="OperatorTok"/>
+        </w:rPr>
+        <w:t xml:space="preserve">&gt;</w:t>
+      </w:r>
+      <w:r>
+        <w:rPr>
+          <w:rStyle w:val="NormalTok"/>
+        </w:rPr>
+        <w:t xml:space="preserve">      </w:t>
+      </w:r>
+      <w:r>
+        <w:rPr>
+          <w:rStyle w:val="CommentTok"/>
+        </w:rPr>
+        <w:t xml:space="preserve"># replace it with the backup</w:t>
+      </w:r>
+    </w:p>
+    <w:bookmarkEnd w:id="94"/>
+    <w:bookmarkStart w:id="95" w:name="X940c024996d51a21de9ff9f27681c1873dfba45"/>
+    <w:p>
+      <w:pPr>
+        <w:pStyle w:val="Heading3"/>
+      </w:pPr>
+      <w:r>
+        <w:t xml:space="preserve">What it does, step by step (or how to restore by hand)</w:t>
+      </w:r>
+    </w:p>
+    <w:p>
+      <w:pPr>
+        <w:pStyle w:val="FirstParagraph"/>
+      </w:pPr>
+      <w:r>
+        <w:rPr>
+          <w:rStyle w:val="VerbatimChar"/>
+        </w:rPr>
+        <w:t xml:space="preserve">bin/kamal-restore</w:t>
+      </w:r>
+      <w:r>
+        <w:t xml:space="preserve"> </w:t>
+      </w:r>
+      <w:r>
+        <w:t xml:space="preserve">automates exactly the steps below; follow them by hand only</w:t>
+      </w:r>
+      <w:r>
+        <w:t xml:space="preserve"> </w:t>
+      </w:r>
+      <w:r>
+        <w:t xml:space="preserve">if you need to intervene partway through the sequence.</w:t>
       </w:r>
     </w:p>
     <w:p>
@@ -13231,8 +13532,8 @@
         <w:t xml:space="preserve">).</w:t>
       </w:r>
     </w:p>
-    <w:bookmarkEnd w:id="93"/>
-    <w:bookmarkStart w:id="94" w:name="after-a-restore"/>
+    <w:bookmarkEnd w:id="95"/>
+    <w:bookmarkStart w:id="96" w:name="after-a-restore"/>
     <w:p>
       <w:pPr>
         <w:pStyle w:val="Heading3"/>
@@ -13324,9 +13625,9 @@
         </w:pict>
       </w:r>
     </w:p>
-    <w:bookmarkEnd w:id="94"/>
-    <w:bookmarkEnd w:id="95"/>
-    <w:bookmarkStart w:id="96" w:name="X3469e11603b01e22219ae0f7ce6b30019b627a1"/>
+    <w:bookmarkEnd w:id="96"/>
+    <w:bookmarkEnd w:id="97"/>
+    <w:bookmarkStart w:id="98" w:name="X3469e11603b01e22219ae0f7ce6b30019b627a1"/>
     <w:p>
       <w:pPr>
         <w:pStyle w:val="Heading2"/>
@@ -13477,9 +13778,9 @@
         </w:r>
       </w:hyperlink>
     </w:p>
-    <w:bookmarkEnd w:id="96"/>
-    <w:bookmarkEnd w:id="97"/>
-    <w:bookmarkStart w:id="107" w:name="chap-50"/>
+    <w:bookmarkEnd w:id="98"/>
+    <w:bookmarkEnd w:id="99"/>
+    <w:bookmarkStart w:id="109" w:name="chap-50"/>
     <w:p>
       <w:pPr>
         <w:pStyle w:val="Heading1"/>
@@ -13554,7 +13855,7 @@
         </w:pict>
       </w:r>
     </w:p>
-    <w:bookmarkStart w:id="99" w:name="X1180c4ba3eeff452492cb594ba7f0d29a1bc9a1"/>
+    <w:bookmarkStart w:id="101" w:name="X1180c4ba3eeff452492cb594ba7f0d29a1bc9a1"/>
     <w:p>
       <w:pPr>
         <w:pStyle w:val="Heading2"/>
@@ -13725,7 +14026,7 @@
       <w:r>
         <w:t xml:space="preserve"> </w:t>
       </w:r>
-      <w:hyperlink r:id="rId98">
+      <w:hyperlink r:id="rId100">
         <w:r>
           <w:rPr>
             <w:rStyle w:val="VerbatimChar"/>
@@ -13947,8 +14248,8 @@
         </w:pict>
       </w:r>
     </w:p>
-    <w:bookmarkEnd w:id="99"/>
-    <w:bookmarkStart w:id="101" w:name="X66da68a3ed3a6fe52149fa25a0c9e84b06993c7"/>
+    <w:bookmarkEnd w:id="101"/>
+    <w:bookmarkStart w:id="103" w:name="X66da68a3ed3a6fe52149fa25a0c9e84b06993c7"/>
     <w:p>
       <w:pPr>
         <w:pStyle w:val="Heading2"/>
@@ -14163,7 +14464,7 @@
         <w:t xml:space="preserve">request. Because health checks are silenced, the log is mostly real traffic and errors.</w:t>
       </w:r>
     </w:p>
-    <w:bookmarkStart w:id="100" w:name="turning-up-the-detail-temporarily"/>
+    <w:bookmarkStart w:id="102" w:name="turning-up-the-detail-temporarily"/>
     <w:p>
       <w:pPr>
         <w:pStyle w:val="Heading3"/>
@@ -14293,9 +14594,9 @@
         </w:pict>
       </w:r>
     </w:p>
-    <w:bookmarkEnd w:id="100"/>
-    <w:bookmarkEnd w:id="101"/>
-    <w:bookmarkStart w:id="102" w:name="Xdf1b14e8e37666a311fc27651751fc74a8a9e07"/>
+    <w:bookmarkEnd w:id="102"/>
+    <w:bookmarkEnd w:id="103"/>
+    <w:bookmarkStart w:id="104" w:name="Xdf1b14e8e37666a311fc27651751fc74a8a9e07"/>
     <w:p>
       <w:pPr>
         <w:pStyle w:val="Heading2"/>
@@ -14522,8 +14823,8 @@
         </w:pict>
       </w:r>
     </w:p>
-    <w:bookmarkEnd w:id="102"/>
-    <w:bookmarkStart w:id="104" w:name="Xf55cbeaaa9bd366fee64d2b1169e1983f600531"/>
+    <w:bookmarkEnd w:id="104"/>
+    <w:bookmarkStart w:id="106" w:name="Xf55cbeaaa9bd366fee64d2b1169e1983f600531"/>
     <w:p>
       <w:pPr>
         <w:pStyle w:val="Heading2"/>
@@ -14609,7 +14910,7 @@
       <w:r>
         <w:t xml:space="preserve"> </w:t>
       </w:r>
-      <w:hyperlink r:id="rId103">
+      <w:hyperlink r:id="rId105">
         <w:r>
           <w:rPr>
             <w:rStyle w:val="VerbatimChar"/>
@@ -14909,8 +15210,8 @@
         </w:pict>
       </w:r>
     </w:p>
-    <w:bookmarkEnd w:id="104"/>
-    <w:bookmarkStart w:id="105" w:name="Xc6c24256a33f7fc830ba097a97413c6dcc08fd3"/>
+    <w:bookmarkEnd w:id="106"/>
+    <w:bookmarkStart w:id="107" w:name="Xc6c24256a33f7fc830ba097a97413c6dcc08fd3"/>
     <w:p>
       <w:pPr>
         <w:pStyle w:val="Heading2"/>
@@ -15054,8 +15355,8 @@
         </w:pict>
       </w:r>
     </w:p>
-    <w:bookmarkEnd w:id="105"/>
-    <w:bookmarkStart w:id="106" w:name="X02f53e1bd5dec74d133cbb2d090cbd2805a45b9"/>
+    <w:bookmarkEnd w:id="107"/>
+    <w:bookmarkStart w:id="108" w:name="X02f53e1bd5dec74d133cbb2d090cbd2805a45b9"/>
     <w:p>
       <w:pPr>
         <w:pStyle w:val="Heading2"/>
@@ -15414,9 +15715,9 @@
         </w:r>
       </w:hyperlink>
     </w:p>
-    <w:bookmarkEnd w:id="106"/>
-    <w:bookmarkEnd w:id="107"/>
-    <w:bookmarkStart w:id="120" w:name="chap-60"/>
+    <w:bookmarkEnd w:id="108"/>
+    <w:bookmarkEnd w:id="109"/>
+    <w:bookmarkStart w:id="122" w:name="chap-60"/>
     <w:p>
       <w:pPr>
         <w:pStyle w:val="Heading1"/>
@@ -15474,7 +15775,7 @@
         </w:pict>
       </w:r>
     </w:p>
-    <w:bookmarkStart w:id="108" w:name="X2e49953d570d646755fa1a1e34a73efac08cc5f"/>
+    <w:bookmarkStart w:id="110" w:name="X2e49953d570d646755fa1a1e34a73efac08cc5f"/>
     <w:p>
       <w:pPr>
         <w:pStyle w:val="Heading2"/>
@@ -15710,8 +16011,8 @@
         </w:pict>
       </w:r>
     </w:p>
-    <w:bookmarkEnd w:id="108"/>
-    <w:bookmarkStart w:id="109" w:name="Xbca78df517dfeb4a475c85f2b30272e79b4c2ce"/>
+    <w:bookmarkEnd w:id="110"/>
+    <w:bookmarkStart w:id="111" w:name="Xbca78df517dfeb4a475c85f2b30272e79b4c2ce"/>
     <w:p>
       <w:pPr>
         <w:pStyle w:val="Heading2"/>
@@ -16134,8 +16435,8 @@
         </w:pict>
       </w:r>
     </w:p>
-    <w:bookmarkEnd w:id="109"/>
-    <w:bookmarkStart w:id="110" w:name="Xfc5dfa916ce4b662824612c6db538ea98f3963a"/>
+    <w:bookmarkEnd w:id="111"/>
+    <w:bookmarkStart w:id="112" w:name="Xfc5dfa916ce4b662824612c6db538ea98f3963a"/>
     <w:p>
       <w:pPr>
         <w:pStyle w:val="Heading2"/>
@@ -16437,8 +16738,8 @@
         </w:pict>
       </w:r>
     </w:p>
-    <w:bookmarkEnd w:id="110"/>
-    <w:bookmarkStart w:id="111" w:name="X8bc1a917809398ef8f5f2c21808601cdc0b4ad0"/>
+    <w:bookmarkEnd w:id="112"/>
+    <w:bookmarkStart w:id="113" w:name="X8bc1a917809398ef8f5f2c21808601cdc0b4ad0"/>
     <w:p>
       <w:pPr>
         <w:pStyle w:val="Heading2"/>
@@ -16685,8 +16986,8 @@
         </w:pict>
       </w:r>
     </w:p>
-    <w:bookmarkEnd w:id="111"/>
-    <w:bookmarkStart w:id="113" w:name="Xd3d5220f0f8df7b8fd1ccc0a5653367659d668b"/>
+    <w:bookmarkEnd w:id="113"/>
+    <w:bookmarkStart w:id="115" w:name="Xd3d5220f0f8df7b8fd1ccc0a5653367659d668b"/>
     <w:p>
       <w:pPr>
         <w:pStyle w:val="Heading2"/>
@@ -16753,7 +17054,7 @@
       <w:r>
         <w:t xml:space="preserve"> </w:t>
       </w:r>
-      <w:hyperlink r:id="rId112">
+      <w:hyperlink r:id="rId114">
         <w:r>
           <w:rPr>
             <w:rStyle w:val="VerbatimChar"/>
@@ -17072,8 +17373,8 @@
         </w:pict>
       </w:r>
     </w:p>
-    <w:bookmarkEnd w:id="113"/>
-    <w:bookmarkStart w:id="114" w:name="Xc6315cf0e8e21b8d73826f99530ab158fdbe7f2"/>
+    <w:bookmarkEnd w:id="115"/>
+    <w:bookmarkStart w:id="116" w:name="Xc6315cf0e8e21b8d73826f99530ab158fdbe7f2"/>
     <w:p>
       <w:pPr>
         <w:pStyle w:val="Heading2"/>
@@ -17316,8 +17617,8 @@
         </w:pict>
       </w:r>
     </w:p>
-    <w:bookmarkEnd w:id="114"/>
-    <w:bookmarkStart w:id="116" w:name="Xdaa609fc590682a586bebd1fb6eec08d61f7383"/>
+    <w:bookmarkEnd w:id="116"/>
+    <w:bookmarkStart w:id="118" w:name="Xdaa609fc590682a586bebd1fb6eec08d61f7383"/>
     <w:p>
       <w:pPr>
         <w:pStyle w:val="Heading2"/>
@@ -17400,7 +17701,7 @@
       <w:r>
         <w:t xml:space="preserve"> </w:t>
       </w:r>
-      <w:hyperlink r:id="rId115">
+      <w:hyperlink r:id="rId117">
         <w:r>
           <w:rPr>
             <w:rStyle w:val="VerbatimChar"/>
@@ -17631,8 +17932,8 @@
         </w:pict>
       </w:r>
     </w:p>
-    <w:bookmarkEnd w:id="116"/>
-    <w:bookmarkStart w:id="117" w:name="X5a1d7bfa093d514361ea8c8138f0e91d3e10d04"/>
+    <w:bookmarkEnd w:id="118"/>
+    <w:bookmarkStart w:id="119" w:name="X5a1d7bfa093d514361ea8c8138f0e91d3e10d04"/>
     <w:p>
       <w:pPr>
         <w:pStyle w:val="Heading2"/>
@@ -17800,8 +18101,8 @@
         </w:pict>
       </w:r>
     </w:p>
-    <w:bookmarkEnd w:id="117"/>
-    <w:bookmarkStart w:id="118" w:name="X98a92f9359d950f14170f9ed090568336ea6af8"/>
+    <w:bookmarkEnd w:id="119"/>
+    <w:bookmarkStart w:id="120" w:name="X98a92f9359d950f14170f9ed090568336ea6af8"/>
     <w:p>
       <w:pPr>
         <w:pStyle w:val="Heading2"/>
@@ -17954,8 +18255,8 @@
         </w:pict>
       </w:r>
     </w:p>
-    <w:bookmarkEnd w:id="118"/>
-    <w:bookmarkStart w:id="119" w:name="X6cd360ffbbdc6097fec701a106248e941589868"/>
+    <w:bookmarkEnd w:id="120"/>
+    <w:bookmarkStart w:id="121" w:name="X6cd360ffbbdc6097fec701a106248e941589868"/>
     <w:p>
       <w:pPr>
         <w:pStyle w:val="Heading2"/>
@@ -18108,8 +18409,8 @@
         </w:r>
       </w:hyperlink>
     </w:p>
-    <w:bookmarkEnd w:id="119"/>
-    <w:bookmarkEnd w:id="120"/>
+    <w:bookmarkEnd w:id="121"/>
+    <w:bookmarkEnd w:id="122"/>
     <w:sectPr>
       <w:footnotePr>
         <w:numRestart w:val="eachSect"/>

--- a/docs/Lady-Nelson-Sailings-Manual.docx
+++ b/docs/Lady-Nelson-Sailings-Manual.docx
@@ -2573,7 +2573,7 @@
         <w:rPr>
           <w:rStyle w:val="NormalTok"/>
         </w:rPr>
-        <w:t xml:space="preserve"> clone https://github.com/cipaterson/sailings.git</w:t>
+        <w:t xml:space="preserve"> clone https://github.com/USER/sailings.git</w:t>
       </w:r>
       <w:r>
         <w:br/>
@@ -3518,6 +3518,29 @@
       </w:pPr>
       <w:r>
         <w:t xml:space="preserve">2.3 Get the code</w:t>
+      </w:r>
+    </w:p>
+    <w:p>
+      <w:pPr>
+        <w:pStyle w:val="FirstParagraph"/>
+      </w:pPr>
+      <w:r>
+        <w:t xml:space="preserve">Get the code from GitHub. If you are a maintainer, you can replace</w:t>
+      </w:r>
+      <w:r>
+        <w:t xml:space="preserve"> </w:t>
+      </w:r>
+      <w:r>
+        <w:rPr>
+          <w:rStyle w:val="VerbatimChar"/>
+        </w:rPr>
+        <w:t xml:space="preserve">cipaterson</w:t>
+      </w:r>
+      <w:r>
+        <w:t xml:space="preserve"> </w:t>
+      </w:r>
+      <w:r>
+        <w:t xml:space="preserve">with your own username. If you are not, then you should fork the repository first into your own GitHub account, then clone your fork.</w:t>
       </w:r>
     </w:p>
     <w:p>
@@ -8066,7 +8089,7 @@
         <w:rPr>
           <w:rStyle w:val="VerbatimChar"/>
         </w:rPr>
-        <w:t xml:space="preserve">localhost:5555</w:t>
+        <w:t xml:space="preserve">localhost:5005</w:t>
       </w:r>
       <w:r>
         <w:t xml:space="preserve"> </w:t>
@@ -10503,7 +10526,7 @@
         <w:rPr>
           <w:rStyle w:val="VerbatimChar"/>
         </w:rPr>
-        <w:t xml:space="preserve">localhost:5555</w:t>
+        <w:t xml:space="preserve">localhost:5005</w:t>
       </w:r>
       <w:r>
         <w:t xml:space="preserve"> </w:t>
@@ -10704,7 +10727,7 @@
         <w:rPr>
           <w:rStyle w:val="NormalTok"/>
         </w:rPr>
-        <w:t xml:space="preserve">   localhost:5555/staging:8d98cb7ec1bdc3b2174ffe2f4e254618b4655c9c   3 hours ago    Up 3 hours</w:t>
+        <w:t xml:space="preserve">   localhost:5005/staging:8d98cb7ec1bdc3b2174ffe2f4e254618b4655c9c   3 hours ago    Up 3 hours</w:t>
       </w:r>
       <w:r>
         <w:br/>
@@ -10719,7 +10742,7 @@
         <w:rPr>
           <w:rStyle w:val="NormalTok"/>
         </w:rPr>
-        <w:t xml:space="preserve">   localhost:5555/staging:763a123ee82523ca12d32eb06ca35fa7c97e7677   3 hours ago    Exited </w:t>
+        <w:t xml:space="preserve">   localhost:5005/staging:763a123ee82523ca12d32eb06ca35fa7c97e7677   3 hours ago    Exited </w:t>
       </w:r>
       <w:r>
         <w:rPr>
@@ -12603,100 +12626,602 @@
         <w:t xml:space="preserve"> </w:t>
       </w:r>
       <w:r>
-        <w:t xml:space="preserve">destination, then runs the manual steps below for you. There is no switching</w:t>
-      </w:r>
-      <w:r>
-        <w:t xml:space="preserve"> </w:t>
-      </w:r>
-      <w:r>
-        <w:t xml:space="preserve">between workstation and container: the workstation drives Kamal, while the</w:t>
-      </w:r>
-      <w:r>
-        <w:t xml:space="preserve"> </w:t>
-      </w:r>
-      <w:r>
-        <w:t xml:space="preserve">in-container restore is done by</w:t>
-      </w:r>
-      <w:r>
-        <w:t xml:space="preserve"> </w:t>
-      </w:r>
-      <w:hyperlink r:id="rId93">
-        <w:r>
-          <w:rPr>
-            <w:rStyle w:val="VerbatimChar"/>
-          </w:rPr>
-          <w:t xml:space="preserve">bin/restore-primary-db</w:t>
-        </w:r>
-      </w:hyperlink>
-      <w:r>
+        <w:t xml:space="preserve">destination, then runs the manual steps below for you.</w:t>
+      </w:r>
+    </w:p>
+    <w:bookmarkStart w:id="93" w:name="restoring-to-a-point-in-time"/>
+    <w:p>
+      <w:pPr>
+        <w:pStyle w:val="Heading4"/>
+      </w:pPr>
+      <w:r>
+        <w:t xml:space="preserve">Restoring to a point in time</w:t>
+      </w:r>
+    </w:p>
+    <w:p>
+      <w:pPr>
+        <w:pStyle w:val="FirstParagraph"/>
+      </w:pPr>
+      <w:r>
+        <w:t xml:space="preserve">By default the restore uses the</w:t>
+      </w:r>
+      <w:r>
+        <w:t xml:space="preserve"> </w:t>
+      </w:r>
+      <w:r>
+        <w:rPr>
+          <w:b/>
+          <w:bCs/>
+        </w:rPr>
+        <w:t xml:space="preserve">latest</w:t>
+      </w:r>
+      <w:r>
+        <w:t xml:space="preserve"> </w:t>
+      </w:r>
+      <w:r>
+        <w:t xml:space="preserve">backup. To rewind to an earlier</w:t>
+      </w:r>
+      <w:r>
+        <w:t xml:space="preserve"> </w:t>
+      </w:r>
+      <w:r>
+        <w:t xml:space="preserve">moment instead (for example, just before a bad bulk edit), pass an RFC3339</w:t>
+      </w:r>
+      <w:r>
+        <w:t xml:space="preserve"> </w:t>
+      </w:r>
+      <w:r>
+        <w:t xml:space="preserve">timestamp as a second argument:</w:t>
+      </w:r>
+    </w:p>
+    <w:p>
+      <w:pPr>
+        <w:pStyle w:val="SourceCode"/>
+      </w:pPr>
+      <w:r>
+        <w:rPr>
+          <w:rStyle w:val="ExtensionTok"/>
+        </w:rPr>
+        <w:t xml:space="preserve">bin/kamal-restore</w:t>
+      </w:r>
+      <w:r>
+        <w:rPr>
+          <w:rStyle w:val="NormalTok"/>
+        </w:rPr>
+        <w:t xml:space="preserve"> </w:t>
+      </w:r>
+      <w:r>
+        <w:rPr>
+          <w:rStyle w:val="OperatorTok"/>
+        </w:rPr>
+        <w:t xml:space="preserve">&lt;</w:t>
+      </w:r>
+      <w:r>
+        <w:rPr>
+          <w:rStyle w:val="NormalTok"/>
+        </w:rPr>
+        <w:t xml:space="preserve">destination</w:t>
+      </w:r>
+      <w:r>
+        <w:rPr>
+          <w:rStyle w:val="OperatorTok"/>
+        </w:rPr>
+        <w:t xml:space="preserve">&gt;</w:t>
+      </w:r>
+      <w:r>
+        <w:rPr>
+          <w:rStyle w:val="NormalTok"/>
+        </w:rPr>
+        <w:t xml:space="preserve"> 2026-07-12T14:30:00Z</w:t>
+      </w:r>
+    </w:p>
+    <w:p>
+      <w:pPr>
+        <w:pStyle w:val="FirstParagraph"/>
+      </w:pPr>
+      <w:r>
+        <w:t xml:space="preserve">The timestamp must fall within the replica’s</w:t>
+      </w:r>
+      <w:r>
+        <w:t xml:space="preserve"> </w:t>
+      </w:r>
+      <w:r>
+        <w:rPr>
+          <w:b/>
+          <w:bCs/>
+        </w:rPr>
+        <w:t xml:space="preserve">retention</w:t>
+      </w:r>
+      <w:r>
+        <w:t xml:space="preserve"> </w:t>
+      </w:r>
+      <w:r>
+        <w:t xml:space="preserve">window</w:t>
+      </w:r>
+      <w:r>
+        <w:t xml:space="preserve"> </w:t>
+      </w:r>
+      <w:r>
+        <w:t xml:space="preserve">(</w:t>
+      </w:r>
+      <w:r>
+        <w:rPr>
+          <w:rStyle w:val="VerbatimChar"/>
+        </w:rPr>
+        <w:t xml:space="preserve">config/litestream.yml</w:t>
+      </w:r>
+      <w:r>
+        <w:t xml:space="preserve">, currently</w:t>
+      </w:r>
+      <w:r>
+        <w:t xml:space="preserve"> </w:t>
+      </w:r>
+      <w:r>
+        <w:rPr>
+          <w:rStyle w:val="VerbatimChar"/>
+        </w:rPr>
+        <w:t xml:space="preserve">720h</w:t>
+      </w:r>
+      <w:r>
+        <w:t xml:space="preserve"> </w:t>
+      </w:r>
+      <w:r>
+        <w:t xml:space="preserve">= 30 days) and within an available</w:t>
+      </w:r>
+      <w:r>
+        <w:t xml:space="preserve"> </w:t>
+      </w:r>
+      <w:r>
+        <w:t xml:space="preserve">generation, or the restore fails. Litestream restores the most recent snapshot</w:t>
+      </w:r>
+      <w:r>
+        <w:t xml:space="preserve"> </w:t>
+      </w:r>
+      <w:r>
+        <w:t xml:space="preserve">taken</w:t>
+      </w:r>
+      <w:r>
+        <w:t xml:space="preserve"> </w:t>
+      </w:r>
+      <w:r>
+        <w:rPr>
+          <w:i/>
+          <w:iCs/>
+        </w:rPr>
+        <w:t xml:space="preserve">before</w:t>
+      </w:r>
+      <w:r>
+        <w:t xml:space="preserve"> </w:t>
+      </w:r>
+      <w:r>
+        <w:t xml:space="preserve">the timestamp and replays the WAL up to that point. You can see</w:t>
+      </w:r>
+      <w:r>
+        <w:t xml:space="preserve"> </w:t>
+      </w:r>
+      <w:r>
+        <w:t xml:space="preserve">what is available to restore to with:</w:t>
+      </w:r>
+    </w:p>
+    <w:p>
+      <w:pPr>
+        <w:pStyle w:val="SourceCode"/>
+      </w:pPr>
+      <w:r>
+        <w:rPr>
+          <w:rStyle w:val="ExtensionTok"/>
+        </w:rPr>
+        <w:t xml:space="preserve">bin/kamal</w:t>
+      </w:r>
+      <w:r>
+        <w:rPr>
+          <w:rStyle w:val="NormalTok"/>
+        </w:rPr>
+        <w:t xml:space="preserve"> app exec </w:t>
+      </w:r>
+      <w:r>
+        <w:rPr>
+          <w:rStyle w:val="AttributeTok"/>
+        </w:rPr>
+        <w:t xml:space="preserve">-d</w:t>
+      </w:r>
+      <w:r>
+        <w:rPr>
+          <w:rStyle w:val="NormalTok"/>
+        </w:rPr>
+        <w:t xml:space="preserve"> </w:t>
+      </w:r>
+      <w:r>
+        <w:rPr>
+          <w:rStyle w:val="OperatorTok"/>
+        </w:rPr>
+        <w:t xml:space="preserve">&lt;</w:t>
+      </w:r>
+      <w:r>
+        <w:rPr>
+          <w:rStyle w:val="NormalTok"/>
+        </w:rPr>
+        <w:t xml:space="preserve">destination</w:t>
+      </w:r>
+      <w:r>
+        <w:rPr>
+          <w:rStyle w:val="OperatorTok"/>
+        </w:rPr>
+        <w:t xml:space="preserve">&gt;</w:t>
+      </w:r>
+      <w:r>
+        <w:rPr>
+          <w:rStyle w:val="NormalTok"/>
+        </w:rPr>
+        <w:t xml:space="preserve"> </w:t>
+      </w:r>
+      <w:r>
+        <w:rPr>
+          <w:rStyle w:val="StringTok"/>
+        </w:rPr>
+        <w:t xml:space="preserve">"bin/rails litestream:snapshots -- --database=/data/production.sqlite3"</w:t>
+      </w:r>
+      <w:r>
+        <w:br/>
+      </w:r>
+      <w:r>
+        <w:rPr>
+          <w:rStyle w:val="ExtensionTok"/>
+        </w:rPr>
+        <w:t xml:space="preserve">bin/kamal</w:t>
+      </w:r>
+      <w:r>
+        <w:rPr>
+          <w:rStyle w:val="NormalTok"/>
+        </w:rPr>
+        <w:t xml:space="preserve"> app exec </w:t>
+      </w:r>
+      <w:r>
+        <w:rPr>
+          <w:rStyle w:val="AttributeTok"/>
+        </w:rPr>
+        <w:t xml:space="preserve">-d</w:t>
+      </w:r>
+      <w:r>
+        <w:rPr>
+          <w:rStyle w:val="NormalTok"/>
+        </w:rPr>
+        <w:t xml:space="preserve"> </w:t>
+      </w:r>
+      <w:r>
+        <w:rPr>
+          <w:rStyle w:val="OperatorTok"/>
+        </w:rPr>
+        <w:t xml:space="preserve">&lt;</w:t>
+      </w:r>
+      <w:r>
+        <w:rPr>
+          <w:rStyle w:val="NormalTok"/>
+        </w:rPr>
+        <w:t xml:space="preserve">destination</w:t>
+      </w:r>
+      <w:r>
+        <w:rPr>
+          <w:rStyle w:val="OperatorTok"/>
+        </w:rPr>
+        <w:t xml:space="preserve">&gt;</w:t>
+      </w:r>
+      <w:r>
+        <w:rPr>
+          <w:rStyle w:val="NormalTok"/>
+        </w:rPr>
+        <w:t xml:space="preserve"> </w:t>
+      </w:r>
+      <w:r>
+        <w:rPr>
+          <w:rStyle w:val="StringTok"/>
+        </w:rPr>
+        <w:t xml:space="preserve">"bin/rails litestream:generations -- --database=/data/production.sqlite3"</w:t>
+      </w:r>
+      <w:r>
+        <w:br/>
+      </w:r>
+      <w:r>
+        <w:rPr>
+          <w:rStyle w:val="KeywordTok"/>
+        </w:rPr>
+        <w:t xml:space="preserve">```</w:t>
+      </w:r>
+      <w:r>
+        <w:rPr>
+          <w:rStyle w:val="NormalTok"/>
+        </w:rPr>
+        <w:t xml:space="preserve"> </w:t>
+      </w:r>
+      <w:r>
+        <w:rPr>
+          <w:rStyle w:val="ExtensionTok"/>
+        </w:rPr>
+        <w:t xml:space="preserve">There</w:t>
+      </w:r>
+      <w:r>
+        <w:rPr>
+          <w:rStyle w:val="NormalTok"/>
+        </w:rPr>
+        <w:t xml:space="preserve"> is no switching</w:t>
+      </w:r>
+      <w:r>
+        <w:br/>
+      </w:r>
+      <w:r>
+        <w:rPr>
+          <w:rStyle w:val="ExtensionTok"/>
+        </w:rPr>
+        <w:t xml:space="preserve">between</w:t>
+      </w:r>
+      <w:r>
+        <w:rPr>
+          <w:rStyle w:val="NormalTok"/>
+        </w:rPr>
+        <w:t xml:space="preserve"> workstation and container: the workstation drives Kamal, while the</w:t>
+      </w:r>
+      <w:r>
+        <w:br/>
+      </w:r>
+      <w:r>
+        <w:rPr>
+          <w:rStyle w:val="ExtensionTok"/>
+        </w:rPr>
+        <w:t xml:space="preserve">in-container</w:t>
+      </w:r>
+      <w:r>
+        <w:rPr>
+          <w:rStyle w:val="NormalTok"/>
+        </w:rPr>
+        <w:t xml:space="preserve"> restore is done by </w:t>
+      </w:r>
+      <w:r>
+        <w:rPr>
+          <w:rStyle w:val="PreprocessorTok"/>
+        </w:rPr>
+        <w:t xml:space="preserve">[</w:t>
+      </w:r>
+      <w:r>
+        <w:rPr>
+          <w:rStyle w:val="SpecialStringTok"/>
+        </w:rPr>
+        <w:t xml:space="preserve">`bin/restore</w:t>
+      </w:r>
+      <w:r>
+        <w:rPr>
+          <w:rStyle w:val="PreprocessorTok"/>
+        </w:rPr>
+        <w:t xml:space="preserve">-</w:t>
+      </w:r>
+      <w:r>
+        <w:rPr>
+          <w:rStyle w:val="SpecialStringTok"/>
+        </w:rPr>
+        <w:t xml:space="preserve">primary</w:t>
+      </w:r>
+      <w:r>
+        <w:rPr>
+          <w:rStyle w:val="PreprocessorTok"/>
+        </w:rPr>
+        <w:t xml:space="preserve">-</w:t>
+      </w:r>
+      <w:r>
+        <w:rPr>
+          <w:rStyle w:val="SpecialStringTok"/>
+        </w:rPr>
+        <w:t xml:space="preserve">db`</w:t>
+      </w:r>
+      <w:r>
+        <w:rPr>
+          <w:rStyle w:val="PreprocessorTok"/>
+        </w:rPr>
+        <w:t xml:space="preserve">]</w:t>
+      </w:r>
+      <w:r>
+        <w:rPr>
+          <w:rStyle w:val="ErrorTok"/>
+        </w:rPr>
+        <w:t xml:space="preserve">(</w:t>
+      </w:r>
+      <w:r>
+        <w:rPr>
+          <w:rStyle w:val="ExtensionTok"/>
+        </w:rPr>
+        <w:t xml:space="preserve">https://github.com/cipaterson/sailings/blob/main/bin/restore-primary-db</w:t>
+      </w:r>
+      <w:r>
+        <w:rPr>
+          <w:rStyle w:val="KeywordTok"/>
+        </w:rPr>
+        <w:t xml:space="preserve">)</w:t>
+      </w:r>
+      <w:r>
+        <w:rPr>
+          <w:rStyle w:val="ExtensionTok"/>
+        </w:rPr>
         <w:t xml:space="preserve">,</w:t>
       </w:r>
       <w:r>
-        <w:t xml:space="preserve"> </w:t>
-      </w:r>
-      <w:r>
-        <w:t xml:space="preserve">which ships inside the image and already carries the credentials it needs. If the</w:t>
-      </w:r>
-      <w:r>
-        <w:t xml:space="preserve"> </w:t>
-      </w:r>
-      <w:r>
-        <w:t xml:space="preserve">restore step fails, the wrapper leaves the app stopped and preserves the old</w:t>
-      </w:r>
-      <w:r>
-        <w:t xml:space="preserve"> </w:t>
-      </w:r>
-      <w:r>
-        <w:t xml:space="preserve">database as</w:t>
-      </w:r>
-      <w:r>
-        <w:t xml:space="preserve"> </w:t>
-      </w:r>
-      <w:r>
-        <w:rPr>
-          <w:rStyle w:val="VerbatimChar"/>
-        </w:rPr>
-        <w:t xml:space="preserve">*.bak-&lt;timestamp&gt;</w:t>
-      </w:r>
-      <w:r>
-        <w:t xml:space="preserve"> </w:t>
-      </w:r>
-      <w:r>
-        <w:t xml:space="preserve">so you can investigate before booting.</w:t>
-      </w:r>
-    </w:p>
-    <w:p>
-      <w:pPr>
-        <w:pStyle w:val="BodyText"/>
-      </w:pPr>
-      <w:r>
-        <w:rPr>
-          <w:b/>
-          <w:bCs/>
-        </w:rPr>
-        <w:t xml:space="preserve">Restoring onto a new server?</w:t>
-      </w:r>
-      <w:r>
-        <w:t xml:space="preserve"> </w:t>
-      </w:r>
-      <w:r>
-        <w:t xml:space="preserve">Deploy first so the image and environment exist,</w:t>
-      </w:r>
-      <w:r>
-        <w:t xml:space="preserve"> </w:t>
-      </w:r>
-      <w:r>
-        <w:t xml:space="preserve">then restore:</w:t>
-      </w:r>
-    </w:p>
-    <w:p>
-      <w:pPr>
-        <w:pStyle w:val="SourceCode"/>
-      </w:pPr>
+        <w:br/>
+      </w:r>
+      <w:r>
+        <w:rPr>
+          <w:rStyle w:val="FunctionTok"/>
+        </w:rPr>
+        <w:t xml:space="preserve">which</w:t>
+      </w:r>
+      <w:r>
+        <w:rPr>
+          <w:rStyle w:val="NormalTok"/>
+        </w:rPr>
+        <w:t xml:space="preserve"> ships inside the image and already carries the credentials it needs. If the</w:t>
+      </w:r>
+      <w:r>
+        <w:br/>
+      </w:r>
       <w:r>
         <w:rPr>
           <w:rStyle w:val="ExtensionTok"/>
         </w:rPr>
+        <w:t xml:space="preserve">restore</w:t>
+      </w:r>
+      <w:r>
+        <w:rPr>
+          <w:rStyle w:val="NormalTok"/>
+        </w:rPr>
+        <w:t xml:space="preserve"> step fails, the wrapper leaves the app stopped and preserves the old</w:t>
+      </w:r>
+      <w:r>
+        <w:br/>
+      </w:r>
+      <w:r>
+        <w:rPr>
+          <w:rStyle w:val="ExtensionTok"/>
+        </w:rPr>
+        <w:t xml:space="preserve">database</w:t>
+      </w:r>
+      <w:r>
+        <w:rPr>
+          <w:rStyle w:val="NormalTok"/>
+        </w:rPr>
+        <w:t xml:space="preserve"> as </w:t>
+      </w:r>
+      <w:r>
+        <w:rPr>
+          <w:rStyle w:val="KeywordTok"/>
+        </w:rPr>
+        <w:t xml:space="preserve">`</w:t>
+      </w:r>
+      <w:r>
+        <w:rPr>
+          <w:rStyle w:val="PreprocessorTok"/>
+        </w:rPr>
+        <w:t xml:space="preserve">*</w:t>
+      </w:r>
+      <w:r>
+        <w:rPr>
+          <w:rStyle w:val="NormalTok"/>
+        </w:rPr>
+        <w:t xml:space="preserve">.bak-</w:t>
+      </w:r>
+      <w:r>
+        <w:rPr>
+          <w:rStyle w:val="OperatorTok"/>
+        </w:rPr>
+        <w:t xml:space="preserve">&lt;</w:t>
+      </w:r>
+      <w:r>
+        <w:rPr>
+          <w:rStyle w:val="NormalTok"/>
+        </w:rPr>
+        <w:t xml:space="preserve">timestamp</w:t>
+      </w:r>
+      <w:r>
+        <w:rPr>
+          <w:rStyle w:val="OperatorTok"/>
+        </w:rPr>
+        <w:t xml:space="preserve">&gt;</w:t>
+      </w:r>
+      <w:r>
+        <w:rPr>
+          <w:rStyle w:val="KeywordTok"/>
+        </w:rPr>
+        <w:t xml:space="preserve">`</w:t>
+      </w:r>
+      <w:r>
+        <w:rPr>
+          <w:rStyle w:val="NormalTok"/>
+        </w:rPr>
+        <w:t xml:space="preserve"> </w:t>
+      </w:r>
+      <w:r>
+        <w:rPr>
+          <w:rStyle w:val="ExtensionTok"/>
+        </w:rPr>
+        <w:t xml:space="preserve">so</w:t>
+      </w:r>
+      <w:r>
+        <w:rPr>
+          <w:rStyle w:val="NormalTok"/>
+        </w:rPr>
+        <w:t xml:space="preserve"> you can investigate before booting.</w:t>
+      </w:r>
+      <w:r>
+        <w:br/>
+      </w:r>
+      <w:r>
+        <w:br/>
+      </w:r>
+      <w:r>
+        <w:rPr>
+          <w:rStyle w:val="ExtensionTok"/>
+        </w:rPr>
+        <w:t xml:space="preserve">**Restoring</w:t>
+      </w:r>
+      <w:r>
+        <w:rPr>
+          <w:rStyle w:val="NormalTok"/>
+        </w:rPr>
+        <w:t xml:space="preserve"> onto a new server</w:t>
+      </w:r>
+      <w:r>
+        <w:rPr>
+          <w:rStyle w:val="PreprocessorTok"/>
+        </w:rPr>
+        <w:t xml:space="preserve">?**</w:t>
+      </w:r>
+      <w:r>
+        <w:rPr>
+          <w:rStyle w:val="NormalTok"/>
+        </w:rPr>
+        <w:t xml:space="preserve"> Deploy first so the image and environment exist,</w:t>
+      </w:r>
+      <w:r>
+        <w:br/>
+      </w:r>
+      <w:r>
+        <w:rPr>
+          <w:rStyle w:val="ControlFlowTok"/>
+        </w:rPr>
+        <w:t xml:space="preserve">then</w:t>
+      </w:r>
+      <w:r>
+        <w:rPr>
+          <w:rStyle w:val="NormalTok"/>
+        </w:rPr>
+        <w:t xml:space="preserve"> </w:t>
+      </w:r>
+      <w:r>
+        <w:rPr>
+          <w:rStyle w:val="ExtensionTok"/>
+        </w:rPr>
+        <w:t xml:space="preserve">restore:</w:t>
+      </w:r>
+      <w:r>
+        <w:br/>
+      </w:r>
+      <w:r>
+        <w:br/>
+      </w:r>
+      <w:r>
+        <w:rPr>
+          <w:rStyle w:val="KeywordTok"/>
+        </w:rPr>
+        <w:t xml:space="preserve">```</w:t>
+      </w:r>
+      <w:r>
+        <w:rPr>
+          <w:rStyle w:val="NormalTok"/>
+        </w:rPr>
+        <w:t xml:space="preserve">bash</w:t>
+      </w:r>
+      <w:r>
+        <w:br/>
+      </w:r>
+      <w:r>
+        <w:rPr>
+          <w:rStyle w:val="ExtensionTok"/>
+        </w:rPr>
         <w:t xml:space="preserve">bin/kamal</w:t>
       </w:r>
       <w:r>
@@ -12793,6 +13318,7 @@
         <w:t xml:space="preserve"># replace it with the backup</w:t>
       </w:r>
     </w:p>
+    <w:bookmarkEnd w:id="93"/>
     <w:bookmarkEnd w:id="94"/>
     <w:bookmarkStart w:id="95" w:name="X940c024996d51a21de9ff9f27681c1873dfba45"/>
     <w:p>
@@ -12817,7 +13343,17 @@
         <w:t xml:space="preserve"> </w:t>
       </w:r>
       <w:r>
-        <w:t xml:space="preserve">automates exactly the steps below; follow them by hand only</w:t>
+        <w:t xml:space="preserve">automates exactly the steps below; follow them by hand</w:t>
+      </w:r>
+      <w:r>
+        <w:t xml:space="preserve"> </w:t>
+      </w:r>
+      <w:r>
+        <w:rPr>
+          <w:b/>
+          <w:bCs/>
+        </w:rPr>
+        <w:t xml:space="preserve">only</w:t>
       </w:r>
       <w:r>
         <w:t xml:space="preserve"> </w:t>
@@ -13345,6 +13881,123 @@
       </w:r>
       <w:r>
         <w:t xml:space="preserve">Litestream finds the location of the replica).</w:t>
+      </w:r>
+    </w:p>
+    <w:p>
+      <w:pPr>
+        <w:numPr>
+          <w:ilvl w:val="0"/>
+          <w:numId w:val="1000"/>
+        </w:numPr>
+      </w:pPr>
+      <w:r>
+        <w:t xml:space="preserve">To restore to a</w:t>
+      </w:r>
+      <w:r>
+        <w:t xml:space="preserve"> </w:t>
+      </w:r>
+      <w:r>
+        <w:rPr>
+          <w:b/>
+          <w:bCs/>
+        </w:rPr>
+        <w:t xml:space="preserve">point in time</w:t>
+      </w:r>
+      <w:r>
+        <w:t xml:space="preserve"> </w:t>
+      </w:r>
+      <w:r>
+        <w:t xml:space="preserve">rather than the latest backup, append an</w:t>
+      </w:r>
+      <w:r>
+        <w:t xml:space="preserve"> </w:t>
+      </w:r>
+      <w:r>
+        <w:t xml:space="preserve">RFC3339</w:t>
+      </w:r>
+      <w:r>
+        <w:t xml:space="preserve"> </w:t>
+      </w:r>
+      <w:r>
+        <w:rPr>
+          <w:rStyle w:val="VerbatimChar"/>
+        </w:rPr>
+        <w:t xml:space="preserve">-timestamp</w:t>
+      </w:r>
+      <w:r>
+        <w:t xml:space="preserve"> </w:t>
+      </w:r>
+      <w:r>
+        <w:t xml:space="preserve">(within the retention window):</w:t>
+      </w:r>
+    </w:p>
+    <w:p>
+      <w:pPr>
+        <w:pStyle w:val="SourceCode"/>
+        <w:numPr>
+          <w:ilvl w:val="0"/>
+          <w:numId w:val="1000"/>
+        </w:numPr>
+      </w:pPr>
+      <w:r>
+        <w:rPr>
+          <w:rStyle w:val="ExtensionTok"/>
+        </w:rPr>
+        <w:t xml:space="preserve">bin/rails</w:t>
+      </w:r>
+      <w:r>
+        <w:rPr>
+          <w:rStyle w:val="NormalTok"/>
+        </w:rPr>
+        <w:t xml:space="preserve"> litestream:restore </w:t>
+      </w:r>
+      <w:r>
+        <w:rPr>
+          <w:rStyle w:val="AttributeTok"/>
+        </w:rPr>
+        <w:t xml:space="preserve">--</w:t>
+      </w:r>
+      <w:r>
+        <w:rPr>
+          <w:rStyle w:val="NormalTok"/>
+        </w:rPr>
+        <w:t xml:space="preserve"> </w:t>
+      </w:r>
+      <w:r>
+        <w:rPr>
+          <w:rStyle w:val="AttributeTok"/>
+        </w:rPr>
+        <w:t xml:space="preserve">--database</w:t>
+      </w:r>
+      <w:r>
+        <w:rPr>
+          <w:rStyle w:val="OperatorTok"/>
+        </w:rPr>
+        <w:t xml:space="preserve">=</w:t>
+      </w:r>
+      <w:r>
+        <w:rPr>
+          <w:rStyle w:val="NormalTok"/>
+        </w:rPr>
+        <w:t xml:space="preserve">/data/production.sqlite3 </w:t>
+      </w:r>
+      <w:r>
+        <w:rPr>
+          <w:rStyle w:val="AttributeTok"/>
+        </w:rPr>
+        <w:t xml:space="preserve">-timestamp</w:t>
+      </w:r>
+      <w:r>
+        <w:rPr>
+          <w:rStyle w:val="OperatorTok"/>
+        </w:rPr>
+        <w:t xml:space="preserve">=</w:t>
+      </w:r>
+      <w:r>
+        <w:rPr>
+          <w:rStyle w:val="NormalTok"/>
+        </w:rPr>
+        <w:t xml:space="preserve">2026-07-12T14:30:00Z</w:t>
       </w:r>
     </w:p>
     <w:p>
@@ -16545,7 +17198,7 @@
         <w:rPr>
           <w:rStyle w:val="VerbatimChar"/>
         </w:rPr>
-        <w:t xml:space="preserve">localhost:5555</w:t>
+        <w:t xml:space="preserve">localhost:5005</w:t>
       </w:r>
       <w:r>
         <w:t xml:space="preserve">; if it is unreachable the push fails. Ensure the local registry is running</w:t>
